--- a/docs/Material didáctico/DAM Plantilla memoria escrita.docx
+++ b/docs/Material didáctico/DAM Plantilla memoria escrita.docx
@@ -372,7 +372,7 @@
           <w:r>
             <w:fldChar w:fldCharType="separate"/>
           </w:r>
-          <w:hyperlink w:anchor="_Toc159224213" w:history="1">
+          <w:hyperlink w:anchor="_Toc241172025" w:history="1">
             <w:r>
               <w:rPr>
                 <w:rStyle w:val="Hipervnculo"/>
@@ -417,7 +417,7 @@
                 <w:noProof/>
                 <w:webHidden/>
               </w:rPr>
-              <w:instrText xml:space="preserve"> PAGEREF _Toc159224213 \h </w:instrText>
+              <w:instrText xml:space="preserve"> PAGEREF _Toc241172025 \h </w:instrText>
             </w:r>
             <w:r>
               <w:rPr>
@@ -464,7 +464,7 @@
               <w14:ligatures w14:val="standardContextual"/>
             </w:rPr>
           </w:pPr>
-          <w:hyperlink w:anchor="_Toc159224214" w:history="1">
+          <w:hyperlink w:anchor="_Toc241172026" w:history="1">
             <w:r>
               <w:rPr>
                 <w:rStyle w:val="Hipervnculo"/>
@@ -509,7 +509,7 @@
                 <w:noProof/>
                 <w:webHidden/>
               </w:rPr>
-              <w:instrText xml:space="preserve"> PAGEREF _Toc159224214 \h </w:instrText>
+              <w:instrText xml:space="preserve"> PAGEREF _Toc241172026 \h </w:instrText>
             </w:r>
             <w:r>
               <w:rPr>
@@ -556,7 +556,7 @@
               <w14:ligatures w14:val="standardContextual"/>
             </w:rPr>
           </w:pPr>
-          <w:hyperlink w:anchor="_Toc159224215" w:history="1">
+          <w:hyperlink w:anchor="_Toc241172027" w:history="1">
             <w:r>
               <w:rPr>
                 <w:rStyle w:val="Hipervnculo"/>
@@ -601,7 +601,7 @@
                 <w:noProof/>
                 <w:webHidden/>
               </w:rPr>
-              <w:instrText xml:space="preserve"> PAGEREF _Toc159224215 \h </w:instrText>
+              <w:instrText xml:space="preserve"> PAGEREF _Toc241172027 \h </w:instrText>
             </w:r>
             <w:r>
               <w:rPr>
@@ -648,7 +648,7 @@
               <w14:ligatures w14:val="standardContextual"/>
             </w:rPr>
           </w:pPr>
-          <w:hyperlink w:anchor="_Toc159224216" w:history="1">
+          <w:hyperlink w:anchor="_Toc241172028" w:history="1">
             <w:r>
               <w:rPr>
                 <w:rStyle w:val="Hipervnculo"/>
@@ -693,7 +693,7 @@
                 <w:noProof/>
                 <w:webHidden/>
               </w:rPr>
-              <w:instrText xml:space="preserve"> PAGEREF _Toc159224216 \h </w:instrText>
+              <w:instrText xml:space="preserve"> PAGEREF _Toc241172028 \h </w:instrText>
             </w:r>
             <w:r>
               <w:rPr>
@@ -740,7 +740,7 @@
               <w14:ligatures w14:val="standardContextual"/>
             </w:rPr>
           </w:pPr>
-          <w:hyperlink w:anchor="_Toc159224217" w:history="1">
+          <w:hyperlink w:anchor="_Toc241172029" w:history="1">
             <w:r>
               <w:rPr>
                 <w:rStyle w:val="Hipervnculo"/>
@@ -785,7 +785,7 @@
                 <w:noProof/>
                 <w:webHidden/>
               </w:rPr>
-              <w:instrText xml:space="preserve"> PAGEREF _Toc159224217 \h </w:instrText>
+              <w:instrText xml:space="preserve"> PAGEREF _Toc241172029 \h </w:instrText>
             </w:r>
             <w:r>
               <w:rPr>
@@ -805,7 +805,7 @@
                 <w:noProof/>
                 <w:webHidden/>
               </w:rPr>
-              <w:t>4</w:t>
+              <w:t>5</w:t>
             </w:r>
             <w:r>
               <w:rPr>
@@ -832,7 +832,7 @@
               <w14:ligatures w14:val="standardContextual"/>
             </w:rPr>
           </w:pPr>
-          <w:hyperlink w:anchor="_Toc159224218" w:history="1">
+          <w:hyperlink w:anchor="_Toc241172030" w:history="1">
             <w:r>
               <w:rPr>
                 <w:rStyle w:val="Hipervnculo"/>
@@ -877,7 +877,7 @@
                 <w:noProof/>
                 <w:webHidden/>
               </w:rPr>
-              <w:instrText xml:space="preserve"> PAGEREF _Toc159224218 \h </w:instrText>
+              <w:instrText xml:space="preserve"> PAGEREF _Toc241172030 \h </w:instrText>
             </w:r>
             <w:r>
               <w:rPr>
@@ -897,7 +897,7 @@
                 <w:noProof/>
                 <w:webHidden/>
               </w:rPr>
-              <w:t>5</w:t>
+              <w:t>6</w:t>
             </w:r>
             <w:r>
               <w:rPr>
@@ -924,7 +924,7 @@
               <w14:ligatures w14:val="standardContextual"/>
             </w:rPr>
           </w:pPr>
-          <w:hyperlink w:anchor="_Toc159224219" w:history="1">
+          <w:hyperlink w:anchor="_Toc241172031" w:history="1">
             <w:r>
               <w:rPr>
                 <w:rStyle w:val="Hipervnculo"/>
@@ -948,7 +948,21 @@
                 <w:rStyle w:val="Hipervnculo"/>
                 <w:noProof/>
               </w:rPr>
-              <w:t>Tecnologías y herramientas utilizadas en el proyecto</w:t>
+              <w:t>Tecn</w:t>
+            </w:r>
+            <w:r>
+              <w:rPr>
+                <w:rStyle w:val="Hipervnculo"/>
+                <w:noProof/>
+              </w:rPr>
+              <w:t>o</w:t>
+            </w:r>
+            <w:r>
+              <w:rPr>
+                <w:rStyle w:val="Hipervnculo"/>
+                <w:noProof/>
+              </w:rPr>
+              <w:t>logías y herramientas utilizadas en el proyecto</w:t>
             </w:r>
             <w:r>
               <w:rPr>
@@ -969,7 +983,7 @@
                 <w:noProof/>
                 <w:webHidden/>
               </w:rPr>
-              <w:instrText xml:space="preserve"> PAGEREF _Toc159224219 \h </w:instrText>
+              <w:instrText xml:space="preserve"> PAGEREF _Toc241172031 \h </w:instrText>
             </w:r>
             <w:r>
               <w:rPr>
@@ -989,7 +1003,7 @@
                 <w:noProof/>
                 <w:webHidden/>
               </w:rPr>
-              <w:t>6</w:t>
+              <w:t>7</w:t>
             </w:r>
             <w:r>
               <w:rPr>
@@ -1016,7 +1030,7 @@
               <w14:ligatures w14:val="standardContextual"/>
             </w:rPr>
           </w:pPr>
-          <w:hyperlink w:anchor="_Toc159224220" w:history="1">
+          <w:hyperlink w:anchor="_Toc241172032" w:history="1">
             <w:r>
               <w:rPr>
                 <w:rStyle w:val="Hipervnculo"/>
@@ -1061,7 +1075,7 @@
                 <w:noProof/>
                 <w:webHidden/>
               </w:rPr>
-              <w:instrText xml:space="preserve"> PAGEREF _Toc159224220 \h </w:instrText>
+              <w:instrText xml:space="preserve"> PAGEREF _Toc241172032 \h </w:instrText>
             </w:r>
             <w:r>
               <w:rPr>
@@ -1081,7 +1095,7 @@
                 <w:noProof/>
                 <w:webHidden/>
               </w:rPr>
-              <w:t>7</w:t>
+              <w:t>8</w:t>
             </w:r>
             <w:r>
               <w:rPr>
@@ -1108,7 +1122,7 @@
               <w14:ligatures w14:val="standardContextual"/>
             </w:rPr>
           </w:pPr>
-          <w:hyperlink w:anchor="_Toc159224221" w:history="1">
+          <w:hyperlink w:anchor="_Toc241172033" w:history="1">
             <w:r>
               <w:rPr>
                 <w:rStyle w:val="Hipervnculo"/>
@@ -1153,7 +1167,7 @@
                 <w:noProof/>
                 <w:webHidden/>
               </w:rPr>
-              <w:instrText xml:space="preserve"> PAGEREF _Toc159224221 \h </w:instrText>
+              <w:instrText xml:space="preserve"> PAGEREF _Toc241172033 \h </w:instrText>
             </w:r>
             <w:r>
               <w:rPr>
@@ -1173,7 +1187,7 @@
                 <w:noProof/>
                 <w:webHidden/>
               </w:rPr>
-              <w:t>8</w:t>
+              <w:t>9</w:t>
             </w:r>
             <w:r>
               <w:rPr>
@@ -1200,7 +1214,7 @@
               <w14:ligatures w14:val="standardContextual"/>
             </w:rPr>
           </w:pPr>
-          <w:hyperlink w:anchor="_Toc159224222" w:history="1">
+          <w:hyperlink w:anchor="_Toc241172034" w:history="1">
             <w:r>
               <w:rPr>
                 <w:rStyle w:val="Hipervnculo"/>
@@ -1245,7 +1259,7 @@
                 <w:noProof/>
                 <w:webHidden/>
               </w:rPr>
-              <w:instrText xml:space="preserve"> PAGEREF _Toc159224222 \h </w:instrText>
+              <w:instrText xml:space="preserve"> PAGEREF _Toc241172034 \h </w:instrText>
             </w:r>
             <w:r>
               <w:rPr>
@@ -1265,7 +1279,7 @@
                 <w:noProof/>
                 <w:webHidden/>
               </w:rPr>
-              <w:t>9</w:t>
+              <w:t>10</w:t>
             </w:r>
             <w:r>
               <w:rPr>
@@ -1292,7 +1306,7 @@
               <w14:ligatures w14:val="standardContextual"/>
             </w:rPr>
           </w:pPr>
-          <w:hyperlink w:anchor="_Toc159224223" w:history="1">
+          <w:hyperlink w:anchor="_Toc241172035" w:history="1">
             <w:r>
               <w:rPr>
                 <w:rStyle w:val="Hipervnculo"/>
@@ -1337,7 +1351,7 @@
                 <w:noProof/>
                 <w:webHidden/>
               </w:rPr>
-              <w:instrText xml:space="preserve"> PAGEREF _Toc159224223 \h </w:instrText>
+              <w:instrText xml:space="preserve"> PAGEREF _Toc241172035 \h </w:instrText>
             </w:r>
             <w:r>
               <w:rPr>
@@ -1357,7 +1371,7 @@
                 <w:noProof/>
                 <w:webHidden/>
               </w:rPr>
-              <w:t>10</w:t>
+              <w:t>11</w:t>
             </w:r>
             <w:r>
               <w:rPr>
@@ -1384,7 +1398,7 @@
               <w14:ligatures w14:val="standardContextual"/>
             </w:rPr>
           </w:pPr>
-          <w:hyperlink w:anchor="_Toc159224224" w:history="1">
+          <w:hyperlink w:anchor="_Toc241172036" w:history="1">
             <w:r>
               <w:rPr>
                 <w:rStyle w:val="Hipervnculo"/>
@@ -1429,7 +1443,7 @@
                 <w:noProof/>
                 <w:webHidden/>
               </w:rPr>
-              <w:instrText xml:space="preserve"> PAGEREF _Toc159224224 \h </w:instrText>
+              <w:instrText xml:space="preserve"> PAGEREF _Toc241172036 \h </w:instrText>
             </w:r>
             <w:r>
               <w:rPr>
@@ -1449,7 +1463,7 @@
                 <w:noProof/>
                 <w:webHidden/>
               </w:rPr>
-              <w:t>11</w:t>
+              <w:t>12</w:t>
             </w:r>
             <w:r>
               <w:rPr>
@@ -1476,7 +1490,7 @@
               <w14:ligatures w14:val="standardContextual"/>
             </w:rPr>
           </w:pPr>
-          <w:hyperlink w:anchor="_Toc159224225" w:history="1">
+          <w:hyperlink w:anchor="_Toc241172037" w:history="1">
             <w:r>
               <w:rPr>
                 <w:rStyle w:val="Hipervnculo"/>
@@ -1521,7 +1535,7 @@
                 <w:noProof/>
                 <w:webHidden/>
               </w:rPr>
-              <w:instrText xml:space="preserve"> PAGEREF _Toc159224225 \h </w:instrText>
+              <w:instrText xml:space="preserve"> PAGEREF _Toc241172037 \h </w:instrText>
             </w:r>
             <w:r>
               <w:rPr>
@@ -1541,7 +1555,7 @@
                 <w:noProof/>
                 <w:webHidden/>
               </w:rPr>
-              <w:t>12</w:t>
+              <w:t>13</w:t>
             </w:r>
             <w:r>
               <w:rPr>
@@ -1568,7 +1582,7 @@
               <w14:ligatures w14:val="standardContextual"/>
             </w:rPr>
           </w:pPr>
-          <w:hyperlink w:anchor="_Toc159224226" w:history="1">
+          <w:hyperlink w:anchor="_Toc241172038" w:history="1">
             <w:r>
               <w:rPr>
                 <w:rStyle w:val="Hipervnculo"/>
@@ -1613,7 +1627,7 @@
                 <w:noProof/>
                 <w:webHidden/>
               </w:rPr>
-              <w:instrText xml:space="preserve"> PAGEREF _Toc159224226 \h </w:instrText>
+              <w:instrText xml:space="preserve"> PAGEREF _Toc241172038 \h </w:instrText>
             </w:r>
             <w:r>
               <w:rPr>
@@ -1633,7 +1647,7 @@
                 <w:noProof/>
                 <w:webHidden/>
               </w:rPr>
-              <w:t>13</w:t>
+              <w:t>14</w:t>
             </w:r>
             <w:r>
               <w:rPr>
@@ -1660,7 +1674,7 @@
               <w14:ligatures w14:val="standardContextual"/>
             </w:rPr>
           </w:pPr>
-          <w:hyperlink w:anchor="_Toc159224227" w:history="1">
+          <w:hyperlink w:anchor="_Toc241172039" w:history="1">
             <w:r>
               <w:rPr>
                 <w:rStyle w:val="Hipervnculo"/>
@@ -1705,7 +1719,7 @@
                 <w:noProof/>
                 <w:webHidden/>
               </w:rPr>
-              <w:instrText xml:space="preserve"> PAGEREF _Toc159224227 \h </w:instrText>
+              <w:instrText xml:space="preserve"> PAGEREF _Toc241172039 \h </w:instrText>
             </w:r>
             <w:r>
               <w:rPr>
@@ -1725,7 +1739,7 @@
                 <w:noProof/>
                 <w:webHidden/>
               </w:rPr>
-              <w:t>14</w:t>
+              <w:t>15</w:t>
             </w:r>
             <w:r>
               <w:rPr>
@@ -1752,7 +1766,7 @@
               <w14:ligatures w14:val="standardContextual"/>
             </w:rPr>
           </w:pPr>
-          <w:hyperlink w:anchor="_Toc159224228" w:history="1">
+          <w:hyperlink w:anchor="_Toc241172040" w:history="1">
             <w:r>
               <w:rPr>
                 <w:rStyle w:val="Hipervnculo"/>
@@ -1797,7 +1811,7 @@
                 <w:noProof/>
                 <w:webHidden/>
               </w:rPr>
-              <w:instrText xml:space="preserve"> PAGEREF _Toc159224228 \h </w:instrText>
+              <w:instrText xml:space="preserve"> PAGEREF _Toc241172040 \h </w:instrText>
             </w:r>
             <w:r>
               <w:rPr>
@@ -1817,7 +1831,7 @@
                 <w:noProof/>
                 <w:webHidden/>
               </w:rPr>
-              <w:t>14</w:t>
+              <w:t>15</w:t>
             </w:r>
             <w:r>
               <w:rPr>
@@ -1844,7 +1858,7 @@
               <w14:ligatures w14:val="standardContextual"/>
             </w:rPr>
           </w:pPr>
-          <w:hyperlink w:anchor="_Toc159224229" w:history="1">
+          <w:hyperlink w:anchor="_Toc241172041" w:history="1">
             <w:r>
               <w:rPr>
                 <w:rStyle w:val="Hipervnculo"/>
@@ -1889,7 +1903,7 @@
                 <w:noProof/>
                 <w:webHidden/>
               </w:rPr>
-              <w:instrText xml:space="preserve"> PAGEREF _Toc159224229 \h </w:instrText>
+              <w:instrText xml:space="preserve"> PAGEREF _Toc241172041 \h </w:instrText>
             </w:r>
             <w:r>
               <w:rPr>
@@ -1909,7 +1923,7 @@
                 <w:noProof/>
                 <w:webHidden/>
               </w:rPr>
-              <w:t>14</w:t>
+              <w:t>15</w:t>
             </w:r>
             <w:r>
               <w:rPr>
@@ -1956,7 +1970,7 @@
           <w:numId w:val="1"/>
         </w:numPr>
       </w:pPr>
-      <w:bookmarkStart w:id="2" w:name="_Toc159224213"/>
+      <w:bookmarkStart w:id="2" w:name="_Toc241172025"/>
       <w:r>
         <w:lastRenderedPageBreak/>
         <w:t>Introducción</w:t>
@@ -1967,8 +1981,15 @@
       </w:r>
     </w:p>
     <w:p>
-      <w:r>
-        <w:t>(3-4 Páginas)</w:t>
+      <w:pPr>
+        <w:pStyle w:val="Prrafodelista"/>
+        <w:numPr>
+          <w:ilvl w:val="1"/>
+          <w:numId w:val="3"/>
+        </w:numPr>
+      </w:pPr>
+      <w:r>
+        <w:t>Páginas)</w:t>
       </w:r>
     </w:p>
     <w:p>
@@ -1979,12 +2000,37 @@
           <w:numId w:val="1"/>
         </w:numPr>
       </w:pPr>
-      <w:bookmarkStart w:id="3" w:name="_Toc159224214"/>
-      <w:r>
-        <w:lastRenderedPageBreak/>
+      <w:bookmarkStart w:id="3" w:name="_Toc241172026"/>
+      <w:r>
         <w:t>Motivación</w:t>
       </w:r>
       <w:bookmarkEnd w:id="3"/>
+    </w:p>
+    <w:p>
+      <w:r>
+        <w:t xml:space="preserve">El tema escogido es la gestión de una clínica, que con unas variaciones se pudiera implementar en cualquier sector, la idea es crear una web donde el cliente pueda ver las especialidades y darse de alta pudiendo ver su historial y pedir citas. Una app de escritorio para los médicos y administrativos viendo información laboral y medico creando pulseras para los clientes con un </w:t>
+      </w:r>
+      <w:proofErr w:type="spellStart"/>
+      <w:r>
+        <w:t>qr</w:t>
+      </w:r>
+      <w:proofErr w:type="spellEnd"/>
+      <w:r>
+        <w:t xml:space="preserve"> y nombre, una app Android para enfermeras y demás donde puedan escanear las pulseras y visualizar la información del cliente y sus pruebas.</w:t>
+      </w:r>
+    </w:p>
+    <w:p>
+      <w:r>
+        <w:t xml:space="preserve">La empresa seleccionada, la clínica, es porque abarca múltiples posibilidades y da la posibilidad de ejercer todo lo aprendido, base de datos, gestión de clientes, gestión de ficheros, datos sensibles, incluso sostenibilidad ya que podemos partir de actualizar una empresa que aun usa papel, puede que ya no queden </w:t>
+      </w:r>
+      <w:proofErr w:type="gramStart"/>
+      <w:r>
+        <w:t>muchas</w:t>
+      </w:r>
+      <w:proofErr w:type="gramEnd"/>
+      <w:r>
+        <w:t xml:space="preserve"> pero es para poder hacer un ejemplo y poder aplicar todas las áreas dadas.</w:t>
+      </w:r>
     </w:p>
     <w:p>
       <w:pPr>
@@ -1994,7 +2040,7 @@
           <w:numId w:val="1"/>
         </w:numPr>
       </w:pPr>
-      <w:bookmarkStart w:id="4" w:name="_Toc159224215"/>
+      <w:bookmarkStart w:id="4" w:name="_Toc241172027"/>
       <w:proofErr w:type="spellStart"/>
       <w:r>
         <w:t>Abstract</w:t>
@@ -2002,6 +2048,7 @@
       <w:bookmarkEnd w:id="4"/>
       <w:proofErr w:type="spellEnd"/>
     </w:p>
+    <w:p/>
     <w:p>
       <w:pPr>
         <w:pStyle w:val="Ttulo2"/>
@@ -2010,11 +2057,437 @@
           <w:numId w:val="1"/>
         </w:numPr>
       </w:pPr>
-      <w:bookmarkStart w:id="5" w:name="_Toc159224216"/>
+      <w:bookmarkStart w:id="5" w:name="_Toc241172028"/>
       <w:r>
         <w:t>Objetivos propuestos (generales y específicos)</w:t>
       </w:r>
       <w:bookmarkEnd w:id="5"/>
+    </w:p>
+    <w:p>
+      <w:pPr>
+        <w:rPr>
+          <w:b/>
+          <w:bCs/>
+        </w:rPr>
+      </w:pPr>
+      <w:r>
+        <w:rPr>
+          <w:b/>
+          <w:bCs/>
+        </w:rPr>
+        <w:t xml:space="preserve">Una base de </w:t>
+      </w:r>
+      <w:proofErr w:type="gramStart"/>
+      <w:r>
+        <w:rPr>
+          <w:b/>
+          <w:bCs/>
+        </w:rPr>
+        <w:t xml:space="preserve">datos, </w:t>
+      </w:r>
+      <w:r>
+        <w:t xml:space="preserve"> donde</w:t>
+      </w:r>
+      <w:proofErr w:type="gramEnd"/>
+      <w:r>
+        <w:t xml:space="preserve"> se almacene los datos del </w:t>
+      </w:r>
+      <w:r>
+        <w:t>paciente</w:t>
+      </w:r>
+      <w:r>
+        <w:t xml:space="preserve">, los datos del personal, incluyendo citas, informes, horarios, todo lo necesario para el funcionamiento de la empresa y para el </w:t>
+      </w:r>
+      <w:r>
+        <w:t>paciente</w:t>
+      </w:r>
+      <w:r>
+        <w:t>, diferenciando los datos sensibles, diferenciando los niveles de permisos.</w:t>
+      </w:r>
+      <w:r>
+        <w:br/>
+        <w:t>Sus Objetivos Específicos:</w:t>
+      </w:r>
+    </w:p>
+    <w:p>
+      <w:pPr>
+        <w:pStyle w:val="Prrafodelista"/>
+        <w:numPr>
+          <w:ilvl w:val="0"/>
+          <w:numId w:val="5"/>
+        </w:numPr>
+        <w:rPr>
+          <w:b/>
+          <w:bCs/>
+        </w:rPr>
+      </w:pPr>
+      <w:r>
+        <w:t>Creación de entidades, sus atributos y sus relaciones, haciendo un diagrama E-R</w:t>
+      </w:r>
+    </w:p>
+    <w:p>
+      <w:pPr>
+        <w:pStyle w:val="Prrafodelista"/>
+        <w:numPr>
+          <w:ilvl w:val="0"/>
+          <w:numId w:val="5"/>
+        </w:numPr>
+        <w:rPr>
+          <w:b/>
+          <w:bCs/>
+        </w:rPr>
+      </w:pPr>
+      <w:r>
+        <w:t>Creación de las tablas, con sus campos, sus KEY primarias o secundarias.</w:t>
+      </w:r>
+    </w:p>
+    <w:p>
+      <w:pPr>
+        <w:pStyle w:val="Prrafodelista"/>
+        <w:numPr>
+          <w:ilvl w:val="0"/>
+          <w:numId w:val="5"/>
+        </w:numPr>
+        <w:rPr>
+          <w:b/>
+          <w:bCs/>
+        </w:rPr>
+      </w:pPr>
+      <w:r>
+        <w:t>Creación de usuarios y permisos</w:t>
+      </w:r>
+    </w:p>
+    <w:p>
+      <w:pPr>
+        <w:pStyle w:val="Prrafodelista"/>
+        <w:numPr>
+          <w:ilvl w:val="0"/>
+          <w:numId w:val="5"/>
+        </w:numPr>
+        <w:rPr>
+          <w:b/>
+          <w:bCs/>
+        </w:rPr>
+      </w:pPr>
+      <w:r>
+        <w:t xml:space="preserve">Creación de funciones y </w:t>
+      </w:r>
+      <w:proofErr w:type="spellStart"/>
+      <w:r>
+        <w:t>triggers</w:t>
+      </w:r>
+      <w:proofErr w:type="spellEnd"/>
+      <w:r>
+        <w:t xml:space="preserve"> según necesidad</w:t>
+      </w:r>
+    </w:p>
+    <w:p>
+      <w:pPr>
+        <w:suppressAutoHyphens/>
+        <w:autoSpaceDN w:val="0"/>
+        <w:spacing w:before="0" w:after="160" w:line="278" w:lineRule="auto"/>
+        <w:jc w:val="left"/>
+        <w:textAlignment w:val="baseline"/>
+        <w:rPr>
+          <w:szCs w:val="22"/>
+        </w:rPr>
+      </w:pPr>
+      <w:r>
+        <w:rPr>
+          <w:b/>
+          <w:bCs/>
+          <w:szCs w:val="22"/>
+        </w:rPr>
+        <w:br/>
+      </w:r>
+      <w:r>
+        <w:rPr>
+          <w:b/>
+          <w:bCs/>
+          <w:szCs w:val="22"/>
+        </w:rPr>
+        <w:br/>
+      </w:r>
+      <w:r>
+        <w:rPr>
+          <w:b/>
+          <w:bCs/>
+          <w:szCs w:val="22"/>
+        </w:rPr>
+        <w:br/>
+      </w:r>
+      <w:r>
+        <w:rPr>
+          <w:b/>
+          <w:bCs/>
+          <w:szCs w:val="22"/>
+        </w:rPr>
+        <w:br/>
+      </w:r>
+      <w:r>
+        <w:rPr>
+          <w:b/>
+          <w:bCs/>
+          <w:szCs w:val="22"/>
+        </w:rPr>
+        <w:br/>
+      </w:r>
+      <w:r>
+        <w:rPr>
+          <w:b/>
+          <w:bCs/>
+          <w:szCs w:val="22"/>
+        </w:rPr>
+        <w:br/>
+      </w:r>
+      <w:r>
+        <w:rPr>
+          <w:b/>
+          <w:bCs/>
+          <w:szCs w:val="22"/>
+        </w:rPr>
+        <w:br/>
+      </w:r>
+      <w:r>
+        <w:rPr>
+          <w:b/>
+          <w:bCs/>
+          <w:szCs w:val="22"/>
+        </w:rPr>
+        <w:br/>
+      </w:r>
+      <w:r>
+        <w:rPr>
+          <w:b/>
+          <w:bCs/>
+          <w:szCs w:val="22"/>
+        </w:rPr>
+        <w:lastRenderedPageBreak/>
+        <w:t xml:space="preserve">Una Aplicación de </w:t>
+      </w:r>
+      <w:proofErr w:type="gramStart"/>
+      <w:r>
+        <w:rPr>
+          <w:b/>
+          <w:bCs/>
+          <w:szCs w:val="22"/>
+        </w:rPr>
+        <w:t xml:space="preserve">escritorio, </w:t>
+      </w:r>
+      <w:r>
+        <w:rPr>
+          <w:szCs w:val="22"/>
+        </w:rPr>
+        <w:t xml:space="preserve"> donde</w:t>
+      </w:r>
+      <w:proofErr w:type="gramEnd"/>
+      <w:r>
+        <w:rPr>
+          <w:szCs w:val="22"/>
+        </w:rPr>
+        <w:t xml:space="preserve"> los trabajadores podrán acceder desde sus ordenadores, consultar pacientes, consultar citas, consultar sus horarios, agendar citas o modificaciones.</w:t>
+      </w:r>
+      <w:r>
+        <w:rPr>
+          <w:szCs w:val="22"/>
+        </w:rPr>
+        <w:br/>
+        <w:t>Sus objetivos Específicos:</w:t>
+      </w:r>
+    </w:p>
+    <w:p>
+      <w:pPr>
+        <w:numPr>
+          <w:ilvl w:val="1"/>
+          <w:numId w:val="5"/>
+        </w:numPr>
+        <w:suppressAutoHyphens/>
+        <w:autoSpaceDN w:val="0"/>
+        <w:spacing w:before="0" w:after="160" w:line="278" w:lineRule="auto"/>
+        <w:jc w:val="left"/>
+        <w:textAlignment w:val="baseline"/>
+        <w:rPr>
+          <w:szCs w:val="22"/>
+        </w:rPr>
+      </w:pPr>
+      <w:r>
+        <w:rPr>
+          <w:szCs w:val="22"/>
+        </w:rPr>
+        <w:t>El uso de JAVAFX, para la creación de la app.</w:t>
+      </w:r>
+    </w:p>
+    <w:p>
+      <w:pPr>
+        <w:numPr>
+          <w:ilvl w:val="1"/>
+          <w:numId w:val="5"/>
+        </w:numPr>
+        <w:suppressAutoHyphens/>
+        <w:autoSpaceDN w:val="0"/>
+        <w:spacing w:before="0" w:after="160" w:line="278" w:lineRule="auto"/>
+        <w:jc w:val="left"/>
+        <w:textAlignment w:val="baseline"/>
+        <w:rPr>
+          <w:szCs w:val="22"/>
+        </w:rPr>
+      </w:pPr>
+      <w:r>
+        <w:rPr>
+          <w:szCs w:val="22"/>
+        </w:rPr>
+        <w:t>Gestión (CRUD)</w:t>
+      </w:r>
+    </w:p>
+    <w:p>
+      <w:pPr>
+        <w:rPr>
+          <w:szCs w:val="22"/>
+        </w:rPr>
+      </w:pPr>
+      <w:r>
+        <w:rPr>
+          <w:szCs w:val="22"/>
+        </w:rPr>
+        <w:t xml:space="preserve">Generación de </w:t>
+      </w:r>
+      <w:proofErr w:type="spellStart"/>
+      <w:r>
+        <w:rPr>
+          <w:szCs w:val="22"/>
+        </w:rPr>
+        <w:t>qr</w:t>
+      </w:r>
+      <w:proofErr w:type="spellEnd"/>
+      <w:r>
+        <w:rPr>
+          <w:szCs w:val="22"/>
+        </w:rPr>
+        <w:t xml:space="preserve"> para impresión de pulsera en recepción de </w:t>
+      </w:r>
+      <w:r>
+        <w:rPr>
+          <w:szCs w:val="22"/>
+        </w:rPr>
+        <w:t>pacientes</w:t>
+      </w:r>
+    </w:p>
+    <w:p>
+      <w:pPr>
+        <w:suppressAutoHyphens/>
+        <w:autoSpaceDN w:val="0"/>
+        <w:spacing w:before="0" w:after="160" w:line="278" w:lineRule="auto"/>
+        <w:jc w:val="left"/>
+        <w:textAlignment w:val="baseline"/>
+        <w:rPr>
+          <w:szCs w:val="22"/>
+        </w:rPr>
+      </w:pPr>
+      <w:r>
+        <w:rPr>
+          <w:b/>
+          <w:bCs/>
+          <w:szCs w:val="22"/>
+        </w:rPr>
+        <w:t xml:space="preserve">Una aplicación Android, </w:t>
+      </w:r>
+      <w:r>
+        <w:rPr>
+          <w:szCs w:val="22"/>
+        </w:rPr>
+        <w:t xml:space="preserve">donde los trabajadores podrán acceder a ficha del </w:t>
+      </w:r>
+      <w:r>
+        <w:rPr>
+          <w:szCs w:val="22"/>
+        </w:rPr>
+        <w:t>paciente</w:t>
+      </w:r>
+      <w:r>
+        <w:rPr>
+          <w:szCs w:val="22"/>
+        </w:rPr>
+        <w:t xml:space="preserve"> para no tener que estar en el ordenador, uso de </w:t>
+      </w:r>
+      <w:proofErr w:type="spellStart"/>
+      <w:r>
+        <w:rPr>
+          <w:szCs w:val="22"/>
+        </w:rPr>
+        <w:t>qr</w:t>
+      </w:r>
+      <w:proofErr w:type="spellEnd"/>
+      <w:r>
+        <w:rPr>
+          <w:szCs w:val="22"/>
+        </w:rPr>
+        <w:t xml:space="preserve"> para visualización de ficha del</w:t>
+      </w:r>
+      <w:r>
+        <w:rPr>
+          <w:szCs w:val="22"/>
+        </w:rPr>
+        <w:t xml:space="preserve"> paciente</w:t>
+      </w:r>
+      <w:r>
+        <w:rPr>
+          <w:szCs w:val="22"/>
+        </w:rPr>
+        <w:t xml:space="preserve"> y prueba que se ha de realizar en el día. </w:t>
+      </w:r>
+      <w:r>
+        <w:rPr>
+          <w:szCs w:val="22"/>
+        </w:rPr>
+        <w:br/>
+        <w:t>Sus objetivos Específicos:</w:t>
+      </w:r>
+    </w:p>
+    <w:p>
+      <w:pPr>
+        <w:numPr>
+          <w:ilvl w:val="1"/>
+          <w:numId w:val="4"/>
+        </w:numPr>
+        <w:suppressAutoHyphens/>
+        <w:autoSpaceDN w:val="0"/>
+        <w:spacing w:before="0" w:after="160" w:line="278" w:lineRule="auto"/>
+        <w:jc w:val="left"/>
+        <w:textAlignment w:val="baseline"/>
+        <w:rPr>
+          <w:b/>
+          <w:bCs/>
+        </w:rPr>
+      </w:pPr>
+      <w:r>
+        <w:rPr>
+          <w:szCs w:val="22"/>
+        </w:rPr>
+        <w:t>Autenticación por roles</w:t>
+      </w:r>
+    </w:p>
+    <w:p>
+      <w:pPr>
+        <w:numPr>
+          <w:ilvl w:val="1"/>
+          <w:numId w:val="4"/>
+        </w:numPr>
+        <w:suppressAutoHyphens/>
+        <w:autoSpaceDN w:val="0"/>
+        <w:spacing w:before="0" w:after="160" w:line="278" w:lineRule="auto"/>
+        <w:jc w:val="left"/>
+        <w:textAlignment w:val="baseline"/>
+        <w:rPr>
+          <w:b/>
+          <w:bCs/>
+        </w:rPr>
+      </w:pPr>
+      <w:r>
+        <w:rPr>
+          <w:szCs w:val="22"/>
+        </w:rPr>
+        <w:t>Módulo de Lectura QR</w:t>
+      </w:r>
       <w:r>
         <w:br w:type="page"/>
       </w:r>
@@ -2027,7 +2500,7 @@
           <w:numId w:val="1"/>
         </w:numPr>
       </w:pPr>
-      <w:bookmarkStart w:id="6" w:name="_Toc159224217"/>
+      <w:bookmarkStart w:id="6" w:name="_Toc241172029"/>
       <w:r>
         <w:lastRenderedPageBreak/>
         <w:t>Estado del Arte</w:t>
@@ -2053,7 +2526,7 @@
           <w:numId w:val="1"/>
         </w:numPr>
       </w:pPr>
-      <w:bookmarkStart w:id="7" w:name="_Toc159224218"/>
+      <w:bookmarkStart w:id="7" w:name="_Toc241172030"/>
       <w:r>
         <w:lastRenderedPageBreak/>
         <w:t>Metodología usada</w:t>
@@ -2081,7 +2554,7 @@
           <w:numId w:val="1"/>
         </w:numPr>
       </w:pPr>
-      <w:bookmarkStart w:id="8" w:name="_Toc159224219"/>
+      <w:bookmarkStart w:id="8" w:name="_Toc241172031"/>
       <w:r>
         <w:lastRenderedPageBreak/>
         <w:t>Tecnologías y herramientas utilizadas en el proyecto</w:t>
@@ -2094,6 +2567,255 @@
       </w:r>
     </w:p>
     <w:p>
+      <w:pPr>
+        <w:pStyle w:val="Ttulo2"/>
+        <w:rPr>
+          <w:sz w:val="22"/>
+          <w:szCs w:val="22"/>
+        </w:rPr>
+      </w:pPr>
+      <w:bookmarkStart w:id="9" w:name="_Toc241170496"/>
+      <w:r>
+        <w:rPr>
+          <w:sz w:val="22"/>
+          <w:szCs w:val="22"/>
+        </w:rPr>
+        <w:t>Para la aplicación de escritorio:</w:t>
+      </w:r>
+      <w:bookmarkEnd w:id="9"/>
+    </w:p>
+    <w:p>
+      <w:pPr>
+        <w:pStyle w:val="Prrafodelista"/>
+        <w:numPr>
+          <w:ilvl w:val="0"/>
+          <w:numId w:val="7"/>
+        </w:numPr>
+      </w:pPr>
+      <w:proofErr w:type="spellStart"/>
+      <w:r>
+        <w:t>JavaFx</w:t>
+      </w:r>
+      <w:proofErr w:type="spellEnd"/>
+    </w:p>
+    <w:p>
+      <w:pPr>
+        <w:pStyle w:val="Prrafodelista"/>
+        <w:numPr>
+          <w:ilvl w:val="0"/>
+          <w:numId w:val="7"/>
+        </w:numPr>
+      </w:pPr>
+      <w:r>
+        <w:t>Eclipse</w:t>
+      </w:r>
+    </w:p>
+    <w:p>
+      <w:pPr>
+        <w:pStyle w:val="Prrafodelista"/>
+        <w:numPr>
+          <w:ilvl w:val="0"/>
+          <w:numId w:val="7"/>
+        </w:numPr>
+      </w:pPr>
+      <w:proofErr w:type="spellStart"/>
+      <w:r>
+        <w:t>Hibernate</w:t>
+      </w:r>
+      <w:proofErr w:type="spellEnd"/>
+      <w:r>
+        <w:t xml:space="preserve"> (ORM)</w:t>
+      </w:r>
+    </w:p>
+    <w:p>
+      <w:pPr>
+        <w:pStyle w:val="Prrafodelista"/>
+        <w:numPr>
+          <w:ilvl w:val="0"/>
+          <w:numId w:val="7"/>
+        </w:numPr>
+      </w:pPr>
+      <w:r>
+        <w:t xml:space="preserve">Algoritmos hash </w:t>
+      </w:r>
+    </w:p>
+    <w:p>
+      <w:pPr>
+        <w:pStyle w:val="Prrafodelista"/>
+        <w:numPr>
+          <w:ilvl w:val="0"/>
+          <w:numId w:val="7"/>
+        </w:numPr>
+      </w:pPr>
+      <w:r>
+        <w:t>Junit</w:t>
+      </w:r>
+    </w:p>
+    <w:p>
+      <w:r>
+        <w:t>Para la aplicación Android:</w:t>
+      </w:r>
+    </w:p>
+    <w:p>
+      <w:pPr>
+        <w:pStyle w:val="Prrafodelista"/>
+        <w:numPr>
+          <w:ilvl w:val="0"/>
+          <w:numId w:val="7"/>
+        </w:numPr>
+      </w:pPr>
+      <w:r>
+        <w:t>Android Studio</w:t>
+      </w:r>
+    </w:p>
+    <w:p>
+      <w:pPr>
+        <w:pStyle w:val="Prrafodelista"/>
+        <w:numPr>
+          <w:ilvl w:val="0"/>
+          <w:numId w:val="7"/>
+        </w:numPr>
+      </w:pPr>
+      <w:proofErr w:type="spellStart"/>
+      <w:r>
+        <w:t>Kotlin</w:t>
+      </w:r>
+      <w:proofErr w:type="spellEnd"/>
+    </w:p>
+    <w:p>
+      <w:pPr>
+        <w:pStyle w:val="Prrafodelista"/>
+        <w:numPr>
+          <w:ilvl w:val="0"/>
+          <w:numId w:val="7"/>
+        </w:numPr>
+      </w:pPr>
+      <w:r>
+        <w:t>Para la Base de datos:</w:t>
+      </w:r>
+    </w:p>
+    <w:p>
+      <w:pPr>
+        <w:pStyle w:val="Prrafodelista"/>
+        <w:numPr>
+          <w:ilvl w:val="0"/>
+          <w:numId w:val="7"/>
+        </w:numPr>
+      </w:pPr>
+      <w:r>
+        <w:t>SQL</w:t>
+      </w:r>
+    </w:p>
+    <w:p>
+      <w:pPr>
+        <w:pStyle w:val="Prrafodelista"/>
+        <w:numPr>
+          <w:ilvl w:val="0"/>
+          <w:numId w:val="7"/>
+        </w:numPr>
+      </w:pPr>
+      <w:r>
+        <w:t>MySQL</w:t>
+      </w:r>
+    </w:p>
+    <w:p>
+      <w:pPr>
+        <w:ind w:left="360"/>
+      </w:pPr>
+      <w:r>
+        <w:t xml:space="preserve">Para la Comunicación, Concurrencia y </w:t>
+      </w:r>
+      <w:proofErr w:type="gramStart"/>
+      <w:r>
+        <w:t>Seguridad:.</w:t>
+      </w:r>
+      <w:proofErr w:type="gramEnd"/>
+      <w:r>
+        <w:t xml:space="preserve"> </w:t>
+      </w:r>
+    </w:p>
+    <w:p>
+      <w:pPr>
+        <w:pStyle w:val="Prrafodelista"/>
+        <w:numPr>
+          <w:ilvl w:val="0"/>
+          <w:numId w:val="7"/>
+        </w:numPr>
+      </w:pPr>
+      <w:proofErr w:type="spellStart"/>
+      <w:r>
+        <w:t>Backend</w:t>
+      </w:r>
+      <w:proofErr w:type="spellEnd"/>
+      <w:r>
+        <w:t xml:space="preserve">/Servicios: Desarrollo de un servidor propio basado en una capa de Sockets TCP/IP en Java para gestionar las peticiones concurrentes de los clientes sin atacar directamente a la base de datos.   </w:t>
+      </w:r>
+    </w:p>
+    <w:p>
+      <w:pPr>
+        <w:pStyle w:val="Prrafodelista"/>
+        <w:numPr>
+          <w:ilvl w:val="0"/>
+          <w:numId w:val="7"/>
+        </w:numPr>
+      </w:pPr>
+      <w:r>
+        <w:t xml:space="preserve">Seguridad: Librerías criptográficas de Java para aplicar algoritmos hash y cifrado de datos.  </w:t>
+      </w:r>
+    </w:p>
+    <w:p>
+      <w:pPr>
+        <w:ind w:left="360"/>
+      </w:pPr>
+      <w:r>
+        <w:t xml:space="preserve">Para el Control de Calidad y </w:t>
+      </w:r>
+      <w:proofErr w:type="spellStart"/>
+      <w:proofErr w:type="gramStart"/>
+      <w:r>
+        <w:t>Versiones:Pruebas</w:t>
+      </w:r>
+      <w:proofErr w:type="spellEnd"/>
+      <w:proofErr w:type="gramEnd"/>
+      <w:r>
+        <w:t xml:space="preserve">: </w:t>
+      </w:r>
+    </w:p>
+    <w:p>
+      <w:pPr>
+        <w:pStyle w:val="Prrafodelista"/>
+        <w:numPr>
+          <w:ilvl w:val="0"/>
+          <w:numId w:val="7"/>
+        </w:numPr>
+      </w:pPr>
+      <w:proofErr w:type="spellStart"/>
+      <w:r>
+        <w:t>JUnit</w:t>
+      </w:r>
+      <w:proofErr w:type="spellEnd"/>
+      <w:r>
+        <w:t xml:space="preserve"> para las pruebas unitarias.   </w:t>
+      </w:r>
+    </w:p>
+    <w:p>
+      <w:pPr>
+        <w:pStyle w:val="Prrafodelista"/>
+        <w:numPr>
+          <w:ilvl w:val="0"/>
+          <w:numId w:val="7"/>
+        </w:numPr>
+      </w:pPr>
+      <w:r>
+        <w:t>Repositorio: Git/GitHub para el control de versiones del código fuente</w:t>
+      </w:r>
+    </w:p>
+    <w:p>
+      <w:pPr>
+        <w:pStyle w:val="Prrafodelista"/>
+      </w:pPr>
+    </w:p>
+    <w:p>
       <w:r>
         <w:br w:type="page"/>
       </w:r>
@@ -2106,12 +2828,12 @@
           <w:numId w:val="1"/>
         </w:numPr>
       </w:pPr>
-      <w:bookmarkStart w:id="9" w:name="_Toc159224220"/>
+      <w:bookmarkStart w:id="10" w:name="_Toc241172032"/>
       <w:r>
         <w:lastRenderedPageBreak/>
         <w:t>Planificación, Diagnóstico y Contexto Laboral</w:t>
       </w:r>
-      <w:bookmarkEnd w:id="9"/>
+      <w:bookmarkEnd w:id="10"/>
       <w:r>
         <w:t xml:space="preserve"> </w:t>
       </w:r>
@@ -2134,12 +2856,12 @@
           <w:numId w:val="1"/>
         </w:numPr>
       </w:pPr>
-      <w:bookmarkStart w:id="10" w:name="_Toc159224221"/>
+      <w:bookmarkStart w:id="11" w:name="_Toc241172033"/>
       <w:r>
         <w:lastRenderedPageBreak/>
         <w:t>Análisis del proyecto</w:t>
       </w:r>
-      <w:bookmarkEnd w:id="10"/>
+      <w:bookmarkEnd w:id="11"/>
       <w:r>
         <w:t xml:space="preserve"> </w:t>
       </w:r>
@@ -2163,12 +2885,12 @@
           <w:numId w:val="1"/>
         </w:numPr>
       </w:pPr>
-      <w:bookmarkStart w:id="11" w:name="_Toc159224222"/>
+      <w:bookmarkStart w:id="12" w:name="_Toc241172034"/>
       <w:r>
         <w:lastRenderedPageBreak/>
         <w:t>Diseño del proyecto</w:t>
       </w:r>
-      <w:bookmarkEnd w:id="11"/>
+      <w:bookmarkEnd w:id="12"/>
       <w:r>
         <w:t xml:space="preserve"> </w:t>
       </w:r>
@@ -2178,6 +2900,1209 @@
         <w:t>(6-14 páginas)</w:t>
       </w:r>
     </w:p>
+    <w:p>
+      <w:pPr>
+        <w:pStyle w:val="Ttulo2"/>
+      </w:pPr>
+      <w:bookmarkStart w:id="13" w:name="_Toc241172014"/>
+      <w:r>
+        <w:t>necesidades y la finalidad</w:t>
+      </w:r>
+      <w:bookmarkEnd w:id="13"/>
+    </w:p>
+    <w:p>
+      <w:r>
+        <w:t>Recopilar información del cliente.</w:t>
+      </w:r>
+    </w:p>
+    <w:p>
+      <w:pPr>
+        <w:pStyle w:val="Ttulo2"/>
+      </w:pPr>
+      <w:bookmarkStart w:id="14" w:name="_Toc241172015"/>
+      <w:r>
+        <w:t>requisitos funcionales y no funcionale</w:t>
+      </w:r>
+      <w:r>
+        <w:t>s</w:t>
+      </w:r>
+      <w:bookmarkEnd w:id="14"/>
+    </w:p>
+    <w:p/>
+    <w:p>
+      <w:pPr>
+        <w:pStyle w:val="Ttulo2"/>
+      </w:pPr>
+      <w:bookmarkStart w:id="15" w:name="_Toc241172016"/>
+      <w:r>
+        <w:t>diagramas de Entidad-Relación</w:t>
+      </w:r>
+      <w:bookmarkEnd w:id="15"/>
+    </w:p>
+    <w:p>
+      <w:r>
+        <w:t>Guia para la construcción de E-R:</w:t>
+      </w:r>
+    </w:p>
+    <w:p>
+      <w:pPr>
+        <w:pStyle w:val="Prrafodelista"/>
+        <w:numPr>
+          <w:ilvl w:val="0"/>
+          <w:numId w:val="8"/>
+        </w:numPr>
+        <w:suppressAutoHyphens/>
+        <w:autoSpaceDN w:val="0"/>
+        <w:spacing w:before="0" w:after="160" w:line="278" w:lineRule="auto"/>
+        <w:jc w:val="left"/>
+        <w:textAlignment w:val="baseline"/>
+      </w:pPr>
+      <w:r>
+        <w:t>Entender el problema</w:t>
+      </w:r>
+    </w:p>
+    <w:p>
+      <w:pPr>
+        <w:pStyle w:val="Prrafodelista"/>
+        <w:numPr>
+          <w:ilvl w:val="0"/>
+          <w:numId w:val="8"/>
+        </w:numPr>
+        <w:suppressAutoHyphens/>
+        <w:autoSpaceDN w:val="0"/>
+        <w:spacing w:before="0" w:after="160" w:line="278" w:lineRule="auto"/>
+        <w:jc w:val="left"/>
+        <w:textAlignment w:val="baseline"/>
+      </w:pPr>
+      <w:r>
+        <w:t>Identificar tipos de entidades</w:t>
+      </w:r>
+    </w:p>
+    <w:p>
+      <w:pPr>
+        <w:pStyle w:val="Prrafodelista"/>
+        <w:numPr>
+          <w:ilvl w:val="0"/>
+          <w:numId w:val="8"/>
+        </w:numPr>
+        <w:suppressAutoHyphens/>
+        <w:autoSpaceDN w:val="0"/>
+        <w:spacing w:before="0" w:after="160" w:line="278" w:lineRule="auto"/>
+        <w:jc w:val="left"/>
+        <w:textAlignment w:val="baseline"/>
+      </w:pPr>
+      <w:r>
+        <w:t>Identificar tipos de relaciones</w:t>
+      </w:r>
+    </w:p>
+    <w:p>
+      <w:pPr>
+        <w:pStyle w:val="Prrafodelista"/>
+        <w:numPr>
+          <w:ilvl w:val="0"/>
+          <w:numId w:val="8"/>
+        </w:numPr>
+        <w:suppressAutoHyphens/>
+        <w:autoSpaceDN w:val="0"/>
+        <w:spacing w:before="0" w:after="160" w:line="278" w:lineRule="auto"/>
+        <w:jc w:val="left"/>
+        <w:textAlignment w:val="baseline"/>
+      </w:pPr>
+      <w:r>
+        <w:t>Buscar las cardinalidades</w:t>
+      </w:r>
+    </w:p>
+    <w:p>
+      <w:pPr>
+        <w:pStyle w:val="Prrafodelista"/>
+        <w:numPr>
+          <w:ilvl w:val="0"/>
+          <w:numId w:val="8"/>
+        </w:numPr>
+        <w:suppressAutoHyphens/>
+        <w:autoSpaceDN w:val="0"/>
+        <w:spacing w:before="0" w:after="160" w:line="278" w:lineRule="auto"/>
+        <w:jc w:val="left"/>
+        <w:textAlignment w:val="baseline"/>
+      </w:pPr>
+      <w:r>
+        <w:t>Identificar los atributos de cada entidad</w:t>
+      </w:r>
+    </w:p>
+    <w:p>
+      <w:pPr>
+        <w:pStyle w:val="Prrafodelista"/>
+        <w:numPr>
+          <w:ilvl w:val="0"/>
+          <w:numId w:val="8"/>
+        </w:numPr>
+        <w:suppressAutoHyphens/>
+        <w:autoSpaceDN w:val="0"/>
+        <w:spacing w:before="0" w:after="160" w:line="278" w:lineRule="auto"/>
+        <w:jc w:val="left"/>
+        <w:textAlignment w:val="baseline"/>
+      </w:pPr>
+      <w:r>
+        <w:t>Identificar las claves de cada entidad</w:t>
+      </w:r>
+    </w:p>
+    <w:p>
+      <w:r>
+        <w:t>El problema es tener una base de datos para que gestione la empresa, tanto para pacientes como para trabajadores y donde se pueda consultar e introducir datos de ellos.</w:t>
+      </w:r>
+    </w:p>
+    <w:p>
+      <w:r>
+        <w:t>Las entidades:</w:t>
+      </w:r>
+    </w:p>
+    <w:p>
+      <w:pPr>
+        <w:pStyle w:val="Prrafodelista"/>
+        <w:numPr>
+          <w:ilvl w:val="0"/>
+          <w:numId w:val="9"/>
+        </w:numPr>
+        <w:suppressAutoHyphens/>
+        <w:autoSpaceDN w:val="0"/>
+        <w:spacing w:before="0" w:after="160" w:line="278" w:lineRule="auto"/>
+        <w:jc w:val="left"/>
+        <w:textAlignment w:val="baseline"/>
+        <w:rPr>
+          <w:b/>
+          <w:bCs/>
+        </w:rPr>
+      </w:pPr>
+      <w:r>
+        <w:rPr>
+          <w:b/>
+          <w:bCs/>
+        </w:rPr>
+        <w:t>Paciente registrado</w:t>
+      </w:r>
+    </w:p>
+    <w:p>
+      <w:pPr>
+        <w:pStyle w:val="Prrafodelista"/>
+        <w:numPr>
+          <w:ilvl w:val="0"/>
+          <w:numId w:val="9"/>
+        </w:numPr>
+        <w:suppressAutoHyphens/>
+        <w:autoSpaceDN w:val="0"/>
+        <w:spacing w:before="0" w:after="160" w:line="278" w:lineRule="auto"/>
+        <w:jc w:val="left"/>
+        <w:textAlignment w:val="baseline"/>
+        <w:rPr>
+          <w:b/>
+          <w:bCs/>
+        </w:rPr>
+      </w:pPr>
+      <w:r>
+        <w:rPr>
+          <w:b/>
+          <w:bCs/>
+        </w:rPr>
+        <w:t>Especialista</w:t>
+      </w:r>
+      <w:r>
+        <w:rPr>
+          <w:b/>
+          <w:bCs/>
+        </w:rPr>
+        <w:br/>
+      </w:r>
+      <w:r>
+        <w:t>Tipos:</w:t>
+      </w:r>
+    </w:p>
+    <w:p>
+      <w:pPr>
+        <w:pStyle w:val="Prrafodelista"/>
+        <w:numPr>
+          <w:ilvl w:val="1"/>
+          <w:numId w:val="9"/>
+        </w:numPr>
+        <w:suppressAutoHyphens/>
+        <w:autoSpaceDN w:val="0"/>
+        <w:spacing w:before="0" w:after="160" w:line="278" w:lineRule="auto"/>
+        <w:jc w:val="left"/>
+        <w:textAlignment w:val="baseline"/>
+      </w:pPr>
+      <w:r>
+        <w:t xml:space="preserve">Ginecología </w:t>
+      </w:r>
+    </w:p>
+    <w:p>
+      <w:pPr>
+        <w:pStyle w:val="Prrafodelista"/>
+        <w:numPr>
+          <w:ilvl w:val="1"/>
+          <w:numId w:val="9"/>
+        </w:numPr>
+        <w:suppressAutoHyphens/>
+        <w:autoSpaceDN w:val="0"/>
+        <w:spacing w:before="0" w:after="160" w:line="278" w:lineRule="auto"/>
+        <w:jc w:val="left"/>
+        <w:textAlignment w:val="baseline"/>
+      </w:pPr>
+      <w:r>
+        <w:t xml:space="preserve"> Análisis clínicos </w:t>
+      </w:r>
+    </w:p>
+    <w:p>
+      <w:pPr>
+        <w:pStyle w:val="Prrafodelista"/>
+        <w:numPr>
+          <w:ilvl w:val="1"/>
+          <w:numId w:val="9"/>
+        </w:numPr>
+        <w:suppressAutoHyphens/>
+        <w:autoSpaceDN w:val="0"/>
+        <w:spacing w:before="0" w:after="160" w:line="278" w:lineRule="auto"/>
+        <w:jc w:val="left"/>
+        <w:textAlignment w:val="baseline"/>
+      </w:pPr>
+      <w:r>
+        <w:t xml:space="preserve"> </w:t>
+      </w:r>
+      <w:proofErr w:type="spellStart"/>
+      <w:r>
+        <w:t>Pedriatria</w:t>
+      </w:r>
+      <w:proofErr w:type="spellEnd"/>
+      <w:r>
+        <w:t xml:space="preserve"> </w:t>
+      </w:r>
+    </w:p>
+    <w:p>
+      <w:pPr>
+        <w:pStyle w:val="Prrafodelista"/>
+        <w:numPr>
+          <w:ilvl w:val="1"/>
+          <w:numId w:val="9"/>
+        </w:numPr>
+        <w:suppressAutoHyphens/>
+        <w:autoSpaceDN w:val="0"/>
+        <w:spacing w:before="0" w:after="160" w:line="278" w:lineRule="auto"/>
+        <w:jc w:val="left"/>
+        <w:textAlignment w:val="baseline"/>
+      </w:pPr>
+      <w:r>
+        <w:t xml:space="preserve"> Alergología </w:t>
+      </w:r>
+    </w:p>
+    <w:p>
+      <w:pPr>
+        <w:pStyle w:val="Prrafodelista"/>
+        <w:numPr>
+          <w:ilvl w:val="1"/>
+          <w:numId w:val="9"/>
+        </w:numPr>
+        <w:suppressAutoHyphens/>
+        <w:autoSpaceDN w:val="0"/>
+        <w:spacing w:before="0" w:after="160" w:line="278" w:lineRule="auto"/>
+        <w:jc w:val="left"/>
+        <w:textAlignment w:val="baseline"/>
+      </w:pPr>
+      <w:r>
+        <w:t xml:space="preserve"> Aparato digestivo </w:t>
+      </w:r>
+    </w:p>
+    <w:p>
+      <w:pPr>
+        <w:pStyle w:val="Prrafodelista"/>
+        <w:numPr>
+          <w:ilvl w:val="1"/>
+          <w:numId w:val="9"/>
+        </w:numPr>
+        <w:suppressAutoHyphens/>
+        <w:autoSpaceDN w:val="0"/>
+        <w:spacing w:before="0" w:after="160" w:line="278" w:lineRule="auto"/>
+        <w:jc w:val="left"/>
+        <w:textAlignment w:val="baseline"/>
+      </w:pPr>
+      <w:r>
+        <w:t xml:space="preserve"> Cardiología </w:t>
+      </w:r>
+    </w:p>
+    <w:p>
+      <w:pPr>
+        <w:pStyle w:val="Prrafodelista"/>
+        <w:numPr>
+          <w:ilvl w:val="1"/>
+          <w:numId w:val="9"/>
+        </w:numPr>
+        <w:suppressAutoHyphens/>
+        <w:autoSpaceDN w:val="0"/>
+        <w:spacing w:before="0" w:after="160" w:line="278" w:lineRule="auto"/>
+        <w:jc w:val="left"/>
+        <w:textAlignment w:val="baseline"/>
+      </w:pPr>
+      <w:r>
+        <w:t xml:space="preserve"> Oftalmología </w:t>
+      </w:r>
+    </w:p>
+    <w:p>
+      <w:pPr>
+        <w:pStyle w:val="Prrafodelista"/>
+        <w:numPr>
+          <w:ilvl w:val="1"/>
+          <w:numId w:val="9"/>
+        </w:numPr>
+        <w:suppressAutoHyphens/>
+        <w:autoSpaceDN w:val="0"/>
+        <w:spacing w:before="0" w:after="160" w:line="278" w:lineRule="auto"/>
+        <w:jc w:val="left"/>
+        <w:textAlignment w:val="baseline"/>
+      </w:pPr>
+      <w:r>
+        <w:t xml:space="preserve"> Dermatología </w:t>
+      </w:r>
+    </w:p>
+    <w:p>
+      <w:pPr>
+        <w:pStyle w:val="Prrafodelista"/>
+        <w:numPr>
+          <w:ilvl w:val="1"/>
+          <w:numId w:val="9"/>
+        </w:numPr>
+        <w:suppressAutoHyphens/>
+        <w:autoSpaceDN w:val="0"/>
+        <w:spacing w:before="0" w:after="160" w:line="278" w:lineRule="auto"/>
+        <w:jc w:val="left"/>
+        <w:textAlignment w:val="baseline"/>
+      </w:pPr>
+      <w:r>
+        <w:t xml:space="preserve"> Endocrino y Nutrición </w:t>
+      </w:r>
+    </w:p>
+    <w:p>
+      <w:pPr>
+        <w:pStyle w:val="Prrafodelista"/>
+        <w:numPr>
+          <w:ilvl w:val="0"/>
+          <w:numId w:val="9"/>
+        </w:numPr>
+        <w:suppressAutoHyphens/>
+        <w:autoSpaceDN w:val="0"/>
+        <w:spacing w:before="0" w:after="160" w:line="278" w:lineRule="auto"/>
+        <w:jc w:val="left"/>
+        <w:textAlignment w:val="baseline"/>
+        <w:rPr>
+          <w:b/>
+          <w:bCs/>
+        </w:rPr>
+      </w:pPr>
+      <w:r>
+        <w:rPr>
+          <w:b/>
+          <w:bCs/>
+        </w:rPr>
+        <w:t>Trabajadores</w:t>
+      </w:r>
+      <w:r>
+        <w:rPr>
+          <w:b/>
+          <w:bCs/>
+        </w:rPr>
+        <w:br/>
+      </w:r>
+      <w:r>
+        <w:t>Tipos:</w:t>
+      </w:r>
+    </w:p>
+    <w:p>
+      <w:pPr>
+        <w:pStyle w:val="Prrafodelista"/>
+        <w:numPr>
+          <w:ilvl w:val="1"/>
+          <w:numId w:val="9"/>
+        </w:numPr>
+        <w:suppressAutoHyphens/>
+        <w:autoSpaceDN w:val="0"/>
+        <w:spacing w:before="0" w:after="160" w:line="278" w:lineRule="auto"/>
+        <w:jc w:val="left"/>
+        <w:textAlignment w:val="baseline"/>
+      </w:pPr>
+      <w:r>
+        <w:t>Recepcionista</w:t>
+      </w:r>
+    </w:p>
+    <w:p>
+      <w:pPr>
+        <w:pStyle w:val="Prrafodelista"/>
+        <w:numPr>
+          <w:ilvl w:val="1"/>
+          <w:numId w:val="9"/>
+        </w:numPr>
+        <w:suppressAutoHyphens/>
+        <w:autoSpaceDN w:val="0"/>
+        <w:spacing w:before="0" w:after="160" w:line="278" w:lineRule="auto"/>
+        <w:jc w:val="left"/>
+        <w:textAlignment w:val="baseline"/>
+      </w:pPr>
+      <w:r>
+        <w:t>Enfermeros</w:t>
+      </w:r>
+    </w:p>
+    <w:p>
+      <w:pPr>
+        <w:pStyle w:val="Prrafodelista"/>
+        <w:numPr>
+          <w:ilvl w:val="1"/>
+          <w:numId w:val="9"/>
+        </w:numPr>
+        <w:suppressAutoHyphens/>
+        <w:autoSpaceDN w:val="0"/>
+        <w:spacing w:before="0" w:after="160" w:line="278" w:lineRule="auto"/>
+        <w:jc w:val="left"/>
+        <w:textAlignment w:val="baseline"/>
+      </w:pPr>
+      <w:r>
+        <w:t>Médicos</w:t>
+      </w:r>
+    </w:p>
+    <w:p>
+      <w:pPr>
+        <w:pStyle w:val="Prrafodelista"/>
+        <w:numPr>
+          <w:ilvl w:val="0"/>
+          <w:numId w:val="9"/>
+        </w:numPr>
+        <w:suppressAutoHyphens/>
+        <w:autoSpaceDN w:val="0"/>
+        <w:spacing w:before="0" w:after="160" w:line="278" w:lineRule="auto"/>
+        <w:jc w:val="left"/>
+        <w:textAlignment w:val="baseline"/>
+        <w:rPr>
+          <w:b/>
+          <w:bCs/>
+        </w:rPr>
+      </w:pPr>
+      <w:r>
+        <w:rPr>
+          <w:b/>
+          <w:bCs/>
+        </w:rPr>
+        <w:t>Citas</w:t>
+      </w:r>
+    </w:p>
+    <w:p>
+      <w:pPr>
+        <w:pStyle w:val="Prrafodelista"/>
+        <w:numPr>
+          <w:ilvl w:val="0"/>
+          <w:numId w:val="9"/>
+        </w:numPr>
+        <w:suppressAutoHyphens/>
+        <w:autoSpaceDN w:val="0"/>
+        <w:spacing w:before="0" w:after="160" w:line="278" w:lineRule="auto"/>
+        <w:jc w:val="left"/>
+        <w:textAlignment w:val="baseline"/>
+        <w:rPr>
+          <w:b/>
+          <w:bCs/>
+        </w:rPr>
+      </w:pPr>
+      <w:proofErr w:type="spellStart"/>
+      <w:r>
+        <w:rPr>
+          <w:b/>
+          <w:bCs/>
+        </w:rPr>
+        <w:t>Historial_Medico</w:t>
+      </w:r>
+      <w:proofErr w:type="spellEnd"/>
+    </w:p>
+    <w:p>
+      <w:pPr>
+        <w:pStyle w:val="Prrafodelista"/>
+        <w:numPr>
+          <w:ilvl w:val="0"/>
+          <w:numId w:val="9"/>
+        </w:numPr>
+        <w:suppressAutoHyphens/>
+        <w:autoSpaceDN w:val="0"/>
+        <w:spacing w:before="0" w:after="160" w:line="278" w:lineRule="auto"/>
+        <w:jc w:val="left"/>
+        <w:textAlignment w:val="baseline"/>
+        <w:rPr>
+          <w:b/>
+          <w:bCs/>
+        </w:rPr>
+      </w:pPr>
+      <w:proofErr w:type="spellStart"/>
+      <w:r>
+        <w:rPr>
+          <w:b/>
+          <w:bCs/>
+        </w:rPr>
+        <w:lastRenderedPageBreak/>
+        <w:t>Horario_Laboral</w:t>
+      </w:r>
+      <w:proofErr w:type="spellEnd"/>
+    </w:p>
+    <w:p>
+      <w:r>
+        <w:t>Las relaciones y Cardinalidades:</w:t>
+      </w:r>
+    </w:p>
+    <w:p>
+      <w:pPr>
+        <w:pStyle w:val="Prrafodelista"/>
+        <w:numPr>
+          <w:ilvl w:val="0"/>
+          <w:numId w:val="11"/>
+        </w:numPr>
+        <w:suppressAutoHyphens/>
+        <w:autoSpaceDN w:val="0"/>
+        <w:spacing w:before="0" w:after="160" w:line="278" w:lineRule="auto"/>
+        <w:jc w:val="left"/>
+        <w:textAlignment w:val="baseline"/>
+      </w:pPr>
+      <w:r>
+        <w:t>Paciente — Cita (0, N) / (1, 1): Un paciente puede tener registradas desde 0 hasta N citas; una cita pertenece obligatoriamente a 1 paciente.</w:t>
+      </w:r>
+    </w:p>
+    <w:p>
+      <w:pPr>
+        <w:pStyle w:val="Prrafodelista"/>
+        <w:numPr>
+          <w:ilvl w:val="0"/>
+          <w:numId w:val="11"/>
+        </w:numPr>
+        <w:suppressAutoHyphens/>
+        <w:autoSpaceDN w:val="0"/>
+        <w:spacing w:before="0" w:after="160" w:line="278" w:lineRule="auto"/>
+        <w:jc w:val="left"/>
+        <w:textAlignment w:val="baseline"/>
+      </w:pPr>
+      <w:r>
+        <w:t>Médico — Cita (0, N) / (1, 1): Un médico puede atender desde 0 hasta N citas; cada cita es atendida por 1 médico.</w:t>
+      </w:r>
+    </w:p>
+    <w:p>
+      <w:pPr>
+        <w:pStyle w:val="Prrafodelista"/>
+        <w:numPr>
+          <w:ilvl w:val="0"/>
+          <w:numId w:val="11"/>
+        </w:numPr>
+        <w:suppressAutoHyphens/>
+        <w:autoSpaceDN w:val="0"/>
+        <w:spacing w:before="0" w:after="160" w:line="278" w:lineRule="auto"/>
+        <w:jc w:val="left"/>
+        <w:textAlignment w:val="baseline"/>
+      </w:pPr>
+      <w:r>
+        <w:t>Especialidad — Médico (1, N) / (1, 1): Una especialidad cuenta con 1 o varios médicos; cada médico pertenece a 1 especialidad titular.</w:t>
+      </w:r>
+    </w:p>
+    <w:p>
+      <w:pPr>
+        <w:pStyle w:val="Prrafodelista"/>
+        <w:numPr>
+          <w:ilvl w:val="0"/>
+          <w:numId w:val="11"/>
+        </w:numPr>
+        <w:suppressAutoHyphens/>
+        <w:autoSpaceDN w:val="0"/>
+        <w:spacing w:before="0" w:after="160" w:line="278" w:lineRule="auto"/>
+        <w:jc w:val="left"/>
+        <w:textAlignment w:val="baseline"/>
+      </w:pPr>
+      <w:r>
+        <w:t xml:space="preserve">Trabajador — </w:t>
+      </w:r>
+      <w:proofErr w:type="spellStart"/>
+      <w:r>
+        <w:t>Horario_Laboral</w:t>
+      </w:r>
+      <w:proofErr w:type="spellEnd"/>
+      <w:r>
+        <w:t xml:space="preserve"> (1, N) / (1, 1): Un trabajador tiene de 1 a N turnos registrados; cada turno corresponde a 1 trabajador.</w:t>
+      </w:r>
+    </w:p>
+    <w:p>
+      <w:pPr>
+        <w:pStyle w:val="Prrafodelista"/>
+        <w:numPr>
+          <w:ilvl w:val="0"/>
+          <w:numId w:val="11"/>
+        </w:numPr>
+        <w:suppressAutoHyphens/>
+        <w:autoSpaceDN w:val="0"/>
+        <w:spacing w:before="0" w:after="160" w:line="278" w:lineRule="auto"/>
+        <w:jc w:val="left"/>
+        <w:textAlignment w:val="baseline"/>
+      </w:pPr>
+      <w:r>
+        <w:t xml:space="preserve">Paciente — </w:t>
+      </w:r>
+      <w:proofErr w:type="spellStart"/>
+      <w:r>
+        <w:t>Historial_Medico</w:t>
+      </w:r>
+      <w:proofErr w:type="spellEnd"/>
+      <w:r>
+        <w:t xml:space="preserve"> (0, N</w:t>
+      </w:r>
+      <w:proofErr w:type="gramStart"/>
+      <w:r>
+        <w:t>) :</w:t>
+      </w:r>
+      <w:proofErr w:type="gramEnd"/>
+      <w:r>
+        <w:t xml:space="preserve"> (1, 1)</w:t>
+      </w:r>
+    </w:p>
+    <w:p>
+      <w:pPr>
+        <w:pStyle w:val="Prrafodelista"/>
+        <w:numPr>
+          <w:ilvl w:val="0"/>
+          <w:numId w:val="11"/>
+        </w:numPr>
+        <w:suppressAutoHyphens/>
+        <w:autoSpaceDN w:val="0"/>
+        <w:spacing w:before="0" w:after="160" w:line="278" w:lineRule="auto"/>
+        <w:jc w:val="left"/>
+        <w:textAlignment w:val="baseline"/>
+      </w:pPr>
+      <w:r>
+        <w:t xml:space="preserve">Cita — </w:t>
+      </w:r>
+      <w:proofErr w:type="spellStart"/>
+      <w:r>
+        <w:t>Historial_Medico</w:t>
+      </w:r>
+      <w:proofErr w:type="spellEnd"/>
+      <w:r>
+        <w:t xml:space="preserve"> (0, 1</w:t>
+      </w:r>
+      <w:proofErr w:type="gramStart"/>
+      <w:r>
+        <w:t>) :</w:t>
+      </w:r>
+      <w:proofErr w:type="gramEnd"/>
+      <w:r>
+        <w:t xml:space="preserve"> (1, 1)</w:t>
+      </w:r>
+    </w:p>
+    <w:p>
+      <w:r>
+        <w:t>Los atributos y claves de cada entidad:</w:t>
+      </w:r>
+    </w:p>
+    <w:p>
+      <w:pPr>
+        <w:pStyle w:val="Prrafodelista"/>
+        <w:numPr>
+          <w:ilvl w:val="0"/>
+          <w:numId w:val="10"/>
+        </w:numPr>
+        <w:suppressAutoHyphens/>
+        <w:autoSpaceDN w:val="0"/>
+        <w:spacing w:before="0" w:after="160" w:line="278" w:lineRule="auto"/>
+        <w:jc w:val="left"/>
+        <w:textAlignment w:val="baseline"/>
+      </w:pPr>
+      <w:proofErr w:type="spellStart"/>
+      <w:r>
+        <w:rPr>
+          <w:b/>
+          <w:bCs/>
+        </w:rPr>
+        <w:t>Horario_Laboral</w:t>
+      </w:r>
+      <w:proofErr w:type="spellEnd"/>
+      <w:r>
+        <w:t xml:space="preserve">: </w:t>
+      </w:r>
+      <w:proofErr w:type="spellStart"/>
+      <w:r>
+        <w:t>id_horario</w:t>
+      </w:r>
+      <w:proofErr w:type="spellEnd"/>
+      <w:r>
+        <w:t xml:space="preserve"> (PK), </w:t>
+      </w:r>
+      <w:proofErr w:type="spellStart"/>
+      <w:r>
+        <w:t>id_trabajador</w:t>
+      </w:r>
+      <w:proofErr w:type="spellEnd"/>
+      <w:r>
+        <w:t xml:space="preserve"> (FK), </w:t>
+      </w:r>
+      <w:proofErr w:type="spellStart"/>
+      <w:r>
+        <w:t>dia_semana</w:t>
+      </w:r>
+      <w:proofErr w:type="spellEnd"/>
+      <w:r>
+        <w:t xml:space="preserve"> (o fecha), </w:t>
+      </w:r>
+      <w:proofErr w:type="spellStart"/>
+      <w:r>
+        <w:t>hora_inicio</w:t>
+      </w:r>
+      <w:proofErr w:type="spellEnd"/>
+      <w:r>
+        <w:t xml:space="preserve">, </w:t>
+      </w:r>
+      <w:proofErr w:type="spellStart"/>
+      <w:r>
+        <w:t>hora_fin</w:t>
+      </w:r>
+      <w:proofErr w:type="spellEnd"/>
+      <w:r>
+        <w:t xml:space="preserve">, </w:t>
+      </w:r>
+      <w:proofErr w:type="spellStart"/>
+      <w:r>
+        <w:t>tipo_jornada</w:t>
+      </w:r>
+      <w:proofErr w:type="spellEnd"/>
+      <w:r>
+        <w:t xml:space="preserve"> / </w:t>
+      </w:r>
+      <w:proofErr w:type="spellStart"/>
+      <w:r>
+        <w:t>es_festivo</w:t>
+      </w:r>
+      <w:proofErr w:type="spellEnd"/>
+      <w:r>
+        <w:t>.</w:t>
+      </w:r>
+    </w:p>
+    <w:p>
+      <w:pPr>
+        <w:pStyle w:val="Prrafodelista"/>
+        <w:numPr>
+          <w:ilvl w:val="0"/>
+          <w:numId w:val="10"/>
+        </w:numPr>
+        <w:suppressAutoHyphens/>
+        <w:autoSpaceDN w:val="0"/>
+        <w:spacing w:before="0" w:after="160" w:line="278" w:lineRule="auto"/>
+        <w:jc w:val="left"/>
+        <w:textAlignment w:val="baseline"/>
+      </w:pPr>
+      <w:r>
+        <w:rPr>
+          <w:b/>
+          <w:bCs/>
+        </w:rPr>
+        <w:t>Paciente</w:t>
+      </w:r>
+      <w:r>
+        <w:t xml:space="preserve">: </w:t>
+      </w:r>
+      <w:proofErr w:type="spellStart"/>
+      <w:r>
+        <w:t>id_paciente</w:t>
+      </w:r>
+      <w:proofErr w:type="spellEnd"/>
+      <w:r>
+        <w:t xml:space="preserve"> (PK), </w:t>
+      </w:r>
+      <w:proofErr w:type="spellStart"/>
+      <w:r>
+        <w:t>dni</w:t>
+      </w:r>
+      <w:proofErr w:type="spellEnd"/>
+      <w:r>
+        <w:t xml:space="preserve">, nombre, apellidos, </w:t>
+      </w:r>
+      <w:proofErr w:type="spellStart"/>
+      <w:r>
+        <w:t>telefono</w:t>
+      </w:r>
+      <w:proofErr w:type="spellEnd"/>
+      <w:r>
+        <w:t xml:space="preserve">, email, </w:t>
+      </w:r>
+      <w:proofErr w:type="spellStart"/>
+      <w:r>
+        <w:t>historial_clinico</w:t>
+      </w:r>
+      <w:proofErr w:type="spellEnd"/>
+      <w:r>
+        <w:t>.</w:t>
+      </w:r>
+    </w:p>
+    <w:p>
+      <w:pPr>
+        <w:pStyle w:val="Prrafodelista"/>
+        <w:numPr>
+          <w:ilvl w:val="0"/>
+          <w:numId w:val="10"/>
+        </w:numPr>
+        <w:suppressAutoHyphens/>
+        <w:autoSpaceDN w:val="0"/>
+        <w:spacing w:before="0" w:after="160" w:line="278" w:lineRule="auto"/>
+        <w:jc w:val="left"/>
+        <w:textAlignment w:val="baseline"/>
+      </w:pPr>
+      <w:r>
+        <w:rPr>
+          <w:b/>
+          <w:bCs/>
+        </w:rPr>
+        <w:t>Trabajador:</w:t>
+      </w:r>
+      <w:r>
+        <w:t xml:space="preserve"> </w:t>
+      </w:r>
+      <w:proofErr w:type="spellStart"/>
+      <w:r>
+        <w:t>id_trabajador</w:t>
+      </w:r>
+      <w:proofErr w:type="spellEnd"/>
+      <w:r>
+        <w:t xml:space="preserve"> (PK), </w:t>
+      </w:r>
+      <w:proofErr w:type="spellStart"/>
+      <w:r>
+        <w:t>dni</w:t>
+      </w:r>
+      <w:proofErr w:type="spellEnd"/>
+      <w:r>
+        <w:t xml:space="preserve">, nombre, apellidos, rol (Recepcionista, Enfermero, Médico), </w:t>
+      </w:r>
+      <w:proofErr w:type="spellStart"/>
+      <w:r>
+        <w:t>id_especialidad</w:t>
+      </w:r>
+      <w:proofErr w:type="spellEnd"/>
+      <w:r>
+        <w:t xml:space="preserve"> (FK, </w:t>
+      </w:r>
+      <w:proofErr w:type="spellStart"/>
+      <w:r>
+        <w:t>nullable</w:t>
+      </w:r>
+      <w:proofErr w:type="spellEnd"/>
+      <w:r>
+        <w:t xml:space="preserve"> si no es médico), usuario, </w:t>
+      </w:r>
+      <w:proofErr w:type="spellStart"/>
+      <w:r>
+        <w:t>password_hash</w:t>
+      </w:r>
+      <w:proofErr w:type="spellEnd"/>
+      <w:r>
+        <w:t>.</w:t>
+      </w:r>
+    </w:p>
+    <w:p>
+      <w:pPr>
+        <w:pStyle w:val="Prrafodelista"/>
+        <w:numPr>
+          <w:ilvl w:val="0"/>
+          <w:numId w:val="10"/>
+        </w:numPr>
+        <w:suppressAutoHyphens/>
+        <w:autoSpaceDN w:val="0"/>
+        <w:spacing w:before="0" w:after="160" w:line="278" w:lineRule="auto"/>
+        <w:jc w:val="left"/>
+        <w:textAlignment w:val="baseline"/>
+      </w:pPr>
+      <w:r>
+        <w:rPr>
+          <w:b/>
+          <w:bCs/>
+        </w:rPr>
+        <w:t>Especialidad</w:t>
+      </w:r>
+      <w:r>
+        <w:t xml:space="preserve">: </w:t>
+      </w:r>
+      <w:proofErr w:type="spellStart"/>
+      <w:r>
+        <w:t>id_especialidad</w:t>
+      </w:r>
+      <w:proofErr w:type="spellEnd"/>
+      <w:r>
+        <w:t xml:space="preserve"> (PK), </w:t>
+      </w:r>
+      <w:proofErr w:type="spellStart"/>
+      <w:r>
+        <w:t>nombre_especialidad</w:t>
+      </w:r>
+      <w:proofErr w:type="spellEnd"/>
+      <w:r>
+        <w:t xml:space="preserve"> (Cardiología, Pediatría, Dermatología, etc.), </w:t>
+      </w:r>
+      <w:proofErr w:type="spellStart"/>
+      <w:r>
+        <w:t>descripcion</w:t>
+      </w:r>
+      <w:proofErr w:type="spellEnd"/>
+      <w:r>
+        <w:t>.</w:t>
+      </w:r>
+    </w:p>
+    <w:p>
+      <w:pPr>
+        <w:pStyle w:val="Prrafodelista"/>
+        <w:numPr>
+          <w:ilvl w:val="0"/>
+          <w:numId w:val="10"/>
+        </w:numPr>
+        <w:suppressAutoHyphens/>
+        <w:autoSpaceDN w:val="0"/>
+        <w:spacing w:before="0" w:after="160" w:line="278" w:lineRule="auto"/>
+        <w:jc w:val="left"/>
+        <w:textAlignment w:val="baseline"/>
+      </w:pPr>
+      <w:r>
+        <w:rPr>
+          <w:b/>
+          <w:bCs/>
+        </w:rPr>
+        <w:t>Cita:</w:t>
+      </w:r>
+      <w:r>
+        <w:t xml:space="preserve"> </w:t>
+      </w:r>
+      <w:proofErr w:type="spellStart"/>
+      <w:r>
+        <w:t>id_cita</w:t>
+      </w:r>
+      <w:proofErr w:type="spellEnd"/>
+      <w:r>
+        <w:t xml:space="preserve"> (PK), </w:t>
+      </w:r>
+      <w:proofErr w:type="spellStart"/>
+      <w:r>
+        <w:t>id_paciente</w:t>
+      </w:r>
+      <w:proofErr w:type="spellEnd"/>
+      <w:r>
+        <w:t xml:space="preserve"> (FK), </w:t>
+      </w:r>
+      <w:proofErr w:type="spellStart"/>
+      <w:r>
+        <w:t>id_trabajador</w:t>
+      </w:r>
+      <w:proofErr w:type="spellEnd"/>
+      <w:r>
+        <w:t xml:space="preserve"> (FK, médico asignado), </w:t>
+      </w:r>
+      <w:proofErr w:type="spellStart"/>
+      <w:r>
+        <w:t>fecha_hora</w:t>
+      </w:r>
+      <w:proofErr w:type="spellEnd"/>
+      <w:r>
+        <w:t xml:space="preserve">, estado (Pendiente, Realizada, Cancelada), </w:t>
+      </w:r>
+      <w:proofErr w:type="spellStart"/>
+      <w:r>
+        <w:t>motivo_consulta</w:t>
+      </w:r>
+      <w:proofErr w:type="spellEnd"/>
+      <w:r>
+        <w:t>, diagnostico.</w:t>
+      </w:r>
+    </w:p>
+    <w:p>
+      <w:pPr>
+        <w:pStyle w:val="Prrafodelista"/>
+        <w:numPr>
+          <w:ilvl w:val="0"/>
+          <w:numId w:val="10"/>
+        </w:numPr>
+        <w:suppressAutoHyphens/>
+        <w:autoSpaceDN w:val="0"/>
+        <w:spacing w:before="0" w:after="160" w:line="278" w:lineRule="auto"/>
+        <w:jc w:val="left"/>
+        <w:textAlignment w:val="baseline"/>
+      </w:pPr>
+      <w:proofErr w:type="spellStart"/>
+      <w:r>
+        <w:rPr>
+          <w:b/>
+          <w:bCs/>
+        </w:rPr>
+        <w:t>Historial_</w:t>
+      </w:r>
+      <w:proofErr w:type="gramStart"/>
+      <w:r>
+        <w:rPr>
+          <w:b/>
+          <w:bCs/>
+        </w:rPr>
+        <w:t>Medico</w:t>
+      </w:r>
+      <w:proofErr w:type="spellEnd"/>
+      <w:r>
+        <w:t xml:space="preserve"> :</w:t>
+      </w:r>
+      <w:proofErr w:type="gramEnd"/>
+      <w:r>
+        <w:t xml:space="preserve"> </w:t>
+      </w:r>
+      <w:proofErr w:type="spellStart"/>
+      <w:r>
+        <w:t>id_historial</w:t>
+      </w:r>
+      <w:proofErr w:type="spellEnd"/>
+      <w:r>
+        <w:t xml:space="preserve"> (PK), </w:t>
+      </w:r>
+      <w:proofErr w:type="spellStart"/>
+      <w:r>
+        <w:t>id_paciente</w:t>
+      </w:r>
+      <w:proofErr w:type="spellEnd"/>
+      <w:r>
+        <w:t xml:space="preserve"> (FK), </w:t>
+      </w:r>
+      <w:proofErr w:type="spellStart"/>
+      <w:r>
+        <w:t>id_cita</w:t>
+      </w:r>
+      <w:proofErr w:type="spellEnd"/>
+      <w:r>
+        <w:t xml:space="preserve"> (FK), </w:t>
+      </w:r>
+      <w:proofErr w:type="spellStart"/>
+      <w:r>
+        <w:t>diagnostico</w:t>
+      </w:r>
+      <w:proofErr w:type="spellEnd"/>
+      <w:r>
+        <w:t xml:space="preserve">, tratamiento, </w:t>
+      </w:r>
+      <w:proofErr w:type="spellStart"/>
+      <w:r>
+        <w:t>fecha_registro</w:t>
+      </w:r>
+      <w:proofErr w:type="spellEnd"/>
+      <w:r>
+        <w:t>.</w:t>
+      </w:r>
+    </w:p>
+    <w:p>
+      <w:pPr>
+        <w:suppressAutoHyphens/>
+        <w:autoSpaceDN w:val="0"/>
+        <w:spacing w:before="0" w:after="160" w:line="278" w:lineRule="auto"/>
+        <w:jc w:val="left"/>
+        <w:textAlignment w:val="baseline"/>
+      </w:pPr>
+      <w:r>
+        <w:rPr>
+          <w:noProof/>
+        </w:rPr>
+        <w:drawing>
+          <wp:anchor distT="0" distB="0" distL="114300" distR="114300" simplePos="0" relativeHeight="251660288" behindDoc="1" locked="0" layoutInCell="1" allowOverlap="1" wp14:anchorId="1145F4E2" wp14:editId="1E77FD9F">
+            <wp:simplePos x="0" y="0"/>
+            <wp:positionH relativeFrom="column">
+              <wp:posOffset>546100</wp:posOffset>
+            </wp:positionH>
+            <wp:positionV relativeFrom="paragraph">
+              <wp:posOffset>3810</wp:posOffset>
+            </wp:positionV>
+            <wp:extent cx="4025900" cy="3073400"/>
+            <wp:effectExtent l="0" t="0" r="0" b="0"/>
+            <wp:wrapTight wrapText="bothSides">
+              <wp:wrapPolygon edited="0">
+                <wp:start x="0" y="0"/>
+                <wp:lineTo x="0" y="21421"/>
+                <wp:lineTo x="21464" y="21421"/>
+                <wp:lineTo x="21464" y="0"/>
+                <wp:lineTo x="0" y="0"/>
+              </wp:wrapPolygon>
+            </wp:wrapTight>
+            <wp:docPr id="1095214125" name="Imagen 1"/>
+            <wp:cNvGraphicFramePr>
+              <a:graphicFrameLocks xmlns:a="http://schemas.openxmlformats.org/drawingml/2006/main" noChangeAspect="1"/>
+            </wp:cNvGraphicFramePr>
+            <a:graphic xmlns:a="http://schemas.openxmlformats.org/drawingml/2006/main">
+              <a:graphicData uri="http://schemas.openxmlformats.org/drawingml/2006/picture">
+                <pic:pic xmlns:pic="http://schemas.openxmlformats.org/drawingml/2006/picture">
+                  <pic:nvPicPr>
+                    <pic:cNvPr id="0" name="Picture 1"/>
+                    <pic:cNvPicPr>
+                      <a:picLocks noChangeAspect="1" noChangeArrowheads="1"/>
+                    </pic:cNvPicPr>
+                  </pic:nvPicPr>
+                  <pic:blipFill>
+                    <a:blip r:embed="rId10">
+                      <a:extLst>
+                        <a:ext uri="{28A0092B-C50C-407E-A947-70E740481C1C}">
+                          <a14:useLocalDpi xmlns:a14="http://schemas.microsoft.com/office/drawing/2010/main" val="0"/>
+                        </a:ext>
+                      </a:extLst>
+                    </a:blip>
+                    <a:srcRect/>
+                    <a:stretch>
+                      <a:fillRect/>
+                    </a:stretch>
+                  </pic:blipFill>
+                  <pic:spPr bwMode="auto">
+                    <a:xfrm>
+                      <a:off x="0" y="0"/>
+                      <a:ext cx="4025900" cy="3073400"/>
+                    </a:xfrm>
+                    <a:prstGeom prst="rect">
+                      <a:avLst/>
+                    </a:prstGeom>
+                    <a:noFill/>
+                    <a:ln>
+                      <a:noFill/>
+                    </a:ln>
+                  </pic:spPr>
+                </pic:pic>
+              </a:graphicData>
+            </a:graphic>
+            <wp14:sizeRelH relativeFrom="margin">
+              <wp14:pctWidth>0</wp14:pctWidth>
+            </wp14:sizeRelH>
+            <wp14:sizeRelV relativeFrom="margin">
+              <wp14:pctHeight>0</wp14:pctHeight>
+            </wp14:sizeRelV>
+          </wp:anchor>
+        </w:drawing>
+      </w:r>
+    </w:p>
+    <w:p>
+      <w:pPr>
+        <w:pStyle w:val="Ttulo2"/>
+      </w:pPr>
+      <w:bookmarkStart w:id="16" w:name="_Toc241172017"/>
+    </w:p>
+    <w:p/>
+    <w:p/>
+    <w:p/>
+    <w:p/>
+    <w:p>
+      <w:pPr>
+        <w:pStyle w:val="Ttulo2"/>
+      </w:pPr>
+      <w:r>
+        <w:lastRenderedPageBreak/>
+        <w:t>diagramas de Casos de Uso</w:t>
+      </w:r>
+      <w:bookmarkEnd w:id="16"/>
+    </w:p>
+    <w:p/>
+    <w:p>
+      <w:pPr>
+        <w:pStyle w:val="Ttulo2"/>
+      </w:pPr>
+      <w:bookmarkStart w:id="17" w:name="_Toc241172018"/>
+      <w:r>
+        <w:t>diagrama de clases</w:t>
+      </w:r>
+      <w:bookmarkEnd w:id="17"/>
+    </w:p>
+    <w:p/>
     <w:p>
       <w:r>
         <w:br w:type="page"/>
@@ -2191,12 +4116,12 @@
           <w:numId w:val="1"/>
         </w:numPr>
       </w:pPr>
-      <w:bookmarkStart w:id="12" w:name="_Toc159224223"/>
+      <w:bookmarkStart w:id="18" w:name="_Toc241172035"/>
       <w:r>
         <w:lastRenderedPageBreak/>
         <w:t>Despliegue y pruebas</w:t>
       </w:r>
-      <w:bookmarkEnd w:id="12"/>
+      <w:bookmarkEnd w:id="18"/>
       <w:r>
         <w:t xml:space="preserve"> </w:t>
       </w:r>
@@ -2220,12 +4145,12 @@
           <w:numId w:val="1"/>
         </w:numPr>
       </w:pPr>
-      <w:bookmarkStart w:id="13" w:name="_Toc159224224"/>
+      <w:bookmarkStart w:id="19" w:name="_Toc241172036"/>
       <w:r>
         <w:lastRenderedPageBreak/>
         <w:t>Conclusiones</w:t>
       </w:r>
-      <w:bookmarkEnd w:id="13"/>
+      <w:bookmarkEnd w:id="19"/>
       <w:r>
         <w:t xml:space="preserve"> </w:t>
       </w:r>
@@ -2248,12 +4173,12 @@
           <w:numId w:val="1"/>
         </w:numPr>
       </w:pPr>
-      <w:bookmarkStart w:id="14" w:name="_Toc159224225"/>
+      <w:bookmarkStart w:id="20" w:name="_Toc241172037"/>
       <w:r>
         <w:lastRenderedPageBreak/>
         <w:t>Vías futuras</w:t>
       </w:r>
-      <w:bookmarkEnd w:id="14"/>
+      <w:bookmarkEnd w:id="20"/>
       <w:r>
         <w:t xml:space="preserve"> </w:t>
       </w:r>
@@ -2276,12 +4201,12 @@
           <w:numId w:val="1"/>
         </w:numPr>
       </w:pPr>
-      <w:bookmarkStart w:id="15" w:name="_Toc159224226"/>
+      <w:bookmarkStart w:id="21" w:name="_Toc241172038"/>
       <w:r>
         <w:lastRenderedPageBreak/>
         <w:t>Bibliografía/Webgrafía</w:t>
       </w:r>
-      <w:bookmarkEnd w:id="15"/>
+      <w:bookmarkEnd w:id="21"/>
       <w:r>
         <w:t xml:space="preserve"> </w:t>
       </w:r>
@@ -2304,12 +4229,12 @@
           <w:numId w:val="1"/>
         </w:numPr>
       </w:pPr>
-      <w:bookmarkStart w:id="16" w:name="_Toc159224227"/>
+      <w:bookmarkStart w:id="22" w:name="_Toc241172039"/>
       <w:r>
         <w:lastRenderedPageBreak/>
         <w:t>Anexos</w:t>
       </w:r>
-      <w:bookmarkEnd w:id="16"/>
+      <w:bookmarkEnd w:id="22"/>
     </w:p>
     <w:p>
       <w:pPr>
@@ -2319,11 +4244,11 @@
           <w:numId w:val="1"/>
         </w:numPr>
       </w:pPr>
-      <w:bookmarkStart w:id="17" w:name="_Toc159224228"/>
+      <w:bookmarkStart w:id="23" w:name="_Toc241172040"/>
       <w:r>
         <w:t>Manual de Instalación</w:t>
       </w:r>
-      <w:bookmarkEnd w:id="17"/>
+      <w:bookmarkEnd w:id="23"/>
     </w:p>
     <w:p/>
     <w:p>
@@ -2334,11 +4259,11 @@
           <w:numId w:val="1"/>
         </w:numPr>
       </w:pPr>
-      <w:bookmarkStart w:id="18" w:name="_Toc159224229"/>
+      <w:bookmarkStart w:id="24" w:name="_Toc241172041"/>
       <w:r>
         <w:t>Manual de Usuario</w:t>
       </w:r>
-      <w:bookmarkEnd w:id="18"/>
+      <w:bookmarkEnd w:id="24"/>
     </w:p>
     <w:p/>
     <w:p>
@@ -2364,12 +4289,12 @@
           <w:vertAlign w:val="subscript"/>
         </w:rPr>
       </w:pPr>
-      <w:bookmarkStart w:id="19" w:name="_heading=h.z337ya" w:colFirst="0" w:colLast="0"/>
-      <w:bookmarkEnd w:id="19"/>
-    </w:p>
-    <w:p>
-      <w:bookmarkStart w:id="20" w:name="_heading=h.3j2qqm3" w:colFirst="0" w:colLast="0"/>
-      <w:bookmarkEnd w:id="20"/>
+      <w:bookmarkStart w:id="25" w:name="_heading=h.z337ya" w:colFirst="0" w:colLast="0"/>
+      <w:bookmarkEnd w:id="25"/>
+    </w:p>
+    <w:p>
+      <w:bookmarkStart w:id="26" w:name="_heading=h.3j2qqm3" w:colFirst="0" w:colLast="0"/>
+      <w:bookmarkEnd w:id="26"/>
     </w:p>
     <w:p>
       <w:pPr>
@@ -2428,8 +4353,8 @@
       </w:r>
     </w:p>
     <w:sectPr>
-      <w:headerReference w:type="default" r:id="rId10"/>
-      <w:headerReference w:type="first" r:id="rId11"/>
+      <w:headerReference w:type="default" r:id="rId11"/>
+      <w:headerReference w:type="first" r:id="rId12"/>
       <w:pgSz w:w="11909" w:h="16834"/>
       <w:pgMar w:top="1440" w:right="1440" w:bottom="1440" w:left="1440" w:header="720" w:footer="0" w:gutter="0"/>
       <w:pgNumType w:start="1"/>
@@ -2608,6 +4533,321 @@
 <file path=word/numbering.xml><?xml version="1.0" encoding="utf-8"?>
 <w:numbering xmlns:wpc="http://schemas.microsoft.com/office/word/2010/wordprocessingCanvas" xmlns:cx="http://schemas.microsoft.com/office/drawing/2014/chartex" xmlns:cx1="http://schemas.microsoft.com/office/drawing/2015/9/8/chartex" xmlns:cx2="http://schemas.microsoft.com/office/drawing/2015/10/21/chartex" xmlns:cx3="http://schemas.microsoft.com/office/drawing/2016/5/9/chartex" xmlns:cx4="http://schemas.microsoft.com/office/drawing/2016/5/10/chartex" xmlns:cx5="http://schemas.microsoft.com/office/drawing/2016/5/11/chartex" xmlns:cx6="http://schemas.microsoft.com/office/drawing/2016/5/12/chartex" xmlns:cx7="http://schemas.microsoft.com/office/drawing/2016/5/13/chartex" xmlns:cx8="http://schemas.microsoft.com/office/drawing/2016/5/14/chartex" xmlns:mc="http://schemas.openxmlformats.org/markup-compatibility/2006" xmlns:aink="http://schemas.microsoft.com/office/drawing/2016/ink" xmlns:am3d="http://schemas.microsoft.com/office/drawing/2017/model3d" xmlns:o="urn:schemas-microsoft-com:office:office" xmlns:oel="http://schemas.microsoft.com/office/2019/extlst" xmlns:r="http://schemas.openxmlformats.org/officeDocument/2006/relationships" xmlns:m="http://schemas.openxmlformats.org/officeDocument/2006/math" xmlns:v="urn:schemas-microsoft-com:vml" xmlns:wp14="http://schemas.microsoft.com/office/word/2010/wordprocessingDrawing" xmlns:wp="http://schemas.openxmlformats.org/drawingml/2006/wordprocessingDrawing" xmlns:w10="urn:schemas-microsoft-com:office:word" xmlns:w="http://schemas.openxmlformats.org/wordprocessingml/2006/main" xmlns:w14="http://schemas.microsoft.com/office/word/2010/wordml" xmlns:w15="http://schemas.microsoft.com/office/word/2012/wordml" xmlns:w16cex="http://schemas.microsoft.com/office/word/2018/wordml/cex" xmlns:w16cid="http://schemas.microsoft.com/office/word/2016/wordml/cid" xmlns:w16="http://schemas.microsoft.com/office/word/2018/wordml" xmlns:w16du="http://schemas.microsoft.com/office/word/2023/wordml/word16du" xmlns:w16sdtdh="http://schemas.microsoft.com/office/word/2020/wordml/sdtdatahash" xmlns:w16sdtfl="http://schemas.microsoft.com/office/word/2024/wordml/sdtformatlock" xmlns:w16se="http://schemas.microsoft.com/office/word/2015/wordml/symex" xmlns:wpg="http://schemas.microsoft.com/office/word/2010/wordprocessingGroup" xmlns:wpi="http://schemas.microsoft.com/office/word/2010/wordprocessingInk" xmlns:wne="http://schemas.microsoft.com/office/word/2006/wordml" xmlns:wps="http://schemas.microsoft.com/office/word/2010/wordprocessingShape" mc:Ignorable="w14 w15 w16se w16cid w16 w16cex w16sdtdh w16sdtfl w16du wp14">
   <w:abstractNum w:abstractNumId="0" w15:restartNumberingAfterBreak="0">
+    <w:nsid w:val="0B8E0180"/>
+    <w:multiLevelType w:val="hybridMultilevel"/>
+    <w:tmpl w:val="6B3AEBDC"/>
+    <w:lvl w:ilvl="0" w:tplc="0C0A0001">
+      <w:start w:val="1"/>
+      <w:numFmt w:val="bullet"/>
+      <w:lvlText w:val=""/>
+      <w:lvlJc w:val="left"/>
+      <w:pPr>
+        <w:ind w:left="720" w:hanging="360"/>
+      </w:pPr>
+      <w:rPr>
+        <w:rFonts w:ascii="Symbol" w:hAnsi="Symbol" w:hint="default"/>
+      </w:rPr>
+    </w:lvl>
+    <w:lvl w:ilvl="1" w:tplc="0C0A0003">
+      <w:start w:val="1"/>
+      <w:numFmt w:val="bullet"/>
+      <w:lvlText w:val="o"/>
+      <w:lvlJc w:val="left"/>
+      <w:pPr>
+        <w:ind w:left="1440" w:hanging="360"/>
+      </w:pPr>
+      <w:rPr>
+        <w:rFonts w:ascii="Courier New" w:hAnsi="Courier New" w:cs="Courier New" w:hint="default"/>
+      </w:rPr>
+    </w:lvl>
+    <w:lvl w:ilvl="2" w:tplc="0C0A0005" w:tentative="1">
+      <w:start w:val="1"/>
+      <w:numFmt w:val="bullet"/>
+      <w:lvlText w:val=""/>
+      <w:lvlJc w:val="left"/>
+      <w:pPr>
+        <w:ind w:left="2160" w:hanging="360"/>
+      </w:pPr>
+      <w:rPr>
+        <w:rFonts w:ascii="Wingdings" w:hAnsi="Wingdings" w:hint="default"/>
+      </w:rPr>
+    </w:lvl>
+    <w:lvl w:ilvl="3" w:tplc="0C0A0001" w:tentative="1">
+      <w:start w:val="1"/>
+      <w:numFmt w:val="bullet"/>
+      <w:lvlText w:val=""/>
+      <w:lvlJc w:val="left"/>
+      <w:pPr>
+        <w:ind w:left="2880" w:hanging="360"/>
+      </w:pPr>
+      <w:rPr>
+        <w:rFonts w:ascii="Symbol" w:hAnsi="Symbol" w:hint="default"/>
+      </w:rPr>
+    </w:lvl>
+    <w:lvl w:ilvl="4" w:tplc="0C0A0003" w:tentative="1">
+      <w:start w:val="1"/>
+      <w:numFmt w:val="bullet"/>
+      <w:lvlText w:val="o"/>
+      <w:lvlJc w:val="left"/>
+      <w:pPr>
+        <w:ind w:left="3600" w:hanging="360"/>
+      </w:pPr>
+      <w:rPr>
+        <w:rFonts w:ascii="Courier New" w:hAnsi="Courier New" w:cs="Courier New" w:hint="default"/>
+      </w:rPr>
+    </w:lvl>
+    <w:lvl w:ilvl="5" w:tplc="0C0A0005" w:tentative="1">
+      <w:start w:val="1"/>
+      <w:numFmt w:val="bullet"/>
+      <w:lvlText w:val=""/>
+      <w:lvlJc w:val="left"/>
+      <w:pPr>
+        <w:ind w:left="4320" w:hanging="360"/>
+      </w:pPr>
+      <w:rPr>
+        <w:rFonts w:ascii="Wingdings" w:hAnsi="Wingdings" w:hint="default"/>
+      </w:rPr>
+    </w:lvl>
+    <w:lvl w:ilvl="6" w:tplc="0C0A0001" w:tentative="1">
+      <w:start w:val="1"/>
+      <w:numFmt w:val="bullet"/>
+      <w:lvlText w:val=""/>
+      <w:lvlJc w:val="left"/>
+      <w:pPr>
+        <w:ind w:left="5040" w:hanging="360"/>
+      </w:pPr>
+      <w:rPr>
+        <w:rFonts w:ascii="Symbol" w:hAnsi="Symbol" w:hint="default"/>
+      </w:rPr>
+    </w:lvl>
+    <w:lvl w:ilvl="7" w:tplc="0C0A0003" w:tentative="1">
+      <w:start w:val="1"/>
+      <w:numFmt w:val="bullet"/>
+      <w:lvlText w:val="o"/>
+      <w:lvlJc w:val="left"/>
+      <w:pPr>
+        <w:ind w:left="5760" w:hanging="360"/>
+      </w:pPr>
+      <w:rPr>
+        <w:rFonts w:ascii="Courier New" w:hAnsi="Courier New" w:cs="Courier New" w:hint="default"/>
+      </w:rPr>
+    </w:lvl>
+    <w:lvl w:ilvl="8" w:tplc="0C0A0005" w:tentative="1">
+      <w:start w:val="1"/>
+      <w:numFmt w:val="bullet"/>
+      <w:lvlText w:val=""/>
+      <w:lvlJc w:val="left"/>
+      <w:pPr>
+        <w:ind w:left="6480" w:hanging="360"/>
+      </w:pPr>
+      <w:rPr>
+        <w:rFonts w:ascii="Wingdings" w:hAnsi="Wingdings" w:hint="default"/>
+      </w:rPr>
+    </w:lvl>
+  </w:abstractNum>
+  <w:abstractNum w:abstractNumId="1" w15:restartNumberingAfterBreak="0">
+    <w:nsid w:val="13A67678"/>
+    <w:multiLevelType w:val="hybridMultilevel"/>
+    <w:tmpl w:val="64DA93DC"/>
+    <w:lvl w:ilvl="0" w:tplc="0C0A0001">
+      <w:start w:val="1"/>
+      <w:numFmt w:val="bullet"/>
+      <w:lvlText w:val=""/>
+      <w:lvlJc w:val="left"/>
+      <w:pPr>
+        <w:ind w:left="720" w:hanging="360"/>
+      </w:pPr>
+      <w:rPr>
+        <w:rFonts w:ascii="Symbol" w:hAnsi="Symbol" w:hint="default"/>
+      </w:rPr>
+    </w:lvl>
+    <w:lvl w:ilvl="1" w:tplc="FFFFFFFF" w:tentative="1">
+      <w:start w:val="1"/>
+      <w:numFmt w:val="lowerLetter"/>
+      <w:lvlText w:val="%2."/>
+      <w:lvlJc w:val="left"/>
+      <w:pPr>
+        <w:ind w:left="1440" w:hanging="360"/>
+      </w:pPr>
+    </w:lvl>
+    <w:lvl w:ilvl="2" w:tplc="FFFFFFFF" w:tentative="1">
+      <w:start w:val="1"/>
+      <w:numFmt w:val="lowerRoman"/>
+      <w:lvlText w:val="%3."/>
+      <w:lvlJc w:val="right"/>
+      <w:pPr>
+        <w:ind w:left="2160" w:hanging="180"/>
+      </w:pPr>
+    </w:lvl>
+    <w:lvl w:ilvl="3" w:tplc="FFFFFFFF" w:tentative="1">
+      <w:start w:val="1"/>
+      <w:numFmt w:val="decimal"/>
+      <w:lvlText w:val="%4."/>
+      <w:lvlJc w:val="left"/>
+      <w:pPr>
+        <w:ind w:left="2880" w:hanging="360"/>
+      </w:pPr>
+    </w:lvl>
+    <w:lvl w:ilvl="4" w:tplc="FFFFFFFF" w:tentative="1">
+      <w:start w:val="1"/>
+      <w:numFmt w:val="lowerLetter"/>
+      <w:lvlText w:val="%5."/>
+      <w:lvlJc w:val="left"/>
+      <w:pPr>
+        <w:ind w:left="3600" w:hanging="360"/>
+      </w:pPr>
+    </w:lvl>
+    <w:lvl w:ilvl="5" w:tplc="FFFFFFFF" w:tentative="1">
+      <w:start w:val="1"/>
+      <w:numFmt w:val="lowerRoman"/>
+      <w:lvlText w:val="%6."/>
+      <w:lvlJc w:val="right"/>
+      <w:pPr>
+        <w:ind w:left="4320" w:hanging="180"/>
+      </w:pPr>
+    </w:lvl>
+    <w:lvl w:ilvl="6" w:tplc="FFFFFFFF" w:tentative="1">
+      <w:start w:val="1"/>
+      <w:numFmt w:val="decimal"/>
+      <w:lvlText w:val="%7."/>
+      <w:lvlJc w:val="left"/>
+      <w:pPr>
+        <w:ind w:left="5040" w:hanging="360"/>
+      </w:pPr>
+    </w:lvl>
+    <w:lvl w:ilvl="7" w:tplc="FFFFFFFF" w:tentative="1">
+      <w:start w:val="1"/>
+      <w:numFmt w:val="lowerLetter"/>
+      <w:lvlText w:val="%8."/>
+      <w:lvlJc w:val="left"/>
+      <w:pPr>
+        <w:ind w:left="5760" w:hanging="360"/>
+      </w:pPr>
+    </w:lvl>
+    <w:lvl w:ilvl="8" w:tplc="FFFFFFFF" w:tentative="1">
+      <w:start w:val="1"/>
+      <w:numFmt w:val="lowerRoman"/>
+      <w:lvlText w:val="%9."/>
+      <w:lvlJc w:val="right"/>
+      <w:pPr>
+        <w:ind w:left="6480" w:hanging="180"/>
+      </w:pPr>
+    </w:lvl>
+  </w:abstractNum>
+  <w:abstractNum w:abstractNumId="2" w15:restartNumberingAfterBreak="0">
+    <w:nsid w:val="1E497B12"/>
+    <w:multiLevelType w:val="hybridMultilevel"/>
+    <w:tmpl w:val="5F4C6ECC"/>
+    <w:lvl w:ilvl="0" w:tplc="0C0A0001">
+      <w:start w:val="1"/>
+      <w:numFmt w:val="bullet"/>
+      <w:lvlText w:val=""/>
+      <w:lvlJc w:val="left"/>
+      <w:pPr>
+        <w:ind w:left="720" w:hanging="360"/>
+      </w:pPr>
+      <w:rPr>
+        <w:rFonts w:ascii="Symbol" w:hAnsi="Symbol" w:hint="default"/>
+      </w:rPr>
+    </w:lvl>
+    <w:lvl w:ilvl="1" w:tplc="0C0A0003" w:tentative="1">
+      <w:start w:val="1"/>
+      <w:numFmt w:val="bullet"/>
+      <w:lvlText w:val="o"/>
+      <w:lvlJc w:val="left"/>
+      <w:pPr>
+        <w:ind w:left="1440" w:hanging="360"/>
+      </w:pPr>
+      <w:rPr>
+        <w:rFonts w:ascii="Courier New" w:hAnsi="Courier New" w:cs="Courier New" w:hint="default"/>
+      </w:rPr>
+    </w:lvl>
+    <w:lvl w:ilvl="2" w:tplc="0C0A0005" w:tentative="1">
+      <w:start w:val="1"/>
+      <w:numFmt w:val="bullet"/>
+      <w:lvlText w:val=""/>
+      <w:lvlJc w:val="left"/>
+      <w:pPr>
+        <w:ind w:left="2160" w:hanging="360"/>
+      </w:pPr>
+      <w:rPr>
+        <w:rFonts w:ascii="Wingdings" w:hAnsi="Wingdings" w:hint="default"/>
+      </w:rPr>
+    </w:lvl>
+    <w:lvl w:ilvl="3" w:tplc="0C0A0001" w:tentative="1">
+      <w:start w:val="1"/>
+      <w:numFmt w:val="bullet"/>
+      <w:lvlText w:val=""/>
+      <w:lvlJc w:val="left"/>
+      <w:pPr>
+        <w:ind w:left="2880" w:hanging="360"/>
+      </w:pPr>
+      <w:rPr>
+        <w:rFonts w:ascii="Symbol" w:hAnsi="Symbol" w:hint="default"/>
+      </w:rPr>
+    </w:lvl>
+    <w:lvl w:ilvl="4" w:tplc="0C0A0003" w:tentative="1">
+      <w:start w:val="1"/>
+      <w:numFmt w:val="bullet"/>
+      <w:lvlText w:val="o"/>
+      <w:lvlJc w:val="left"/>
+      <w:pPr>
+        <w:ind w:left="3600" w:hanging="360"/>
+      </w:pPr>
+      <w:rPr>
+        <w:rFonts w:ascii="Courier New" w:hAnsi="Courier New" w:cs="Courier New" w:hint="default"/>
+      </w:rPr>
+    </w:lvl>
+    <w:lvl w:ilvl="5" w:tplc="0C0A0005" w:tentative="1">
+      <w:start w:val="1"/>
+      <w:numFmt w:val="bullet"/>
+      <w:lvlText w:val=""/>
+      <w:lvlJc w:val="left"/>
+      <w:pPr>
+        <w:ind w:left="4320" w:hanging="360"/>
+      </w:pPr>
+      <w:rPr>
+        <w:rFonts w:ascii="Wingdings" w:hAnsi="Wingdings" w:hint="default"/>
+      </w:rPr>
+    </w:lvl>
+    <w:lvl w:ilvl="6" w:tplc="0C0A0001" w:tentative="1">
+      <w:start w:val="1"/>
+      <w:numFmt w:val="bullet"/>
+      <w:lvlText w:val=""/>
+      <w:lvlJc w:val="left"/>
+      <w:pPr>
+        <w:ind w:left="5040" w:hanging="360"/>
+      </w:pPr>
+      <w:rPr>
+        <w:rFonts w:ascii="Symbol" w:hAnsi="Symbol" w:hint="default"/>
+      </w:rPr>
+    </w:lvl>
+    <w:lvl w:ilvl="7" w:tplc="0C0A0003" w:tentative="1">
+      <w:start w:val="1"/>
+      <w:numFmt w:val="bullet"/>
+      <w:lvlText w:val="o"/>
+      <w:lvlJc w:val="left"/>
+      <w:pPr>
+        <w:ind w:left="5760" w:hanging="360"/>
+      </w:pPr>
+      <w:rPr>
+        <w:rFonts w:ascii="Courier New" w:hAnsi="Courier New" w:cs="Courier New" w:hint="default"/>
+      </w:rPr>
+    </w:lvl>
+    <w:lvl w:ilvl="8" w:tplc="0C0A0005" w:tentative="1">
+      <w:start w:val="1"/>
+      <w:numFmt w:val="bullet"/>
+      <w:lvlText w:val=""/>
+      <w:lvlJc w:val="left"/>
+      <w:pPr>
+        <w:ind w:left="6480" w:hanging="360"/>
+      </w:pPr>
+      <w:rPr>
+        <w:rFonts w:ascii="Wingdings" w:hAnsi="Wingdings" w:hint="default"/>
+      </w:rPr>
+    </w:lvl>
+  </w:abstractNum>
+  <w:abstractNum w:abstractNumId="3" w15:restartNumberingAfterBreak="0">
     <w:nsid w:val="1EBC368F"/>
     <w:multiLevelType w:val="multilevel"/>
     <w:tmpl w:val="72DE3258"/>
@@ -2693,7 +4933,405 @@
       </w:pPr>
     </w:lvl>
   </w:abstractNum>
-  <w:abstractNum w:abstractNumId="1" w15:restartNumberingAfterBreak="0">
+  <w:abstractNum w:abstractNumId="4" w15:restartNumberingAfterBreak="0">
+    <w:nsid w:val="25A868CF"/>
+    <w:multiLevelType w:val="hybridMultilevel"/>
+    <w:tmpl w:val="1F3EFD98"/>
+    <w:lvl w:ilvl="0" w:tplc="0C0A000F">
+      <w:start w:val="1"/>
+      <w:numFmt w:val="decimal"/>
+      <w:lvlText w:val="%1."/>
+      <w:lvlJc w:val="left"/>
+      <w:pPr>
+        <w:ind w:left="720" w:hanging="360"/>
+      </w:pPr>
+    </w:lvl>
+    <w:lvl w:ilvl="1" w:tplc="0C0A0019" w:tentative="1">
+      <w:start w:val="1"/>
+      <w:numFmt w:val="lowerLetter"/>
+      <w:lvlText w:val="%2."/>
+      <w:lvlJc w:val="left"/>
+      <w:pPr>
+        <w:ind w:left="1440" w:hanging="360"/>
+      </w:pPr>
+    </w:lvl>
+    <w:lvl w:ilvl="2" w:tplc="0C0A001B" w:tentative="1">
+      <w:start w:val="1"/>
+      <w:numFmt w:val="lowerRoman"/>
+      <w:lvlText w:val="%3."/>
+      <w:lvlJc w:val="right"/>
+      <w:pPr>
+        <w:ind w:left="2160" w:hanging="180"/>
+      </w:pPr>
+    </w:lvl>
+    <w:lvl w:ilvl="3" w:tplc="0C0A000F" w:tentative="1">
+      <w:start w:val="1"/>
+      <w:numFmt w:val="decimal"/>
+      <w:lvlText w:val="%4."/>
+      <w:lvlJc w:val="left"/>
+      <w:pPr>
+        <w:ind w:left="2880" w:hanging="360"/>
+      </w:pPr>
+    </w:lvl>
+    <w:lvl w:ilvl="4" w:tplc="0C0A0019" w:tentative="1">
+      <w:start w:val="1"/>
+      <w:numFmt w:val="lowerLetter"/>
+      <w:lvlText w:val="%5."/>
+      <w:lvlJc w:val="left"/>
+      <w:pPr>
+        <w:ind w:left="3600" w:hanging="360"/>
+      </w:pPr>
+    </w:lvl>
+    <w:lvl w:ilvl="5" w:tplc="0C0A001B" w:tentative="1">
+      <w:start w:val="1"/>
+      <w:numFmt w:val="lowerRoman"/>
+      <w:lvlText w:val="%6."/>
+      <w:lvlJc w:val="right"/>
+      <w:pPr>
+        <w:ind w:left="4320" w:hanging="180"/>
+      </w:pPr>
+    </w:lvl>
+    <w:lvl w:ilvl="6" w:tplc="0C0A000F" w:tentative="1">
+      <w:start w:val="1"/>
+      <w:numFmt w:val="decimal"/>
+      <w:lvlText w:val="%7."/>
+      <w:lvlJc w:val="left"/>
+      <w:pPr>
+        <w:ind w:left="5040" w:hanging="360"/>
+      </w:pPr>
+    </w:lvl>
+    <w:lvl w:ilvl="7" w:tplc="0C0A0019" w:tentative="1">
+      <w:start w:val="1"/>
+      <w:numFmt w:val="lowerLetter"/>
+      <w:lvlText w:val="%8."/>
+      <w:lvlJc w:val="left"/>
+      <w:pPr>
+        <w:ind w:left="5760" w:hanging="360"/>
+      </w:pPr>
+    </w:lvl>
+    <w:lvl w:ilvl="8" w:tplc="0C0A001B" w:tentative="1">
+      <w:start w:val="1"/>
+      <w:numFmt w:val="lowerRoman"/>
+      <w:lvlText w:val="%9."/>
+      <w:lvlJc w:val="right"/>
+      <w:pPr>
+        <w:ind w:left="6480" w:hanging="180"/>
+      </w:pPr>
+    </w:lvl>
+  </w:abstractNum>
+  <w:abstractNum w:abstractNumId="5" w15:restartNumberingAfterBreak="0">
+    <w:nsid w:val="315F43C4"/>
+    <w:multiLevelType w:val="multilevel"/>
+    <w:tmpl w:val="40069E20"/>
+    <w:lvl w:ilvl="0">
+      <w:start w:val="1"/>
+      <w:numFmt w:val="decimal"/>
+      <w:lvlText w:val="%1."/>
+      <w:lvlJc w:val="left"/>
+      <w:pPr>
+        <w:ind w:left="384" w:hanging="384"/>
+      </w:pPr>
+      <w:rPr>
+        <w:rFonts w:hint="default"/>
+      </w:rPr>
+    </w:lvl>
+    <w:lvl w:ilvl="1">
+      <w:start w:val="4"/>
+      <w:numFmt w:val="decimal"/>
+      <w:lvlText w:val="(%1-%2"/>
+      <w:lvlJc w:val="left"/>
+      <w:pPr>
+        <w:ind w:left="720" w:hanging="720"/>
+      </w:pPr>
+      <w:rPr>
+        <w:rFonts w:hint="default"/>
+      </w:rPr>
+    </w:lvl>
+    <w:lvl w:ilvl="2">
+      <w:start w:val="1"/>
+      <w:numFmt w:val="decimal"/>
+      <w:lvlText w:val="(%1-%2.%3"/>
+      <w:lvlJc w:val="left"/>
+      <w:pPr>
+        <w:ind w:left="1080" w:hanging="1080"/>
+      </w:pPr>
+      <w:rPr>
+        <w:rFonts w:hint="default"/>
+      </w:rPr>
+    </w:lvl>
+    <w:lvl w:ilvl="3">
+      <w:start w:val="1"/>
+      <w:numFmt w:val="decimal"/>
+      <w:lvlText w:val="(%1-%2.%3.%4"/>
+      <w:lvlJc w:val="left"/>
+      <w:pPr>
+        <w:ind w:left="1080" w:hanging="1080"/>
+      </w:pPr>
+      <w:rPr>
+        <w:rFonts w:hint="default"/>
+      </w:rPr>
+    </w:lvl>
+    <w:lvl w:ilvl="4">
+      <w:start w:val="1"/>
+      <w:numFmt w:val="decimal"/>
+      <w:lvlText w:val="(%1-%2.%3.%4.%5"/>
+      <w:lvlJc w:val="left"/>
+      <w:pPr>
+        <w:ind w:left="1440" w:hanging="1440"/>
+      </w:pPr>
+      <w:rPr>
+        <w:rFonts w:hint="default"/>
+      </w:rPr>
+    </w:lvl>
+    <w:lvl w:ilvl="5">
+      <w:start w:val="1"/>
+      <w:numFmt w:val="decimal"/>
+      <w:lvlText w:val="(%1-%2.%3.%4.%5.%6"/>
+      <w:lvlJc w:val="left"/>
+      <w:pPr>
+        <w:ind w:left="1440" w:hanging="1440"/>
+      </w:pPr>
+      <w:rPr>
+        <w:rFonts w:hint="default"/>
+      </w:rPr>
+    </w:lvl>
+    <w:lvl w:ilvl="6">
+      <w:start w:val="1"/>
+      <w:numFmt w:val="decimal"/>
+      <w:lvlText w:val="(%1-%2.%3.%4.%5.%6.%7"/>
+      <w:lvlJc w:val="left"/>
+      <w:pPr>
+        <w:ind w:left="1800" w:hanging="1800"/>
+      </w:pPr>
+      <w:rPr>
+        <w:rFonts w:hint="default"/>
+      </w:rPr>
+    </w:lvl>
+    <w:lvl w:ilvl="7">
+      <w:start w:val="1"/>
+      <w:numFmt w:val="decimal"/>
+      <w:lvlText w:val="(%1-%2.%3.%4.%5.%6.%7.%8"/>
+      <w:lvlJc w:val="left"/>
+      <w:pPr>
+        <w:ind w:left="2160" w:hanging="2160"/>
+      </w:pPr>
+      <w:rPr>
+        <w:rFonts w:hint="default"/>
+      </w:rPr>
+    </w:lvl>
+    <w:lvl w:ilvl="8">
+      <w:start w:val="1"/>
+      <w:numFmt w:val="decimal"/>
+      <w:lvlText w:val="(%1-%2.%3.%4.%5.%6.%7.%8.%9"/>
+      <w:lvlJc w:val="left"/>
+      <w:pPr>
+        <w:ind w:left="2160" w:hanging="2160"/>
+      </w:pPr>
+      <w:rPr>
+        <w:rFonts w:hint="default"/>
+      </w:rPr>
+    </w:lvl>
+  </w:abstractNum>
+  <w:abstractNum w:abstractNumId="6" w15:restartNumberingAfterBreak="0">
+    <w:nsid w:val="3B49303B"/>
+    <w:multiLevelType w:val="hybridMultilevel"/>
+    <w:tmpl w:val="EABE4226"/>
+    <w:lvl w:ilvl="0" w:tplc="0C0A0001">
+      <w:start w:val="1"/>
+      <w:numFmt w:val="bullet"/>
+      <w:lvlText w:val=""/>
+      <w:lvlJc w:val="left"/>
+      <w:pPr>
+        <w:ind w:left="720" w:hanging="360"/>
+      </w:pPr>
+      <w:rPr>
+        <w:rFonts w:ascii="Symbol" w:hAnsi="Symbol" w:hint="default"/>
+      </w:rPr>
+    </w:lvl>
+    <w:lvl w:ilvl="1" w:tplc="0C0A0003">
+      <w:start w:val="1"/>
+      <w:numFmt w:val="bullet"/>
+      <w:lvlText w:val="o"/>
+      <w:lvlJc w:val="left"/>
+      <w:pPr>
+        <w:ind w:left="1440" w:hanging="360"/>
+      </w:pPr>
+      <w:rPr>
+        <w:rFonts w:ascii="Courier New" w:hAnsi="Courier New" w:cs="Courier New" w:hint="default"/>
+      </w:rPr>
+    </w:lvl>
+    <w:lvl w:ilvl="2" w:tplc="0C0A0005" w:tentative="1">
+      <w:start w:val="1"/>
+      <w:numFmt w:val="bullet"/>
+      <w:lvlText w:val=""/>
+      <w:lvlJc w:val="left"/>
+      <w:pPr>
+        <w:ind w:left="2160" w:hanging="360"/>
+      </w:pPr>
+      <w:rPr>
+        <w:rFonts w:ascii="Wingdings" w:hAnsi="Wingdings" w:hint="default"/>
+      </w:rPr>
+    </w:lvl>
+    <w:lvl w:ilvl="3" w:tplc="0C0A0001" w:tentative="1">
+      <w:start w:val="1"/>
+      <w:numFmt w:val="bullet"/>
+      <w:lvlText w:val=""/>
+      <w:lvlJc w:val="left"/>
+      <w:pPr>
+        <w:ind w:left="2880" w:hanging="360"/>
+      </w:pPr>
+      <w:rPr>
+        <w:rFonts w:ascii="Symbol" w:hAnsi="Symbol" w:hint="default"/>
+      </w:rPr>
+    </w:lvl>
+    <w:lvl w:ilvl="4" w:tplc="0C0A0003" w:tentative="1">
+      <w:start w:val="1"/>
+      <w:numFmt w:val="bullet"/>
+      <w:lvlText w:val="o"/>
+      <w:lvlJc w:val="left"/>
+      <w:pPr>
+        <w:ind w:left="3600" w:hanging="360"/>
+      </w:pPr>
+      <w:rPr>
+        <w:rFonts w:ascii="Courier New" w:hAnsi="Courier New" w:cs="Courier New" w:hint="default"/>
+      </w:rPr>
+    </w:lvl>
+    <w:lvl w:ilvl="5" w:tplc="0C0A0005" w:tentative="1">
+      <w:start w:val="1"/>
+      <w:numFmt w:val="bullet"/>
+      <w:lvlText w:val=""/>
+      <w:lvlJc w:val="left"/>
+      <w:pPr>
+        <w:ind w:left="4320" w:hanging="360"/>
+      </w:pPr>
+      <w:rPr>
+        <w:rFonts w:ascii="Wingdings" w:hAnsi="Wingdings" w:hint="default"/>
+      </w:rPr>
+    </w:lvl>
+    <w:lvl w:ilvl="6" w:tplc="0C0A0001" w:tentative="1">
+      <w:start w:val="1"/>
+      <w:numFmt w:val="bullet"/>
+      <w:lvlText w:val=""/>
+      <w:lvlJc w:val="left"/>
+      <w:pPr>
+        <w:ind w:left="5040" w:hanging="360"/>
+      </w:pPr>
+      <w:rPr>
+        <w:rFonts w:ascii="Symbol" w:hAnsi="Symbol" w:hint="default"/>
+      </w:rPr>
+    </w:lvl>
+    <w:lvl w:ilvl="7" w:tplc="0C0A0003" w:tentative="1">
+      <w:start w:val="1"/>
+      <w:numFmt w:val="bullet"/>
+      <w:lvlText w:val="o"/>
+      <w:lvlJc w:val="left"/>
+      <w:pPr>
+        <w:ind w:left="5760" w:hanging="360"/>
+      </w:pPr>
+      <w:rPr>
+        <w:rFonts w:ascii="Courier New" w:hAnsi="Courier New" w:cs="Courier New" w:hint="default"/>
+      </w:rPr>
+    </w:lvl>
+    <w:lvl w:ilvl="8" w:tplc="0C0A0005" w:tentative="1">
+      <w:start w:val="1"/>
+      <w:numFmt w:val="bullet"/>
+      <w:lvlText w:val=""/>
+      <w:lvlJc w:val="left"/>
+      <w:pPr>
+        <w:ind w:left="6480" w:hanging="360"/>
+      </w:pPr>
+      <w:rPr>
+        <w:rFonts w:ascii="Wingdings" w:hAnsi="Wingdings" w:hint="default"/>
+      </w:rPr>
+    </w:lvl>
+  </w:abstractNum>
+  <w:abstractNum w:abstractNumId="7" w15:restartNumberingAfterBreak="0">
+    <w:nsid w:val="505937FD"/>
+    <w:multiLevelType w:val="hybridMultilevel"/>
+    <w:tmpl w:val="41E8B920"/>
+    <w:lvl w:ilvl="0" w:tplc="0C0A0011">
+      <w:start w:val="1"/>
+      <w:numFmt w:val="decimal"/>
+      <w:lvlText w:val="%1)"/>
+      <w:lvlJc w:val="left"/>
+      <w:pPr>
+        <w:ind w:left="720" w:hanging="360"/>
+      </w:pPr>
+    </w:lvl>
+    <w:lvl w:ilvl="1" w:tplc="0C0A0019" w:tentative="1">
+      <w:start w:val="1"/>
+      <w:numFmt w:val="lowerLetter"/>
+      <w:lvlText w:val="%2."/>
+      <w:lvlJc w:val="left"/>
+      <w:pPr>
+        <w:ind w:left="1440" w:hanging="360"/>
+      </w:pPr>
+    </w:lvl>
+    <w:lvl w:ilvl="2" w:tplc="0C0A001B" w:tentative="1">
+      <w:start w:val="1"/>
+      <w:numFmt w:val="lowerRoman"/>
+      <w:lvlText w:val="%3."/>
+      <w:lvlJc w:val="right"/>
+      <w:pPr>
+        <w:ind w:left="2160" w:hanging="180"/>
+      </w:pPr>
+    </w:lvl>
+    <w:lvl w:ilvl="3" w:tplc="0C0A000F" w:tentative="1">
+      <w:start w:val="1"/>
+      <w:numFmt w:val="decimal"/>
+      <w:lvlText w:val="%4."/>
+      <w:lvlJc w:val="left"/>
+      <w:pPr>
+        <w:ind w:left="2880" w:hanging="360"/>
+      </w:pPr>
+    </w:lvl>
+    <w:lvl w:ilvl="4" w:tplc="0C0A0019" w:tentative="1">
+      <w:start w:val="1"/>
+      <w:numFmt w:val="lowerLetter"/>
+      <w:lvlText w:val="%5."/>
+      <w:lvlJc w:val="left"/>
+      <w:pPr>
+        <w:ind w:left="3600" w:hanging="360"/>
+      </w:pPr>
+    </w:lvl>
+    <w:lvl w:ilvl="5" w:tplc="0C0A001B" w:tentative="1">
+      <w:start w:val="1"/>
+      <w:numFmt w:val="lowerRoman"/>
+      <w:lvlText w:val="%6."/>
+      <w:lvlJc w:val="right"/>
+      <w:pPr>
+        <w:ind w:left="4320" w:hanging="180"/>
+      </w:pPr>
+    </w:lvl>
+    <w:lvl w:ilvl="6" w:tplc="0C0A000F" w:tentative="1">
+      <w:start w:val="1"/>
+      <w:numFmt w:val="decimal"/>
+      <w:lvlText w:val="%7."/>
+      <w:lvlJc w:val="left"/>
+      <w:pPr>
+        <w:ind w:left="5040" w:hanging="360"/>
+      </w:pPr>
+    </w:lvl>
+    <w:lvl w:ilvl="7" w:tplc="0C0A0019" w:tentative="1">
+      <w:start w:val="1"/>
+      <w:numFmt w:val="lowerLetter"/>
+      <w:lvlText w:val="%8."/>
+      <w:lvlJc w:val="left"/>
+      <w:pPr>
+        <w:ind w:left="5760" w:hanging="360"/>
+      </w:pPr>
+    </w:lvl>
+    <w:lvl w:ilvl="8" w:tplc="0C0A001B" w:tentative="1">
+      <w:start w:val="1"/>
+      <w:numFmt w:val="lowerRoman"/>
+      <w:lvlText w:val="%9."/>
+      <w:lvlJc w:val="right"/>
+      <w:pPr>
+        <w:ind w:left="6480" w:hanging="180"/>
+      </w:pPr>
+    </w:lvl>
+  </w:abstractNum>
+  <w:abstractNum w:abstractNumId="8" w15:restartNumberingAfterBreak="0">
     <w:nsid w:val="51555E00"/>
     <w:multiLevelType w:val="multilevel"/>
     <w:tmpl w:val="D41E289C"/>
@@ -2779,11 +5417,264 @@
       </w:pPr>
     </w:lvl>
   </w:abstractNum>
+  <w:abstractNum w:abstractNumId="9" w15:restartNumberingAfterBreak="0">
+    <w:nsid w:val="54C37510"/>
+    <w:multiLevelType w:val="hybridMultilevel"/>
+    <w:tmpl w:val="6142A5C4"/>
+    <w:lvl w:ilvl="0" w:tplc="0C0A0001">
+      <w:start w:val="1"/>
+      <w:numFmt w:val="bullet"/>
+      <w:lvlText w:val=""/>
+      <w:lvlJc w:val="left"/>
+      <w:pPr>
+        <w:ind w:left="720" w:hanging="360"/>
+      </w:pPr>
+      <w:rPr>
+        <w:rFonts w:ascii="Symbol" w:hAnsi="Symbol" w:hint="default"/>
+      </w:rPr>
+    </w:lvl>
+    <w:lvl w:ilvl="1" w:tplc="0C0A0003" w:tentative="1">
+      <w:start w:val="1"/>
+      <w:numFmt w:val="bullet"/>
+      <w:lvlText w:val="o"/>
+      <w:lvlJc w:val="left"/>
+      <w:pPr>
+        <w:ind w:left="1440" w:hanging="360"/>
+      </w:pPr>
+      <w:rPr>
+        <w:rFonts w:ascii="Courier New" w:hAnsi="Courier New" w:cs="Courier New" w:hint="default"/>
+      </w:rPr>
+    </w:lvl>
+    <w:lvl w:ilvl="2" w:tplc="0C0A0005" w:tentative="1">
+      <w:start w:val="1"/>
+      <w:numFmt w:val="bullet"/>
+      <w:lvlText w:val=""/>
+      <w:lvlJc w:val="left"/>
+      <w:pPr>
+        <w:ind w:left="2160" w:hanging="360"/>
+      </w:pPr>
+      <w:rPr>
+        <w:rFonts w:ascii="Wingdings" w:hAnsi="Wingdings" w:hint="default"/>
+      </w:rPr>
+    </w:lvl>
+    <w:lvl w:ilvl="3" w:tplc="0C0A0001" w:tentative="1">
+      <w:start w:val="1"/>
+      <w:numFmt w:val="bullet"/>
+      <w:lvlText w:val=""/>
+      <w:lvlJc w:val="left"/>
+      <w:pPr>
+        <w:ind w:left="2880" w:hanging="360"/>
+      </w:pPr>
+      <w:rPr>
+        <w:rFonts w:ascii="Symbol" w:hAnsi="Symbol" w:hint="default"/>
+      </w:rPr>
+    </w:lvl>
+    <w:lvl w:ilvl="4" w:tplc="0C0A0003" w:tentative="1">
+      <w:start w:val="1"/>
+      <w:numFmt w:val="bullet"/>
+      <w:lvlText w:val="o"/>
+      <w:lvlJc w:val="left"/>
+      <w:pPr>
+        <w:ind w:left="3600" w:hanging="360"/>
+      </w:pPr>
+      <w:rPr>
+        <w:rFonts w:ascii="Courier New" w:hAnsi="Courier New" w:cs="Courier New" w:hint="default"/>
+      </w:rPr>
+    </w:lvl>
+    <w:lvl w:ilvl="5" w:tplc="0C0A0005" w:tentative="1">
+      <w:start w:val="1"/>
+      <w:numFmt w:val="bullet"/>
+      <w:lvlText w:val=""/>
+      <w:lvlJc w:val="left"/>
+      <w:pPr>
+        <w:ind w:left="4320" w:hanging="360"/>
+      </w:pPr>
+      <w:rPr>
+        <w:rFonts w:ascii="Wingdings" w:hAnsi="Wingdings" w:hint="default"/>
+      </w:rPr>
+    </w:lvl>
+    <w:lvl w:ilvl="6" w:tplc="0C0A0001" w:tentative="1">
+      <w:start w:val="1"/>
+      <w:numFmt w:val="bullet"/>
+      <w:lvlText w:val=""/>
+      <w:lvlJc w:val="left"/>
+      <w:pPr>
+        <w:ind w:left="5040" w:hanging="360"/>
+      </w:pPr>
+      <w:rPr>
+        <w:rFonts w:ascii="Symbol" w:hAnsi="Symbol" w:hint="default"/>
+      </w:rPr>
+    </w:lvl>
+    <w:lvl w:ilvl="7" w:tplc="0C0A0003" w:tentative="1">
+      <w:start w:val="1"/>
+      <w:numFmt w:val="bullet"/>
+      <w:lvlText w:val="o"/>
+      <w:lvlJc w:val="left"/>
+      <w:pPr>
+        <w:ind w:left="5760" w:hanging="360"/>
+      </w:pPr>
+      <w:rPr>
+        <w:rFonts w:ascii="Courier New" w:hAnsi="Courier New" w:cs="Courier New" w:hint="default"/>
+      </w:rPr>
+    </w:lvl>
+    <w:lvl w:ilvl="8" w:tplc="0C0A0005" w:tentative="1">
+      <w:start w:val="1"/>
+      <w:numFmt w:val="bullet"/>
+      <w:lvlText w:val=""/>
+      <w:lvlJc w:val="left"/>
+      <w:pPr>
+        <w:ind w:left="6480" w:hanging="360"/>
+      </w:pPr>
+      <w:rPr>
+        <w:rFonts w:ascii="Wingdings" w:hAnsi="Wingdings" w:hint="default"/>
+      </w:rPr>
+    </w:lvl>
+  </w:abstractNum>
+  <w:abstractNum w:abstractNumId="10" w15:restartNumberingAfterBreak="0">
+    <w:nsid w:val="769A48FF"/>
+    <w:multiLevelType w:val="multilevel"/>
+    <w:tmpl w:val="B284F9E6"/>
+    <w:lvl w:ilvl="0">
+      <w:start w:val="1"/>
+      <w:numFmt w:val="decimal"/>
+      <w:lvlText w:val="%1."/>
+      <w:lvlJc w:val="left"/>
+      <w:pPr>
+        <w:ind w:left="283" w:hanging="283"/>
+      </w:pPr>
+    </w:lvl>
+    <w:lvl w:ilvl="1">
+      <w:numFmt w:val="bullet"/>
+      <w:lvlText w:val="•"/>
+      <w:lvlJc w:val="left"/>
+      <w:pPr>
+        <w:ind w:left="992" w:hanging="283"/>
+      </w:pPr>
+      <w:rPr>
+        <w:rFonts w:ascii="OpenSymbol" w:eastAsia="OpenSymbol" w:hAnsi="OpenSymbol" w:cs="OpenSymbol"/>
+      </w:rPr>
+    </w:lvl>
+    <w:lvl w:ilvl="2">
+      <w:numFmt w:val="bullet"/>
+      <w:lvlText w:val="•"/>
+      <w:lvlJc w:val="left"/>
+      <w:pPr>
+        <w:ind w:left="1701" w:hanging="283"/>
+      </w:pPr>
+      <w:rPr>
+        <w:rFonts w:ascii="OpenSymbol" w:eastAsia="OpenSymbol" w:hAnsi="OpenSymbol" w:cs="OpenSymbol"/>
+      </w:rPr>
+    </w:lvl>
+    <w:lvl w:ilvl="3">
+      <w:numFmt w:val="bullet"/>
+      <w:lvlText w:val="•"/>
+      <w:lvlJc w:val="left"/>
+      <w:pPr>
+        <w:ind w:left="2410" w:hanging="283"/>
+      </w:pPr>
+      <w:rPr>
+        <w:rFonts w:ascii="OpenSymbol" w:eastAsia="OpenSymbol" w:hAnsi="OpenSymbol" w:cs="OpenSymbol"/>
+      </w:rPr>
+    </w:lvl>
+    <w:lvl w:ilvl="4">
+      <w:numFmt w:val="bullet"/>
+      <w:lvlText w:val="•"/>
+      <w:lvlJc w:val="left"/>
+      <w:pPr>
+        <w:ind w:left="3119" w:hanging="283"/>
+      </w:pPr>
+      <w:rPr>
+        <w:rFonts w:ascii="OpenSymbol" w:eastAsia="OpenSymbol" w:hAnsi="OpenSymbol" w:cs="OpenSymbol"/>
+      </w:rPr>
+    </w:lvl>
+    <w:lvl w:ilvl="5">
+      <w:numFmt w:val="bullet"/>
+      <w:lvlText w:val="•"/>
+      <w:lvlJc w:val="left"/>
+      <w:pPr>
+        <w:ind w:left="3828" w:hanging="283"/>
+      </w:pPr>
+      <w:rPr>
+        <w:rFonts w:ascii="OpenSymbol" w:eastAsia="OpenSymbol" w:hAnsi="OpenSymbol" w:cs="OpenSymbol"/>
+      </w:rPr>
+    </w:lvl>
+    <w:lvl w:ilvl="6">
+      <w:numFmt w:val="bullet"/>
+      <w:lvlText w:val="•"/>
+      <w:lvlJc w:val="left"/>
+      <w:pPr>
+        <w:ind w:left="4537" w:hanging="283"/>
+      </w:pPr>
+      <w:rPr>
+        <w:rFonts w:ascii="OpenSymbol" w:eastAsia="OpenSymbol" w:hAnsi="OpenSymbol" w:cs="OpenSymbol"/>
+      </w:rPr>
+    </w:lvl>
+    <w:lvl w:ilvl="7">
+      <w:numFmt w:val="bullet"/>
+      <w:lvlText w:val="•"/>
+      <w:lvlJc w:val="left"/>
+      <w:pPr>
+        <w:ind w:left="5246" w:hanging="283"/>
+      </w:pPr>
+      <w:rPr>
+        <w:rFonts w:ascii="OpenSymbol" w:eastAsia="OpenSymbol" w:hAnsi="OpenSymbol" w:cs="OpenSymbol"/>
+      </w:rPr>
+    </w:lvl>
+    <w:lvl w:ilvl="8">
+      <w:numFmt w:val="bullet"/>
+      <w:lvlText w:val="•"/>
+      <w:lvlJc w:val="left"/>
+      <w:pPr>
+        <w:ind w:left="5955" w:hanging="283"/>
+      </w:pPr>
+      <w:rPr>
+        <w:rFonts w:ascii="OpenSymbol" w:eastAsia="OpenSymbol" w:hAnsi="OpenSymbol" w:cs="OpenSymbol"/>
+      </w:rPr>
+    </w:lvl>
+  </w:abstractNum>
   <w:num w:numId="1" w16cid:durableId="1808430329">
+    <w:abstractNumId w:val="3"/>
+  </w:num>
+  <w:num w:numId="2" w16cid:durableId="525365372">
+    <w:abstractNumId w:val="8"/>
+  </w:num>
+  <w:num w:numId="3" w16cid:durableId="1664620931">
+    <w:abstractNumId w:val="5"/>
+  </w:num>
+  <w:num w:numId="4" w16cid:durableId="758406701">
+    <w:abstractNumId w:val="10"/>
+    <w:lvlOverride w:ilvl="0">
+      <w:startOverride w:val="1"/>
+    </w:lvlOverride>
+    <w:lvlOverride w:ilvl="1"/>
+    <w:lvlOverride w:ilvl="2"/>
+    <w:lvlOverride w:ilvl="3"/>
+    <w:lvlOverride w:ilvl="4"/>
+    <w:lvlOverride w:ilvl="5"/>
+    <w:lvlOverride w:ilvl="6"/>
+    <w:lvlOverride w:ilvl="7"/>
+    <w:lvlOverride w:ilvl="8"/>
+  </w:num>
+  <w:num w:numId="5" w16cid:durableId="1343505807">
+    <w:abstractNumId w:val="6"/>
+  </w:num>
+  <w:num w:numId="6" w16cid:durableId="1064061498">
+    <w:abstractNumId w:val="7"/>
+  </w:num>
+  <w:num w:numId="7" w16cid:durableId="914556358">
+    <w:abstractNumId w:val="1"/>
+  </w:num>
+  <w:num w:numId="8" w16cid:durableId="1938826045">
+    <w:abstractNumId w:val="4"/>
+  </w:num>
+  <w:num w:numId="9" w16cid:durableId="236747927">
     <w:abstractNumId w:val="0"/>
   </w:num>
-  <w:num w:numId="2" w16cid:durableId="525365372">
-    <w:abstractNumId w:val="1"/>
+  <w:num w:numId="10" w16cid:durableId="629289006">
+    <w:abstractNumId w:val="2"/>
+  </w:num>
+  <w:num w:numId="11" w16cid:durableId="785658104">
+    <w:abstractNumId w:val="9"/>
   </w:num>
 </w:numbering>
 </file>
@@ -3513,6 +6404,17 @@
       <w:sz w:val="22"/>
     </w:rPr>
   </w:style>
+  <w:style w:type="paragraph" w:styleId="Prrafodelista">
+    <w:name w:val="List Paragraph"/>
+    <w:basedOn w:val="Normal"/>
+    <w:uiPriority w:val="34"/>
+    <w:qFormat/>
+    <w:rsid w:val="004B3DDE"/>
+    <w:pPr>
+      <w:ind w:left="720"/>
+      <w:contextualSpacing/>
+    </w:pPr>
+  </w:style>
 </w:styles>
 </file>
 
@@ -3837,28 +6739,28 @@
 </file>
 
 <file path=customXml/item1.xml><?xml version="1.0" encoding="utf-8"?>
-<b:Sources xmlns:b="http://schemas.openxmlformats.org/officeDocument/2006/bibliography" xmlns="http://schemas.openxmlformats.org/officeDocument/2006/bibliography" SelectedStyle="\APASixthEditionOfficeOnline.xsl" StyleName="APA" Version="6"/>
-</file>
-
-<file path=customXml/item2.xml><?xml version="1.0" encoding="utf-8"?>
 <go:gDocsCustomXmlDataStorage xmlns:go="http://customooxmlschemas.google.com/" xmlns:r="http://schemas.openxmlformats.org/officeDocument/2006/relationships" uri="GoogleDocsCustomDataVersion2">
   <go:docsCustomData xmlns:go="http://customooxmlschemas.google.com/" roundtripDataSignature="AMtx7mjtTp76A7XcfsA3e8mJS6BPWqp4rA==">CgMxLjAyCGguZ2pkZ3hzMgloLjMwajB6bGwyCWguMWZvYjl0ZTIJaC4zem55c2g3MgloLjJldDkycDAyCGgudHlqY3d0MgloLjNkeTZ2a20yCWguMXQzaDVzZjIJaC40ZDM0b2c4MgloLjJzOGV5bzEyCWguMTdkcDh2dTIJaC4zcmRjcmpuMgloLjI2aW4xcmcyCGgubG54Yno5MgloLjM1bmt1bjIyCWguMWtzdjR1djIJaC40NHNpbmlvMgloLjJqeHN4cWgyCGguejMzN3lhMgloLjNqMnFxbTM4AHIhMW5lMFliWWRuQ3k4bG9vUWRRN2RCbXdrWjQzTkRTd0JD</go:docsCustomData>
 </go:gDocsCustomXmlDataStorage>
 </file>
 
-<file path=customXml/itemProps1.xml><?xml version="1.0" encoding="utf-8"?>
-<ds:datastoreItem xmlns:ds="http://schemas.openxmlformats.org/officeDocument/2006/customXml" ds:itemID="{E66D56AF-1747-4E2C-9179-14FD0640A7CF}">
-  <ds:schemaRefs>
-    <ds:schemaRef ds:uri="http://schemas.openxmlformats.org/officeDocument/2006/bibliography"/>
-  </ds:schemaRefs>
-</ds:datastoreItem>
+<file path=customXml/item2.xml><?xml version="1.0" encoding="utf-8"?>
+<b:Sources xmlns:b="http://schemas.openxmlformats.org/officeDocument/2006/bibliography" xmlns="http://schemas.openxmlformats.org/officeDocument/2006/bibliography" SelectedStyle="\APASixthEditionOfficeOnline.xsl" StyleName="APA" Version="6"/>
 </file>
 
-<file path=customXml/itemProps2.xml><?xml version="1.0" encoding="utf-8"?>
+<file path=customXml/itemProps1.xml><?xml version="1.0" encoding="utf-8"?>
 <ds:datastoreItem xmlns:ds="http://schemas.openxmlformats.org/officeDocument/2006/customXml" ds:itemID="{11111111-1234-1234-1234-123412341234}">
   <ds:schemaRefs>
     <ds:schemaRef ds:uri="http://customooxmlschemas.google.com/"/>
     <ds:schemaRef ds:uri="http://schemas.openxmlformats.org/officeDocument/2006/relationships"/>
   </ds:schemaRefs>
 </ds:datastoreItem>
+</file>
+
+<file path=customXml/itemProps2.xml><?xml version="1.0" encoding="utf-8"?>
+<ds:datastoreItem xmlns:ds="http://schemas.openxmlformats.org/officeDocument/2006/customXml" ds:itemID="{E66D56AF-1747-4E2C-9179-14FD0640A7CF}">
+  <ds:schemaRefs>
+    <ds:schemaRef ds:uri="http://schemas.openxmlformats.org/officeDocument/2006/bibliography"/>
+  </ds:schemaRefs>
+</ds:datastoreItem>
 </file>
--- a/docs/Material didáctico/DAM Plantilla memoria escrita.docx
+++ b/docs/Material didáctico/DAM Plantilla memoria escrita.docx
@@ -372,7 +372,7 @@
           <w:r>
             <w:fldChar w:fldCharType="separate"/>
           </w:r>
-          <w:hyperlink w:anchor="_Toc241172025" w:history="1">
+          <w:hyperlink w:anchor="_Toc241213551" w:history="1">
             <w:r>
               <w:rPr>
                 <w:rStyle w:val="Hipervnculo"/>
@@ -417,7 +417,7 @@
                 <w:noProof/>
                 <w:webHidden/>
               </w:rPr>
-              <w:instrText xml:space="preserve"> PAGEREF _Toc241172025 \h </w:instrText>
+              <w:instrText xml:space="preserve"> PAGEREF _Toc241213551 \h </w:instrText>
             </w:r>
             <w:r>
               <w:rPr>
@@ -464,7 +464,7 @@
               <w14:ligatures w14:val="standardContextual"/>
             </w:rPr>
           </w:pPr>
-          <w:hyperlink w:anchor="_Toc241172026" w:history="1">
+          <w:hyperlink w:anchor="_Toc241213552" w:history="1">
             <w:r>
               <w:rPr>
                 <w:rStyle w:val="Hipervnculo"/>
@@ -488,7 +488,35 @@
                 <w:rStyle w:val="Hipervnculo"/>
                 <w:noProof/>
               </w:rPr>
-              <w:t>Motivación</w:t>
+              <w:t>Motiv</w:t>
+            </w:r>
+            <w:r>
+              <w:rPr>
+                <w:rStyle w:val="Hipervnculo"/>
+                <w:noProof/>
+              </w:rPr>
+              <w:t>a</w:t>
+            </w:r>
+            <w:r>
+              <w:rPr>
+                <w:rStyle w:val="Hipervnculo"/>
+                <w:noProof/>
+              </w:rPr>
+              <w:t>ci</w:t>
+            </w:r>
+            <w:r>
+              <w:rPr>
+                <w:rStyle w:val="Hipervnculo"/>
+                <w:noProof/>
+              </w:rPr>
+              <w:t>ó</w:t>
+            </w:r>
+            <w:r>
+              <w:rPr>
+                <w:rStyle w:val="Hipervnculo"/>
+                <w:noProof/>
+              </w:rPr>
+              <w:t>n</w:t>
             </w:r>
             <w:r>
               <w:rPr>
@@ -509,7 +537,7 @@
                 <w:noProof/>
                 <w:webHidden/>
               </w:rPr>
-              <w:instrText xml:space="preserve"> PAGEREF _Toc241172026 \h </w:instrText>
+              <w:instrText xml:space="preserve"> PAGEREF _Toc241213552 \h </w:instrText>
             </w:r>
             <w:r>
               <w:rPr>
@@ -556,7 +584,7 @@
               <w14:ligatures w14:val="standardContextual"/>
             </w:rPr>
           </w:pPr>
-          <w:hyperlink w:anchor="_Toc241172027" w:history="1">
+          <w:hyperlink w:anchor="_Toc241213553" w:history="1">
             <w:r>
               <w:rPr>
                 <w:rStyle w:val="Hipervnculo"/>
@@ -580,7 +608,21 @@
                 <w:rStyle w:val="Hipervnculo"/>
                 <w:noProof/>
               </w:rPr>
-              <w:t>Abstract</w:t>
+              <w:t>Abst</w:t>
+            </w:r>
+            <w:r>
+              <w:rPr>
+                <w:rStyle w:val="Hipervnculo"/>
+                <w:noProof/>
+              </w:rPr>
+              <w:t>r</w:t>
+            </w:r>
+            <w:r>
+              <w:rPr>
+                <w:rStyle w:val="Hipervnculo"/>
+                <w:noProof/>
+              </w:rPr>
+              <w:t>act</w:t>
             </w:r>
             <w:r>
               <w:rPr>
@@ -601,7 +643,7 @@
                 <w:noProof/>
                 <w:webHidden/>
               </w:rPr>
-              <w:instrText xml:space="preserve"> PAGEREF _Toc241172027 \h </w:instrText>
+              <w:instrText xml:space="preserve"> PAGEREF _Toc241213553 \h </w:instrText>
             </w:r>
             <w:r>
               <w:rPr>
@@ -648,7 +690,7 @@
               <w14:ligatures w14:val="standardContextual"/>
             </w:rPr>
           </w:pPr>
-          <w:hyperlink w:anchor="_Toc241172028" w:history="1">
+          <w:hyperlink w:anchor="_Toc241213554" w:history="1">
             <w:r>
               <w:rPr>
                 <w:rStyle w:val="Hipervnculo"/>
@@ -693,7 +735,7 @@
                 <w:noProof/>
                 <w:webHidden/>
               </w:rPr>
-              <w:instrText xml:space="preserve"> PAGEREF _Toc241172028 \h </w:instrText>
+              <w:instrText xml:space="preserve"> PAGEREF _Toc241213554 \h </w:instrText>
             </w:r>
             <w:r>
               <w:rPr>
@@ -740,7 +782,7 @@
               <w14:ligatures w14:val="standardContextual"/>
             </w:rPr>
           </w:pPr>
-          <w:hyperlink w:anchor="_Toc241172029" w:history="1">
+          <w:hyperlink w:anchor="_Toc241213555" w:history="1">
             <w:r>
               <w:rPr>
                 <w:rStyle w:val="Hipervnculo"/>
@@ -785,7 +827,7 @@
                 <w:noProof/>
                 <w:webHidden/>
               </w:rPr>
-              <w:instrText xml:space="preserve"> PAGEREF _Toc241172029 \h </w:instrText>
+              <w:instrText xml:space="preserve"> PAGEREF _Toc241213555 \h </w:instrText>
             </w:r>
             <w:r>
               <w:rPr>
@@ -832,7 +874,7 @@
               <w14:ligatures w14:val="standardContextual"/>
             </w:rPr>
           </w:pPr>
-          <w:hyperlink w:anchor="_Toc241172030" w:history="1">
+          <w:hyperlink w:anchor="_Toc241213556" w:history="1">
             <w:r>
               <w:rPr>
                 <w:rStyle w:val="Hipervnculo"/>
@@ -877,7 +919,7 @@
                 <w:noProof/>
                 <w:webHidden/>
               </w:rPr>
-              <w:instrText xml:space="preserve"> PAGEREF _Toc241172030 \h </w:instrText>
+              <w:instrText xml:space="preserve"> PAGEREF _Toc241213556 \h </w:instrText>
             </w:r>
             <w:r>
               <w:rPr>
@@ -924,7 +966,7 @@
               <w14:ligatures w14:val="standardContextual"/>
             </w:rPr>
           </w:pPr>
-          <w:hyperlink w:anchor="_Toc241172031" w:history="1">
+          <w:hyperlink w:anchor="_Toc241213557" w:history="1">
             <w:r>
               <w:rPr>
                 <w:rStyle w:val="Hipervnculo"/>
@@ -948,21 +990,80 @@
                 <w:rStyle w:val="Hipervnculo"/>
                 <w:noProof/>
               </w:rPr>
-              <w:t>Tecn</w:t>
-            </w:r>
+              <w:t>Tecnologías y herramientas utilizadas en el proyecto</w:t>
+            </w:r>
+            <w:r>
+              <w:rPr>
+                <w:noProof/>
+                <w:webHidden/>
+              </w:rPr>
+              <w:tab/>
+            </w:r>
+            <w:r>
+              <w:rPr>
+                <w:noProof/>
+                <w:webHidden/>
+              </w:rPr>
+              <w:fldChar w:fldCharType="begin"/>
+            </w:r>
+            <w:r>
+              <w:rPr>
+                <w:noProof/>
+                <w:webHidden/>
+              </w:rPr>
+              <w:instrText xml:space="preserve"> PAGEREF _Toc241213557 \h </w:instrText>
+            </w:r>
+            <w:r>
+              <w:rPr>
+                <w:noProof/>
+                <w:webHidden/>
+              </w:rPr>
+            </w:r>
+            <w:r>
+              <w:rPr>
+                <w:noProof/>
+                <w:webHidden/>
+              </w:rPr>
+              <w:fldChar w:fldCharType="separate"/>
+            </w:r>
+            <w:r>
+              <w:rPr>
+                <w:noProof/>
+                <w:webHidden/>
+              </w:rPr>
+              <w:t>7</w:t>
+            </w:r>
+            <w:r>
+              <w:rPr>
+                <w:noProof/>
+                <w:webHidden/>
+              </w:rPr>
+              <w:fldChar w:fldCharType="end"/>
+            </w:r>
+          </w:hyperlink>
+        </w:p>
+        <w:p>
+          <w:pPr>
+            <w:pStyle w:val="TDC2"/>
+            <w:tabs>
+              <w:tab w:val="right" w:leader="dot" w:pos="9019"/>
+            </w:tabs>
+            <w:rPr>
+              <w:rFonts w:asciiTheme="minorHAnsi" w:eastAsiaTheme="minorEastAsia" w:hAnsiTheme="minorHAnsi" w:cstheme="minorBidi"/>
+              <w:noProof/>
+              <w:kern w:val="2"/>
+              <w:sz w:val="24"/>
+              <w:lang w:val="es-ES"/>
+              <w14:ligatures w14:val="standardContextual"/>
+            </w:rPr>
+          </w:pPr>
+          <w:hyperlink w:anchor="_Toc241213558" w:history="1">
             <w:r>
               <w:rPr>
                 <w:rStyle w:val="Hipervnculo"/>
                 <w:noProof/>
               </w:rPr>
-              <w:t>o</w:t>
-            </w:r>
-            <w:r>
-              <w:rPr>
-                <w:rStyle w:val="Hipervnculo"/>
-                <w:noProof/>
-              </w:rPr>
-              <w:t>logías y herramientas utilizadas en el proyecto</w:t>
+              <w:t>Para la aplicación de escritorio:</w:t>
             </w:r>
             <w:r>
               <w:rPr>
@@ -983,7 +1084,7 @@
                 <w:noProof/>
                 <w:webHidden/>
               </w:rPr>
-              <w:instrText xml:space="preserve"> PAGEREF _Toc241172031 \h </w:instrText>
+              <w:instrText xml:space="preserve"> PAGEREF _Toc241213558 \h </w:instrText>
             </w:r>
             <w:r>
               <w:rPr>
@@ -1030,7 +1131,7 @@
               <w14:ligatures w14:val="standardContextual"/>
             </w:rPr>
           </w:pPr>
-          <w:hyperlink w:anchor="_Toc241172032" w:history="1">
+          <w:hyperlink w:anchor="_Toc241213559" w:history="1">
             <w:r>
               <w:rPr>
                 <w:rStyle w:val="Hipervnculo"/>
@@ -1075,7 +1176,7 @@
                 <w:noProof/>
                 <w:webHidden/>
               </w:rPr>
-              <w:instrText xml:space="preserve"> PAGEREF _Toc241172032 \h </w:instrText>
+              <w:instrText xml:space="preserve"> PAGEREF _Toc241213559 \h </w:instrText>
             </w:r>
             <w:r>
               <w:rPr>
@@ -1122,7 +1223,7 @@
               <w14:ligatures w14:val="standardContextual"/>
             </w:rPr>
           </w:pPr>
-          <w:hyperlink w:anchor="_Toc241172033" w:history="1">
+          <w:hyperlink w:anchor="_Toc241213560" w:history="1">
             <w:r>
               <w:rPr>
                 <w:rStyle w:val="Hipervnculo"/>
@@ -1167,7 +1268,7 @@
                 <w:noProof/>
                 <w:webHidden/>
               </w:rPr>
-              <w:instrText xml:space="preserve"> PAGEREF _Toc241172033 \h </w:instrText>
+              <w:instrText xml:space="preserve"> PAGEREF _Toc241213560 \h </w:instrText>
             </w:r>
             <w:r>
               <w:rPr>
@@ -1214,7 +1315,7 @@
               <w14:ligatures w14:val="standardContextual"/>
             </w:rPr>
           </w:pPr>
-          <w:hyperlink w:anchor="_Toc241172034" w:history="1">
+          <w:hyperlink w:anchor="_Toc241213561" w:history="1">
             <w:r>
               <w:rPr>
                 <w:rStyle w:val="Hipervnculo"/>
@@ -1259,7 +1360,7 @@
                 <w:noProof/>
                 <w:webHidden/>
               </w:rPr>
-              <w:instrText xml:space="preserve"> PAGEREF _Toc241172034 \h </w:instrText>
+              <w:instrText xml:space="preserve"> PAGEREF _Toc241213561 \h </w:instrText>
             </w:r>
             <w:r>
               <w:rPr>
@@ -1280,6 +1381,385 @@
                 <w:webHidden/>
               </w:rPr>
               <w:t>10</w:t>
+            </w:r>
+            <w:r>
+              <w:rPr>
+                <w:noProof/>
+                <w:webHidden/>
+              </w:rPr>
+              <w:fldChar w:fldCharType="end"/>
+            </w:r>
+          </w:hyperlink>
+        </w:p>
+        <w:p>
+          <w:pPr>
+            <w:pStyle w:val="TDC2"/>
+            <w:tabs>
+              <w:tab w:val="right" w:leader="dot" w:pos="9019"/>
+            </w:tabs>
+            <w:rPr>
+              <w:rFonts w:asciiTheme="minorHAnsi" w:eastAsiaTheme="minorEastAsia" w:hAnsiTheme="minorHAnsi" w:cstheme="minorBidi"/>
+              <w:noProof/>
+              <w:kern w:val="2"/>
+              <w:sz w:val="24"/>
+              <w:lang w:val="es-ES"/>
+              <w14:ligatures w14:val="standardContextual"/>
+            </w:rPr>
+          </w:pPr>
+          <w:hyperlink w:anchor="_Toc241213562" w:history="1">
+            <w:r>
+              <w:rPr>
+                <w:rStyle w:val="Hipervnculo"/>
+                <w:noProof/>
+              </w:rPr>
+              <w:t>necesidades y la finalidad</w:t>
+            </w:r>
+            <w:r>
+              <w:rPr>
+                <w:noProof/>
+                <w:webHidden/>
+              </w:rPr>
+              <w:tab/>
+            </w:r>
+            <w:r>
+              <w:rPr>
+                <w:noProof/>
+                <w:webHidden/>
+              </w:rPr>
+              <w:fldChar w:fldCharType="begin"/>
+            </w:r>
+            <w:r>
+              <w:rPr>
+                <w:noProof/>
+                <w:webHidden/>
+              </w:rPr>
+              <w:instrText xml:space="preserve"> PAGEREF _Toc241213562 \h </w:instrText>
+            </w:r>
+            <w:r>
+              <w:rPr>
+                <w:noProof/>
+                <w:webHidden/>
+              </w:rPr>
+            </w:r>
+            <w:r>
+              <w:rPr>
+                <w:noProof/>
+                <w:webHidden/>
+              </w:rPr>
+              <w:fldChar w:fldCharType="separate"/>
+            </w:r>
+            <w:r>
+              <w:rPr>
+                <w:noProof/>
+                <w:webHidden/>
+              </w:rPr>
+              <w:t>10</w:t>
+            </w:r>
+            <w:r>
+              <w:rPr>
+                <w:noProof/>
+                <w:webHidden/>
+              </w:rPr>
+              <w:fldChar w:fldCharType="end"/>
+            </w:r>
+          </w:hyperlink>
+        </w:p>
+        <w:p>
+          <w:pPr>
+            <w:pStyle w:val="TDC2"/>
+            <w:tabs>
+              <w:tab w:val="right" w:leader="dot" w:pos="9019"/>
+            </w:tabs>
+            <w:rPr>
+              <w:rFonts w:asciiTheme="minorHAnsi" w:eastAsiaTheme="minorEastAsia" w:hAnsiTheme="minorHAnsi" w:cstheme="minorBidi"/>
+              <w:noProof/>
+              <w:kern w:val="2"/>
+              <w:sz w:val="24"/>
+              <w:lang w:val="es-ES"/>
+              <w14:ligatures w14:val="standardContextual"/>
+            </w:rPr>
+          </w:pPr>
+          <w:hyperlink w:anchor="_Toc241213563" w:history="1">
+            <w:r>
+              <w:rPr>
+                <w:rStyle w:val="Hipervnculo"/>
+                <w:noProof/>
+              </w:rPr>
+              <w:t>requisitos funcionales y no funcionales</w:t>
+            </w:r>
+            <w:r>
+              <w:rPr>
+                <w:noProof/>
+                <w:webHidden/>
+              </w:rPr>
+              <w:tab/>
+            </w:r>
+            <w:r>
+              <w:rPr>
+                <w:noProof/>
+                <w:webHidden/>
+              </w:rPr>
+              <w:fldChar w:fldCharType="begin"/>
+            </w:r>
+            <w:r>
+              <w:rPr>
+                <w:noProof/>
+                <w:webHidden/>
+              </w:rPr>
+              <w:instrText xml:space="preserve"> PAGEREF _Toc241213563 \h </w:instrText>
+            </w:r>
+            <w:r>
+              <w:rPr>
+                <w:noProof/>
+                <w:webHidden/>
+              </w:rPr>
+            </w:r>
+            <w:r>
+              <w:rPr>
+                <w:noProof/>
+                <w:webHidden/>
+              </w:rPr>
+              <w:fldChar w:fldCharType="separate"/>
+            </w:r>
+            <w:r>
+              <w:rPr>
+                <w:noProof/>
+                <w:webHidden/>
+              </w:rPr>
+              <w:t>10</w:t>
+            </w:r>
+            <w:r>
+              <w:rPr>
+                <w:noProof/>
+                <w:webHidden/>
+              </w:rPr>
+              <w:fldChar w:fldCharType="end"/>
+            </w:r>
+          </w:hyperlink>
+        </w:p>
+        <w:p>
+          <w:pPr>
+            <w:pStyle w:val="TDC2"/>
+            <w:tabs>
+              <w:tab w:val="right" w:leader="dot" w:pos="9019"/>
+            </w:tabs>
+            <w:rPr>
+              <w:rFonts w:asciiTheme="minorHAnsi" w:eastAsiaTheme="minorEastAsia" w:hAnsiTheme="minorHAnsi" w:cstheme="minorBidi"/>
+              <w:noProof/>
+              <w:kern w:val="2"/>
+              <w:sz w:val="24"/>
+              <w:lang w:val="es-ES"/>
+              <w14:ligatures w14:val="standardContextual"/>
+            </w:rPr>
+          </w:pPr>
+          <w:hyperlink w:anchor="_Toc241213564" w:history="1">
+            <w:r>
+              <w:rPr>
+                <w:rStyle w:val="Hipervnculo"/>
+                <w:noProof/>
+              </w:rPr>
+              <w:t>diagramas de Entidad-Relación</w:t>
+            </w:r>
+            <w:r>
+              <w:rPr>
+                <w:noProof/>
+                <w:webHidden/>
+              </w:rPr>
+              <w:tab/>
+            </w:r>
+            <w:r>
+              <w:rPr>
+                <w:noProof/>
+                <w:webHidden/>
+              </w:rPr>
+              <w:fldChar w:fldCharType="begin"/>
+            </w:r>
+            <w:r>
+              <w:rPr>
+                <w:noProof/>
+                <w:webHidden/>
+              </w:rPr>
+              <w:instrText xml:space="preserve"> PAGEREF _Toc241213564 \h </w:instrText>
+            </w:r>
+            <w:r>
+              <w:rPr>
+                <w:noProof/>
+                <w:webHidden/>
+              </w:rPr>
+            </w:r>
+            <w:r>
+              <w:rPr>
+                <w:noProof/>
+                <w:webHidden/>
+              </w:rPr>
+              <w:fldChar w:fldCharType="separate"/>
+            </w:r>
+            <w:r>
+              <w:rPr>
+                <w:noProof/>
+                <w:webHidden/>
+              </w:rPr>
+              <w:t>10</w:t>
+            </w:r>
+            <w:r>
+              <w:rPr>
+                <w:noProof/>
+                <w:webHidden/>
+              </w:rPr>
+              <w:fldChar w:fldCharType="end"/>
+            </w:r>
+          </w:hyperlink>
+        </w:p>
+        <w:p>
+          <w:pPr>
+            <w:pStyle w:val="TDC2"/>
+            <w:tabs>
+              <w:tab w:val="right" w:leader="dot" w:pos="9019"/>
+            </w:tabs>
+            <w:rPr>
+              <w:rFonts w:asciiTheme="minorHAnsi" w:eastAsiaTheme="minorEastAsia" w:hAnsiTheme="minorHAnsi" w:cstheme="minorBidi"/>
+              <w:noProof/>
+              <w:kern w:val="2"/>
+              <w:sz w:val="24"/>
+              <w:lang w:val="es-ES"/>
+              <w14:ligatures w14:val="standardContextual"/>
+            </w:rPr>
+          </w:pPr>
+          <w:hyperlink w:anchor="_Toc241213565" w:history="1">
+            <w:r>
+              <w:rPr>
+                <w:rStyle w:val="Hipervnculo"/>
+                <w:noProof/>
+              </w:rPr>
+              <w:t>diagramas de Cas</w:t>
+            </w:r>
+            <w:r>
+              <w:rPr>
+                <w:rStyle w:val="Hipervnculo"/>
+                <w:noProof/>
+              </w:rPr>
+              <w:t>o</w:t>
+            </w:r>
+            <w:r>
+              <w:rPr>
+                <w:rStyle w:val="Hipervnculo"/>
+                <w:noProof/>
+              </w:rPr>
+              <w:t>s de Uso</w:t>
+            </w:r>
+            <w:r>
+              <w:rPr>
+                <w:noProof/>
+                <w:webHidden/>
+              </w:rPr>
+              <w:tab/>
+            </w:r>
+            <w:r>
+              <w:rPr>
+                <w:noProof/>
+                <w:webHidden/>
+              </w:rPr>
+              <w:fldChar w:fldCharType="begin"/>
+            </w:r>
+            <w:r>
+              <w:rPr>
+                <w:noProof/>
+                <w:webHidden/>
+              </w:rPr>
+              <w:instrText xml:space="preserve"> PAGEREF _Toc241213565 \h </w:instrText>
+            </w:r>
+            <w:r>
+              <w:rPr>
+                <w:noProof/>
+                <w:webHidden/>
+              </w:rPr>
+            </w:r>
+            <w:r>
+              <w:rPr>
+                <w:noProof/>
+                <w:webHidden/>
+              </w:rPr>
+              <w:fldChar w:fldCharType="separate"/>
+            </w:r>
+            <w:r>
+              <w:rPr>
+                <w:noProof/>
+                <w:webHidden/>
+              </w:rPr>
+              <w:t>11</w:t>
+            </w:r>
+            <w:r>
+              <w:rPr>
+                <w:noProof/>
+                <w:webHidden/>
+              </w:rPr>
+              <w:fldChar w:fldCharType="end"/>
+            </w:r>
+          </w:hyperlink>
+        </w:p>
+        <w:p>
+          <w:pPr>
+            <w:pStyle w:val="TDC2"/>
+            <w:tabs>
+              <w:tab w:val="right" w:leader="dot" w:pos="9019"/>
+            </w:tabs>
+            <w:rPr>
+              <w:rFonts w:asciiTheme="minorHAnsi" w:eastAsiaTheme="minorEastAsia" w:hAnsiTheme="minorHAnsi" w:cstheme="minorBidi"/>
+              <w:noProof/>
+              <w:kern w:val="2"/>
+              <w:sz w:val="24"/>
+              <w:lang w:val="es-ES"/>
+              <w14:ligatures w14:val="standardContextual"/>
+            </w:rPr>
+          </w:pPr>
+          <w:hyperlink w:anchor="_Toc241213566" w:history="1">
+            <w:r>
+              <w:rPr>
+                <w:rStyle w:val="Hipervnculo"/>
+                <w:noProof/>
+              </w:rPr>
+              <w:t>diagrama de clases</w:t>
+            </w:r>
+            <w:r>
+              <w:rPr>
+                <w:noProof/>
+                <w:webHidden/>
+              </w:rPr>
+              <w:tab/>
+            </w:r>
+            <w:r>
+              <w:rPr>
+                <w:noProof/>
+                <w:webHidden/>
+              </w:rPr>
+              <w:fldChar w:fldCharType="begin"/>
+            </w:r>
+            <w:r>
+              <w:rPr>
+                <w:noProof/>
+                <w:webHidden/>
+              </w:rPr>
+              <w:instrText xml:space="preserve"> PAGEREF _Toc241213566 \h </w:instrText>
+            </w:r>
+            <w:r>
+              <w:rPr>
+                <w:noProof/>
+                <w:webHidden/>
+              </w:rPr>
+            </w:r>
+            <w:r>
+              <w:rPr>
+                <w:noProof/>
+                <w:webHidden/>
+              </w:rPr>
+              <w:fldChar w:fldCharType="separate"/>
+            </w:r>
+            <w:r>
+              <w:rPr>
+                <w:noProof/>
+                <w:webHidden/>
+              </w:rPr>
+              <w:t>12</w:t>
             </w:r>
             <w:r>
               <w:rPr>
@@ -1306,7 +1786,7 @@
               <w14:ligatures w14:val="standardContextual"/>
             </w:rPr>
           </w:pPr>
-          <w:hyperlink w:anchor="_Toc241172035" w:history="1">
+          <w:hyperlink w:anchor="_Toc241213567" w:history="1">
             <w:r>
               <w:rPr>
                 <w:rStyle w:val="Hipervnculo"/>
@@ -1351,7 +1831,7 @@
                 <w:noProof/>
                 <w:webHidden/>
               </w:rPr>
-              <w:instrText xml:space="preserve"> PAGEREF _Toc241172035 \h </w:instrText>
+              <w:instrText xml:space="preserve"> PAGEREF _Toc241213567 \h </w:instrText>
             </w:r>
             <w:r>
               <w:rPr>
@@ -1371,7 +1851,7 @@
                 <w:noProof/>
                 <w:webHidden/>
               </w:rPr>
-              <w:t>11</w:t>
+              <w:t>13</w:t>
             </w:r>
             <w:r>
               <w:rPr>
@@ -1398,7 +1878,7 @@
               <w14:ligatures w14:val="standardContextual"/>
             </w:rPr>
           </w:pPr>
-          <w:hyperlink w:anchor="_Toc241172036" w:history="1">
+          <w:hyperlink w:anchor="_Toc241213568" w:history="1">
             <w:r>
               <w:rPr>
                 <w:rStyle w:val="Hipervnculo"/>
@@ -1443,7 +1923,7 @@
                 <w:noProof/>
                 <w:webHidden/>
               </w:rPr>
-              <w:instrText xml:space="preserve"> PAGEREF _Toc241172036 \h </w:instrText>
+              <w:instrText xml:space="preserve"> PAGEREF _Toc241213568 \h </w:instrText>
             </w:r>
             <w:r>
               <w:rPr>
@@ -1463,7 +1943,7 @@
                 <w:noProof/>
                 <w:webHidden/>
               </w:rPr>
-              <w:t>12</w:t>
+              <w:t>14</w:t>
             </w:r>
             <w:r>
               <w:rPr>
@@ -1490,7 +1970,7 @@
               <w14:ligatures w14:val="standardContextual"/>
             </w:rPr>
           </w:pPr>
-          <w:hyperlink w:anchor="_Toc241172037" w:history="1">
+          <w:hyperlink w:anchor="_Toc241213569" w:history="1">
             <w:r>
               <w:rPr>
                 <w:rStyle w:val="Hipervnculo"/>
@@ -1535,7 +2015,7 @@
                 <w:noProof/>
                 <w:webHidden/>
               </w:rPr>
-              <w:instrText xml:space="preserve"> PAGEREF _Toc241172037 \h </w:instrText>
+              <w:instrText xml:space="preserve"> PAGEREF _Toc241213569 \h </w:instrText>
             </w:r>
             <w:r>
               <w:rPr>
@@ -1555,7 +2035,7 @@
                 <w:noProof/>
                 <w:webHidden/>
               </w:rPr>
-              <w:t>13</w:t>
+              <w:t>15</w:t>
             </w:r>
             <w:r>
               <w:rPr>
@@ -1582,7 +2062,7 @@
               <w14:ligatures w14:val="standardContextual"/>
             </w:rPr>
           </w:pPr>
-          <w:hyperlink w:anchor="_Toc241172038" w:history="1">
+          <w:hyperlink w:anchor="_Toc241213570" w:history="1">
             <w:r>
               <w:rPr>
                 <w:rStyle w:val="Hipervnculo"/>
@@ -1627,7 +2107,7 @@
                 <w:noProof/>
                 <w:webHidden/>
               </w:rPr>
-              <w:instrText xml:space="preserve"> PAGEREF _Toc241172038 \h </w:instrText>
+              <w:instrText xml:space="preserve"> PAGEREF _Toc241213570 \h </w:instrText>
             </w:r>
             <w:r>
               <w:rPr>
@@ -1647,7 +2127,7 @@
                 <w:noProof/>
                 <w:webHidden/>
               </w:rPr>
-              <w:t>14</w:t>
+              <w:t>16</w:t>
             </w:r>
             <w:r>
               <w:rPr>
@@ -1674,7 +2154,7 @@
               <w14:ligatures w14:val="standardContextual"/>
             </w:rPr>
           </w:pPr>
-          <w:hyperlink w:anchor="_Toc241172039" w:history="1">
+          <w:hyperlink w:anchor="_Toc241213571" w:history="1">
             <w:r>
               <w:rPr>
                 <w:rStyle w:val="Hipervnculo"/>
@@ -1719,7 +2199,7 @@
                 <w:noProof/>
                 <w:webHidden/>
               </w:rPr>
-              <w:instrText xml:space="preserve"> PAGEREF _Toc241172039 \h </w:instrText>
+              <w:instrText xml:space="preserve"> PAGEREF _Toc241213571 \h </w:instrText>
             </w:r>
             <w:r>
               <w:rPr>
@@ -1739,7 +2219,7 @@
                 <w:noProof/>
                 <w:webHidden/>
               </w:rPr>
-              <w:t>15</w:t>
+              <w:t>17</w:t>
             </w:r>
             <w:r>
               <w:rPr>
@@ -1766,7 +2246,7 @@
               <w14:ligatures w14:val="standardContextual"/>
             </w:rPr>
           </w:pPr>
-          <w:hyperlink w:anchor="_Toc241172040" w:history="1">
+          <w:hyperlink w:anchor="_Toc241213572" w:history="1">
             <w:r>
               <w:rPr>
                 <w:rStyle w:val="Hipervnculo"/>
@@ -1811,7 +2291,7 @@
                 <w:noProof/>
                 <w:webHidden/>
               </w:rPr>
-              <w:instrText xml:space="preserve"> PAGEREF _Toc241172040 \h </w:instrText>
+              <w:instrText xml:space="preserve"> PAGEREF _Toc241213572 \h </w:instrText>
             </w:r>
             <w:r>
               <w:rPr>
@@ -1831,7 +2311,7 @@
                 <w:noProof/>
                 <w:webHidden/>
               </w:rPr>
-              <w:t>15</w:t>
+              <w:t>17</w:t>
             </w:r>
             <w:r>
               <w:rPr>
@@ -1858,7 +2338,7 @@
               <w14:ligatures w14:val="standardContextual"/>
             </w:rPr>
           </w:pPr>
-          <w:hyperlink w:anchor="_Toc241172041" w:history="1">
+          <w:hyperlink w:anchor="_Toc241213573" w:history="1">
             <w:r>
               <w:rPr>
                 <w:rStyle w:val="Hipervnculo"/>
@@ -1903,7 +2383,7 @@
                 <w:noProof/>
                 <w:webHidden/>
               </w:rPr>
-              <w:instrText xml:space="preserve"> PAGEREF _Toc241172041 \h </w:instrText>
+              <w:instrText xml:space="preserve"> PAGEREF _Toc241213573 \h </w:instrText>
             </w:r>
             <w:r>
               <w:rPr>
@@ -1923,7 +2403,7 @@
                 <w:noProof/>
                 <w:webHidden/>
               </w:rPr>
-              <w:t>15</w:t>
+              <w:t>17</w:t>
             </w:r>
             <w:r>
               <w:rPr>
@@ -1970,7 +2450,7 @@
           <w:numId w:val="1"/>
         </w:numPr>
       </w:pPr>
-      <w:bookmarkStart w:id="2" w:name="_Toc241172025"/>
+      <w:bookmarkStart w:id="2" w:name="_Toc241213551"/>
       <w:r>
         <w:lastRenderedPageBreak/>
         <w:t>Introducción</w:t>
@@ -2000,7 +2480,7 @@
           <w:numId w:val="1"/>
         </w:numPr>
       </w:pPr>
-      <w:bookmarkStart w:id="3" w:name="_Toc241172026"/>
+      <w:bookmarkStart w:id="3" w:name="_Toc241213552"/>
       <w:r>
         <w:t>Motivación</w:t>
       </w:r>
@@ -2021,15 +2501,7 @@
     </w:p>
     <w:p>
       <w:r>
-        <w:t xml:space="preserve">La empresa seleccionada, la clínica, es porque abarca múltiples posibilidades y da la posibilidad de ejercer todo lo aprendido, base de datos, gestión de clientes, gestión de ficheros, datos sensibles, incluso sostenibilidad ya que podemos partir de actualizar una empresa que aun usa papel, puede que ya no queden </w:t>
-      </w:r>
-      <w:proofErr w:type="gramStart"/>
-      <w:r>
-        <w:t>muchas</w:t>
-      </w:r>
-      <w:proofErr w:type="gramEnd"/>
-      <w:r>
-        <w:t xml:space="preserve"> pero es para poder hacer un ejemplo y poder aplicar todas las áreas dadas.</w:t>
+        <w:t>La empresa seleccionada, la clínica, es porque abarca múltiples posibilidades y da la posibilidad de ejercer todo lo aprendido, base de datos, gestión de clientes, gestión de ficheros, datos sensibles, incluso sostenibilidad ya que podemos partir de actualizar una empresa que aun usa papel, puede que ya no queden muchas pero es para poder hacer un ejemplo y poder aplicar todas las áreas dadas.</w:t>
       </w:r>
     </w:p>
     <w:p>
@@ -2040,7 +2512,7 @@
           <w:numId w:val="1"/>
         </w:numPr>
       </w:pPr>
-      <w:bookmarkStart w:id="4" w:name="_Toc241172027"/>
+      <w:bookmarkStart w:id="4" w:name="_Toc241213553"/>
       <w:proofErr w:type="spellStart"/>
       <w:r>
         <w:t>Abstract</w:t>
@@ -2048,7 +2520,59 @@
       <w:bookmarkEnd w:id="4"/>
       <w:proofErr w:type="spellEnd"/>
     </w:p>
-    <w:p/>
+    <w:p>
+      <w:r>
+        <w:t xml:space="preserve">El proyecto </w:t>
+      </w:r>
+      <w:proofErr w:type="spellStart"/>
+      <w:r>
+        <w:t>MedManager</w:t>
+      </w:r>
+      <w:proofErr w:type="spellEnd"/>
+      <w:r>
+        <w:t xml:space="preserve"> consiste en el diseño, desarrollo e implementación de un sistema informático multiplataforma orientado a la gestión integral de una clínica médica. El objetivo principal es la digitalización completa de los flujos de trabajo administrativos y asistenciales, sustituyendo el uso tradicional del papel por un entorno centralizado que fomenta la eficiencia y la sostenibilidad. La arquitectura técnica se compone de tres ejes fundamentales: una aplicación de escritorio desarrollada en </w:t>
+      </w:r>
+      <w:proofErr w:type="spellStart"/>
+      <w:r>
+        <w:t>JavaFX</w:t>
+      </w:r>
+      <w:proofErr w:type="spellEnd"/>
+      <w:r>
+        <w:t xml:space="preserve"> para el área de recepción y gestión administrativa; una aplicación móvil nativa en Android (</w:t>
+      </w:r>
+      <w:proofErr w:type="spellStart"/>
+      <w:r>
+        <w:t>Kotlin</w:t>
+      </w:r>
+      <w:proofErr w:type="spellEnd"/>
+      <w:r>
+        <w:t xml:space="preserve">) destinada al personal sanitario para agilizar consultas y validaciones mediante códigos QR; y un servidor </w:t>
+      </w:r>
+      <w:proofErr w:type="spellStart"/>
+      <w:r>
+        <w:t>backend</w:t>
+      </w:r>
+      <w:proofErr w:type="spellEnd"/>
+      <w:r>
+        <w:t xml:space="preserve"> concurrente programado en Java utilizando Sockets TCP/IP. Este servidor actúa como intermediario exclusivo entre los clientes y una base de datos relacional MySQL, gestionando la persistencia mediante el </w:t>
+      </w:r>
+      <w:proofErr w:type="spellStart"/>
+      <w:r>
+        <w:t>framework</w:t>
+      </w:r>
+      <w:proofErr w:type="spellEnd"/>
+      <w:r>
+        <w:t xml:space="preserve"> ORM </w:t>
+      </w:r>
+      <w:proofErr w:type="spellStart"/>
+      <w:r>
+        <w:t>Hibernate</w:t>
+      </w:r>
+      <w:proofErr w:type="spellEnd"/>
+      <w:r>
+        <w:t xml:space="preserve"> e implementando algoritmos hash para asegurar la privacidad de los datos y el control de acceso por roles.</w:t>
+      </w:r>
+    </w:p>
     <w:p>
       <w:pPr>
         <w:pStyle w:val="Ttulo2"/>
@@ -2057,7 +2581,7 @@
           <w:numId w:val="1"/>
         </w:numPr>
       </w:pPr>
-      <w:bookmarkStart w:id="5" w:name="_Toc241172028"/>
+      <w:bookmarkStart w:id="5" w:name="_Toc241213554"/>
       <w:r>
         <w:t>Objetivos propuestos (generales y específicos)</w:t>
       </w:r>
@@ -2075,38 +2599,43 @@
           <w:b/>
           <w:bCs/>
         </w:rPr>
-        <w:t xml:space="preserve">Una base de </w:t>
-      </w:r>
-      <w:proofErr w:type="gramStart"/>
-      <w:r>
+        <w:t xml:space="preserve">Una base de datos, </w:t>
+      </w:r>
+      <w:r>
+        <w:t xml:space="preserve"> donde se almacene los datos del </w:t>
+      </w:r>
+      <w:r>
+        <w:t>paciente</w:t>
+      </w:r>
+      <w:r>
+        <w:t xml:space="preserve">, los datos del personal, incluyendo citas, informes, horarios, todo lo necesario para el funcionamiento de la empresa y para el </w:t>
+      </w:r>
+      <w:r>
+        <w:t>paciente</w:t>
+      </w:r>
+      <w:r>
+        <w:t>, diferenciando los datos sensibles, diferenciando los niveles de permisos.</w:t>
+      </w:r>
+      <w:r>
+        <w:br/>
+        <w:t>Sus Objetivos Específicos:</w:t>
+      </w:r>
+    </w:p>
+    <w:p>
+      <w:pPr>
+        <w:pStyle w:val="Prrafodelista"/>
+        <w:numPr>
+          <w:ilvl w:val="0"/>
+          <w:numId w:val="5"/>
+        </w:numPr>
         <w:rPr>
           <w:b/>
           <w:bCs/>
         </w:rPr>
-        <w:t xml:space="preserve">datos, </w:t>
-      </w:r>
-      <w:r>
-        <w:t xml:space="preserve"> donde</w:t>
-      </w:r>
-      <w:proofErr w:type="gramEnd"/>
-      <w:r>
-        <w:t xml:space="preserve"> se almacene los datos del </w:t>
-      </w:r>
-      <w:r>
-        <w:t>paciente</w:t>
-      </w:r>
-      <w:r>
-        <w:t xml:space="preserve">, los datos del personal, incluyendo citas, informes, horarios, todo lo necesario para el funcionamiento de la empresa y para el </w:t>
-      </w:r>
-      <w:r>
-        <w:t>paciente</w:t>
-      </w:r>
-      <w:r>
-        <w:t>, diferenciando los datos sensibles, diferenciando los niveles de permisos.</w:t>
-      </w:r>
-      <w:r>
-        <w:br/>
-        <w:t>Sus Objetivos Específicos:</w:t>
+      </w:pPr>
+      <w:r>
+        <w:lastRenderedPageBreak/>
+        <w:t>Creación de entidades, sus atributos y sus relaciones, haciendo un diagrama E-R</w:t>
       </w:r>
     </w:p>
     <w:p>
@@ -2122,7 +2651,7 @@
         </w:rPr>
       </w:pPr>
       <w:r>
-        <w:t>Creación de entidades, sus atributos y sus relaciones, haciendo un diagrama E-R</w:t>
+        <w:t>Creación de las tablas, con sus campos, sus KEY primarias o secundarias.</w:t>
       </w:r>
     </w:p>
     <w:p>
@@ -2138,7 +2667,7 @@
         </w:rPr>
       </w:pPr>
       <w:r>
-        <w:t>Creación de las tablas, con sus campos, sus KEY primarias o secundarias.</w:t>
+        <w:t>Creación de usuarios y permisos</w:t>
       </w:r>
     </w:p>
     <w:p>
@@ -2154,35 +2683,66 @@
         </w:rPr>
       </w:pPr>
       <w:r>
-        <w:t>Creación de usuarios y permisos</w:t>
-      </w:r>
-    </w:p>
-    <w:p>
-      <w:pPr>
-        <w:pStyle w:val="Prrafodelista"/>
-        <w:numPr>
-          <w:ilvl w:val="0"/>
-          <w:numId w:val="5"/>
-        </w:numPr>
+        <w:t xml:space="preserve">Creación de funciones y </w:t>
+      </w:r>
+      <w:proofErr w:type="spellStart"/>
+      <w:r>
+        <w:t>triggers</w:t>
+      </w:r>
+      <w:proofErr w:type="spellEnd"/>
+      <w:r>
+        <w:t xml:space="preserve"> según </w:t>
+      </w:r>
+      <w:proofErr w:type="spellStart"/>
+      <w:r>
+        <w:t>necesida</w:t>
+      </w:r>
+      <w:proofErr w:type="spellEnd"/>
+    </w:p>
+    <w:p>
+      <w:pPr>
         <w:rPr>
           <w:b/>
           <w:bCs/>
         </w:rPr>
       </w:pPr>
       <w:r>
-        <w:t xml:space="preserve">Creación de funciones y </w:t>
-      </w:r>
-      <w:proofErr w:type="spellStart"/>
-      <w:r>
-        <w:t>triggers</w:t>
-      </w:r>
-      <w:proofErr w:type="spellEnd"/>
-      <w:r>
-        <w:t xml:space="preserve"> según necesidad</w:t>
-      </w:r>
-    </w:p>
-    <w:p>
-      <w:pPr>
+        <w:rPr>
+          <w:b/>
+          <w:bCs/>
+          <w:szCs w:val="22"/>
+        </w:rPr>
+        <w:br/>
+      </w:r>
+      <w:r>
+        <w:rPr>
+          <w:b/>
+          <w:bCs/>
+          <w:szCs w:val="22"/>
+        </w:rPr>
+        <w:br/>
+        <w:t xml:space="preserve">Una Aplicación de escritorio, </w:t>
+      </w:r>
+      <w:r>
+        <w:rPr>
+          <w:szCs w:val="22"/>
+        </w:rPr>
+        <w:t xml:space="preserve"> donde los trabajadores podrán acceder desde sus ordenadores, consultar pacientes, consultar citas, consultar sus horarios, agendar citas o modificaciones.</w:t>
+      </w:r>
+      <w:r>
+        <w:rPr>
+          <w:szCs w:val="22"/>
+        </w:rPr>
+        <w:br/>
+        <w:t>Sus objetivos Específicos:</w:t>
+      </w:r>
+    </w:p>
+    <w:p>
+      <w:pPr>
+        <w:numPr>
+          <w:ilvl w:val="1"/>
+          <w:numId w:val="5"/>
+        </w:numPr>
         <w:suppressAutoHyphens/>
         <w:autoSpaceDN w:val="0"/>
         <w:spacing w:before="0" w:after="160" w:line="278" w:lineRule="auto"/>
@@ -2194,105 +2754,9 @@
       </w:pPr>
       <w:r>
         <w:rPr>
-          <w:b/>
-          <w:bCs/>
           <w:szCs w:val="22"/>
         </w:rPr>
-        <w:br/>
-      </w:r>
-      <w:r>
-        <w:rPr>
-          <w:b/>
-          <w:bCs/>
-          <w:szCs w:val="22"/>
-        </w:rPr>
-        <w:br/>
-      </w:r>
-      <w:r>
-        <w:rPr>
-          <w:b/>
-          <w:bCs/>
-          <w:szCs w:val="22"/>
-        </w:rPr>
-        <w:br/>
-      </w:r>
-      <w:r>
-        <w:rPr>
-          <w:b/>
-          <w:bCs/>
-          <w:szCs w:val="22"/>
-        </w:rPr>
-        <w:br/>
-      </w:r>
-      <w:r>
-        <w:rPr>
-          <w:b/>
-          <w:bCs/>
-          <w:szCs w:val="22"/>
-        </w:rPr>
-        <w:br/>
-      </w:r>
-      <w:r>
-        <w:rPr>
-          <w:b/>
-          <w:bCs/>
-          <w:szCs w:val="22"/>
-        </w:rPr>
-        <w:br/>
-      </w:r>
-      <w:r>
-        <w:rPr>
-          <w:b/>
-          <w:bCs/>
-          <w:szCs w:val="22"/>
-        </w:rPr>
-        <w:br/>
-      </w:r>
-      <w:r>
-        <w:rPr>
-          <w:b/>
-          <w:bCs/>
-          <w:szCs w:val="22"/>
-        </w:rPr>
-        <w:br/>
-      </w:r>
-      <w:r>
-        <w:rPr>
-          <w:b/>
-          <w:bCs/>
-          <w:szCs w:val="22"/>
-        </w:rPr>
-        <w:lastRenderedPageBreak/>
-        <w:t xml:space="preserve">Una Aplicación de </w:t>
-      </w:r>
-      <w:proofErr w:type="gramStart"/>
-      <w:r>
-        <w:rPr>
-          <w:b/>
-          <w:bCs/>
-          <w:szCs w:val="22"/>
-        </w:rPr>
-        <w:t xml:space="preserve">escritorio, </w:t>
-      </w:r>
-      <w:r>
-        <w:rPr>
-          <w:szCs w:val="22"/>
-        </w:rPr>
-        <w:t xml:space="preserve"> donde</w:t>
-      </w:r>
-      <w:proofErr w:type="gramEnd"/>
-      <w:r>
-        <w:rPr>
-          <w:szCs w:val="22"/>
-        </w:rPr>
-        <w:t xml:space="preserve"> los trabajadores podrán acceder desde sus ordenadores, consultar pacientes, consultar citas, consultar sus horarios, agendar citas o modificaciones.</w:t>
-      </w:r>
-      <w:r>
-        <w:rPr>
-          <w:szCs w:val="22"/>
-        </w:rPr>
-        <w:br/>
-        <w:t>Sus objetivos Específicos:</w:t>
+        <w:t>El uso de JAVAFX, para la creación de la app.</w:t>
       </w:r>
     </w:p>
     <w:p>
@@ -2314,15 +2778,44 @@
         <w:rPr>
           <w:szCs w:val="22"/>
         </w:rPr>
-        <w:t>El uso de JAVAFX, para la creación de la app.</w:t>
-      </w:r>
-    </w:p>
-    <w:p>
-      <w:pPr>
-        <w:numPr>
-          <w:ilvl w:val="1"/>
-          <w:numId w:val="5"/>
-        </w:numPr>
+        <w:t>Gestión (CRUD)</w:t>
+      </w:r>
+    </w:p>
+    <w:p>
+      <w:pPr>
+        <w:rPr>
+          <w:szCs w:val="22"/>
+        </w:rPr>
+      </w:pPr>
+      <w:r>
+        <w:rPr>
+          <w:szCs w:val="22"/>
+        </w:rPr>
+        <w:t xml:space="preserve">Generación de </w:t>
+      </w:r>
+      <w:proofErr w:type="spellStart"/>
+      <w:r>
+        <w:rPr>
+          <w:szCs w:val="22"/>
+        </w:rPr>
+        <w:t>qr</w:t>
+      </w:r>
+      <w:proofErr w:type="spellEnd"/>
+      <w:r>
+        <w:rPr>
+          <w:szCs w:val="22"/>
+        </w:rPr>
+        <w:t xml:space="preserve"> para impresión de pulsera en recepción de </w:t>
+      </w:r>
+      <w:r>
+        <w:rPr>
+          <w:szCs w:val="22"/>
+        </w:rPr>
+        <w:t>pacientes</w:t>
+      </w:r>
+    </w:p>
+    <w:p>
+      <w:pPr>
         <w:suppressAutoHyphens/>
         <w:autoSpaceDN w:val="0"/>
         <w:spacing w:before="0" w:after="160" w:line="278" w:lineRule="auto"/>
@@ -2334,22 +2827,29 @@
       </w:pPr>
       <w:r>
         <w:rPr>
+          <w:b/>
+          <w:bCs/>
           <w:szCs w:val="22"/>
         </w:rPr>
-        <w:t>Gestión (CRUD)</w:t>
-      </w:r>
-    </w:p>
-    <w:p>
-      <w:pPr>
+        <w:t xml:space="preserve">Una aplicación Android, </w:t>
+      </w:r>
+      <w:r>
         <w:rPr>
           <w:szCs w:val="22"/>
         </w:rPr>
-      </w:pPr>
+        <w:t xml:space="preserve">donde los trabajadores podrán acceder a ficha del </w:t>
+      </w:r>
       <w:r>
         <w:rPr>
           <w:szCs w:val="22"/>
         </w:rPr>
-        <w:t xml:space="preserve">Generación de </w:t>
+        <w:t>paciente</w:t>
+      </w:r>
+      <w:r>
+        <w:rPr>
+          <w:szCs w:val="22"/>
+        </w:rPr>
+        <w:t xml:space="preserve"> para no tener que estar en el ordenador, uso de </w:t>
       </w:r>
       <w:proofErr w:type="spellStart"/>
       <w:r>
@@ -2363,84 +2863,49 @@
         <w:rPr>
           <w:szCs w:val="22"/>
         </w:rPr>
-        <w:t xml:space="preserve"> para impresión de pulsera en recepción de </w:t>
+        <w:t xml:space="preserve"> para visualización de ficha del</w:t>
       </w:r>
       <w:r>
         <w:rPr>
           <w:szCs w:val="22"/>
         </w:rPr>
-        <w:t>pacientes</w:t>
-      </w:r>
-    </w:p>
-    <w:p>
-      <w:pPr>
+        <w:t xml:space="preserve"> paciente</w:t>
+      </w:r>
+      <w:r>
+        <w:rPr>
+          <w:szCs w:val="22"/>
+        </w:rPr>
+        <w:t xml:space="preserve"> y prueba que se ha de realizar en el día. </w:t>
+      </w:r>
+      <w:r>
+        <w:rPr>
+          <w:szCs w:val="22"/>
+        </w:rPr>
+        <w:br/>
+        <w:t>Sus objetivos Específicos:</w:t>
+      </w:r>
+    </w:p>
+    <w:p>
+      <w:pPr>
+        <w:numPr>
+          <w:ilvl w:val="1"/>
+          <w:numId w:val="4"/>
+        </w:numPr>
         <w:suppressAutoHyphens/>
         <w:autoSpaceDN w:val="0"/>
         <w:spacing w:before="0" w:after="160" w:line="278" w:lineRule="auto"/>
         <w:jc w:val="left"/>
         <w:textAlignment w:val="baseline"/>
         <w:rPr>
-          <w:szCs w:val="22"/>
-        </w:rPr>
-      </w:pPr>
-      <w:r>
-        <w:rPr>
           <w:b/>
           <w:bCs/>
+        </w:rPr>
+      </w:pPr>
+      <w:r>
+        <w:rPr>
           <w:szCs w:val="22"/>
         </w:rPr>
-        <w:t xml:space="preserve">Una aplicación Android, </w:t>
-      </w:r>
-      <w:r>
-        <w:rPr>
-          <w:szCs w:val="22"/>
-        </w:rPr>
-        <w:t xml:space="preserve">donde los trabajadores podrán acceder a ficha del </w:t>
-      </w:r>
-      <w:r>
-        <w:rPr>
-          <w:szCs w:val="22"/>
-        </w:rPr>
-        <w:t>paciente</w:t>
-      </w:r>
-      <w:r>
-        <w:rPr>
-          <w:szCs w:val="22"/>
-        </w:rPr>
-        <w:t xml:space="preserve"> para no tener que estar en el ordenador, uso de </w:t>
-      </w:r>
-      <w:proofErr w:type="spellStart"/>
-      <w:r>
-        <w:rPr>
-          <w:szCs w:val="22"/>
-        </w:rPr>
-        <w:t>qr</w:t>
-      </w:r>
-      <w:proofErr w:type="spellEnd"/>
-      <w:r>
-        <w:rPr>
-          <w:szCs w:val="22"/>
-        </w:rPr>
-        <w:t xml:space="preserve"> para visualización de ficha del</w:t>
-      </w:r>
-      <w:r>
-        <w:rPr>
-          <w:szCs w:val="22"/>
-        </w:rPr>
-        <w:t xml:space="preserve"> paciente</w:t>
-      </w:r>
-      <w:r>
-        <w:rPr>
-          <w:szCs w:val="22"/>
-        </w:rPr>
-        <w:t xml:space="preserve"> y prueba que se ha de realizar en el día. </w:t>
-      </w:r>
-      <w:r>
-        <w:rPr>
-          <w:szCs w:val="22"/>
-        </w:rPr>
-        <w:br/>
-        <w:t>Sus objetivos Específicos:</w:t>
+        <w:t>Autenticación por roles</w:t>
       </w:r>
     </w:p>
     <w:p>
@@ -2463,485 +2928,722 @@
         <w:rPr>
           <w:szCs w:val="22"/>
         </w:rPr>
-        <w:t>Autenticación por roles</w:t>
-      </w:r>
-    </w:p>
-    <w:p>
-      <w:pPr>
-        <w:numPr>
-          <w:ilvl w:val="1"/>
-          <w:numId w:val="4"/>
+        <w:t>Módulo de Lectura QR</w:t>
+      </w:r>
+      <w:r>
+        <w:br w:type="page"/>
+      </w:r>
+    </w:p>
+    <w:p>
+      <w:pPr>
+        <w:pStyle w:val="Ttulo1"/>
+        <w:numPr>
+          <w:ilvl w:val="0"/>
+          <w:numId w:val="1"/>
+        </w:numPr>
+      </w:pPr>
+      <w:bookmarkStart w:id="6" w:name="_Toc241213555"/>
+      <w:r>
+        <w:lastRenderedPageBreak/>
+        <w:t>Estado del Arte</w:t>
+      </w:r>
+      <w:bookmarkEnd w:id="6"/>
+      <w:r>
+        <w:t xml:space="preserve"> </w:t>
+      </w:r>
+    </w:p>
+    <w:p>
+      <w:r>
+        <w:t>(4-5 páginas)</w:t>
+      </w:r>
+      <w:r>
+        <w:br w:type="page"/>
+      </w:r>
+    </w:p>
+    <w:p>
+      <w:pPr>
+        <w:pStyle w:val="Ttulo1"/>
+        <w:numPr>
+          <w:ilvl w:val="0"/>
+          <w:numId w:val="1"/>
+        </w:numPr>
+      </w:pPr>
+      <w:bookmarkStart w:id="7" w:name="_Toc241213556"/>
+      <w:r>
+        <w:lastRenderedPageBreak/>
+        <w:t>Metodología usada</w:t>
+      </w:r>
+      <w:bookmarkEnd w:id="7"/>
+      <w:r>
+        <w:t xml:space="preserve"> </w:t>
+      </w:r>
+    </w:p>
+    <w:p>
+      <w:r>
+        <w:t>(2-4 páginas)</w:t>
+      </w:r>
+    </w:p>
+    <w:p>
+      <w:r>
+        <w:br w:type="page"/>
+      </w:r>
+    </w:p>
+    <w:p>
+      <w:pPr>
+        <w:pStyle w:val="Ttulo1"/>
+        <w:numPr>
+          <w:ilvl w:val="0"/>
+          <w:numId w:val="1"/>
+        </w:numPr>
+      </w:pPr>
+      <w:bookmarkStart w:id="8" w:name="_Toc241213557"/>
+      <w:r>
+        <w:lastRenderedPageBreak/>
+        <w:t>Tecnologías y herramientas utilizadas en el proyecto</w:t>
+      </w:r>
+      <w:bookmarkEnd w:id="8"/>
+    </w:p>
+    <w:p>
+      <w:r>
+        <w:t>(2-3 páginas)</w:t>
+      </w:r>
+    </w:p>
+    <w:p>
+      <w:pPr>
+        <w:pStyle w:val="Ttulo2"/>
+        <w:rPr>
+          <w:sz w:val="22"/>
+          <w:szCs w:val="22"/>
+        </w:rPr>
+      </w:pPr>
+      <w:bookmarkStart w:id="9" w:name="_Toc241170496"/>
+      <w:bookmarkStart w:id="10" w:name="_Toc241213558"/>
+      <w:r>
+        <w:rPr>
+          <w:sz w:val="22"/>
+          <w:szCs w:val="22"/>
+        </w:rPr>
+        <w:t>Para la aplicación de escritorio:</w:t>
+      </w:r>
+      <w:bookmarkEnd w:id="9"/>
+      <w:bookmarkEnd w:id="10"/>
+    </w:p>
+    <w:p>
+      <w:pPr>
+        <w:pStyle w:val="Prrafodelista"/>
+        <w:numPr>
+          <w:ilvl w:val="0"/>
+          <w:numId w:val="7"/>
+        </w:numPr>
+      </w:pPr>
+      <w:proofErr w:type="spellStart"/>
+      <w:r>
+        <w:t>JavaFx</w:t>
+      </w:r>
+      <w:proofErr w:type="spellEnd"/>
+    </w:p>
+    <w:p>
+      <w:pPr>
+        <w:pStyle w:val="Prrafodelista"/>
+        <w:numPr>
+          <w:ilvl w:val="0"/>
+          <w:numId w:val="7"/>
+        </w:numPr>
+      </w:pPr>
+      <w:r>
+        <w:t>Eclipse</w:t>
+      </w:r>
+    </w:p>
+    <w:p>
+      <w:pPr>
+        <w:pStyle w:val="Prrafodelista"/>
+        <w:numPr>
+          <w:ilvl w:val="0"/>
+          <w:numId w:val="7"/>
+        </w:numPr>
+      </w:pPr>
+      <w:proofErr w:type="spellStart"/>
+      <w:r>
+        <w:t>Hibernate</w:t>
+      </w:r>
+      <w:proofErr w:type="spellEnd"/>
+      <w:r>
+        <w:t xml:space="preserve"> (ORM)</w:t>
+      </w:r>
+    </w:p>
+    <w:p>
+      <w:pPr>
+        <w:pStyle w:val="Prrafodelista"/>
+        <w:numPr>
+          <w:ilvl w:val="0"/>
+          <w:numId w:val="7"/>
+        </w:numPr>
+      </w:pPr>
+      <w:r>
+        <w:t xml:space="preserve">Algoritmos hash </w:t>
+      </w:r>
+    </w:p>
+    <w:p>
+      <w:pPr>
+        <w:pStyle w:val="Prrafodelista"/>
+        <w:numPr>
+          <w:ilvl w:val="0"/>
+          <w:numId w:val="7"/>
+        </w:numPr>
+      </w:pPr>
+      <w:r>
+        <w:t>Junit</w:t>
+      </w:r>
+    </w:p>
+    <w:p>
+      <w:r>
+        <w:t>Para la aplicación Android:</w:t>
+      </w:r>
+    </w:p>
+    <w:p>
+      <w:pPr>
+        <w:pStyle w:val="Prrafodelista"/>
+        <w:numPr>
+          <w:ilvl w:val="0"/>
+          <w:numId w:val="7"/>
+        </w:numPr>
+      </w:pPr>
+      <w:r>
+        <w:t>Android Studio</w:t>
+      </w:r>
+    </w:p>
+    <w:p>
+      <w:pPr>
+        <w:pStyle w:val="Prrafodelista"/>
+        <w:numPr>
+          <w:ilvl w:val="0"/>
+          <w:numId w:val="7"/>
+        </w:numPr>
+      </w:pPr>
+      <w:proofErr w:type="spellStart"/>
+      <w:r>
+        <w:t>Kotlin</w:t>
+      </w:r>
+      <w:proofErr w:type="spellEnd"/>
+    </w:p>
+    <w:p>
+      <w:pPr>
+        <w:pStyle w:val="Prrafodelista"/>
+        <w:numPr>
+          <w:ilvl w:val="0"/>
+          <w:numId w:val="7"/>
+        </w:numPr>
+      </w:pPr>
+      <w:r>
+        <w:t>Para la Base de datos:</w:t>
+      </w:r>
+    </w:p>
+    <w:p>
+      <w:pPr>
+        <w:pStyle w:val="Prrafodelista"/>
+        <w:numPr>
+          <w:ilvl w:val="0"/>
+          <w:numId w:val="7"/>
+        </w:numPr>
+      </w:pPr>
+      <w:r>
+        <w:t>SQL</w:t>
+      </w:r>
+    </w:p>
+    <w:p>
+      <w:pPr>
+        <w:pStyle w:val="Prrafodelista"/>
+        <w:numPr>
+          <w:ilvl w:val="0"/>
+          <w:numId w:val="7"/>
+        </w:numPr>
+      </w:pPr>
+      <w:r>
+        <w:t>MySQL</w:t>
+      </w:r>
+    </w:p>
+    <w:p>
+      <w:pPr>
+        <w:ind w:left="360"/>
+      </w:pPr>
+      <w:r>
+        <w:t xml:space="preserve">Para la Comunicación, Concurrencia y Seguridad:. </w:t>
+      </w:r>
+    </w:p>
+    <w:p>
+      <w:pPr>
+        <w:pStyle w:val="Prrafodelista"/>
+        <w:numPr>
+          <w:ilvl w:val="0"/>
+          <w:numId w:val="7"/>
+        </w:numPr>
+      </w:pPr>
+      <w:proofErr w:type="spellStart"/>
+      <w:r>
+        <w:t>Backend</w:t>
+      </w:r>
+      <w:proofErr w:type="spellEnd"/>
+      <w:r>
+        <w:t xml:space="preserve">/Servicios: Desarrollo de un servidor propio basado en una capa de Sockets TCP/IP en Java para gestionar las peticiones concurrentes de los clientes sin atacar directamente a la base de datos.   </w:t>
+      </w:r>
+    </w:p>
+    <w:p>
+      <w:pPr>
+        <w:pStyle w:val="Prrafodelista"/>
+        <w:numPr>
+          <w:ilvl w:val="0"/>
+          <w:numId w:val="7"/>
+        </w:numPr>
+      </w:pPr>
+      <w:r>
+        <w:t xml:space="preserve">Seguridad: Librerías criptográficas de Java para aplicar algoritmos hash y cifrado de datos.  </w:t>
+      </w:r>
+    </w:p>
+    <w:p>
+      <w:pPr>
+        <w:ind w:left="360"/>
+      </w:pPr>
+      <w:r>
+        <w:t xml:space="preserve">Para el Control de Calidad y </w:t>
+      </w:r>
+      <w:proofErr w:type="spellStart"/>
+      <w:r>
+        <w:t>Versiones:Pruebas</w:t>
+      </w:r>
+      <w:proofErr w:type="spellEnd"/>
+      <w:r>
+        <w:t xml:space="preserve">: </w:t>
+      </w:r>
+    </w:p>
+    <w:p>
+      <w:pPr>
+        <w:pStyle w:val="Prrafodelista"/>
+        <w:numPr>
+          <w:ilvl w:val="0"/>
+          <w:numId w:val="7"/>
+        </w:numPr>
+      </w:pPr>
+      <w:proofErr w:type="spellStart"/>
+      <w:r>
+        <w:t>JUnit</w:t>
+      </w:r>
+      <w:proofErr w:type="spellEnd"/>
+      <w:r>
+        <w:t xml:space="preserve"> para las pruebas unitarias.   </w:t>
+      </w:r>
+    </w:p>
+    <w:p>
+      <w:pPr>
+        <w:pStyle w:val="Prrafodelista"/>
+        <w:numPr>
+          <w:ilvl w:val="0"/>
+          <w:numId w:val="7"/>
+        </w:numPr>
+      </w:pPr>
+      <w:r>
+        <w:t>Repositorio: Git/GitHub para el control de versiones del código fuente</w:t>
+      </w:r>
+    </w:p>
+    <w:p>
+      <w:pPr>
+        <w:pStyle w:val="Prrafodelista"/>
+      </w:pPr>
+    </w:p>
+    <w:p>
+      <w:r>
+        <w:br w:type="page"/>
+      </w:r>
+    </w:p>
+    <w:p>
+      <w:pPr>
+        <w:pStyle w:val="Ttulo1"/>
+        <w:numPr>
+          <w:ilvl w:val="0"/>
+          <w:numId w:val="1"/>
+        </w:numPr>
+      </w:pPr>
+      <w:bookmarkStart w:id="11" w:name="_Toc241213559"/>
+      <w:r>
+        <w:lastRenderedPageBreak/>
+        <w:t>Planificación, Diagnóstico y Contexto Laboral</w:t>
+      </w:r>
+      <w:bookmarkEnd w:id="11"/>
+      <w:r>
+        <w:t xml:space="preserve"> </w:t>
+      </w:r>
+    </w:p>
+    <w:p>
+      <w:r>
+        <w:t>(3-4 páginas)</w:t>
+      </w:r>
+    </w:p>
+    <w:p>
+      <w:r>
+        <w:br w:type="page"/>
+      </w:r>
+    </w:p>
+    <w:p>
+      <w:pPr>
+        <w:pStyle w:val="Ttulo1"/>
+        <w:numPr>
+          <w:ilvl w:val="0"/>
+          <w:numId w:val="1"/>
+        </w:numPr>
+      </w:pPr>
+      <w:bookmarkStart w:id="12" w:name="_Toc241213560"/>
+      <w:r>
+        <w:lastRenderedPageBreak/>
+        <w:t>Análisis del proyecto</w:t>
+      </w:r>
+      <w:bookmarkEnd w:id="12"/>
+      <w:r>
+        <w:t xml:space="preserve"> </w:t>
+      </w:r>
+    </w:p>
+    <w:p>
+      <w:r>
+        <w:t>(8-16 páginas)</w:t>
+      </w:r>
+    </w:p>
+    <w:p/>
+    <w:p>
+      <w:r>
+        <w:br w:type="page"/>
+      </w:r>
+    </w:p>
+    <w:p>
+      <w:pPr>
+        <w:pStyle w:val="Ttulo1"/>
+        <w:numPr>
+          <w:ilvl w:val="0"/>
+          <w:numId w:val="1"/>
+        </w:numPr>
+      </w:pPr>
+      <w:bookmarkStart w:id="13" w:name="_Toc241213561"/>
+      <w:r>
+        <w:lastRenderedPageBreak/>
+        <w:t>Diseño del proyecto</w:t>
+      </w:r>
+      <w:bookmarkEnd w:id="13"/>
+      <w:r>
+        <w:t xml:space="preserve"> </w:t>
+      </w:r>
+    </w:p>
+    <w:p>
+      <w:r>
+        <w:t>(6-14 páginas)</w:t>
+      </w:r>
+    </w:p>
+    <w:p>
+      <w:pPr>
+        <w:pStyle w:val="Ttulo2"/>
+        <w:numPr>
+          <w:ilvl w:val="0"/>
+          <w:numId w:val="12"/>
+        </w:numPr>
+      </w:pPr>
+      <w:bookmarkStart w:id="14" w:name="_Toc241172014"/>
+      <w:bookmarkStart w:id="15" w:name="_Toc241213562"/>
+      <w:r>
+        <w:t>necesidades y la finalidad</w:t>
+      </w:r>
+      <w:bookmarkEnd w:id="14"/>
+      <w:bookmarkEnd w:id="15"/>
+    </w:p>
+    <w:p>
+      <w:pPr>
+        <w:pStyle w:val="NormalWeb"/>
+        <w:numPr>
+          <w:ilvl w:val="0"/>
+          <w:numId w:val="14"/>
+        </w:numPr>
+        <w:spacing w:before="0" w:beforeAutospacing="0"/>
+        <w:rPr>
+          <w:rFonts w:ascii="Arial" w:hAnsi="Arial" w:cs="Arial"/>
+        </w:rPr>
+      </w:pPr>
+      <w:r>
+        <w:rPr>
+          <w:rFonts w:ascii="Arial" w:hAnsi="Arial" w:cs="Arial"/>
+          <w:b/>
+          <w:bCs/>
+        </w:rPr>
+        <w:t>Necesidades:</w:t>
+      </w:r>
+      <w:r>
+        <w:rPr>
+          <w:rFonts w:ascii="Arial" w:hAnsi="Arial" w:cs="Arial"/>
+        </w:rPr>
+        <w:t xml:space="preserve"> En el sector sanitario actual, existen clínicas que siguen dependiendo de procesos manuales y documentación física para la gestión de historiales, pruebas médicas y agendas de pacientes. Esta dependencia genera problemas graves de redundancia de datos, lentitud en la atención, dificultades para compartir información de forma inmediata entre el área de recepción y los despachos médicos, y un impacto medioambiental negativo. Además, la falta de un control de acceso digitalizado dificulta la trazabilidad de la información y la gestión segura de los datos sensibles. </w:t>
+      </w:r>
+    </w:p>
+    <w:p>
+      <w:pPr>
+        <w:pStyle w:val="NormalWeb"/>
+        <w:numPr>
+          <w:ilvl w:val="0"/>
+          <w:numId w:val="14"/>
+        </w:numPr>
+        <w:spacing w:before="0" w:beforeAutospacing="0"/>
+      </w:pPr>
+      <w:r>
+        <w:rPr>
+          <w:rFonts w:ascii="Arial" w:hAnsi="Arial" w:cs="Arial"/>
+          <w:b/>
+          <w:bCs/>
+        </w:rPr>
+        <w:t>Finalidad:</w:t>
+      </w:r>
+      <w:r>
+        <w:rPr>
+          <w:rFonts w:ascii="Arial" w:hAnsi="Arial" w:cs="Arial"/>
+        </w:rPr>
+        <w:t xml:space="preserve"> La finalidad de </w:t>
+      </w:r>
+      <w:proofErr w:type="spellStart"/>
+      <w:r>
+        <w:rPr>
+          <w:rFonts w:ascii="Arial" w:hAnsi="Arial" w:cs="Arial"/>
+        </w:rPr>
+        <w:t>MedManager</w:t>
+      </w:r>
+      <w:proofErr w:type="spellEnd"/>
+      <w:r>
+        <w:rPr>
+          <w:rFonts w:ascii="Arial" w:hAnsi="Arial" w:cs="Arial"/>
+        </w:rPr>
+        <w:t xml:space="preserve"> es resolver estas carencias creando un ecosistema digital unificado que abarque todas las áreas de la clínica. El sistema busca automatizar la gestión diaria, garantizar que la información esté sincronizada en tiempo real, y agilizar la identificación de pacientes mediante pulseras impresas con códigos QR. Con ello, se persigue mejorar radicalmente la calidad de la asistencia, optimizar los tiempos de trabajo del personal, garantizar la seguridad de la información privada y establecer un modelo de negocio sostenible sin uso de papel.</w:t>
+      </w:r>
+    </w:p>
+    <w:p>
+      <w:pPr>
+        <w:pStyle w:val="Ttulo2"/>
+        <w:numPr>
+          <w:ilvl w:val="0"/>
+          <w:numId w:val="12"/>
+        </w:numPr>
+      </w:pPr>
+      <w:bookmarkStart w:id="16" w:name="_Toc241172015"/>
+      <w:bookmarkStart w:id="17" w:name="_Toc241213563"/>
+      <w:r>
+        <w:t>requisitos funcionales y no funcionale</w:t>
+      </w:r>
+      <w:r>
+        <w:t>s</w:t>
+      </w:r>
+      <w:bookmarkEnd w:id="16"/>
+      <w:bookmarkEnd w:id="17"/>
+    </w:p>
+    <w:p>
+      <w:r>
+        <w:t>Requisitos Funcionales (RF):</w:t>
+      </w:r>
+    </w:p>
+    <w:p>
+      <w:pPr>
+        <w:pStyle w:val="Prrafodelista"/>
+        <w:numPr>
+          <w:ilvl w:val="0"/>
+          <w:numId w:val="18"/>
+        </w:numPr>
+      </w:pPr>
+      <w:r>
+        <w:t xml:space="preserve">RF1. Autenticación y Autorización por Roles: El sistema debe exigir el inicio de sesión validando credenciales y habilitando vistas y funciones específicas según el rol del trabajador (Administrativo, Médico, Enfermero/a).   </w:t>
+      </w:r>
+    </w:p>
+    <w:p>
+      <w:pPr>
+        <w:pStyle w:val="Prrafodelista"/>
+        <w:numPr>
+          <w:ilvl w:val="0"/>
+          <w:numId w:val="18"/>
+        </w:numPr>
+      </w:pPr>
+      <w:r>
+        <w:t>RF2. Gestión Administrativa (CRUD): La aplicación de escritorio debe permitir a los usuarios autorizados crear, visualizar, actualizar y eliminar registros de pacientes, trabajadores, especialidades y horarios laborales.</w:t>
+      </w:r>
+    </w:p>
+    <w:p>
+      <w:pPr>
+        <w:pStyle w:val="Prrafodelista"/>
+        <w:numPr>
+          <w:ilvl w:val="0"/>
+          <w:numId w:val="18"/>
+        </w:numPr>
+      </w:pPr>
+      <w:r>
+        <w:t xml:space="preserve">RF3. Generación e Identificación QR: La aplicación de escritorio debe generar e imprimir un código QR con el nombre del cliente para su pulsera. La aplicación móvil Android debe incluir un módulo que utilice la cámara del dispositivo para escanear dicha pulsera y abrir automáticamente la ficha del paciente.   </w:t>
+      </w:r>
+    </w:p>
+    <w:p>
+      <w:pPr>
+        <w:pStyle w:val="Prrafodelista"/>
+        <w:numPr>
+          <w:ilvl w:val="0"/>
+          <w:numId w:val="18"/>
+        </w:numPr>
+      </w:pPr>
+      <w:r>
+        <w:t xml:space="preserve">RF4. Gestión de Citas e Historiales: El personal médico y de enfermería debe poder visualizar su horario laboral, consultar las citas asignadas para el día y registrar observaciones médicas o pruebas directamente en el historial clínico del paciente.   </w:t>
+      </w:r>
+    </w:p>
+    <w:p>
+      <w:pPr>
+        <w:pStyle w:val="Prrafodelista"/>
+        <w:numPr>
+          <w:ilvl w:val="0"/>
+          <w:numId w:val="18"/>
+        </w:numPr>
+      </w:pPr>
+      <w:r>
+        <w:t xml:space="preserve">RF5. Comunicación Intermedia Segura: Las aplicaciones cliente (escritorio y móvil) no accederán directamente a la base de datos, sino que enviarán peticiones </w:t>
+      </w:r>
+      <w:r>
+        <w:lastRenderedPageBreak/>
+        <w:t xml:space="preserve">estructuradas mediante Sockets a un servidor </w:t>
+      </w:r>
+      <w:proofErr w:type="spellStart"/>
+      <w:r>
+        <w:t>backend</w:t>
+      </w:r>
+      <w:proofErr w:type="spellEnd"/>
+      <w:r>
+        <w:t xml:space="preserve"> propio que procesará las consultas.</w:t>
+      </w:r>
+    </w:p>
+    <w:p>
+      <w:r>
+        <w:t>Requisitos No Funcionales (RNF):</w:t>
+      </w:r>
+    </w:p>
+    <w:p>
+      <w:pPr>
+        <w:pStyle w:val="Prrafodelista"/>
+        <w:numPr>
+          <w:ilvl w:val="0"/>
+          <w:numId w:val="19"/>
+        </w:numPr>
+      </w:pPr>
+      <w:r>
+        <w:t xml:space="preserve">RNF1. Seguridad y Criptografía: Las contraseñas de los usuarios deben almacenarse de forma unidireccional utilizando algoritmos hash, protegiendo así el acceso a datos sensibles.   </w:t>
+      </w:r>
+    </w:p>
+    <w:p>
+      <w:pPr>
+        <w:pStyle w:val="Prrafodelista"/>
+        <w:numPr>
+          <w:ilvl w:val="0"/>
+          <w:numId w:val="19"/>
+        </w:numPr>
+      </w:pPr>
+      <w:r>
+        <w:t xml:space="preserve">RNF2. Alta Concurrencia: El servidor </w:t>
+      </w:r>
+      <w:proofErr w:type="spellStart"/>
+      <w:r>
+        <w:t>backend</w:t>
+      </w:r>
+      <w:proofErr w:type="spellEnd"/>
+      <w:r>
+        <w:t xml:space="preserve"> Java debe estar estructurado mediante programación multihilo (</w:t>
+      </w:r>
+      <w:proofErr w:type="spellStart"/>
+      <w:r>
+        <w:t>Threads</w:t>
+      </w:r>
+      <w:proofErr w:type="spellEnd"/>
+      <w:r>
+        <w:t>) para ser capaz de recibir y atender peticiones simultáneas de la app móvil y de la app de escritorio sin bloquearse.</w:t>
+      </w:r>
+    </w:p>
+    <w:p>
+      <w:pPr>
+        <w:pStyle w:val="Prrafodelista"/>
+        <w:numPr>
+          <w:ilvl w:val="0"/>
+          <w:numId w:val="19"/>
+        </w:numPr>
+      </w:pPr>
+      <w:r>
+        <w:t>RNF3. Usabilidad (UX/UI): Las interfaces deben estar adaptadas a su entorno de uso: un entorno de escritorio con teclado/ratón (</w:t>
+      </w:r>
+      <w:proofErr w:type="spellStart"/>
+      <w:r>
+        <w:t>JavaFX</w:t>
+      </w:r>
+      <w:proofErr w:type="spellEnd"/>
+      <w:r>
+        <w:t xml:space="preserve">) para tareas administrativas densas, y un entorno táctil ágil y rápido (Android) para consultas rápidas de pie en planta.   </w:t>
+      </w:r>
+    </w:p>
+    <w:p>
+      <w:pPr>
+        <w:pStyle w:val="Prrafodelista"/>
+        <w:numPr>
+          <w:ilvl w:val="0"/>
+          <w:numId w:val="19"/>
+        </w:numPr>
+      </w:pPr>
+      <w:r>
+        <w:t xml:space="preserve">RNF4. Persistencia e Integridad: La base de datos (MySQL) debe mantener una estricta integridad referencial de los datos. La conexión entre el servidor y la base de datos se gestionará de manera segura utilizando </w:t>
+      </w:r>
+      <w:proofErr w:type="spellStart"/>
+      <w:r>
+        <w:t>Hibernate</w:t>
+      </w:r>
+      <w:proofErr w:type="spellEnd"/>
+      <w:r>
+        <w:t xml:space="preserve"> (ORM).   </w:t>
+      </w:r>
+    </w:p>
+    <w:p>
+      <w:pPr>
+        <w:pStyle w:val="Prrafodelista"/>
+        <w:numPr>
+          <w:ilvl w:val="0"/>
+          <w:numId w:val="19"/>
+        </w:numPr>
+      </w:pPr>
+      <w:r>
+        <w:t>RNF5. Sostenibilidad: Todo el ciclo de vida de la información, desde que el paciente entra hasta que se genera su informe, debe ocurrir en formato digital, cumpliendo con el objetivo ecológico de ser una empresa libre de papel.</w:t>
+      </w:r>
+    </w:p>
+    <w:p>
+      <w:pPr>
+        <w:pStyle w:val="Ttulo2"/>
+        <w:numPr>
+          <w:ilvl w:val="0"/>
+          <w:numId w:val="12"/>
+        </w:numPr>
+      </w:pPr>
+      <w:bookmarkStart w:id="18" w:name="_Toc241172016"/>
+      <w:bookmarkStart w:id="19" w:name="_Toc241213564"/>
+      <w:r>
+        <w:t>diagramas de Entidad-Relación</w:t>
+      </w:r>
+      <w:bookmarkEnd w:id="18"/>
+      <w:bookmarkEnd w:id="19"/>
+    </w:p>
+    <w:p>
+      <w:r>
+        <w:t>Guia para la construcción de E-R:</w:t>
+      </w:r>
+    </w:p>
+    <w:p>
+      <w:pPr>
+        <w:pStyle w:val="Prrafodelista"/>
+        <w:numPr>
+          <w:ilvl w:val="0"/>
+          <w:numId w:val="8"/>
         </w:numPr>
         <w:suppressAutoHyphens/>
         <w:autoSpaceDN w:val="0"/>
         <w:spacing w:before="0" w:after="160" w:line="278" w:lineRule="auto"/>
         <w:jc w:val="left"/>
         <w:textAlignment w:val="baseline"/>
-        <w:rPr>
-          <w:b/>
-          <w:bCs/>
-        </w:rPr>
-      </w:pPr>
-      <w:r>
-        <w:rPr>
-          <w:szCs w:val="22"/>
-        </w:rPr>
-        <w:t>Módulo de Lectura QR</w:t>
-      </w:r>
-      <w:r>
-        <w:br w:type="page"/>
-      </w:r>
-    </w:p>
-    <w:p>
-      <w:pPr>
-        <w:pStyle w:val="Ttulo1"/>
-        <w:numPr>
-          <w:ilvl w:val="0"/>
-          <w:numId w:val="1"/>
-        </w:numPr>
-      </w:pPr>
-      <w:bookmarkStart w:id="6" w:name="_Toc241172029"/>
-      <w:r>
-        <w:lastRenderedPageBreak/>
-        <w:t>Estado del Arte</w:t>
-      </w:r>
-      <w:bookmarkEnd w:id="6"/>
-      <w:r>
-        <w:t xml:space="preserve"> </w:t>
-      </w:r>
-    </w:p>
-    <w:p>
-      <w:r>
-        <w:t>(4-5 páginas)</w:t>
-      </w:r>
-      <w:r>
-        <w:br w:type="page"/>
-      </w:r>
-    </w:p>
-    <w:p>
-      <w:pPr>
-        <w:pStyle w:val="Ttulo1"/>
-        <w:numPr>
-          <w:ilvl w:val="0"/>
-          <w:numId w:val="1"/>
-        </w:numPr>
-      </w:pPr>
-      <w:bookmarkStart w:id="7" w:name="_Toc241172030"/>
-      <w:r>
-        <w:lastRenderedPageBreak/>
-        <w:t>Metodología usada</w:t>
-      </w:r>
-      <w:bookmarkEnd w:id="7"/>
-      <w:r>
-        <w:t xml:space="preserve"> </w:t>
-      </w:r>
-    </w:p>
-    <w:p>
-      <w:r>
-        <w:t>(2-4 páginas)</w:t>
-      </w:r>
-    </w:p>
-    <w:p>
-      <w:r>
-        <w:br w:type="page"/>
-      </w:r>
-    </w:p>
-    <w:p>
-      <w:pPr>
-        <w:pStyle w:val="Ttulo1"/>
-        <w:numPr>
-          <w:ilvl w:val="0"/>
-          <w:numId w:val="1"/>
-        </w:numPr>
-      </w:pPr>
-      <w:bookmarkStart w:id="8" w:name="_Toc241172031"/>
-      <w:r>
-        <w:lastRenderedPageBreak/>
-        <w:t>Tecnologías y herramientas utilizadas en el proyecto</w:t>
-      </w:r>
-      <w:bookmarkEnd w:id="8"/>
-    </w:p>
-    <w:p>
-      <w:r>
-        <w:t>(2-3 páginas)</w:t>
-      </w:r>
-    </w:p>
-    <w:p>
-      <w:pPr>
-        <w:pStyle w:val="Ttulo2"/>
-        <w:rPr>
-          <w:sz w:val="22"/>
-          <w:szCs w:val="22"/>
-        </w:rPr>
-      </w:pPr>
-      <w:bookmarkStart w:id="9" w:name="_Toc241170496"/>
-      <w:r>
-        <w:rPr>
-          <w:sz w:val="22"/>
-          <w:szCs w:val="22"/>
-        </w:rPr>
-        <w:t>Para la aplicación de escritorio:</w:t>
-      </w:r>
-      <w:bookmarkEnd w:id="9"/>
-    </w:p>
-    <w:p>
-      <w:pPr>
-        <w:pStyle w:val="Prrafodelista"/>
-        <w:numPr>
-          <w:ilvl w:val="0"/>
-          <w:numId w:val="7"/>
-        </w:numPr>
-      </w:pPr>
-      <w:proofErr w:type="spellStart"/>
-      <w:r>
-        <w:t>JavaFx</w:t>
-      </w:r>
-      <w:proofErr w:type="spellEnd"/>
-    </w:p>
-    <w:p>
-      <w:pPr>
-        <w:pStyle w:val="Prrafodelista"/>
-        <w:numPr>
-          <w:ilvl w:val="0"/>
-          <w:numId w:val="7"/>
-        </w:numPr>
-      </w:pPr>
-      <w:r>
-        <w:t>Eclipse</w:t>
-      </w:r>
-    </w:p>
-    <w:p>
-      <w:pPr>
-        <w:pStyle w:val="Prrafodelista"/>
-        <w:numPr>
-          <w:ilvl w:val="0"/>
-          <w:numId w:val="7"/>
-        </w:numPr>
-      </w:pPr>
-      <w:proofErr w:type="spellStart"/>
-      <w:r>
-        <w:t>Hibernate</w:t>
-      </w:r>
-      <w:proofErr w:type="spellEnd"/>
-      <w:r>
-        <w:t xml:space="preserve"> (ORM)</w:t>
-      </w:r>
-    </w:p>
-    <w:p>
-      <w:pPr>
-        <w:pStyle w:val="Prrafodelista"/>
-        <w:numPr>
-          <w:ilvl w:val="0"/>
-          <w:numId w:val="7"/>
-        </w:numPr>
-      </w:pPr>
-      <w:r>
-        <w:t xml:space="preserve">Algoritmos hash </w:t>
-      </w:r>
-    </w:p>
-    <w:p>
-      <w:pPr>
-        <w:pStyle w:val="Prrafodelista"/>
-        <w:numPr>
-          <w:ilvl w:val="0"/>
-          <w:numId w:val="7"/>
-        </w:numPr>
-      </w:pPr>
-      <w:r>
-        <w:t>Junit</w:t>
-      </w:r>
-    </w:p>
-    <w:p>
-      <w:r>
-        <w:t>Para la aplicación Android:</w:t>
-      </w:r>
-    </w:p>
-    <w:p>
-      <w:pPr>
-        <w:pStyle w:val="Prrafodelista"/>
-        <w:numPr>
-          <w:ilvl w:val="0"/>
-          <w:numId w:val="7"/>
-        </w:numPr>
-      </w:pPr>
-      <w:r>
-        <w:t>Android Studio</w:t>
-      </w:r>
-    </w:p>
-    <w:p>
-      <w:pPr>
-        <w:pStyle w:val="Prrafodelista"/>
-        <w:numPr>
-          <w:ilvl w:val="0"/>
-          <w:numId w:val="7"/>
-        </w:numPr>
-      </w:pPr>
-      <w:proofErr w:type="spellStart"/>
-      <w:r>
-        <w:t>Kotlin</w:t>
-      </w:r>
-      <w:proofErr w:type="spellEnd"/>
-    </w:p>
-    <w:p>
-      <w:pPr>
-        <w:pStyle w:val="Prrafodelista"/>
-        <w:numPr>
-          <w:ilvl w:val="0"/>
-          <w:numId w:val="7"/>
-        </w:numPr>
-      </w:pPr>
-      <w:r>
-        <w:t>Para la Base de datos:</w:t>
-      </w:r>
-    </w:p>
-    <w:p>
-      <w:pPr>
-        <w:pStyle w:val="Prrafodelista"/>
-        <w:numPr>
-          <w:ilvl w:val="0"/>
-          <w:numId w:val="7"/>
-        </w:numPr>
-      </w:pPr>
-      <w:r>
-        <w:t>SQL</w:t>
-      </w:r>
-    </w:p>
-    <w:p>
-      <w:pPr>
-        <w:pStyle w:val="Prrafodelista"/>
-        <w:numPr>
-          <w:ilvl w:val="0"/>
-          <w:numId w:val="7"/>
-        </w:numPr>
-      </w:pPr>
-      <w:r>
-        <w:t>MySQL</w:t>
-      </w:r>
-    </w:p>
-    <w:p>
-      <w:pPr>
-        <w:ind w:left="360"/>
-      </w:pPr>
-      <w:r>
-        <w:t xml:space="preserve">Para la Comunicación, Concurrencia y </w:t>
-      </w:r>
-      <w:proofErr w:type="gramStart"/>
-      <w:r>
-        <w:t>Seguridad:.</w:t>
-      </w:r>
-      <w:proofErr w:type="gramEnd"/>
-      <w:r>
-        <w:t xml:space="preserve"> </w:t>
-      </w:r>
-    </w:p>
-    <w:p>
-      <w:pPr>
-        <w:pStyle w:val="Prrafodelista"/>
-        <w:numPr>
-          <w:ilvl w:val="0"/>
-          <w:numId w:val="7"/>
-        </w:numPr>
-      </w:pPr>
-      <w:proofErr w:type="spellStart"/>
-      <w:r>
-        <w:t>Backend</w:t>
-      </w:r>
-      <w:proofErr w:type="spellEnd"/>
-      <w:r>
-        <w:t xml:space="preserve">/Servicios: Desarrollo de un servidor propio basado en una capa de Sockets TCP/IP en Java para gestionar las peticiones concurrentes de los clientes sin atacar directamente a la base de datos.   </w:t>
-      </w:r>
-    </w:p>
-    <w:p>
-      <w:pPr>
-        <w:pStyle w:val="Prrafodelista"/>
-        <w:numPr>
-          <w:ilvl w:val="0"/>
-          <w:numId w:val="7"/>
-        </w:numPr>
-      </w:pPr>
-      <w:r>
-        <w:t xml:space="preserve">Seguridad: Librerías criptográficas de Java para aplicar algoritmos hash y cifrado de datos.  </w:t>
-      </w:r>
-    </w:p>
-    <w:p>
-      <w:pPr>
-        <w:ind w:left="360"/>
-      </w:pPr>
-      <w:r>
-        <w:t xml:space="preserve">Para el Control de Calidad y </w:t>
-      </w:r>
-      <w:proofErr w:type="spellStart"/>
-      <w:proofErr w:type="gramStart"/>
-      <w:r>
-        <w:t>Versiones:Pruebas</w:t>
-      </w:r>
-      <w:proofErr w:type="spellEnd"/>
-      <w:proofErr w:type="gramEnd"/>
-      <w:r>
-        <w:t xml:space="preserve">: </w:t>
-      </w:r>
-    </w:p>
-    <w:p>
-      <w:pPr>
-        <w:pStyle w:val="Prrafodelista"/>
-        <w:numPr>
-          <w:ilvl w:val="0"/>
-          <w:numId w:val="7"/>
-        </w:numPr>
-      </w:pPr>
-      <w:proofErr w:type="spellStart"/>
-      <w:r>
-        <w:t>JUnit</w:t>
-      </w:r>
-      <w:proofErr w:type="spellEnd"/>
-      <w:r>
-        <w:t xml:space="preserve"> para las pruebas unitarias.   </w:t>
-      </w:r>
-    </w:p>
-    <w:p>
-      <w:pPr>
-        <w:pStyle w:val="Prrafodelista"/>
-        <w:numPr>
-          <w:ilvl w:val="0"/>
-          <w:numId w:val="7"/>
-        </w:numPr>
-      </w:pPr>
-      <w:r>
-        <w:t>Repositorio: Git/GitHub para el control de versiones del código fuente</w:t>
-      </w:r>
-    </w:p>
-    <w:p>
-      <w:pPr>
-        <w:pStyle w:val="Prrafodelista"/>
-      </w:pPr>
-    </w:p>
-    <w:p>
-      <w:r>
-        <w:br w:type="page"/>
-      </w:r>
-    </w:p>
-    <w:p>
-      <w:pPr>
-        <w:pStyle w:val="Ttulo1"/>
-        <w:numPr>
-          <w:ilvl w:val="0"/>
-          <w:numId w:val="1"/>
-        </w:numPr>
-      </w:pPr>
-      <w:bookmarkStart w:id="10" w:name="_Toc241172032"/>
-      <w:r>
-        <w:lastRenderedPageBreak/>
-        <w:t>Planificación, Diagnóstico y Contexto Laboral</w:t>
-      </w:r>
-      <w:bookmarkEnd w:id="10"/>
-      <w:r>
-        <w:t xml:space="preserve"> </w:t>
-      </w:r>
-    </w:p>
-    <w:p>
-      <w:r>
-        <w:t>(3-4 páginas)</w:t>
-      </w:r>
-    </w:p>
-    <w:p>
-      <w:r>
-        <w:br w:type="page"/>
-      </w:r>
-    </w:p>
-    <w:p>
-      <w:pPr>
-        <w:pStyle w:val="Ttulo1"/>
-        <w:numPr>
-          <w:ilvl w:val="0"/>
-          <w:numId w:val="1"/>
-        </w:numPr>
-      </w:pPr>
-      <w:bookmarkStart w:id="11" w:name="_Toc241172033"/>
-      <w:r>
-        <w:lastRenderedPageBreak/>
-        <w:t>Análisis del proyecto</w:t>
-      </w:r>
-      <w:bookmarkEnd w:id="11"/>
-      <w:r>
-        <w:t xml:space="preserve"> </w:t>
-      </w:r>
-    </w:p>
-    <w:p>
-      <w:r>
-        <w:t>(8-16 páginas)</w:t>
-      </w:r>
-    </w:p>
-    <w:p/>
-    <w:p>
-      <w:r>
-        <w:br w:type="page"/>
-      </w:r>
-    </w:p>
-    <w:p>
-      <w:pPr>
-        <w:pStyle w:val="Ttulo1"/>
-        <w:numPr>
-          <w:ilvl w:val="0"/>
-          <w:numId w:val="1"/>
-        </w:numPr>
-      </w:pPr>
-      <w:bookmarkStart w:id="12" w:name="_Toc241172034"/>
-      <w:r>
-        <w:lastRenderedPageBreak/>
-        <w:t>Diseño del proyecto</w:t>
-      </w:r>
-      <w:bookmarkEnd w:id="12"/>
-      <w:r>
-        <w:t xml:space="preserve"> </w:t>
-      </w:r>
-    </w:p>
-    <w:p>
-      <w:r>
-        <w:t>(6-14 páginas)</w:t>
-      </w:r>
-    </w:p>
-    <w:p>
-      <w:pPr>
-        <w:pStyle w:val="Ttulo2"/>
-      </w:pPr>
-      <w:bookmarkStart w:id="13" w:name="_Toc241172014"/>
-      <w:r>
-        <w:t>necesidades y la finalidad</w:t>
-      </w:r>
-      <w:bookmarkEnd w:id="13"/>
-    </w:p>
-    <w:p>
-      <w:r>
-        <w:t>Recopilar información del cliente.</w:t>
-      </w:r>
-    </w:p>
-    <w:p>
-      <w:pPr>
-        <w:pStyle w:val="Ttulo2"/>
-      </w:pPr>
-      <w:bookmarkStart w:id="14" w:name="_Toc241172015"/>
-      <w:r>
-        <w:t>requisitos funcionales y no funcionale</w:t>
-      </w:r>
-      <w:r>
-        <w:t>s</w:t>
-      </w:r>
-      <w:bookmarkEnd w:id="14"/>
-    </w:p>
-    <w:p/>
-    <w:p>
-      <w:pPr>
-        <w:pStyle w:val="Ttulo2"/>
-      </w:pPr>
-      <w:bookmarkStart w:id="15" w:name="_Toc241172016"/>
-      <w:r>
-        <w:t>diagramas de Entidad-Relación</w:t>
-      </w:r>
-      <w:bookmarkEnd w:id="15"/>
-    </w:p>
-    <w:p>
-      <w:r>
-        <w:t>Guia para la construcción de E-R:</w:t>
+      </w:pPr>
+      <w:r>
+        <w:t>Entender el problema</w:t>
       </w:r>
     </w:p>
     <w:p>
@@ -2958,7 +3660,7 @@
         <w:textAlignment w:val="baseline"/>
       </w:pPr>
       <w:r>
-        <w:t>Entender el problema</w:t>
+        <w:t>Identificar tipos de entidades</w:t>
       </w:r>
     </w:p>
     <w:p>
@@ -2975,7 +3677,7 @@
         <w:textAlignment w:val="baseline"/>
       </w:pPr>
       <w:r>
-        <w:t>Identificar tipos de entidades</w:t>
+        <w:t>Identificar tipos de relaciones</w:t>
       </w:r>
     </w:p>
     <w:p>
@@ -2992,7 +3694,7 @@
         <w:textAlignment w:val="baseline"/>
       </w:pPr>
       <w:r>
-        <w:t>Identificar tipos de relaciones</w:t>
+        <w:t>Buscar las cardinalidades</w:t>
       </w:r>
     </w:p>
     <w:p>
@@ -3009,7 +3711,7 @@
         <w:textAlignment w:val="baseline"/>
       </w:pPr>
       <w:r>
-        <w:t>Buscar las cardinalidades</w:t>
+        <w:t>Identificar los atributos de cada entidad</w:t>
       </w:r>
     </w:p>
     <w:p>
@@ -3026,7 +3728,26 @@
         <w:textAlignment w:val="baseline"/>
       </w:pPr>
       <w:r>
-        <w:t>Identificar los atributos de cada entidad</w:t>
+        <w:t>Identificar las claves de cada entidad</w:t>
+      </w:r>
+    </w:p>
+    <w:p>
+      <w:r>
+        <w:t>El problema es tener una base de datos para que gestione la empresa, tanto para pacientes como para trabajadores y donde se pueda consultar e introducir datos de ellos.</w:t>
+      </w:r>
+    </w:p>
+    <w:p>
+      <w:pPr>
+        <w:spacing w:after="0"/>
+      </w:pPr>
+      <w:r>
+        <w:br w:type="page"/>
+      </w:r>
+    </w:p>
+    <w:p>
+      <w:r>
+        <w:lastRenderedPageBreak/>
+        <w:t>Las entidades:</w:t>
       </w:r>
     </w:p>
     <w:p>
@@ -3034,26 +3755,24 @@
         <w:pStyle w:val="Prrafodelista"/>
         <w:numPr>
           <w:ilvl w:val="0"/>
-          <w:numId w:val="8"/>
+          <w:numId w:val="9"/>
         </w:numPr>
         <w:suppressAutoHyphens/>
         <w:autoSpaceDN w:val="0"/>
         <w:spacing w:before="0" w:after="160" w:line="278" w:lineRule="auto"/>
         <w:jc w:val="left"/>
         <w:textAlignment w:val="baseline"/>
-      </w:pPr>
-      <w:r>
-        <w:t>Identificar las claves de cada entidad</w:t>
-      </w:r>
-    </w:p>
-    <w:p>
-      <w:r>
-        <w:t>El problema es tener una base de datos para que gestione la empresa, tanto para pacientes como para trabajadores y donde se pueda consultar e introducir datos de ellos.</w:t>
-      </w:r>
-    </w:p>
-    <w:p>
-      <w:r>
-        <w:t>Las entidades:</w:t>
+        <w:rPr>
+          <w:b/>
+          <w:bCs/>
+        </w:rPr>
+      </w:pPr>
+      <w:r>
+        <w:rPr>
+          <w:b/>
+          <w:bCs/>
+        </w:rPr>
+        <w:t>Paciente registrado</w:t>
       </w:r>
     </w:p>
     <w:p>
@@ -3078,14 +3797,24 @@
           <w:b/>
           <w:bCs/>
         </w:rPr>
-        <w:t>Paciente registrado</w:t>
+        <w:t>Especialista</w:t>
+      </w:r>
+      <w:r>
+        <w:rPr>
+          <w:b/>
+          <w:bCs/>
+        </w:rPr>
+        <w:br/>
+      </w:r>
+      <w:r>
+        <w:t>Tipos:</w:t>
       </w:r>
     </w:p>
     <w:p>
       <w:pPr>
         <w:pStyle w:val="Prrafodelista"/>
         <w:numPr>
-          <w:ilvl w:val="0"/>
+          <w:ilvl w:val="1"/>
           <w:numId w:val="9"/>
         </w:numPr>
         <w:suppressAutoHyphens/>
@@ -3093,27 +3822,9 @@
         <w:spacing w:before="0" w:after="160" w:line="278" w:lineRule="auto"/>
         <w:jc w:val="left"/>
         <w:textAlignment w:val="baseline"/>
-        <w:rPr>
-          <w:b/>
-          <w:bCs/>
-        </w:rPr>
-      </w:pPr>
-      <w:r>
-        <w:rPr>
-          <w:b/>
-          <w:bCs/>
-        </w:rPr>
-        <w:t>Especialista</w:t>
-      </w:r>
-      <w:r>
-        <w:rPr>
-          <w:b/>
-          <w:bCs/>
-        </w:rPr>
-        <w:br/>
-      </w:r>
-      <w:r>
-        <w:t>Tipos:</w:t>
+      </w:pPr>
+      <w:r>
+        <w:t xml:space="preserve">Ginecología </w:t>
       </w:r>
     </w:p>
     <w:p>
@@ -3130,7 +3841,7 @@
         <w:textAlignment w:val="baseline"/>
       </w:pPr>
       <w:r>
-        <w:t xml:space="preserve">Ginecología </w:t>
+        <w:t xml:space="preserve"> Análisis clínicos </w:t>
       </w:r>
     </w:p>
     <w:p>
@@ -3147,7 +3858,15 @@
         <w:textAlignment w:val="baseline"/>
       </w:pPr>
       <w:r>
-        <w:t xml:space="preserve"> Análisis clínicos </w:t>
+        <w:t xml:space="preserve"> </w:t>
+      </w:r>
+      <w:proofErr w:type="spellStart"/>
+      <w:r>
+        <w:t>Pedriatria</w:t>
+      </w:r>
+      <w:proofErr w:type="spellEnd"/>
+      <w:r>
+        <w:t xml:space="preserve"> </w:t>
       </w:r>
     </w:p>
     <w:p>
@@ -3164,15 +3883,7 @@
         <w:textAlignment w:val="baseline"/>
       </w:pPr>
       <w:r>
-        <w:t xml:space="preserve"> </w:t>
-      </w:r>
-      <w:proofErr w:type="spellStart"/>
-      <w:r>
-        <w:t>Pedriatria</w:t>
-      </w:r>
-      <w:proofErr w:type="spellEnd"/>
-      <w:r>
-        <w:t xml:space="preserve"> </w:t>
+        <w:t xml:space="preserve"> Alergología </w:t>
       </w:r>
     </w:p>
     <w:p>
@@ -3189,7 +3900,7 @@
         <w:textAlignment w:val="baseline"/>
       </w:pPr>
       <w:r>
-        <w:t xml:space="preserve"> Alergología </w:t>
+        <w:t xml:space="preserve"> Aparato digestivo </w:t>
       </w:r>
     </w:p>
     <w:p>
@@ -3206,7 +3917,7 @@
         <w:textAlignment w:val="baseline"/>
       </w:pPr>
       <w:r>
-        <w:t xml:space="preserve"> Aparato digestivo </w:t>
+        <w:t xml:space="preserve"> Cardiología </w:t>
       </w:r>
     </w:p>
     <w:p>
@@ -3223,7 +3934,7 @@
         <w:textAlignment w:val="baseline"/>
       </w:pPr>
       <w:r>
-        <w:t xml:space="preserve"> Cardiología </w:t>
+        <w:t xml:space="preserve"> Oftalmología </w:t>
       </w:r>
     </w:p>
     <w:p>
@@ -3240,7 +3951,7 @@
         <w:textAlignment w:val="baseline"/>
       </w:pPr>
       <w:r>
-        <w:t xml:space="preserve"> Oftalmología </w:t>
+        <w:t xml:space="preserve"> Dermatología </w:t>
       </w:r>
     </w:p>
     <w:p>
@@ -3257,14 +3968,14 @@
         <w:textAlignment w:val="baseline"/>
       </w:pPr>
       <w:r>
-        <w:t xml:space="preserve"> Dermatología </w:t>
+        <w:t xml:space="preserve"> Endocrino y Nutrición </w:t>
       </w:r>
     </w:p>
     <w:p>
       <w:pPr>
         <w:pStyle w:val="Prrafodelista"/>
         <w:numPr>
-          <w:ilvl w:val="1"/>
+          <w:ilvl w:val="0"/>
           <w:numId w:val="9"/>
         </w:numPr>
         <w:suppressAutoHyphens/>
@@ -3272,16 +3983,34 @@
         <w:spacing w:before="0" w:after="160" w:line="278" w:lineRule="auto"/>
         <w:jc w:val="left"/>
         <w:textAlignment w:val="baseline"/>
-      </w:pPr>
-      <w:r>
-        <w:t xml:space="preserve"> Endocrino y Nutrición </w:t>
+        <w:rPr>
+          <w:b/>
+          <w:bCs/>
+        </w:rPr>
+      </w:pPr>
+      <w:r>
+        <w:rPr>
+          <w:b/>
+          <w:bCs/>
+        </w:rPr>
+        <w:t>Trabajadores</w:t>
+      </w:r>
+      <w:r>
+        <w:rPr>
+          <w:b/>
+          <w:bCs/>
+        </w:rPr>
+        <w:br/>
+      </w:r>
+      <w:r>
+        <w:t>Tipos:</w:t>
       </w:r>
     </w:p>
     <w:p>
       <w:pPr>
         <w:pStyle w:val="Prrafodelista"/>
         <w:numPr>
-          <w:ilvl w:val="0"/>
+          <w:ilvl w:val="1"/>
           <w:numId w:val="9"/>
         </w:numPr>
         <w:suppressAutoHyphens/>
@@ -3289,27 +4018,9 @@
         <w:spacing w:before="0" w:after="160" w:line="278" w:lineRule="auto"/>
         <w:jc w:val="left"/>
         <w:textAlignment w:val="baseline"/>
-        <w:rPr>
-          <w:b/>
-          <w:bCs/>
-        </w:rPr>
-      </w:pPr>
-      <w:r>
-        <w:rPr>
-          <w:b/>
-          <w:bCs/>
-        </w:rPr>
-        <w:t>Trabajadores</w:t>
-      </w:r>
-      <w:r>
-        <w:rPr>
-          <w:b/>
-          <w:bCs/>
-        </w:rPr>
-        <w:br/>
-      </w:r>
-      <w:r>
-        <w:t>Tipos:</w:t>
+      </w:pPr>
+      <w:r>
+        <w:t>Recepcionista</w:t>
       </w:r>
     </w:p>
     <w:p>
@@ -3326,7 +4037,7 @@
         <w:textAlignment w:val="baseline"/>
       </w:pPr>
       <w:r>
-        <w:t>Recepcionista</w:t>
+        <w:t>Enfermeros</w:t>
       </w:r>
     </w:p>
     <w:p>
@@ -3343,14 +4054,14 @@
         <w:textAlignment w:val="baseline"/>
       </w:pPr>
       <w:r>
-        <w:t>Enfermeros</w:t>
+        <w:t>Médicos</w:t>
       </w:r>
     </w:p>
     <w:p>
       <w:pPr>
         <w:pStyle w:val="Prrafodelista"/>
         <w:numPr>
-          <w:ilvl w:val="1"/>
+          <w:ilvl w:val="0"/>
           <w:numId w:val="9"/>
         </w:numPr>
         <w:suppressAutoHyphens/>
@@ -3358,9 +4069,17 @@
         <w:spacing w:before="0" w:after="160" w:line="278" w:lineRule="auto"/>
         <w:jc w:val="left"/>
         <w:textAlignment w:val="baseline"/>
-      </w:pPr>
-      <w:r>
-        <w:t>Médicos</w:t>
+        <w:rPr>
+          <w:b/>
+          <w:bCs/>
+        </w:rPr>
+      </w:pPr>
+      <w:r>
+        <w:rPr>
+          <w:b/>
+          <w:bCs/>
+        </w:rPr>
+        <w:t>Citas</w:t>
       </w:r>
     </w:p>
     <w:p>
@@ -3380,13 +4099,15 @@
           <w:bCs/>
         </w:rPr>
       </w:pPr>
+      <w:proofErr w:type="spellStart"/>
       <w:r>
         <w:rPr>
           <w:b/>
           <w:bCs/>
         </w:rPr>
-        <w:t>Citas</w:t>
-      </w:r>
+        <w:t>Historial_Medico</w:t>
+      </w:r>
+      <w:proofErr w:type="spellEnd"/>
     </w:p>
     <w:p>
       <w:pPr>
@@ -3411,41 +4132,30 @@
           <w:b/>
           <w:bCs/>
         </w:rPr>
-        <w:t>Historial_Medico</w:t>
+        <w:t>Horario_Laboral</w:t>
       </w:r>
       <w:proofErr w:type="spellEnd"/>
     </w:p>
     <w:p>
+      <w:r>
+        <w:t>Las relaciones y Cardinalidades:</w:t>
+      </w:r>
+    </w:p>
+    <w:p>
       <w:pPr>
         <w:pStyle w:val="Prrafodelista"/>
         <w:numPr>
           <w:ilvl w:val="0"/>
-          <w:numId w:val="9"/>
+          <w:numId w:val="11"/>
         </w:numPr>
         <w:suppressAutoHyphens/>
         <w:autoSpaceDN w:val="0"/>
         <w:spacing w:before="0" w:after="160" w:line="278" w:lineRule="auto"/>
         <w:jc w:val="left"/>
         <w:textAlignment w:val="baseline"/>
-        <w:rPr>
-          <w:b/>
-          <w:bCs/>
-        </w:rPr>
-      </w:pPr>
-      <w:proofErr w:type="spellStart"/>
-      <w:r>
-        <w:rPr>
-          <w:b/>
-          <w:bCs/>
-        </w:rPr>
-        <w:lastRenderedPageBreak/>
-        <w:t>Horario_Laboral</w:t>
-      </w:r>
-      <w:proofErr w:type="spellEnd"/>
-    </w:p>
-    <w:p>
-      <w:r>
-        <w:t>Las relaciones y Cardinalidades:</w:t>
+      </w:pPr>
+      <w:r>
+        <w:t>Paciente — Cita (0, N) / (1, 1): Un paciente puede tener registradas desde 0 hasta N citas; una cita pertenece obligatoriamente a 1 paciente.</w:t>
       </w:r>
     </w:p>
     <w:p>
@@ -3462,7 +4172,7 @@
         <w:textAlignment w:val="baseline"/>
       </w:pPr>
       <w:r>
-        <w:t>Paciente — Cita (0, N) / (1, 1): Un paciente puede tener registradas desde 0 hasta N citas; una cita pertenece obligatoriamente a 1 paciente.</w:t>
+        <w:t>Médico — Cita (0, N) / (1, 1): Un médico puede atender desde 0 hasta N citas; cada cita es atendida por 1 médico.</w:t>
       </w:r>
     </w:p>
     <w:p>
@@ -3479,7 +4189,7 @@
         <w:textAlignment w:val="baseline"/>
       </w:pPr>
       <w:r>
-        <w:t>Médico — Cita (0, N) / (1, 1): Un médico puede atender desde 0 hasta N citas; cada cita es atendida por 1 médico.</w:t>
+        <w:t>Especialidad — Médico (1, N) / (1, 1): Una especialidad cuenta con 1 o varios médicos; cada médico pertenece a 1 especialidad titular.</w:t>
       </w:r>
     </w:p>
     <w:p>
@@ -3496,7 +4206,15 @@
         <w:textAlignment w:val="baseline"/>
       </w:pPr>
       <w:r>
-        <w:t>Especialidad — Médico (1, N) / (1, 1): Una especialidad cuenta con 1 o varios médicos; cada médico pertenece a 1 especialidad titular.</w:t>
+        <w:t xml:space="preserve">Trabajador — </w:t>
+      </w:r>
+      <w:proofErr w:type="spellStart"/>
+      <w:r>
+        <w:t>Horario_Laboral</w:t>
+      </w:r>
+      <w:proofErr w:type="spellEnd"/>
+      <w:r>
+        <w:t xml:space="preserve"> (1, N) / (1, 1): Un trabajador tiene de 1 a N turnos registrados; cada turno corresponde a 1 trabajador.</w:t>
       </w:r>
     </w:p>
     <w:p>
@@ -3513,15 +4231,15 @@
         <w:textAlignment w:val="baseline"/>
       </w:pPr>
       <w:r>
-        <w:t xml:space="preserve">Trabajador — </w:t>
+        <w:t xml:space="preserve">Paciente — </w:t>
       </w:r>
       <w:proofErr w:type="spellStart"/>
       <w:r>
-        <w:t>Horario_Laboral</w:t>
+        <w:t>Historial_Medico</w:t>
       </w:r>
       <w:proofErr w:type="spellEnd"/>
       <w:r>
-        <w:t xml:space="preserve"> (1, N) / (1, 1): Un trabajador tiene de 1 a N turnos registrados; cada turno corresponde a 1 trabajador.</w:t>
+        <w:t xml:space="preserve"> (0, N) : (1, 1)</w:t>
       </w:r>
     </w:p>
     <w:p>
@@ -3538,7 +4256,7 @@
         <w:textAlignment w:val="baseline"/>
       </w:pPr>
       <w:r>
-        <w:t xml:space="preserve">Paciente — </w:t>
+        <w:t xml:space="preserve">Cita — </w:t>
       </w:r>
       <w:proofErr w:type="spellStart"/>
       <w:r>
@@ -3546,15 +4264,21 @@
       </w:r>
       <w:proofErr w:type="spellEnd"/>
       <w:r>
-        <w:t xml:space="preserve"> (0, N</w:t>
-      </w:r>
-      <w:proofErr w:type="gramStart"/>
-      <w:r>
-        <w:t>) :</w:t>
-      </w:r>
-      <w:proofErr w:type="gramEnd"/>
-      <w:r>
-        <w:t xml:space="preserve"> (1, 1)</w:t>
+        <w:t xml:space="preserve"> (0, 1) : (1, 1)</w:t>
+      </w:r>
+    </w:p>
+    <w:p>
+      <w:pPr>
+        <w:spacing w:after="0"/>
+      </w:pPr>
+      <w:r>
+        <w:br w:type="page"/>
+      </w:r>
+    </w:p>
+    <w:p>
+      <w:r>
+        <w:lastRenderedPageBreak/>
+        <w:t>Los atributos y claves de cada entidad:</w:t>
       </w:r>
     </w:p>
     <w:p>
@@ -3562,7 +4286,7 @@
         <w:pStyle w:val="Prrafodelista"/>
         <w:numPr>
           <w:ilvl w:val="0"/>
-          <w:numId w:val="11"/>
+          <w:numId w:val="10"/>
         </w:numPr>
         <w:suppressAutoHyphens/>
         <w:autoSpaceDN w:val="0"/>
@@ -3570,29 +4294,73 @@
         <w:jc w:val="left"/>
         <w:textAlignment w:val="baseline"/>
       </w:pPr>
-      <w:r>
-        <w:t xml:space="preserve">Cita — </w:t>
-      </w:r>
       <w:proofErr w:type="spellStart"/>
       <w:r>
-        <w:t>Historial_Medico</w:t>
+        <w:rPr>
+          <w:b/>
+          <w:bCs/>
+        </w:rPr>
+        <w:t>Horario_Laboral</w:t>
       </w:r>
       <w:proofErr w:type="spellEnd"/>
       <w:r>
-        <w:t xml:space="preserve"> (0, 1</w:t>
-      </w:r>
-      <w:proofErr w:type="gramStart"/>
-      <w:r>
-        <w:t>) :</w:t>
-      </w:r>
-      <w:proofErr w:type="gramEnd"/>
-      <w:r>
-        <w:t xml:space="preserve"> (1, 1)</w:t>
-      </w:r>
-    </w:p>
-    <w:p>
-      <w:r>
-        <w:t>Los atributos y claves de cada entidad:</w:t>
+        <w:t xml:space="preserve">: </w:t>
+      </w:r>
+      <w:proofErr w:type="spellStart"/>
+      <w:r>
+        <w:t>id_horario</w:t>
+      </w:r>
+      <w:proofErr w:type="spellEnd"/>
+      <w:r>
+        <w:t xml:space="preserve"> (PK), </w:t>
+      </w:r>
+      <w:proofErr w:type="spellStart"/>
+      <w:r>
+        <w:t>id_trabajador</w:t>
+      </w:r>
+      <w:proofErr w:type="spellEnd"/>
+      <w:r>
+        <w:t xml:space="preserve"> (FK), </w:t>
+      </w:r>
+      <w:proofErr w:type="spellStart"/>
+      <w:r>
+        <w:t>dia_semana</w:t>
+      </w:r>
+      <w:proofErr w:type="spellEnd"/>
+      <w:r>
+        <w:t xml:space="preserve"> (o fecha), </w:t>
+      </w:r>
+      <w:proofErr w:type="spellStart"/>
+      <w:r>
+        <w:t>hora_inicio</w:t>
+      </w:r>
+      <w:proofErr w:type="spellEnd"/>
+      <w:r>
+        <w:t xml:space="preserve">, </w:t>
+      </w:r>
+      <w:proofErr w:type="spellStart"/>
+      <w:r>
+        <w:t>hora_fin</w:t>
+      </w:r>
+      <w:proofErr w:type="spellEnd"/>
+      <w:r>
+        <w:t xml:space="preserve">, </w:t>
+      </w:r>
+      <w:proofErr w:type="spellStart"/>
+      <w:r>
+        <w:t>tipo_jornada</w:t>
+      </w:r>
+      <w:proofErr w:type="spellEnd"/>
+      <w:r>
+        <w:t xml:space="preserve"> / </w:t>
+      </w:r>
+      <w:proofErr w:type="spellStart"/>
+      <w:r>
+        <w:t>es_festivo</w:t>
+      </w:r>
+      <w:proofErr w:type="spellEnd"/>
+      <w:r>
+        <w:t>.</w:t>
       </w:r>
     </w:p>
     <w:p>
@@ -3608,69 +4376,43 @@
         <w:jc w:val="left"/>
         <w:textAlignment w:val="baseline"/>
       </w:pPr>
-      <w:proofErr w:type="spellStart"/>
       <w:r>
         <w:rPr>
           <w:b/>
           <w:bCs/>
         </w:rPr>
-        <w:t>Horario_Laboral</w:t>
+        <w:t>Paciente</w:t>
+      </w:r>
+      <w:r>
+        <w:t xml:space="preserve">: </w:t>
+      </w:r>
+      <w:proofErr w:type="spellStart"/>
+      <w:r>
+        <w:t>id_paciente</w:t>
       </w:r>
       <w:proofErr w:type="spellEnd"/>
       <w:r>
-        <w:t xml:space="preserve">: </w:t>
+        <w:t xml:space="preserve"> (PK), </w:t>
       </w:r>
       <w:proofErr w:type="spellStart"/>
       <w:r>
-        <w:t>id_horario</w:t>
+        <w:t>dni</w:t>
       </w:r>
       <w:proofErr w:type="spellEnd"/>
       <w:r>
-        <w:t xml:space="preserve"> (PK), </w:t>
+        <w:t xml:space="preserve">, nombre, apellidos, </w:t>
       </w:r>
       <w:proofErr w:type="spellStart"/>
       <w:r>
-        <w:t>id_trabajador</w:t>
+        <w:t>telefono</w:t>
       </w:r>
       <w:proofErr w:type="spellEnd"/>
       <w:r>
-        <w:t xml:space="preserve"> (FK), </w:t>
+        <w:t xml:space="preserve">, email, </w:t>
       </w:r>
       <w:proofErr w:type="spellStart"/>
       <w:r>
-        <w:t>dia_semana</w:t>
-      </w:r>
-      <w:proofErr w:type="spellEnd"/>
-      <w:r>
-        <w:t xml:space="preserve"> (o fecha), </w:t>
-      </w:r>
-      <w:proofErr w:type="spellStart"/>
-      <w:r>
-        <w:t>hora_inicio</w:t>
-      </w:r>
-      <w:proofErr w:type="spellEnd"/>
-      <w:r>
-        <w:t xml:space="preserve">, </w:t>
-      </w:r>
-      <w:proofErr w:type="spellStart"/>
-      <w:r>
-        <w:t>hora_fin</w:t>
-      </w:r>
-      <w:proofErr w:type="spellEnd"/>
-      <w:r>
-        <w:t xml:space="preserve">, </w:t>
-      </w:r>
-      <w:proofErr w:type="spellStart"/>
-      <w:r>
-        <w:t>tipo_jornada</w:t>
-      </w:r>
-      <w:proofErr w:type="spellEnd"/>
-      <w:r>
-        <w:t xml:space="preserve"> / </w:t>
-      </w:r>
-      <w:proofErr w:type="spellStart"/>
-      <w:r>
-        <w:t>es_festivo</w:t>
+        <w:t>historial_clinico</w:t>
       </w:r>
       <w:proofErr w:type="spellEnd"/>
       <w:r>
@@ -3695,14 +4437,14 @@
           <w:b/>
           <w:bCs/>
         </w:rPr>
-        <w:t>Paciente</w:t>
-      </w:r>
-      <w:r>
-        <w:t xml:space="preserve">: </w:t>
+        <w:t>Trabajador:</w:t>
+      </w:r>
+      <w:r>
+        <w:t xml:space="preserve"> </w:t>
       </w:r>
       <w:proofErr w:type="spellStart"/>
       <w:r>
-        <w:t>id_paciente</w:t>
+        <w:t>id_trabajador</w:t>
       </w:r>
       <w:proofErr w:type="spellEnd"/>
       <w:r>
@@ -3714,19 +4456,27 @@
       </w:r>
       <w:proofErr w:type="spellEnd"/>
       <w:r>
-        <w:t xml:space="preserve">, nombre, apellidos, </w:t>
+        <w:t xml:space="preserve">, nombre, apellidos, rol (Recepcionista, Enfermero, Médico), </w:t>
       </w:r>
       <w:proofErr w:type="spellStart"/>
       <w:r>
-        <w:t>telefono</w:t>
+        <w:t>id_especialidad</w:t>
       </w:r>
       <w:proofErr w:type="spellEnd"/>
       <w:r>
-        <w:t xml:space="preserve">, email, </w:t>
+        <w:t xml:space="preserve"> (FK, </w:t>
       </w:r>
       <w:proofErr w:type="spellStart"/>
       <w:r>
-        <w:t>historial_clinico</w:t>
+        <w:t>nullable</w:t>
+      </w:r>
+      <w:proofErr w:type="spellEnd"/>
+      <w:r>
+        <w:t xml:space="preserve"> si no es médico), usuario, </w:t>
+      </w:r>
+      <w:proofErr w:type="spellStart"/>
+      <w:r>
+        <w:t>password_hash</w:t>
       </w:r>
       <w:proofErr w:type="spellEnd"/>
       <w:r>
@@ -3751,14 +4501,14 @@
           <w:b/>
           <w:bCs/>
         </w:rPr>
-        <w:t>Trabajador:</w:t>
-      </w:r>
-      <w:r>
-        <w:t xml:space="preserve"> </w:t>
+        <w:t>Especialidad</w:t>
+      </w:r>
+      <w:r>
+        <w:t xml:space="preserve">: </w:t>
       </w:r>
       <w:proofErr w:type="spellStart"/>
       <w:r>
-        <w:t>id_trabajador</w:t>
+        <w:t>id_especialidad</w:t>
       </w:r>
       <w:proofErr w:type="spellEnd"/>
       <w:r>
@@ -3766,31 +4516,15 @@
       </w:r>
       <w:proofErr w:type="spellStart"/>
       <w:r>
-        <w:t>dni</w:t>
+        <w:t>nombre_especialidad</w:t>
       </w:r>
       <w:proofErr w:type="spellEnd"/>
       <w:r>
-        <w:t xml:space="preserve">, nombre, apellidos, rol (Recepcionista, Enfermero, Médico), </w:t>
+        <w:t xml:space="preserve"> (Cardiología, Pediatría, Dermatología, etc.), </w:t>
       </w:r>
       <w:proofErr w:type="spellStart"/>
       <w:r>
-        <w:t>id_especialidad</w:t>
-      </w:r>
-      <w:proofErr w:type="spellEnd"/>
-      <w:r>
-        <w:t xml:space="preserve"> (FK, </w:t>
-      </w:r>
-      <w:proofErr w:type="spellStart"/>
-      <w:r>
-        <w:t>nullable</w:t>
-      </w:r>
-      <w:proofErr w:type="spellEnd"/>
-      <w:r>
-        <w:t xml:space="preserve"> si no es médico), usuario, </w:t>
-      </w:r>
-      <w:proofErr w:type="spellStart"/>
-      <w:r>
-        <w:t>password_hash</w:t>
+        <w:t>descripcion</w:t>
       </w:r>
       <w:proofErr w:type="spellEnd"/>
       <w:r>
@@ -3815,14 +4549,14 @@
           <w:b/>
           <w:bCs/>
         </w:rPr>
-        <w:t>Especialidad</w:t>
-      </w:r>
-      <w:r>
-        <w:t xml:space="preserve">: </w:t>
+        <w:t>Cita:</w:t>
+      </w:r>
+      <w:r>
+        <w:t xml:space="preserve"> </w:t>
       </w:r>
       <w:proofErr w:type="spellStart"/>
       <w:r>
-        <w:t>id_especialidad</w:t>
+        <w:t>id_cita</w:t>
       </w:r>
       <w:proofErr w:type="spellEnd"/>
       <w:r>
@@ -3830,19 +4564,35 @@
       </w:r>
       <w:proofErr w:type="spellStart"/>
       <w:r>
-        <w:t>nombre_especialidad</w:t>
+        <w:t>id_paciente</w:t>
       </w:r>
       <w:proofErr w:type="spellEnd"/>
       <w:r>
-        <w:t xml:space="preserve"> (Cardiología, Pediatría, Dermatología, etc.), </w:t>
+        <w:t xml:space="preserve"> (FK), </w:t>
       </w:r>
       <w:proofErr w:type="spellStart"/>
       <w:r>
-        <w:t>descripcion</w:t>
+        <w:t>id_trabajador</w:t>
       </w:r>
       <w:proofErr w:type="spellEnd"/>
       <w:r>
-        <w:t>.</w:t>
+        <w:t xml:space="preserve"> (FK, médico asignado), </w:t>
+      </w:r>
+      <w:proofErr w:type="spellStart"/>
+      <w:r>
+        <w:t>fecha_hora</w:t>
+      </w:r>
+      <w:proofErr w:type="spellEnd"/>
+      <w:r>
+        <w:t xml:space="preserve">, estado (Pendiente, Realizada, Cancelada), </w:t>
+      </w:r>
+      <w:proofErr w:type="spellStart"/>
+      <w:r>
+        <w:t>motivo_consulta</w:t>
+      </w:r>
+      <w:proofErr w:type="spellEnd"/>
+      <w:r>
+        <w:t>, diagnostico.</w:t>
       </w:r>
     </w:p>
     <w:p>
@@ -3858,93 +4608,17 @@
         <w:jc w:val="left"/>
         <w:textAlignment w:val="baseline"/>
       </w:pPr>
+      <w:proofErr w:type="spellStart"/>
       <w:r>
         <w:rPr>
           <w:b/>
           <w:bCs/>
         </w:rPr>
-        <w:t>Cita:</w:t>
-      </w:r>
-      <w:r>
-        <w:t xml:space="preserve"> </w:t>
-      </w:r>
-      <w:proofErr w:type="spellStart"/>
-      <w:r>
-        <w:t>id_cita</w:t>
+        <w:t>Historial_Medico</w:t>
       </w:r>
       <w:proofErr w:type="spellEnd"/>
       <w:r>
-        <w:t xml:space="preserve"> (PK), </w:t>
-      </w:r>
-      <w:proofErr w:type="spellStart"/>
-      <w:r>
-        <w:t>id_paciente</w:t>
-      </w:r>
-      <w:proofErr w:type="spellEnd"/>
-      <w:r>
-        <w:t xml:space="preserve"> (FK), </w:t>
-      </w:r>
-      <w:proofErr w:type="spellStart"/>
-      <w:r>
-        <w:t>id_trabajador</w:t>
-      </w:r>
-      <w:proofErr w:type="spellEnd"/>
-      <w:r>
-        <w:t xml:space="preserve"> (FK, médico asignado), </w:t>
-      </w:r>
-      <w:proofErr w:type="spellStart"/>
-      <w:r>
-        <w:t>fecha_hora</w:t>
-      </w:r>
-      <w:proofErr w:type="spellEnd"/>
-      <w:r>
-        <w:t xml:space="preserve">, estado (Pendiente, Realizada, Cancelada), </w:t>
-      </w:r>
-      <w:proofErr w:type="spellStart"/>
-      <w:r>
-        <w:t>motivo_consulta</w:t>
-      </w:r>
-      <w:proofErr w:type="spellEnd"/>
-      <w:r>
-        <w:t>, diagnostico.</w:t>
-      </w:r>
-    </w:p>
-    <w:p>
-      <w:pPr>
-        <w:pStyle w:val="Prrafodelista"/>
-        <w:numPr>
-          <w:ilvl w:val="0"/>
-          <w:numId w:val="10"/>
-        </w:numPr>
-        <w:suppressAutoHyphens/>
-        <w:autoSpaceDN w:val="0"/>
-        <w:spacing w:before="0" w:after="160" w:line="278" w:lineRule="auto"/>
-        <w:jc w:val="left"/>
-        <w:textAlignment w:val="baseline"/>
-      </w:pPr>
-      <w:proofErr w:type="spellStart"/>
-      <w:r>
-        <w:rPr>
-          <w:b/>
-          <w:bCs/>
-        </w:rPr>
-        <w:t>Historial_</w:t>
-      </w:r>
-      <w:proofErr w:type="gramStart"/>
-      <w:r>
-        <w:rPr>
-          <w:b/>
-          <w:bCs/>
-        </w:rPr>
-        <w:t>Medico</w:t>
-      </w:r>
-      <w:proofErr w:type="spellEnd"/>
-      <w:r>
-        <w:t xml:space="preserve"> :</w:t>
-      </w:r>
-      <w:proofErr w:type="gramEnd"/>
-      <w:r>
-        <w:t xml:space="preserve"> </w:t>
+        <w:t xml:space="preserve"> : </w:t>
       </w:r>
       <w:proofErr w:type="spellStart"/>
       <w:r>
@@ -4075,7 +4749,7 @@
       <w:pPr>
         <w:pStyle w:val="Ttulo2"/>
       </w:pPr>
-      <w:bookmarkStart w:id="16" w:name="_Toc241172017"/>
+      <w:bookmarkStart w:id="20" w:name="_Toc241172017"/>
     </w:p>
     <w:p/>
     <w:p/>
@@ -4085,22 +4759,53 @@
       <w:pPr>
         <w:pStyle w:val="Ttulo2"/>
       </w:pPr>
-      <w:r>
-        <w:lastRenderedPageBreak/>
+      <w:bookmarkStart w:id="21" w:name="_Toc241213565"/>
+    </w:p>
+    <w:p>
+      <w:pPr>
+        <w:pStyle w:val="Ttulo2"/>
+      </w:pPr>
+    </w:p>
+    <w:p>
+      <w:pPr>
+        <w:pStyle w:val="Ttulo2"/>
+      </w:pPr>
+    </w:p>
+    <w:p>
+      <w:pPr>
+        <w:pStyle w:val="Ttulo2"/>
+      </w:pPr>
+    </w:p>
+    <w:p>
+      <w:pPr>
+        <w:pStyle w:val="Ttulo2"/>
+        <w:numPr>
+          <w:ilvl w:val="0"/>
+          <w:numId w:val="16"/>
+        </w:numPr>
+      </w:pPr>
+      <w:r>
         <w:t>diagramas de Casos de Uso</w:t>
       </w:r>
-      <w:bookmarkEnd w:id="16"/>
+      <w:bookmarkEnd w:id="20"/>
+      <w:bookmarkEnd w:id="21"/>
     </w:p>
     <w:p/>
     <w:p>
       <w:pPr>
         <w:pStyle w:val="Ttulo2"/>
-      </w:pPr>
-      <w:bookmarkStart w:id="17" w:name="_Toc241172018"/>
+        <w:numPr>
+          <w:ilvl w:val="0"/>
+          <w:numId w:val="17"/>
+        </w:numPr>
+      </w:pPr>
+      <w:bookmarkStart w:id="22" w:name="_Toc241172018"/>
+      <w:bookmarkStart w:id="23" w:name="_Toc241213566"/>
       <w:r>
         <w:t>diagrama de clases</w:t>
       </w:r>
-      <w:bookmarkEnd w:id="17"/>
+      <w:bookmarkEnd w:id="22"/>
+      <w:bookmarkEnd w:id="23"/>
     </w:p>
     <w:p/>
     <w:p>
@@ -4116,12 +4821,12 @@
           <w:numId w:val="1"/>
         </w:numPr>
       </w:pPr>
-      <w:bookmarkStart w:id="18" w:name="_Toc241172035"/>
+      <w:bookmarkStart w:id="24" w:name="_Toc241213567"/>
       <w:r>
         <w:lastRenderedPageBreak/>
         <w:t>Despliegue y pruebas</w:t>
       </w:r>
-      <w:bookmarkEnd w:id="18"/>
+      <w:bookmarkEnd w:id="24"/>
       <w:r>
         <w:t xml:space="preserve"> </w:t>
       </w:r>
@@ -4145,12 +4850,12 @@
           <w:numId w:val="1"/>
         </w:numPr>
       </w:pPr>
-      <w:bookmarkStart w:id="19" w:name="_Toc241172036"/>
+      <w:bookmarkStart w:id="25" w:name="_Toc241213568"/>
       <w:r>
         <w:lastRenderedPageBreak/>
         <w:t>Conclusiones</w:t>
       </w:r>
-      <w:bookmarkEnd w:id="19"/>
+      <w:bookmarkEnd w:id="25"/>
       <w:r>
         <w:t xml:space="preserve"> </w:t>
       </w:r>
@@ -4173,12 +4878,12 @@
           <w:numId w:val="1"/>
         </w:numPr>
       </w:pPr>
-      <w:bookmarkStart w:id="20" w:name="_Toc241172037"/>
+      <w:bookmarkStart w:id="26" w:name="_Toc241213569"/>
       <w:r>
         <w:lastRenderedPageBreak/>
         <w:t>Vías futuras</w:t>
       </w:r>
-      <w:bookmarkEnd w:id="20"/>
+      <w:bookmarkEnd w:id="26"/>
       <w:r>
         <w:t xml:space="preserve"> </w:t>
       </w:r>
@@ -4201,12 +4906,12 @@
           <w:numId w:val="1"/>
         </w:numPr>
       </w:pPr>
-      <w:bookmarkStart w:id="21" w:name="_Toc241172038"/>
+      <w:bookmarkStart w:id="27" w:name="_Toc241213570"/>
       <w:r>
         <w:lastRenderedPageBreak/>
         <w:t>Bibliografía/Webgrafía</w:t>
       </w:r>
-      <w:bookmarkEnd w:id="21"/>
+      <w:bookmarkEnd w:id="27"/>
       <w:r>
         <w:t xml:space="preserve"> </w:t>
       </w:r>
@@ -4229,12 +4934,12 @@
           <w:numId w:val="1"/>
         </w:numPr>
       </w:pPr>
-      <w:bookmarkStart w:id="22" w:name="_Toc241172039"/>
+      <w:bookmarkStart w:id="28" w:name="_Toc241213571"/>
       <w:r>
         <w:lastRenderedPageBreak/>
         <w:t>Anexos</w:t>
       </w:r>
-      <w:bookmarkEnd w:id="22"/>
+      <w:bookmarkEnd w:id="28"/>
     </w:p>
     <w:p>
       <w:pPr>
@@ -4244,11 +4949,11 @@
           <w:numId w:val="1"/>
         </w:numPr>
       </w:pPr>
-      <w:bookmarkStart w:id="23" w:name="_Toc241172040"/>
+      <w:bookmarkStart w:id="29" w:name="_Toc241213572"/>
       <w:r>
         <w:t>Manual de Instalación</w:t>
       </w:r>
-      <w:bookmarkEnd w:id="23"/>
+      <w:bookmarkEnd w:id="29"/>
     </w:p>
     <w:p/>
     <w:p>
@@ -4259,11 +4964,11 @@
           <w:numId w:val="1"/>
         </w:numPr>
       </w:pPr>
-      <w:bookmarkStart w:id="24" w:name="_Toc241172041"/>
+      <w:bookmarkStart w:id="30" w:name="_Toc241213573"/>
       <w:r>
         <w:t>Manual de Usuario</w:t>
       </w:r>
-      <w:bookmarkEnd w:id="24"/>
+      <w:bookmarkEnd w:id="30"/>
     </w:p>
     <w:p/>
     <w:p>
@@ -4289,12 +4994,12 @@
           <w:vertAlign w:val="subscript"/>
         </w:rPr>
       </w:pPr>
-      <w:bookmarkStart w:id="25" w:name="_heading=h.z337ya" w:colFirst="0" w:colLast="0"/>
-      <w:bookmarkEnd w:id="25"/>
-    </w:p>
-    <w:p>
-      <w:bookmarkStart w:id="26" w:name="_heading=h.3j2qqm3" w:colFirst="0" w:colLast="0"/>
-      <w:bookmarkEnd w:id="26"/>
+      <w:bookmarkStart w:id="31" w:name="_heading=h.z337ya" w:colFirst="0" w:colLast="0"/>
+      <w:bookmarkEnd w:id="31"/>
+    </w:p>
+    <w:p>
+      <w:bookmarkStart w:id="32" w:name="_heading=h.3j2qqm3" w:colFirst="0" w:colLast="0"/>
+      <w:bookmarkEnd w:id="32"/>
     </w:p>
     <w:p>
       <w:pPr>
@@ -4646,6 +5351,184 @@
     </w:lvl>
   </w:abstractNum>
   <w:abstractNum w:abstractNumId="1" w15:restartNumberingAfterBreak="0">
+    <w:nsid w:val="0CCA643E"/>
+    <w:multiLevelType w:val="hybridMultilevel"/>
+    <w:tmpl w:val="1136A8DA"/>
+    <w:lvl w:ilvl="0" w:tplc="4364E754">
+      <w:start w:val="1"/>
+      <w:numFmt w:val="decimal"/>
+      <w:lvlText w:val="7.%1."/>
+      <w:lvlJc w:val="left"/>
+      <w:pPr>
+        <w:ind w:left="720" w:hanging="360"/>
+      </w:pPr>
+      <w:rPr>
+        <w:rFonts w:hint="default"/>
+      </w:rPr>
+    </w:lvl>
+    <w:lvl w:ilvl="1" w:tplc="0C0A0019" w:tentative="1">
+      <w:start w:val="1"/>
+      <w:numFmt w:val="lowerLetter"/>
+      <w:lvlText w:val="%2."/>
+      <w:lvlJc w:val="left"/>
+      <w:pPr>
+        <w:ind w:left="1440" w:hanging="360"/>
+      </w:pPr>
+    </w:lvl>
+    <w:lvl w:ilvl="2" w:tplc="0C0A001B" w:tentative="1">
+      <w:start w:val="1"/>
+      <w:numFmt w:val="lowerRoman"/>
+      <w:lvlText w:val="%3."/>
+      <w:lvlJc w:val="right"/>
+      <w:pPr>
+        <w:ind w:left="2160" w:hanging="180"/>
+      </w:pPr>
+    </w:lvl>
+    <w:lvl w:ilvl="3" w:tplc="0C0A000F" w:tentative="1">
+      <w:start w:val="1"/>
+      <w:numFmt w:val="decimal"/>
+      <w:lvlText w:val="%4."/>
+      <w:lvlJc w:val="left"/>
+      <w:pPr>
+        <w:ind w:left="2880" w:hanging="360"/>
+      </w:pPr>
+    </w:lvl>
+    <w:lvl w:ilvl="4" w:tplc="0C0A0019" w:tentative="1">
+      <w:start w:val="1"/>
+      <w:numFmt w:val="lowerLetter"/>
+      <w:lvlText w:val="%5."/>
+      <w:lvlJc w:val="left"/>
+      <w:pPr>
+        <w:ind w:left="3600" w:hanging="360"/>
+      </w:pPr>
+    </w:lvl>
+    <w:lvl w:ilvl="5" w:tplc="0C0A001B" w:tentative="1">
+      <w:start w:val="1"/>
+      <w:numFmt w:val="lowerRoman"/>
+      <w:lvlText w:val="%6."/>
+      <w:lvlJc w:val="right"/>
+      <w:pPr>
+        <w:ind w:left="4320" w:hanging="180"/>
+      </w:pPr>
+    </w:lvl>
+    <w:lvl w:ilvl="6" w:tplc="0C0A000F" w:tentative="1">
+      <w:start w:val="1"/>
+      <w:numFmt w:val="decimal"/>
+      <w:lvlText w:val="%7."/>
+      <w:lvlJc w:val="left"/>
+      <w:pPr>
+        <w:ind w:left="5040" w:hanging="360"/>
+      </w:pPr>
+    </w:lvl>
+    <w:lvl w:ilvl="7" w:tplc="0C0A0019" w:tentative="1">
+      <w:start w:val="1"/>
+      <w:numFmt w:val="lowerLetter"/>
+      <w:lvlText w:val="%8."/>
+      <w:lvlJc w:val="left"/>
+      <w:pPr>
+        <w:ind w:left="5760" w:hanging="360"/>
+      </w:pPr>
+    </w:lvl>
+    <w:lvl w:ilvl="8" w:tplc="0C0A001B" w:tentative="1">
+      <w:start w:val="1"/>
+      <w:numFmt w:val="lowerRoman"/>
+      <w:lvlText w:val="%9."/>
+      <w:lvlJc w:val="right"/>
+      <w:pPr>
+        <w:ind w:left="6480" w:hanging="180"/>
+      </w:pPr>
+    </w:lvl>
+  </w:abstractNum>
+  <w:abstractNum w:abstractNumId="2" w15:restartNumberingAfterBreak="0">
+    <w:nsid w:val="11935620"/>
+    <w:multiLevelType w:val="hybridMultilevel"/>
+    <w:tmpl w:val="7F28A674"/>
+    <w:lvl w:ilvl="0" w:tplc="E9B44F22">
+      <w:start w:val="1"/>
+      <w:numFmt w:val="decimal"/>
+      <w:lvlText w:val="7.%1."/>
+      <w:lvlJc w:val="left"/>
+      <w:pPr>
+        <w:ind w:left="720" w:hanging="360"/>
+      </w:pPr>
+      <w:rPr>
+        <w:rFonts w:hint="default"/>
+      </w:rPr>
+    </w:lvl>
+    <w:lvl w:ilvl="1" w:tplc="0C0A0019" w:tentative="1">
+      <w:start w:val="1"/>
+      <w:numFmt w:val="lowerLetter"/>
+      <w:lvlText w:val="%2."/>
+      <w:lvlJc w:val="left"/>
+      <w:pPr>
+        <w:ind w:left="1440" w:hanging="360"/>
+      </w:pPr>
+    </w:lvl>
+    <w:lvl w:ilvl="2" w:tplc="0C0A001B" w:tentative="1">
+      <w:start w:val="1"/>
+      <w:numFmt w:val="lowerRoman"/>
+      <w:lvlText w:val="%3."/>
+      <w:lvlJc w:val="right"/>
+      <w:pPr>
+        <w:ind w:left="2160" w:hanging="180"/>
+      </w:pPr>
+    </w:lvl>
+    <w:lvl w:ilvl="3" w:tplc="0C0A000F" w:tentative="1">
+      <w:start w:val="1"/>
+      <w:numFmt w:val="decimal"/>
+      <w:lvlText w:val="%4."/>
+      <w:lvlJc w:val="left"/>
+      <w:pPr>
+        <w:ind w:left="2880" w:hanging="360"/>
+      </w:pPr>
+    </w:lvl>
+    <w:lvl w:ilvl="4" w:tplc="0C0A0019" w:tentative="1">
+      <w:start w:val="1"/>
+      <w:numFmt w:val="lowerLetter"/>
+      <w:lvlText w:val="%5."/>
+      <w:lvlJc w:val="left"/>
+      <w:pPr>
+        <w:ind w:left="3600" w:hanging="360"/>
+      </w:pPr>
+    </w:lvl>
+    <w:lvl w:ilvl="5" w:tplc="0C0A001B" w:tentative="1">
+      <w:start w:val="1"/>
+      <w:numFmt w:val="lowerRoman"/>
+      <w:lvlText w:val="%6."/>
+      <w:lvlJc w:val="right"/>
+      <w:pPr>
+        <w:ind w:left="4320" w:hanging="180"/>
+      </w:pPr>
+    </w:lvl>
+    <w:lvl w:ilvl="6" w:tplc="0C0A000F" w:tentative="1">
+      <w:start w:val="1"/>
+      <w:numFmt w:val="decimal"/>
+      <w:lvlText w:val="%7."/>
+      <w:lvlJc w:val="left"/>
+      <w:pPr>
+        <w:ind w:left="5040" w:hanging="360"/>
+      </w:pPr>
+    </w:lvl>
+    <w:lvl w:ilvl="7" w:tplc="0C0A0019" w:tentative="1">
+      <w:start w:val="1"/>
+      <w:numFmt w:val="lowerLetter"/>
+      <w:lvlText w:val="%8."/>
+      <w:lvlJc w:val="left"/>
+      <w:pPr>
+        <w:ind w:left="5760" w:hanging="360"/>
+      </w:pPr>
+    </w:lvl>
+    <w:lvl w:ilvl="8" w:tplc="0C0A001B" w:tentative="1">
+      <w:start w:val="1"/>
+      <w:numFmt w:val="lowerRoman"/>
+      <w:lvlText w:val="%9."/>
+      <w:lvlJc w:val="right"/>
+      <w:pPr>
+        <w:ind w:left="6480" w:hanging="180"/>
+      </w:pPr>
+    </w:lvl>
+  </w:abstractNum>
+  <w:abstractNum w:abstractNumId="3" w15:restartNumberingAfterBreak="0">
     <w:nsid w:val="13A67678"/>
     <w:multiLevelType w:val="hybridMultilevel"/>
     <w:tmpl w:val="64DA93DC"/>
@@ -4734,7 +5617,209 @@
       </w:pPr>
     </w:lvl>
   </w:abstractNum>
-  <w:abstractNum w:abstractNumId="2" w15:restartNumberingAfterBreak="0">
+  <w:abstractNum w:abstractNumId="4" w15:restartNumberingAfterBreak="0">
+    <w:nsid w:val="19F80738"/>
+    <w:multiLevelType w:val="hybridMultilevel"/>
+    <w:tmpl w:val="41D4C086"/>
+    <w:lvl w:ilvl="0" w:tplc="0C0A0001">
+      <w:start w:val="1"/>
+      <w:numFmt w:val="bullet"/>
+      <w:lvlText w:val=""/>
+      <w:lvlJc w:val="left"/>
+      <w:pPr>
+        <w:ind w:left="720" w:hanging="360"/>
+      </w:pPr>
+      <w:rPr>
+        <w:rFonts w:ascii="Symbol" w:hAnsi="Symbol" w:hint="default"/>
+      </w:rPr>
+    </w:lvl>
+    <w:lvl w:ilvl="1" w:tplc="FFFFFFFF" w:tentative="1">
+      <w:start w:val="1"/>
+      <w:numFmt w:val="lowerLetter"/>
+      <w:lvlText w:val="%2."/>
+      <w:lvlJc w:val="left"/>
+      <w:pPr>
+        <w:ind w:left="1440" w:hanging="360"/>
+      </w:pPr>
+    </w:lvl>
+    <w:lvl w:ilvl="2" w:tplc="FFFFFFFF" w:tentative="1">
+      <w:start w:val="1"/>
+      <w:numFmt w:val="lowerRoman"/>
+      <w:lvlText w:val="%3."/>
+      <w:lvlJc w:val="right"/>
+      <w:pPr>
+        <w:ind w:left="2160" w:hanging="180"/>
+      </w:pPr>
+    </w:lvl>
+    <w:lvl w:ilvl="3" w:tplc="FFFFFFFF" w:tentative="1">
+      <w:start w:val="1"/>
+      <w:numFmt w:val="decimal"/>
+      <w:lvlText w:val="%4."/>
+      <w:lvlJc w:val="left"/>
+      <w:pPr>
+        <w:ind w:left="2880" w:hanging="360"/>
+      </w:pPr>
+    </w:lvl>
+    <w:lvl w:ilvl="4" w:tplc="FFFFFFFF" w:tentative="1">
+      <w:start w:val="1"/>
+      <w:numFmt w:val="lowerLetter"/>
+      <w:lvlText w:val="%5."/>
+      <w:lvlJc w:val="left"/>
+      <w:pPr>
+        <w:ind w:left="3600" w:hanging="360"/>
+      </w:pPr>
+    </w:lvl>
+    <w:lvl w:ilvl="5" w:tplc="FFFFFFFF" w:tentative="1">
+      <w:start w:val="1"/>
+      <w:numFmt w:val="lowerRoman"/>
+      <w:lvlText w:val="%6."/>
+      <w:lvlJc w:val="right"/>
+      <w:pPr>
+        <w:ind w:left="4320" w:hanging="180"/>
+      </w:pPr>
+    </w:lvl>
+    <w:lvl w:ilvl="6" w:tplc="FFFFFFFF" w:tentative="1">
+      <w:start w:val="1"/>
+      <w:numFmt w:val="decimal"/>
+      <w:lvlText w:val="%7."/>
+      <w:lvlJc w:val="left"/>
+      <w:pPr>
+        <w:ind w:left="5040" w:hanging="360"/>
+      </w:pPr>
+    </w:lvl>
+    <w:lvl w:ilvl="7" w:tplc="FFFFFFFF" w:tentative="1">
+      <w:start w:val="1"/>
+      <w:numFmt w:val="lowerLetter"/>
+      <w:lvlText w:val="%8."/>
+      <w:lvlJc w:val="left"/>
+      <w:pPr>
+        <w:ind w:left="5760" w:hanging="360"/>
+      </w:pPr>
+    </w:lvl>
+    <w:lvl w:ilvl="8" w:tplc="FFFFFFFF" w:tentative="1">
+      <w:start w:val="1"/>
+      <w:numFmt w:val="lowerRoman"/>
+      <w:lvlText w:val="%9."/>
+      <w:lvlJc w:val="right"/>
+      <w:pPr>
+        <w:ind w:left="6480" w:hanging="180"/>
+      </w:pPr>
+    </w:lvl>
+  </w:abstractNum>
+  <w:abstractNum w:abstractNumId="5" w15:restartNumberingAfterBreak="0">
+    <w:nsid w:val="1C1805AA"/>
+    <w:multiLevelType w:val="hybridMultilevel"/>
+    <w:tmpl w:val="1264E3F2"/>
+    <w:lvl w:ilvl="0" w:tplc="0C0A0001">
+      <w:start w:val="1"/>
+      <w:numFmt w:val="bullet"/>
+      <w:lvlText w:val=""/>
+      <w:lvlJc w:val="left"/>
+      <w:pPr>
+        <w:ind w:left="720" w:hanging="360"/>
+      </w:pPr>
+      <w:rPr>
+        <w:rFonts w:ascii="Symbol" w:hAnsi="Symbol" w:hint="default"/>
+      </w:rPr>
+    </w:lvl>
+    <w:lvl w:ilvl="1" w:tplc="0C0A0003" w:tentative="1">
+      <w:start w:val="1"/>
+      <w:numFmt w:val="bullet"/>
+      <w:lvlText w:val="o"/>
+      <w:lvlJc w:val="left"/>
+      <w:pPr>
+        <w:ind w:left="1440" w:hanging="360"/>
+      </w:pPr>
+      <w:rPr>
+        <w:rFonts w:ascii="Courier New" w:hAnsi="Courier New" w:cs="Courier New" w:hint="default"/>
+      </w:rPr>
+    </w:lvl>
+    <w:lvl w:ilvl="2" w:tplc="0C0A0005" w:tentative="1">
+      <w:start w:val="1"/>
+      <w:numFmt w:val="bullet"/>
+      <w:lvlText w:val=""/>
+      <w:lvlJc w:val="left"/>
+      <w:pPr>
+        <w:ind w:left="2160" w:hanging="360"/>
+      </w:pPr>
+      <w:rPr>
+        <w:rFonts w:ascii="Wingdings" w:hAnsi="Wingdings" w:hint="default"/>
+      </w:rPr>
+    </w:lvl>
+    <w:lvl w:ilvl="3" w:tplc="0C0A0001" w:tentative="1">
+      <w:start w:val="1"/>
+      <w:numFmt w:val="bullet"/>
+      <w:lvlText w:val=""/>
+      <w:lvlJc w:val="left"/>
+      <w:pPr>
+        <w:ind w:left="2880" w:hanging="360"/>
+      </w:pPr>
+      <w:rPr>
+        <w:rFonts w:ascii="Symbol" w:hAnsi="Symbol" w:hint="default"/>
+      </w:rPr>
+    </w:lvl>
+    <w:lvl w:ilvl="4" w:tplc="0C0A0003" w:tentative="1">
+      <w:start w:val="1"/>
+      <w:numFmt w:val="bullet"/>
+      <w:lvlText w:val="o"/>
+      <w:lvlJc w:val="left"/>
+      <w:pPr>
+        <w:ind w:left="3600" w:hanging="360"/>
+      </w:pPr>
+      <w:rPr>
+        <w:rFonts w:ascii="Courier New" w:hAnsi="Courier New" w:cs="Courier New" w:hint="default"/>
+      </w:rPr>
+    </w:lvl>
+    <w:lvl w:ilvl="5" w:tplc="0C0A0005" w:tentative="1">
+      <w:start w:val="1"/>
+      <w:numFmt w:val="bullet"/>
+      <w:lvlText w:val=""/>
+      <w:lvlJc w:val="left"/>
+      <w:pPr>
+        <w:ind w:left="4320" w:hanging="360"/>
+      </w:pPr>
+      <w:rPr>
+        <w:rFonts w:ascii="Wingdings" w:hAnsi="Wingdings" w:hint="default"/>
+      </w:rPr>
+    </w:lvl>
+    <w:lvl w:ilvl="6" w:tplc="0C0A0001" w:tentative="1">
+      <w:start w:val="1"/>
+      <w:numFmt w:val="bullet"/>
+      <w:lvlText w:val=""/>
+      <w:lvlJc w:val="left"/>
+      <w:pPr>
+        <w:ind w:left="5040" w:hanging="360"/>
+      </w:pPr>
+      <w:rPr>
+        <w:rFonts w:ascii="Symbol" w:hAnsi="Symbol" w:hint="default"/>
+      </w:rPr>
+    </w:lvl>
+    <w:lvl w:ilvl="7" w:tplc="0C0A0003" w:tentative="1">
+      <w:start w:val="1"/>
+      <w:numFmt w:val="bullet"/>
+      <w:lvlText w:val="o"/>
+      <w:lvlJc w:val="left"/>
+      <w:pPr>
+        <w:ind w:left="5760" w:hanging="360"/>
+      </w:pPr>
+      <w:rPr>
+        <w:rFonts w:ascii="Courier New" w:hAnsi="Courier New" w:cs="Courier New" w:hint="default"/>
+      </w:rPr>
+    </w:lvl>
+    <w:lvl w:ilvl="8" w:tplc="0C0A0005" w:tentative="1">
+      <w:start w:val="1"/>
+      <w:numFmt w:val="bullet"/>
+      <w:lvlText w:val=""/>
+      <w:lvlJc w:val="left"/>
+      <w:pPr>
+        <w:ind w:left="6480" w:hanging="360"/>
+      </w:pPr>
+      <w:rPr>
+        <w:rFonts w:ascii="Wingdings" w:hAnsi="Wingdings" w:hint="default"/>
+      </w:rPr>
+    </w:lvl>
+  </w:abstractNum>
+  <w:abstractNum w:abstractNumId="6" w15:restartNumberingAfterBreak="0">
     <w:nsid w:val="1E497B12"/>
     <w:multiLevelType w:val="hybridMultilevel"/>
     <w:tmpl w:val="5F4C6ECC"/>
@@ -4847,7 +5932,7 @@
       </w:rPr>
     </w:lvl>
   </w:abstractNum>
-  <w:abstractNum w:abstractNumId="3" w15:restartNumberingAfterBreak="0">
+  <w:abstractNum w:abstractNumId="7" w15:restartNumberingAfterBreak="0">
     <w:nsid w:val="1EBC368F"/>
     <w:multiLevelType w:val="multilevel"/>
     <w:tmpl w:val="72DE3258"/>
@@ -4933,7 +6018,96 @@
       </w:pPr>
     </w:lvl>
   </w:abstractNum>
-  <w:abstractNum w:abstractNumId="4" w15:restartNumberingAfterBreak="0">
+  <w:abstractNum w:abstractNumId="8" w15:restartNumberingAfterBreak="0">
+    <w:nsid w:val="25520362"/>
+    <w:multiLevelType w:val="hybridMultilevel"/>
+    <w:tmpl w:val="E2BE0E44"/>
+    <w:lvl w:ilvl="0" w:tplc="0DC24BBE">
+      <w:start w:val="4"/>
+      <w:numFmt w:val="decimal"/>
+      <w:lvlText w:val="7.%1."/>
+      <w:lvlJc w:val="left"/>
+      <w:pPr>
+        <w:ind w:left="720" w:hanging="360"/>
+      </w:pPr>
+      <w:rPr>
+        <w:rFonts w:hint="default"/>
+      </w:rPr>
+    </w:lvl>
+    <w:lvl w:ilvl="1" w:tplc="0C0A0019" w:tentative="1">
+      <w:start w:val="1"/>
+      <w:numFmt w:val="lowerLetter"/>
+      <w:lvlText w:val="%2."/>
+      <w:lvlJc w:val="left"/>
+      <w:pPr>
+        <w:ind w:left="1440" w:hanging="360"/>
+      </w:pPr>
+    </w:lvl>
+    <w:lvl w:ilvl="2" w:tplc="0C0A001B" w:tentative="1">
+      <w:start w:val="1"/>
+      <w:numFmt w:val="lowerRoman"/>
+      <w:lvlText w:val="%3."/>
+      <w:lvlJc w:val="right"/>
+      <w:pPr>
+        <w:ind w:left="2160" w:hanging="180"/>
+      </w:pPr>
+    </w:lvl>
+    <w:lvl w:ilvl="3" w:tplc="0C0A000F" w:tentative="1">
+      <w:start w:val="1"/>
+      <w:numFmt w:val="decimal"/>
+      <w:lvlText w:val="%4."/>
+      <w:lvlJc w:val="left"/>
+      <w:pPr>
+        <w:ind w:left="2880" w:hanging="360"/>
+      </w:pPr>
+    </w:lvl>
+    <w:lvl w:ilvl="4" w:tplc="0C0A0019" w:tentative="1">
+      <w:start w:val="1"/>
+      <w:numFmt w:val="lowerLetter"/>
+      <w:lvlText w:val="%5."/>
+      <w:lvlJc w:val="left"/>
+      <w:pPr>
+        <w:ind w:left="3600" w:hanging="360"/>
+      </w:pPr>
+    </w:lvl>
+    <w:lvl w:ilvl="5" w:tplc="0C0A001B" w:tentative="1">
+      <w:start w:val="1"/>
+      <w:numFmt w:val="lowerRoman"/>
+      <w:lvlText w:val="%6."/>
+      <w:lvlJc w:val="right"/>
+      <w:pPr>
+        <w:ind w:left="4320" w:hanging="180"/>
+      </w:pPr>
+    </w:lvl>
+    <w:lvl w:ilvl="6" w:tplc="0C0A000F" w:tentative="1">
+      <w:start w:val="1"/>
+      <w:numFmt w:val="decimal"/>
+      <w:lvlText w:val="%7."/>
+      <w:lvlJc w:val="left"/>
+      <w:pPr>
+        <w:ind w:left="5040" w:hanging="360"/>
+      </w:pPr>
+    </w:lvl>
+    <w:lvl w:ilvl="7" w:tplc="0C0A0019" w:tentative="1">
+      <w:start w:val="1"/>
+      <w:numFmt w:val="lowerLetter"/>
+      <w:lvlText w:val="%8."/>
+      <w:lvlJc w:val="left"/>
+      <w:pPr>
+        <w:ind w:left="5760" w:hanging="360"/>
+      </w:pPr>
+    </w:lvl>
+    <w:lvl w:ilvl="8" w:tplc="0C0A001B" w:tentative="1">
+      <w:start w:val="1"/>
+      <w:numFmt w:val="lowerRoman"/>
+      <w:lvlText w:val="%9."/>
+      <w:lvlJc w:val="right"/>
+      <w:pPr>
+        <w:ind w:left="6480" w:hanging="180"/>
+      </w:pPr>
+    </w:lvl>
+  </w:abstractNum>
+  <w:abstractNum w:abstractNumId="9" w15:restartNumberingAfterBreak="0">
     <w:nsid w:val="25A868CF"/>
     <w:multiLevelType w:val="hybridMultilevel"/>
     <w:tmpl w:val="1F3EFD98"/>
@@ -5019,7 +6193,7 @@
       </w:pPr>
     </w:lvl>
   </w:abstractNum>
-  <w:abstractNum w:abstractNumId="5" w15:restartNumberingAfterBreak="0">
+  <w:abstractNum w:abstractNumId="10" w15:restartNumberingAfterBreak="0">
     <w:nsid w:val="315F43C4"/>
     <w:multiLevelType w:val="multilevel"/>
     <w:tmpl w:val="40069E20"/>
@@ -5132,7 +6306,7 @@
       </w:rPr>
     </w:lvl>
   </w:abstractNum>
-  <w:abstractNum w:abstractNumId="6" w15:restartNumberingAfterBreak="0">
+  <w:abstractNum w:abstractNumId="11" w15:restartNumberingAfterBreak="0">
     <w:nsid w:val="3B49303B"/>
     <w:multiLevelType w:val="hybridMultilevel"/>
     <w:tmpl w:val="EABE4226"/>
@@ -5245,7 +6419,96 @@
       </w:rPr>
     </w:lvl>
   </w:abstractNum>
-  <w:abstractNum w:abstractNumId="7" w15:restartNumberingAfterBreak="0">
+  <w:abstractNum w:abstractNumId="12" w15:restartNumberingAfterBreak="0">
+    <w:nsid w:val="4F8F57FB"/>
+    <w:multiLevelType w:val="hybridMultilevel"/>
+    <w:tmpl w:val="0602BD0A"/>
+    <w:lvl w:ilvl="0" w:tplc="53DA38EA">
+      <w:start w:val="5"/>
+      <w:numFmt w:val="decimal"/>
+      <w:lvlText w:val="7.%1."/>
+      <w:lvlJc w:val="left"/>
+      <w:pPr>
+        <w:ind w:left="720" w:hanging="360"/>
+      </w:pPr>
+      <w:rPr>
+        <w:rFonts w:hint="default"/>
+      </w:rPr>
+    </w:lvl>
+    <w:lvl w:ilvl="1" w:tplc="0C0A0019" w:tentative="1">
+      <w:start w:val="1"/>
+      <w:numFmt w:val="lowerLetter"/>
+      <w:lvlText w:val="%2."/>
+      <w:lvlJc w:val="left"/>
+      <w:pPr>
+        <w:ind w:left="1440" w:hanging="360"/>
+      </w:pPr>
+    </w:lvl>
+    <w:lvl w:ilvl="2" w:tplc="0C0A001B" w:tentative="1">
+      <w:start w:val="1"/>
+      <w:numFmt w:val="lowerRoman"/>
+      <w:lvlText w:val="%3."/>
+      <w:lvlJc w:val="right"/>
+      <w:pPr>
+        <w:ind w:left="2160" w:hanging="180"/>
+      </w:pPr>
+    </w:lvl>
+    <w:lvl w:ilvl="3" w:tplc="0C0A000F" w:tentative="1">
+      <w:start w:val="1"/>
+      <w:numFmt w:val="decimal"/>
+      <w:lvlText w:val="%4."/>
+      <w:lvlJc w:val="left"/>
+      <w:pPr>
+        <w:ind w:left="2880" w:hanging="360"/>
+      </w:pPr>
+    </w:lvl>
+    <w:lvl w:ilvl="4" w:tplc="0C0A0019" w:tentative="1">
+      <w:start w:val="1"/>
+      <w:numFmt w:val="lowerLetter"/>
+      <w:lvlText w:val="%5."/>
+      <w:lvlJc w:val="left"/>
+      <w:pPr>
+        <w:ind w:left="3600" w:hanging="360"/>
+      </w:pPr>
+    </w:lvl>
+    <w:lvl w:ilvl="5" w:tplc="0C0A001B" w:tentative="1">
+      <w:start w:val="1"/>
+      <w:numFmt w:val="lowerRoman"/>
+      <w:lvlText w:val="%6."/>
+      <w:lvlJc w:val="right"/>
+      <w:pPr>
+        <w:ind w:left="4320" w:hanging="180"/>
+      </w:pPr>
+    </w:lvl>
+    <w:lvl w:ilvl="6" w:tplc="0C0A000F" w:tentative="1">
+      <w:start w:val="1"/>
+      <w:numFmt w:val="decimal"/>
+      <w:lvlText w:val="%7."/>
+      <w:lvlJc w:val="left"/>
+      <w:pPr>
+        <w:ind w:left="5040" w:hanging="360"/>
+      </w:pPr>
+    </w:lvl>
+    <w:lvl w:ilvl="7" w:tplc="0C0A0019" w:tentative="1">
+      <w:start w:val="1"/>
+      <w:numFmt w:val="lowerLetter"/>
+      <w:lvlText w:val="%8."/>
+      <w:lvlJc w:val="left"/>
+      <w:pPr>
+        <w:ind w:left="5760" w:hanging="360"/>
+      </w:pPr>
+    </w:lvl>
+    <w:lvl w:ilvl="8" w:tplc="0C0A001B" w:tentative="1">
+      <w:start w:val="1"/>
+      <w:numFmt w:val="lowerRoman"/>
+      <w:lvlText w:val="%9."/>
+      <w:lvlJc w:val="right"/>
+      <w:pPr>
+        <w:ind w:left="6480" w:hanging="180"/>
+      </w:pPr>
+    </w:lvl>
+  </w:abstractNum>
+  <w:abstractNum w:abstractNumId="13" w15:restartNumberingAfterBreak="0">
     <w:nsid w:val="505937FD"/>
     <w:multiLevelType w:val="hybridMultilevel"/>
     <w:tmpl w:val="41E8B920"/>
@@ -5331,7 +6594,7 @@
       </w:pPr>
     </w:lvl>
   </w:abstractNum>
-  <w:abstractNum w:abstractNumId="8" w15:restartNumberingAfterBreak="0">
+  <w:abstractNum w:abstractNumId="14" w15:restartNumberingAfterBreak="0">
     <w:nsid w:val="51555E00"/>
     <w:multiLevelType w:val="multilevel"/>
     <w:tmpl w:val="D41E289C"/>
@@ -5417,7 +6680,96 @@
       </w:pPr>
     </w:lvl>
   </w:abstractNum>
-  <w:abstractNum w:abstractNumId="9" w15:restartNumberingAfterBreak="0">
+  <w:abstractNum w:abstractNumId="15" w15:restartNumberingAfterBreak="0">
+    <w:nsid w:val="53633302"/>
+    <w:multiLevelType w:val="hybridMultilevel"/>
+    <w:tmpl w:val="243459B8"/>
+    <w:lvl w:ilvl="0" w:tplc="E9B44F22">
+      <w:start w:val="1"/>
+      <w:numFmt w:val="decimal"/>
+      <w:lvlText w:val="7.%1."/>
+      <w:lvlJc w:val="left"/>
+      <w:pPr>
+        <w:ind w:left="720" w:hanging="360"/>
+      </w:pPr>
+      <w:rPr>
+        <w:rFonts w:hint="default"/>
+      </w:rPr>
+    </w:lvl>
+    <w:lvl w:ilvl="1" w:tplc="0C0A0019" w:tentative="1">
+      <w:start w:val="1"/>
+      <w:numFmt w:val="lowerLetter"/>
+      <w:lvlText w:val="%2."/>
+      <w:lvlJc w:val="left"/>
+      <w:pPr>
+        <w:ind w:left="1440" w:hanging="360"/>
+      </w:pPr>
+    </w:lvl>
+    <w:lvl w:ilvl="2" w:tplc="0C0A001B" w:tentative="1">
+      <w:start w:val="1"/>
+      <w:numFmt w:val="lowerRoman"/>
+      <w:lvlText w:val="%3."/>
+      <w:lvlJc w:val="right"/>
+      <w:pPr>
+        <w:ind w:left="2160" w:hanging="180"/>
+      </w:pPr>
+    </w:lvl>
+    <w:lvl w:ilvl="3" w:tplc="0C0A000F" w:tentative="1">
+      <w:start w:val="1"/>
+      <w:numFmt w:val="decimal"/>
+      <w:lvlText w:val="%4."/>
+      <w:lvlJc w:val="left"/>
+      <w:pPr>
+        <w:ind w:left="2880" w:hanging="360"/>
+      </w:pPr>
+    </w:lvl>
+    <w:lvl w:ilvl="4" w:tplc="0C0A0019" w:tentative="1">
+      <w:start w:val="1"/>
+      <w:numFmt w:val="lowerLetter"/>
+      <w:lvlText w:val="%5."/>
+      <w:lvlJc w:val="left"/>
+      <w:pPr>
+        <w:ind w:left="3600" w:hanging="360"/>
+      </w:pPr>
+    </w:lvl>
+    <w:lvl w:ilvl="5" w:tplc="0C0A001B" w:tentative="1">
+      <w:start w:val="1"/>
+      <w:numFmt w:val="lowerRoman"/>
+      <w:lvlText w:val="%6."/>
+      <w:lvlJc w:val="right"/>
+      <w:pPr>
+        <w:ind w:left="4320" w:hanging="180"/>
+      </w:pPr>
+    </w:lvl>
+    <w:lvl w:ilvl="6" w:tplc="0C0A000F" w:tentative="1">
+      <w:start w:val="1"/>
+      <w:numFmt w:val="decimal"/>
+      <w:lvlText w:val="%7."/>
+      <w:lvlJc w:val="left"/>
+      <w:pPr>
+        <w:ind w:left="5040" w:hanging="360"/>
+      </w:pPr>
+    </w:lvl>
+    <w:lvl w:ilvl="7" w:tplc="0C0A0019" w:tentative="1">
+      <w:start w:val="1"/>
+      <w:numFmt w:val="lowerLetter"/>
+      <w:lvlText w:val="%8."/>
+      <w:lvlJc w:val="left"/>
+      <w:pPr>
+        <w:ind w:left="5760" w:hanging="360"/>
+      </w:pPr>
+    </w:lvl>
+    <w:lvl w:ilvl="8" w:tplc="0C0A001B" w:tentative="1">
+      <w:start w:val="1"/>
+      <w:numFmt w:val="lowerRoman"/>
+      <w:lvlText w:val="%9."/>
+      <w:lvlJc w:val="right"/>
+      <w:pPr>
+        <w:ind w:left="6480" w:hanging="180"/>
+      </w:pPr>
+    </w:lvl>
+  </w:abstractNum>
+  <w:abstractNum w:abstractNumId="16" w15:restartNumberingAfterBreak="0">
     <w:nsid w:val="54C37510"/>
     <w:multiLevelType w:val="hybridMultilevel"/>
     <w:tmpl w:val="6142A5C4"/>
@@ -5530,7 +6882,7 @@
       </w:rPr>
     </w:lvl>
   </w:abstractNum>
-  <w:abstractNum w:abstractNumId="10" w15:restartNumberingAfterBreak="0">
+  <w:abstractNum w:abstractNumId="17" w15:restartNumberingAfterBreak="0">
     <w:nsid w:val="769A48FF"/>
     <w:multiLevelType w:val="multilevel"/>
     <w:tmpl w:val="B284F9E6"/>
@@ -5632,17 +6984,130 @@
       </w:rPr>
     </w:lvl>
   </w:abstractNum>
+  <w:abstractNum w:abstractNumId="18" w15:restartNumberingAfterBreak="0">
+    <w:nsid w:val="7C6A485C"/>
+    <w:multiLevelType w:val="hybridMultilevel"/>
+    <w:tmpl w:val="50066974"/>
+    <w:lvl w:ilvl="0" w:tplc="0C0A0001">
+      <w:start w:val="1"/>
+      <w:numFmt w:val="bullet"/>
+      <w:lvlText w:val=""/>
+      <w:lvlJc w:val="left"/>
+      <w:pPr>
+        <w:ind w:left="720" w:hanging="360"/>
+      </w:pPr>
+      <w:rPr>
+        <w:rFonts w:ascii="Symbol" w:hAnsi="Symbol" w:hint="default"/>
+      </w:rPr>
+    </w:lvl>
+    <w:lvl w:ilvl="1" w:tplc="0C0A0003" w:tentative="1">
+      <w:start w:val="1"/>
+      <w:numFmt w:val="bullet"/>
+      <w:lvlText w:val="o"/>
+      <w:lvlJc w:val="left"/>
+      <w:pPr>
+        <w:ind w:left="1440" w:hanging="360"/>
+      </w:pPr>
+      <w:rPr>
+        <w:rFonts w:ascii="Courier New" w:hAnsi="Courier New" w:cs="Courier New" w:hint="default"/>
+      </w:rPr>
+    </w:lvl>
+    <w:lvl w:ilvl="2" w:tplc="0C0A0005" w:tentative="1">
+      <w:start w:val="1"/>
+      <w:numFmt w:val="bullet"/>
+      <w:lvlText w:val=""/>
+      <w:lvlJc w:val="left"/>
+      <w:pPr>
+        <w:ind w:left="2160" w:hanging="360"/>
+      </w:pPr>
+      <w:rPr>
+        <w:rFonts w:ascii="Wingdings" w:hAnsi="Wingdings" w:hint="default"/>
+      </w:rPr>
+    </w:lvl>
+    <w:lvl w:ilvl="3" w:tplc="0C0A0001" w:tentative="1">
+      <w:start w:val="1"/>
+      <w:numFmt w:val="bullet"/>
+      <w:lvlText w:val=""/>
+      <w:lvlJc w:val="left"/>
+      <w:pPr>
+        <w:ind w:left="2880" w:hanging="360"/>
+      </w:pPr>
+      <w:rPr>
+        <w:rFonts w:ascii="Symbol" w:hAnsi="Symbol" w:hint="default"/>
+      </w:rPr>
+    </w:lvl>
+    <w:lvl w:ilvl="4" w:tplc="0C0A0003" w:tentative="1">
+      <w:start w:val="1"/>
+      <w:numFmt w:val="bullet"/>
+      <w:lvlText w:val="o"/>
+      <w:lvlJc w:val="left"/>
+      <w:pPr>
+        <w:ind w:left="3600" w:hanging="360"/>
+      </w:pPr>
+      <w:rPr>
+        <w:rFonts w:ascii="Courier New" w:hAnsi="Courier New" w:cs="Courier New" w:hint="default"/>
+      </w:rPr>
+    </w:lvl>
+    <w:lvl w:ilvl="5" w:tplc="0C0A0005" w:tentative="1">
+      <w:start w:val="1"/>
+      <w:numFmt w:val="bullet"/>
+      <w:lvlText w:val=""/>
+      <w:lvlJc w:val="left"/>
+      <w:pPr>
+        <w:ind w:left="4320" w:hanging="360"/>
+      </w:pPr>
+      <w:rPr>
+        <w:rFonts w:ascii="Wingdings" w:hAnsi="Wingdings" w:hint="default"/>
+      </w:rPr>
+    </w:lvl>
+    <w:lvl w:ilvl="6" w:tplc="0C0A0001" w:tentative="1">
+      <w:start w:val="1"/>
+      <w:numFmt w:val="bullet"/>
+      <w:lvlText w:val=""/>
+      <w:lvlJc w:val="left"/>
+      <w:pPr>
+        <w:ind w:left="5040" w:hanging="360"/>
+      </w:pPr>
+      <w:rPr>
+        <w:rFonts w:ascii="Symbol" w:hAnsi="Symbol" w:hint="default"/>
+      </w:rPr>
+    </w:lvl>
+    <w:lvl w:ilvl="7" w:tplc="0C0A0003" w:tentative="1">
+      <w:start w:val="1"/>
+      <w:numFmt w:val="bullet"/>
+      <w:lvlText w:val="o"/>
+      <w:lvlJc w:val="left"/>
+      <w:pPr>
+        <w:ind w:left="5760" w:hanging="360"/>
+      </w:pPr>
+      <w:rPr>
+        <w:rFonts w:ascii="Courier New" w:hAnsi="Courier New" w:cs="Courier New" w:hint="default"/>
+      </w:rPr>
+    </w:lvl>
+    <w:lvl w:ilvl="8" w:tplc="0C0A0005" w:tentative="1">
+      <w:start w:val="1"/>
+      <w:numFmt w:val="bullet"/>
+      <w:lvlText w:val=""/>
+      <w:lvlJc w:val="left"/>
+      <w:pPr>
+        <w:ind w:left="6480" w:hanging="360"/>
+      </w:pPr>
+      <w:rPr>
+        <w:rFonts w:ascii="Wingdings" w:hAnsi="Wingdings" w:hint="default"/>
+      </w:rPr>
+    </w:lvl>
+  </w:abstractNum>
   <w:num w:numId="1" w16cid:durableId="1808430329">
-    <w:abstractNumId w:val="3"/>
+    <w:abstractNumId w:val="7"/>
   </w:num>
   <w:num w:numId="2" w16cid:durableId="525365372">
-    <w:abstractNumId w:val="8"/>
+    <w:abstractNumId w:val="14"/>
   </w:num>
   <w:num w:numId="3" w16cid:durableId="1664620931">
-    <w:abstractNumId w:val="5"/>
+    <w:abstractNumId w:val="10"/>
   </w:num>
   <w:num w:numId="4" w16cid:durableId="758406701">
-    <w:abstractNumId w:val="10"/>
+    <w:abstractNumId w:val="17"/>
     <w:lvlOverride w:ilvl="0">
       <w:startOverride w:val="1"/>
     </w:lvlOverride>
@@ -5656,25 +7121,49 @@
     <w:lvlOverride w:ilvl="8"/>
   </w:num>
   <w:num w:numId="5" w16cid:durableId="1343505807">
-    <w:abstractNumId w:val="6"/>
+    <w:abstractNumId w:val="11"/>
   </w:num>
   <w:num w:numId="6" w16cid:durableId="1064061498">
-    <w:abstractNumId w:val="7"/>
+    <w:abstractNumId w:val="13"/>
   </w:num>
   <w:num w:numId="7" w16cid:durableId="914556358">
-    <w:abstractNumId w:val="1"/>
+    <w:abstractNumId w:val="3"/>
   </w:num>
   <w:num w:numId="8" w16cid:durableId="1938826045">
-    <w:abstractNumId w:val="4"/>
+    <w:abstractNumId w:val="9"/>
   </w:num>
   <w:num w:numId="9" w16cid:durableId="236747927">
     <w:abstractNumId w:val="0"/>
   </w:num>
   <w:num w:numId="10" w16cid:durableId="629289006">
+    <w:abstractNumId w:val="6"/>
+  </w:num>
+  <w:num w:numId="11" w16cid:durableId="785658104">
+    <w:abstractNumId w:val="16"/>
+  </w:num>
+  <w:num w:numId="12" w16cid:durableId="1707293142">
+    <w:abstractNumId w:val="1"/>
+  </w:num>
+  <w:num w:numId="13" w16cid:durableId="1972981288">
     <w:abstractNumId w:val="2"/>
   </w:num>
-  <w:num w:numId="11" w16cid:durableId="785658104">
-    <w:abstractNumId w:val="9"/>
+  <w:num w:numId="14" w16cid:durableId="253168290">
+    <w:abstractNumId w:val="4"/>
+  </w:num>
+  <w:num w:numId="15" w16cid:durableId="680670810">
+    <w:abstractNumId w:val="15"/>
+  </w:num>
+  <w:num w:numId="16" w16cid:durableId="237444939">
+    <w:abstractNumId w:val="8"/>
+  </w:num>
+  <w:num w:numId="17" w16cid:durableId="1765415652">
+    <w:abstractNumId w:val="12"/>
+  </w:num>
+  <w:num w:numId="18" w16cid:durableId="767429265">
+    <w:abstractNumId w:val="18"/>
+  </w:num>
+  <w:num w:numId="19" w16cid:durableId="1629237298">
+    <w:abstractNumId w:val="5"/>
   </w:num>
 </w:numbering>
 </file>
@@ -6204,7 +7693,6 @@
   <w:style w:type="character" w:default="1" w:styleId="Fuentedeprrafopredeter">
     <w:name w:val="Default Paragraph Font"/>
     <w:uiPriority w:val="1"/>
-    <w:semiHidden/>
     <w:unhideWhenUsed/>
   </w:style>
   <w:style w:type="table" w:default="1" w:styleId="Tablanormal">
@@ -6414,6 +7902,22 @@
       <w:ind w:left="720"/>
       <w:contextualSpacing/>
     </w:pPr>
+  </w:style>
+  <w:style w:type="paragraph" w:styleId="NormalWeb">
+    <w:name w:val="Normal (Web)"/>
+    <w:basedOn w:val="Normal"/>
+    <w:uiPriority w:val="99"/>
+    <w:unhideWhenUsed/>
+    <w:rsid w:val="00F47BD8"/>
+    <w:pPr>
+      <w:spacing w:before="100" w:beforeAutospacing="1" w:after="100" w:afterAutospacing="1" w:line="240" w:lineRule="auto"/>
+      <w:jc w:val="left"/>
+    </w:pPr>
+    <w:rPr>
+      <w:rFonts w:ascii="Times New Roman" w:eastAsia="Times New Roman" w:hAnsi="Times New Roman" w:cs="Times New Roman"/>
+      <w:sz w:val="24"/>
+      <w:lang w:val="es-ES"/>
+    </w:rPr>
   </w:style>
 </w:styles>
 </file>
@@ -6739,28 +8243,28 @@
 </file>
 
 <file path=customXml/item1.xml><?xml version="1.0" encoding="utf-8"?>
+<b:Sources xmlns:b="http://schemas.openxmlformats.org/officeDocument/2006/bibliography" xmlns="http://schemas.openxmlformats.org/officeDocument/2006/bibliography" SelectedStyle="\APASixthEditionOfficeOnline.xsl" StyleName="APA" Version="6"/>
+</file>
+
+<file path=customXml/item2.xml><?xml version="1.0" encoding="utf-8"?>
 <go:gDocsCustomXmlDataStorage xmlns:go="http://customooxmlschemas.google.com/" xmlns:r="http://schemas.openxmlformats.org/officeDocument/2006/relationships" uri="GoogleDocsCustomDataVersion2">
   <go:docsCustomData xmlns:go="http://customooxmlschemas.google.com/" roundtripDataSignature="AMtx7mjtTp76A7XcfsA3e8mJS6BPWqp4rA==">CgMxLjAyCGguZ2pkZ3hzMgloLjMwajB6bGwyCWguMWZvYjl0ZTIJaC4zem55c2g3MgloLjJldDkycDAyCGgudHlqY3d0MgloLjNkeTZ2a20yCWguMXQzaDVzZjIJaC40ZDM0b2c4MgloLjJzOGV5bzEyCWguMTdkcDh2dTIJaC4zcmRjcmpuMgloLjI2aW4xcmcyCGgubG54Yno5MgloLjM1bmt1bjIyCWguMWtzdjR1djIJaC40NHNpbmlvMgloLjJqeHN4cWgyCGguejMzN3lhMgloLjNqMnFxbTM4AHIhMW5lMFliWWRuQ3k4bG9vUWRRN2RCbXdrWjQzTkRTd0JD</go:docsCustomData>
 </go:gDocsCustomXmlDataStorage>
 </file>
 
-<file path=customXml/item2.xml><?xml version="1.0" encoding="utf-8"?>
-<b:Sources xmlns:b="http://schemas.openxmlformats.org/officeDocument/2006/bibliography" xmlns="http://schemas.openxmlformats.org/officeDocument/2006/bibliography" SelectedStyle="\APASixthEditionOfficeOnline.xsl" StyleName="APA" Version="6"/>
+<file path=customXml/itemProps1.xml><?xml version="1.0" encoding="utf-8"?>
+<ds:datastoreItem xmlns:ds="http://schemas.openxmlformats.org/officeDocument/2006/customXml" ds:itemID="{E66D56AF-1747-4E2C-9179-14FD0640A7CF}">
+  <ds:schemaRefs>
+    <ds:schemaRef ds:uri="http://schemas.openxmlformats.org/officeDocument/2006/bibliography"/>
+  </ds:schemaRefs>
+</ds:datastoreItem>
 </file>
 
-<file path=customXml/itemProps1.xml><?xml version="1.0" encoding="utf-8"?>
+<file path=customXml/itemProps2.xml><?xml version="1.0" encoding="utf-8"?>
 <ds:datastoreItem xmlns:ds="http://schemas.openxmlformats.org/officeDocument/2006/customXml" ds:itemID="{11111111-1234-1234-1234-123412341234}">
   <ds:schemaRefs>
     <ds:schemaRef ds:uri="http://customooxmlschemas.google.com/"/>
     <ds:schemaRef ds:uri="http://schemas.openxmlformats.org/officeDocument/2006/relationships"/>
   </ds:schemaRefs>
 </ds:datastoreItem>
-</file>
-
-<file path=customXml/itemProps2.xml><?xml version="1.0" encoding="utf-8"?>
-<ds:datastoreItem xmlns:ds="http://schemas.openxmlformats.org/officeDocument/2006/customXml" ds:itemID="{E66D56AF-1747-4E2C-9179-14FD0640A7CF}">
-  <ds:schemaRefs>
-    <ds:schemaRef ds:uri="http://schemas.openxmlformats.org/officeDocument/2006/bibliography"/>
-  </ds:schemaRefs>
-</ds:datastoreItem>
 </file>
--- a/docs/Material didáctico/DAM Plantilla memoria escrita.docx
+++ b/docs/Material didáctico/DAM Plantilla memoria escrita.docx
@@ -372,7 +372,7 @@
           <w:r>
             <w:fldChar w:fldCharType="separate"/>
           </w:r>
-          <w:hyperlink w:anchor="_Toc241213551" w:history="1">
+          <w:hyperlink w:anchor="_Toc241264836" w:history="1">
             <w:r>
               <w:rPr>
                 <w:rStyle w:val="Hipervnculo"/>
@@ -417,7 +417,7 @@
                 <w:noProof/>
                 <w:webHidden/>
               </w:rPr>
-              <w:instrText xml:space="preserve"> PAGEREF _Toc241213551 \h </w:instrText>
+              <w:instrText xml:space="preserve"> PAGEREF _Toc241264836 \h </w:instrText>
             </w:r>
             <w:r>
               <w:rPr>
@@ -464,7 +464,7 @@
               <w14:ligatures w14:val="standardContextual"/>
             </w:rPr>
           </w:pPr>
-          <w:hyperlink w:anchor="_Toc241213552" w:history="1">
+          <w:hyperlink w:anchor="_Toc241264837" w:history="1">
             <w:r>
               <w:rPr>
                 <w:rStyle w:val="Hipervnculo"/>
@@ -488,35 +488,7 @@
                 <w:rStyle w:val="Hipervnculo"/>
                 <w:noProof/>
               </w:rPr>
-              <w:t>Motiv</w:t>
-            </w:r>
-            <w:r>
-              <w:rPr>
-                <w:rStyle w:val="Hipervnculo"/>
-                <w:noProof/>
-              </w:rPr>
-              <w:t>a</w:t>
-            </w:r>
-            <w:r>
-              <w:rPr>
-                <w:rStyle w:val="Hipervnculo"/>
-                <w:noProof/>
-              </w:rPr>
-              <w:t>ci</w:t>
-            </w:r>
-            <w:r>
-              <w:rPr>
-                <w:rStyle w:val="Hipervnculo"/>
-                <w:noProof/>
-              </w:rPr>
-              <w:t>ó</w:t>
-            </w:r>
-            <w:r>
-              <w:rPr>
-                <w:rStyle w:val="Hipervnculo"/>
-                <w:noProof/>
-              </w:rPr>
-              <w:t>n</w:t>
+              <w:t>Motivación</w:t>
             </w:r>
             <w:r>
               <w:rPr>
@@ -537,7 +509,7 @@
                 <w:noProof/>
                 <w:webHidden/>
               </w:rPr>
-              <w:instrText xml:space="preserve"> PAGEREF _Toc241213552 \h </w:instrText>
+              <w:instrText xml:space="preserve"> PAGEREF _Toc241264837 \h </w:instrText>
             </w:r>
             <w:r>
               <w:rPr>
@@ -584,7 +556,7 @@
               <w14:ligatures w14:val="standardContextual"/>
             </w:rPr>
           </w:pPr>
-          <w:hyperlink w:anchor="_Toc241213553" w:history="1">
+          <w:hyperlink w:anchor="_Toc241264838" w:history="1">
             <w:r>
               <w:rPr>
                 <w:rStyle w:val="Hipervnculo"/>
@@ -608,21 +580,7 @@
                 <w:rStyle w:val="Hipervnculo"/>
                 <w:noProof/>
               </w:rPr>
-              <w:t>Abst</w:t>
-            </w:r>
-            <w:r>
-              <w:rPr>
-                <w:rStyle w:val="Hipervnculo"/>
-                <w:noProof/>
-              </w:rPr>
-              <w:t>r</w:t>
-            </w:r>
-            <w:r>
-              <w:rPr>
-                <w:rStyle w:val="Hipervnculo"/>
-                <w:noProof/>
-              </w:rPr>
-              <w:t>act</w:t>
+              <w:t>Abstract</w:t>
             </w:r>
             <w:r>
               <w:rPr>
@@ -643,7 +601,7 @@
                 <w:noProof/>
                 <w:webHidden/>
               </w:rPr>
-              <w:instrText xml:space="preserve"> PAGEREF _Toc241213553 \h </w:instrText>
+              <w:instrText xml:space="preserve"> PAGEREF _Toc241264838 \h </w:instrText>
             </w:r>
             <w:r>
               <w:rPr>
@@ -690,7 +648,7 @@
               <w14:ligatures w14:val="standardContextual"/>
             </w:rPr>
           </w:pPr>
-          <w:hyperlink w:anchor="_Toc241213554" w:history="1">
+          <w:hyperlink w:anchor="_Toc241264839" w:history="1">
             <w:r>
               <w:rPr>
                 <w:rStyle w:val="Hipervnculo"/>
@@ -735,7 +693,7 @@
                 <w:noProof/>
                 <w:webHidden/>
               </w:rPr>
-              <w:instrText xml:space="preserve"> PAGEREF _Toc241213554 \h </w:instrText>
+              <w:instrText xml:space="preserve"> PAGEREF _Toc241264839 \h </w:instrText>
             </w:r>
             <w:r>
               <w:rPr>
@@ -782,7 +740,7 @@
               <w14:ligatures w14:val="standardContextual"/>
             </w:rPr>
           </w:pPr>
-          <w:hyperlink w:anchor="_Toc241213555" w:history="1">
+          <w:hyperlink w:anchor="_Toc241264840" w:history="1">
             <w:r>
               <w:rPr>
                 <w:rStyle w:val="Hipervnculo"/>
@@ -827,7 +785,7 @@
                 <w:noProof/>
                 <w:webHidden/>
               </w:rPr>
-              <w:instrText xml:space="preserve"> PAGEREF _Toc241213555 \h </w:instrText>
+              <w:instrText xml:space="preserve"> PAGEREF _Toc241264840 \h </w:instrText>
             </w:r>
             <w:r>
               <w:rPr>
@@ -874,7 +832,7 @@
               <w14:ligatures w14:val="standardContextual"/>
             </w:rPr>
           </w:pPr>
-          <w:hyperlink w:anchor="_Toc241213556" w:history="1">
+          <w:hyperlink w:anchor="_Toc241264841" w:history="1">
             <w:r>
               <w:rPr>
                 <w:rStyle w:val="Hipervnculo"/>
@@ -919,7 +877,7 @@
                 <w:noProof/>
                 <w:webHidden/>
               </w:rPr>
-              <w:instrText xml:space="preserve"> PAGEREF _Toc241213556 \h </w:instrText>
+              <w:instrText xml:space="preserve"> PAGEREF _Toc241264841 \h </w:instrText>
             </w:r>
             <w:r>
               <w:rPr>
@@ -966,7 +924,7 @@
               <w14:ligatures w14:val="standardContextual"/>
             </w:rPr>
           </w:pPr>
-          <w:hyperlink w:anchor="_Toc241213557" w:history="1">
+          <w:hyperlink w:anchor="_Toc241264842" w:history="1">
             <w:r>
               <w:rPr>
                 <w:rStyle w:val="Hipervnculo"/>
@@ -1011,7 +969,7 @@
                 <w:noProof/>
                 <w:webHidden/>
               </w:rPr>
-              <w:instrText xml:space="preserve"> PAGEREF _Toc241213557 \h </w:instrText>
+              <w:instrText xml:space="preserve"> PAGEREF _Toc241264842 \h </w:instrText>
             </w:r>
             <w:r>
               <w:rPr>
@@ -1057,7 +1015,7 @@
               <w14:ligatures w14:val="standardContextual"/>
             </w:rPr>
           </w:pPr>
-          <w:hyperlink w:anchor="_Toc241213558" w:history="1">
+          <w:hyperlink w:anchor="_Toc241264843" w:history="1">
             <w:r>
               <w:rPr>
                 <w:rStyle w:val="Hipervnculo"/>
@@ -1084,7 +1042,7 @@
                 <w:noProof/>
                 <w:webHidden/>
               </w:rPr>
-              <w:instrText xml:space="preserve"> PAGEREF _Toc241213558 \h </w:instrText>
+              <w:instrText xml:space="preserve"> PAGEREF _Toc241264843 \h </w:instrText>
             </w:r>
             <w:r>
               <w:rPr>
@@ -1131,7 +1089,7 @@
               <w14:ligatures w14:val="standardContextual"/>
             </w:rPr>
           </w:pPr>
-          <w:hyperlink w:anchor="_Toc241213559" w:history="1">
+          <w:hyperlink w:anchor="_Toc241264844" w:history="1">
             <w:r>
               <w:rPr>
                 <w:rStyle w:val="Hipervnculo"/>
@@ -1176,7 +1134,7 @@
                 <w:noProof/>
                 <w:webHidden/>
               </w:rPr>
-              <w:instrText xml:space="preserve"> PAGEREF _Toc241213559 \h </w:instrText>
+              <w:instrText xml:space="preserve"> PAGEREF _Toc241264844 \h </w:instrText>
             </w:r>
             <w:r>
               <w:rPr>
@@ -1223,7 +1181,7 @@
               <w14:ligatures w14:val="standardContextual"/>
             </w:rPr>
           </w:pPr>
-          <w:hyperlink w:anchor="_Toc241213560" w:history="1">
+          <w:hyperlink w:anchor="_Toc241264845" w:history="1">
             <w:r>
               <w:rPr>
                 <w:rStyle w:val="Hipervnculo"/>
@@ -1268,7 +1226,7 @@
                 <w:noProof/>
                 <w:webHidden/>
               </w:rPr>
-              <w:instrText xml:space="preserve"> PAGEREF _Toc241213560 \h </w:instrText>
+              <w:instrText xml:space="preserve"> PAGEREF _Toc241264845 \h </w:instrText>
             </w:r>
             <w:r>
               <w:rPr>
@@ -1315,7 +1273,7 @@
               <w14:ligatures w14:val="standardContextual"/>
             </w:rPr>
           </w:pPr>
-          <w:hyperlink w:anchor="_Toc241213561" w:history="1">
+          <w:hyperlink w:anchor="_Toc241264846" w:history="1">
             <w:r>
               <w:rPr>
                 <w:rStyle w:val="Hipervnculo"/>
@@ -1360,7 +1318,7 @@
                 <w:noProof/>
                 <w:webHidden/>
               </w:rPr>
-              <w:instrText xml:space="preserve"> PAGEREF _Toc241213561 \h </w:instrText>
+              <w:instrText xml:space="preserve"> PAGEREF _Toc241264846 \h </w:instrText>
             </w:r>
             <w:r>
               <w:rPr>
@@ -1395,6 +1353,7 @@
           <w:pPr>
             <w:pStyle w:val="TDC2"/>
             <w:tabs>
+              <w:tab w:val="left" w:pos="960"/>
               <w:tab w:val="right" w:leader="dot" w:pos="9019"/>
             </w:tabs>
             <w:rPr>
@@ -1406,12 +1365,30 @@
               <w14:ligatures w14:val="standardContextual"/>
             </w:rPr>
           </w:pPr>
-          <w:hyperlink w:anchor="_Toc241213562" w:history="1">
+          <w:hyperlink w:anchor="_Toc241264847" w:history="1">
             <w:r>
               <w:rPr>
                 <w:rStyle w:val="Hipervnculo"/>
                 <w:noProof/>
               </w:rPr>
+              <w:t>7.1.</w:t>
+            </w:r>
+            <w:r>
+              <w:rPr>
+                <w:rFonts w:asciiTheme="minorHAnsi" w:eastAsiaTheme="minorEastAsia" w:hAnsiTheme="minorHAnsi" w:cstheme="minorBidi"/>
+                <w:noProof/>
+                <w:kern w:val="2"/>
+                <w:sz w:val="24"/>
+                <w:lang w:val="es-ES"/>
+                <w14:ligatures w14:val="standardContextual"/>
+              </w:rPr>
+              <w:tab/>
+            </w:r>
+            <w:r>
+              <w:rPr>
+                <w:rStyle w:val="Hipervnculo"/>
+                <w:noProof/>
+              </w:rPr>
               <w:t>necesidades y la finalidad</w:t>
             </w:r>
             <w:r>
@@ -1433,7 +1410,7 @@
                 <w:noProof/>
                 <w:webHidden/>
               </w:rPr>
-              <w:instrText xml:space="preserve"> PAGEREF _Toc241213562 \h </w:instrText>
+              <w:instrText xml:space="preserve"> PAGEREF _Toc241264847 \h </w:instrText>
             </w:r>
             <w:r>
               <w:rPr>
@@ -1468,6 +1445,7 @@
           <w:pPr>
             <w:pStyle w:val="TDC2"/>
             <w:tabs>
+              <w:tab w:val="left" w:pos="960"/>
               <w:tab w:val="right" w:leader="dot" w:pos="9019"/>
             </w:tabs>
             <w:rPr>
@@ -1479,12 +1457,30 @@
               <w14:ligatures w14:val="standardContextual"/>
             </w:rPr>
           </w:pPr>
-          <w:hyperlink w:anchor="_Toc241213563" w:history="1">
+          <w:hyperlink w:anchor="_Toc241264848" w:history="1">
             <w:r>
               <w:rPr>
                 <w:rStyle w:val="Hipervnculo"/>
                 <w:noProof/>
               </w:rPr>
+              <w:t>7.2.</w:t>
+            </w:r>
+            <w:r>
+              <w:rPr>
+                <w:rFonts w:asciiTheme="minorHAnsi" w:eastAsiaTheme="minorEastAsia" w:hAnsiTheme="minorHAnsi" w:cstheme="minorBidi"/>
+                <w:noProof/>
+                <w:kern w:val="2"/>
+                <w:sz w:val="24"/>
+                <w:lang w:val="es-ES"/>
+                <w14:ligatures w14:val="standardContextual"/>
+              </w:rPr>
+              <w:tab/>
+            </w:r>
+            <w:r>
+              <w:rPr>
+                <w:rStyle w:val="Hipervnculo"/>
+                <w:noProof/>
+              </w:rPr>
               <w:t>requisitos funcionales y no funcionales</w:t>
             </w:r>
             <w:r>
@@ -1506,7 +1502,7 @@
                 <w:noProof/>
                 <w:webHidden/>
               </w:rPr>
-              <w:instrText xml:space="preserve"> PAGEREF _Toc241213563 \h </w:instrText>
+              <w:instrText xml:space="preserve"> PAGEREF _Toc241264848 \h </w:instrText>
             </w:r>
             <w:r>
               <w:rPr>
@@ -1541,6 +1537,7 @@
           <w:pPr>
             <w:pStyle w:val="TDC2"/>
             <w:tabs>
+              <w:tab w:val="left" w:pos="960"/>
               <w:tab w:val="right" w:leader="dot" w:pos="9019"/>
             </w:tabs>
             <w:rPr>
@@ -1552,12 +1549,30 @@
               <w14:ligatures w14:val="standardContextual"/>
             </w:rPr>
           </w:pPr>
-          <w:hyperlink w:anchor="_Toc241213564" w:history="1">
+          <w:hyperlink w:anchor="_Toc241264849" w:history="1">
             <w:r>
               <w:rPr>
                 <w:rStyle w:val="Hipervnculo"/>
                 <w:noProof/>
               </w:rPr>
+              <w:t>7.3.</w:t>
+            </w:r>
+            <w:r>
+              <w:rPr>
+                <w:rFonts w:asciiTheme="minorHAnsi" w:eastAsiaTheme="minorEastAsia" w:hAnsiTheme="minorHAnsi" w:cstheme="minorBidi"/>
+                <w:noProof/>
+                <w:kern w:val="2"/>
+                <w:sz w:val="24"/>
+                <w:lang w:val="es-ES"/>
+                <w14:ligatures w14:val="standardContextual"/>
+              </w:rPr>
+              <w:tab/>
+            </w:r>
+            <w:r>
+              <w:rPr>
+                <w:rStyle w:val="Hipervnculo"/>
+                <w:noProof/>
+              </w:rPr>
               <w:t>diagramas de Entidad-Relación</w:t>
             </w:r>
             <w:r>
@@ -1579,7 +1594,7 @@
                 <w:noProof/>
                 <w:webHidden/>
               </w:rPr>
-              <w:instrText xml:space="preserve"> PAGEREF _Toc241213564 \h </w:instrText>
+              <w:instrText xml:space="preserve"> PAGEREF _Toc241264849 \h </w:instrText>
             </w:r>
             <w:r>
               <w:rPr>
@@ -1599,7 +1614,7 @@
                 <w:noProof/>
                 <w:webHidden/>
               </w:rPr>
-              <w:t>10</w:t>
+              <w:t>11</w:t>
             </w:r>
             <w:r>
               <w:rPr>
@@ -1614,6 +1629,7 @@
           <w:pPr>
             <w:pStyle w:val="TDC2"/>
             <w:tabs>
+              <w:tab w:val="left" w:pos="960"/>
               <w:tab w:val="right" w:leader="dot" w:pos="9019"/>
             </w:tabs>
             <w:rPr>
@@ -1625,27 +1641,31 @@
               <w14:ligatures w14:val="standardContextual"/>
             </w:rPr>
           </w:pPr>
-          <w:hyperlink w:anchor="_Toc241213565" w:history="1">
+          <w:hyperlink w:anchor="_Toc241264850" w:history="1">
             <w:r>
               <w:rPr>
                 <w:rStyle w:val="Hipervnculo"/>
                 <w:noProof/>
               </w:rPr>
-              <w:t>diagramas de Cas</w:t>
+              <w:t>7.4.</w:t>
+            </w:r>
+            <w:r>
+              <w:rPr>
+                <w:rFonts w:asciiTheme="minorHAnsi" w:eastAsiaTheme="minorEastAsia" w:hAnsiTheme="minorHAnsi" w:cstheme="minorBidi"/>
+                <w:noProof/>
+                <w:kern w:val="2"/>
+                <w:sz w:val="24"/>
+                <w:lang w:val="es-ES"/>
+                <w14:ligatures w14:val="standardContextual"/>
+              </w:rPr>
+              <w:tab/>
             </w:r>
             <w:r>
               <w:rPr>
                 <w:rStyle w:val="Hipervnculo"/>
                 <w:noProof/>
               </w:rPr>
-              <w:t>o</w:t>
-            </w:r>
-            <w:r>
-              <w:rPr>
-                <w:rStyle w:val="Hipervnculo"/>
-                <w:noProof/>
-              </w:rPr>
-              <w:t>s de Uso</w:t>
+              <w:t>diagramas de Casos de Uso</w:t>
             </w:r>
             <w:r>
               <w:rPr>
@@ -1666,7 +1686,7 @@
                 <w:noProof/>
                 <w:webHidden/>
               </w:rPr>
-              <w:instrText xml:space="preserve"> PAGEREF _Toc241213565 \h </w:instrText>
+              <w:instrText xml:space="preserve"> PAGEREF _Toc241264850 \h </w:instrText>
             </w:r>
             <w:r>
               <w:rPr>
@@ -1686,7 +1706,7 @@
                 <w:noProof/>
                 <w:webHidden/>
               </w:rPr>
-              <w:t>11</w:t>
+              <w:t>13</w:t>
             </w:r>
             <w:r>
               <w:rPr>
@@ -1701,6 +1721,7 @@
           <w:pPr>
             <w:pStyle w:val="TDC2"/>
             <w:tabs>
+              <w:tab w:val="left" w:pos="960"/>
               <w:tab w:val="right" w:leader="dot" w:pos="9019"/>
             </w:tabs>
             <w:rPr>
@@ -1712,12 +1733,30 @@
               <w14:ligatures w14:val="standardContextual"/>
             </w:rPr>
           </w:pPr>
-          <w:hyperlink w:anchor="_Toc241213566" w:history="1">
+          <w:hyperlink w:anchor="_Toc241264851" w:history="1">
             <w:r>
               <w:rPr>
                 <w:rStyle w:val="Hipervnculo"/>
                 <w:noProof/>
               </w:rPr>
+              <w:t>7.5.</w:t>
+            </w:r>
+            <w:r>
+              <w:rPr>
+                <w:rFonts w:asciiTheme="minorHAnsi" w:eastAsiaTheme="minorEastAsia" w:hAnsiTheme="minorHAnsi" w:cstheme="minorBidi"/>
+                <w:noProof/>
+                <w:kern w:val="2"/>
+                <w:sz w:val="24"/>
+                <w:lang w:val="es-ES"/>
+                <w14:ligatures w14:val="standardContextual"/>
+              </w:rPr>
+              <w:tab/>
+            </w:r>
+            <w:r>
+              <w:rPr>
+                <w:rStyle w:val="Hipervnculo"/>
+                <w:noProof/>
+              </w:rPr>
               <w:t>diagrama de clases</w:t>
             </w:r>
             <w:r>
@@ -1739,7 +1778,7 @@
                 <w:noProof/>
                 <w:webHidden/>
               </w:rPr>
-              <w:instrText xml:space="preserve"> PAGEREF _Toc241213566 \h </w:instrText>
+              <w:instrText xml:space="preserve"> PAGEREF _Toc241264851 \h </w:instrText>
             </w:r>
             <w:r>
               <w:rPr>
@@ -1759,7 +1798,7 @@
                 <w:noProof/>
                 <w:webHidden/>
               </w:rPr>
-              <w:t>12</w:t>
+              <w:t>15</w:t>
             </w:r>
             <w:r>
               <w:rPr>
@@ -1786,7 +1825,7 @@
               <w14:ligatures w14:val="standardContextual"/>
             </w:rPr>
           </w:pPr>
-          <w:hyperlink w:anchor="_Toc241213567" w:history="1">
+          <w:hyperlink w:anchor="_Toc241264852" w:history="1">
             <w:r>
               <w:rPr>
                 <w:rStyle w:val="Hipervnculo"/>
@@ -1831,7 +1870,7 @@
                 <w:noProof/>
                 <w:webHidden/>
               </w:rPr>
-              <w:instrText xml:space="preserve"> PAGEREF _Toc241213567 \h </w:instrText>
+              <w:instrText xml:space="preserve"> PAGEREF _Toc241264852 \h </w:instrText>
             </w:r>
             <w:r>
               <w:rPr>
@@ -1851,7 +1890,7 @@
                 <w:noProof/>
                 <w:webHidden/>
               </w:rPr>
-              <w:t>13</w:t>
+              <w:t>17</w:t>
             </w:r>
             <w:r>
               <w:rPr>
@@ -1878,7 +1917,7 @@
               <w14:ligatures w14:val="standardContextual"/>
             </w:rPr>
           </w:pPr>
-          <w:hyperlink w:anchor="_Toc241213568" w:history="1">
+          <w:hyperlink w:anchor="_Toc241264853" w:history="1">
             <w:r>
               <w:rPr>
                 <w:rStyle w:val="Hipervnculo"/>
@@ -1923,7 +1962,7 @@
                 <w:noProof/>
                 <w:webHidden/>
               </w:rPr>
-              <w:instrText xml:space="preserve"> PAGEREF _Toc241213568 \h </w:instrText>
+              <w:instrText xml:space="preserve"> PAGEREF _Toc241264853 \h </w:instrText>
             </w:r>
             <w:r>
               <w:rPr>
@@ -1943,7 +1982,7 @@
                 <w:noProof/>
                 <w:webHidden/>
               </w:rPr>
-              <w:t>14</w:t>
+              <w:t>18</w:t>
             </w:r>
             <w:r>
               <w:rPr>
@@ -1970,7 +2009,7 @@
               <w14:ligatures w14:val="standardContextual"/>
             </w:rPr>
           </w:pPr>
-          <w:hyperlink w:anchor="_Toc241213569" w:history="1">
+          <w:hyperlink w:anchor="_Toc241264854" w:history="1">
             <w:r>
               <w:rPr>
                 <w:rStyle w:val="Hipervnculo"/>
@@ -2015,7 +2054,7 @@
                 <w:noProof/>
                 <w:webHidden/>
               </w:rPr>
-              <w:instrText xml:space="preserve"> PAGEREF _Toc241213569 \h </w:instrText>
+              <w:instrText xml:space="preserve"> PAGEREF _Toc241264854 \h </w:instrText>
             </w:r>
             <w:r>
               <w:rPr>
@@ -2035,7 +2074,7 @@
                 <w:noProof/>
                 <w:webHidden/>
               </w:rPr>
-              <w:t>15</w:t>
+              <w:t>19</w:t>
             </w:r>
             <w:r>
               <w:rPr>
@@ -2062,7 +2101,7 @@
               <w14:ligatures w14:val="standardContextual"/>
             </w:rPr>
           </w:pPr>
-          <w:hyperlink w:anchor="_Toc241213570" w:history="1">
+          <w:hyperlink w:anchor="_Toc241264855" w:history="1">
             <w:r>
               <w:rPr>
                 <w:rStyle w:val="Hipervnculo"/>
@@ -2107,7 +2146,7 @@
                 <w:noProof/>
                 <w:webHidden/>
               </w:rPr>
-              <w:instrText xml:space="preserve"> PAGEREF _Toc241213570 \h </w:instrText>
+              <w:instrText xml:space="preserve"> PAGEREF _Toc241264855 \h </w:instrText>
             </w:r>
             <w:r>
               <w:rPr>
@@ -2127,7 +2166,7 @@
                 <w:noProof/>
                 <w:webHidden/>
               </w:rPr>
-              <w:t>16</w:t>
+              <w:t>20</w:t>
             </w:r>
             <w:r>
               <w:rPr>
@@ -2154,7 +2193,7 @@
               <w14:ligatures w14:val="standardContextual"/>
             </w:rPr>
           </w:pPr>
-          <w:hyperlink w:anchor="_Toc241213571" w:history="1">
+          <w:hyperlink w:anchor="_Toc241264856" w:history="1">
             <w:r>
               <w:rPr>
                 <w:rStyle w:val="Hipervnculo"/>
@@ -2199,7 +2238,7 @@
                 <w:noProof/>
                 <w:webHidden/>
               </w:rPr>
-              <w:instrText xml:space="preserve"> PAGEREF _Toc241213571 \h </w:instrText>
+              <w:instrText xml:space="preserve"> PAGEREF _Toc241264856 \h </w:instrText>
             </w:r>
             <w:r>
               <w:rPr>
@@ -2219,7 +2258,7 @@
                 <w:noProof/>
                 <w:webHidden/>
               </w:rPr>
-              <w:t>17</w:t>
+              <w:t>21</w:t>
             </w:r>
             <w:r>
               <w:rPr>
@@ -2246,7 +2285,7 @@
               <w14:ligatures w14:val="standardContextual"/>
             </w:rPr>
           </w:pPr>
-          <w:hyperlink w:anchor="_Toc241213572" w:history="1">
+          <w:hyperlink w:anchor="_Toc241264857" w:history="1">
             <w:r>
               <w:rPr>
                 <w:rStyle w:val="Hipervnculo"/>
@@ -2291,7 +2330,7 @@
                 <w:noProof/>
                 <w:webHidden/>
               </w:rPr>
-              <w:instrText xml:space="preserve"> PAGEREF _Toc241213572 \h </w:instrText>
+              <w:instrText xml:space="preserve"> PAGEREF _Toc241264857 \h </w:instrText>
             </w:r>
             <w:r>
               <w:rPr>
@@ -2311,7 +2350,7 @@
                 <w:noProof/>
                 <w:webHidden/>
               </w:rPr>
-              <w:t>17</w:t>
+              <w:t>21</w:t>
             </w:r>
             <w:r>
               <w:rPr>
@@ -2338,7 +2377,7 @@
               <w14:ligatures w14:val="standardContextual"/>
             </w:rPr>
           </w:pPr>
-          <w:hyperlink w:anchor="_Toc241213573" w:history="1">
+          <w:hyperlink w:anchor="_Toc241264858" w:history="1">
             <w:r>
               <w:rPr>
                 <w:rStyle w:val="Hipervnculo"/>
@@ -2383,7 +2422,7 @@
                 <w:noProof/>
                 <w:webHidden/>
               </w:rPr>
-              <w:instrText xml:space="preserve"> PAGEREF _Toc241213573 \h </w:instrText>
+              <w:instrText xml:space="preserve"> PAGEREF _Toc241264858 \h </w:instrText>
             </w:r>
             <w:r>
               <w:rPr>
@@ -2403,7 +2442,7 @@
                 <w:noProof/>
                 <w:webHidden/>
               </w:rPr>
-              <w:t>17</w:t>
+              <w:t>21</w:t>
             </w:r>
             <w:r>
               <w:rPr>
@@ -2450,7 +2489,7 @@
           <w:numId w:val="1"/>
         </w:numPr>
       </w:pPr>
-      <w:bookmarkStart w:id="2" w:name="_Toc241213551"/>
+      <w:bookmarkStart w:id="2" w:name="_Toc241264836"/>
       <w:r>
         <w:lastRenderedPageBreak/>
         <w:t>Introducción</w:t>
@@ -2480,7 +2519,7 @@
           <w:numId w:val="1"/>
         </w:numPr>
       </w:pPr>
-      <w:bookmarkStart w:id="3" w:name="_Toc241213552"/>
+      <w:bookmarkStart w:id="3" w:name="_Toc241264837"/>
       <w:r>
         <w:t>Motivación</w:t>
       </w:r>
@@ -2501,7 +2540,15 @@
     </w:p>
     <w:p>
       <w:r>
-        <w:t>La empresa seleccionada, la clínica, es porque abarca múltiples posibilidades y da la posibilidad de ejercer todo lo aprendido, base de datos, gestión de clientes, gestión de ficheros, datos sensibles, incluso sostenibilidad ya que podemos partir de actualizar una empresa que aun usa papel, puede que ya no queden muchas pero es para poder hacer un ejemplo y poder aplicar todas las áreas dadas.</w:t>
+        <w:t xml:space="preserve">La empresa seleccionada, la clínica, es porque abarca múltiples posibilidades y da la posibilidad de ejercer todo lo aprendido, base de datos, gestión de clientes, gestión de ficheros, datos sensibles, incluso sostenibilidad ya que podemos partir de actualizar una empresa que aun usa papel, puede que ya no queden </w:t>
+      </w:r>
+      <w:proofErr w:type="gramStart"/>
+      <w:r>
+        <w:t>muchas</w:t>
+      </w:r>
+      <w:proofErr w:type="gramEnd"/>
+      <w:r>
+        <w:t xml:space="preserve"> pero es para poder hacer un ejemplo y poder aplicar todas las áreas dadas.</w:t>
       </w:r>
     </w:p>
     <w:p>
@@ -2512,7 +2559,7 @@
           <w:numId w:val="1"/>
         </w:numPr>
       </w:pPr>
-      <w:bookmarkStart w:id="4" w:name="_Toc241213553"/>
+      <w:bookmarkStart w:id="4" w:name="_Toc241264838"/>
       <w:proofErr w:type="spellStart"/>
       <w:r>
         <w:t>Abstract</w:t>
@@ -2581,7 +2628,7 @@
           <w:numId w:val="1"/>
         </w:numPr>
       </w:pPr>
-      <w:bookmarkStart w:id="5" w:name="_Toc241213554"/>
+      <w:bookmarkStart w:id="5" w:name="_Toc241264839"/>
       <w:r>
         <w:t>Objetivos propuestos (generales y específicos)</w:t>
       </w:r>
@@ -2599,10 +2646,22 @@
           <w:b/>
           <w:bCs/>
         </w:rPr>
-        <w:t xml:space="preserve">Una base de datos, </w:t>
-      </w:r>
-      <w:r>
-        <w:t xml:space="preserve"> donde se almacene los datos del </w:t>
+        <w:t xml:space="preserve">Una base de </w:t>
+      </w:r>
+      <w:proofErr w:type="gramStart"/>
+      <w:r>
+        <w:rPr>
+          <w:b/>
+          <w:bCs/>
+        </w:rPr>
+        <w:t xml:space="preserve">datos, </w:t>
+      </w:r>
+      <w:r>
+        <w:t xml:space="preserve"> donde</w:t>
+      </w:r>
+      <w:proofErr w:type="gramEnd"/>
+      <w:r>
+        <w:t xml:space="preserve"> se almacene los datos del </w:t>
       </w:r>
       <w:r>
         <w:t>paciente</w:t>
@@ -2721,13 +2780,29 @@
           <w:szCs w:val="22"/>
         </w:rPr>
         <w:br/>
-        <w:t xml:space="preserve">Una Aplicación de escritorio, </w:t>
-      </w:r>
-      <w:r>
-        <w:rPr>
+        <w:t xml:space="preserve">Una Aplicación de </w:t>
+      </w:r>
+      <w:proofErr w:type="gramStart"/>
+      <w:r>
+        <w:rPr>
+          <w:b/>
+          <w:bCs/>
           <w:szCs w:val="22"/>
         </w:rPr>
-        <w:t xml:space="preserve"> donde los trabajadores podrán acceder desde sus ordenadores, consultar pacientes, consultar citas, consultar sus horarios, agendar citas o modificaciones.</w:t>
+        <w:t xml:space="preserve">escritorio, </w:t>
+      </w:r>
+      <w:r>
+        <w:rPr>
+          <w:szCs w:val="22"/>
+        </w:rPr>
+        <w:t xml:space="preserve"> donde</w:t>
+      </w:r>
+      <w:proofErr w:type="gramEnd"/>
+      <w:r>
+        <w:rPr>
+          <w:szCs w:val="22"/>
+        </w:rPr>
+        <w:t xml:space="preserve"> los trabajadores podrán acceder desde sus ordenadores, consultar pacientes, consultar citas, consultar sus horarios, agendar citas o modificaciones.</w:t>
       </w:r>
       <w:r>
         <w:rPr>
@@ -2942,7 +3017,7 @@
           <w:numId w:val="1"/>
         </w:numPr>
       </w:pPr>
-      <w:bookmarkStart w:id="6" w:name="_Toc241213555"/>
+      <w:bookmarkStart w:id="6" w:name="_Toc241264840"/>
       <w:r>
         <w:lastRenderedPageBreak/>
         <w:t>Estado del Arte</w:t>
@@ -2968,7 +3043,7 @@
           <w:numId w:val="1"/>
         </w:numPr>
       </w:pPr>
-      <w:bookmarkStart w:id="7" w:name="_Toc241213556"/>
+      <w:bookmarkStart w:id="7" w:name="_Toc241264841"/>
       <w:r>
         <w:lastRenderedPageBreak/>
         <w:t>Metodología usada</w:t>
@@ -2996,7 +3071,7 @@
           <w:numId w:val="1"/>
         </w:numPr>
       </w:pPr>
-      <w:bookmarkStart w:id="8" w:name="_Toc241213557"/>
+      <w:bookmarkStart w:id="8" w:name="_Toc241264842"/>
       <w:r>
         <w:lastRenderedPageBreak/>
         <w:t>Tecnologías y herramientas utilizadas en el proyecto</w:t>
@@ -3017,7 +3092,7 @@
         </w:rPr>
       </w:pPr>
       <w:bookmarkStart w:id="9" w:name="_Toc241170496"/>
-      <w:bookmarkStart w:id="10" w:name="_Toc241213558"/>
+      <w:bookmarkStart w:id="10" w:name="_Toc241264843"/>
       <w:r>
         <w:rPr>
           <w:sz w:val="22"/>
@@ -3167,7 +3242,15 @@
         <w:ind w:left="360"/>
       </w:pPr>
       <w:r>
-        <w:t xml:space="preserve">Para la Comunicación, Concurrencia y Seguridad:. </w:t>
+        <w:t xml:space="preserve">Para la Comunicación, Concurrencia y </w:t>
+      </w:r>
+      <w:proofErr w:type="gramStart"/>
+      <w:r>
+        <w:t>Seguridad:.</w:t>
+      </w:r>
+      <w:proofErr w:type="gramEnd"/>
+      <w:r>
+        <w:t xml:space="preserve"> </w:t>
       </w:r>
     </w:p>
     <w:p>
@@ -3207,10 +3290,12 @@
         <w:t xml:space="preserve">Para el Control de Calidad y </w:t>
       </w:r>
       <w:proofErr w:type="spellStart"/>
+      <w:proofErr w:type="gramStart"/>
       <w:r>
         <w:t>Versiones:Pruebas</w:t>
       </w:r>
       <w:proofErr w:type="spellEnd"/>
+      <w:proofErr w:type="gramEnd"/>
       <w:r>
         <w:t xml:space="preserve">: </w:t>
       </w:r>
@@ -3262,7 +3347,7 @@
           <w:numId w:val="1"/>
         </w:numPr>
       </w:pPr>
-      <w:bookmarkStart w:id="11" w:name="_Toc241213559"/>
+      <w:bookmarkStart w:id="11" w:name="_Toc241264844"/>
       <w:r>
         <w:lastRenderedPageBreak/>
         <w:t>Planificación, Diagnóstico y Contexto Laboral</w:t>
@@ -3290,7 +3375,7 @@
           <w:numId w:val="1"/>
         </w:numPr>
       </w:pPr>
-      <w:bookmarkStart w:id="12" w:name="_Toc241213560"/>
+      <w:bookmarkStart w:id="12" w:name="_Toc241264845"/>
       <w:r>
         <w:lastRenderedPageBreak/>
         <w:t>Análisis del proyecto</w:t>
@@ -3319,7 +3404,7 @@
           <w:numId w:val="1"/>
         </w:numPr>
       </w:pPr>
-      <w:bookmarkStart w:id="13" w:name="_Toc241213561"/>
+      <w:bookmarkStart w:id="13" w:name="_Toc241264846"/>
       <w:r>
         <w:lastRenderedPageBreak/>
         <w:t>Diseño del proyecto</w:t>
@@ -3343,7 +3428,7 @@
         </w:numPr>
       </w:pPr>
       <w:bookmarkStart w:id="14" w:name="_Toc241172014"/>
-      <w:bookmarkStart w:id="15" w:name="_Toc241213562"/>
+      <w:bookmarkStart w:id="15" w:name="_Toc241264847"/>
       <w:r>
         <w:t>necesidades y la finalidad</w:t>
       </w:r>
@@ -3424,7 +3509,7 @@
         </w:numPr>
       </w:pPr>
       <w:bookmarkStart w:id="16" w:name="_Toc241172015"/>
-      <w:bookmarkStart w:id="17" w:name="_Toc241213563"/>
+      <w:bookmarkStart w:id="17" w:name="_Toc241264848"/>
       <w:r>
         <w:t>requisitos funcionales y no funcionale</w:t>
       </w:r>
@@ -3617,7 +3702,7 @@
         </w:numPr>
       </w:pPr>
       <w:bookmarkStart w:id="18" w:name="_Toc241172016"/>
-      <w:bookmarkStart w:id="19" w:name="_Toc241213564"/>
+      <w:bookmarkStart w:id="19" w:name="_Toc241264849"/>
       <w:r>
         <w:t>diagramas de Entidad-Relación</w:t>
       </w:r>
@@ -4239,7 +4324,15 @@
       </w:r>
       <w:proofErr w:type="spellEnd"/>
       <w:r>
-        <w:t xml:space="preserve"> (0, N) : (1, 1)</w:t>
+        <w:t xml:space="preserve"> (0, N</w:t>
+      </w:r>
+      <w:proofErr w:type="gramStart"/>
+      <w:r>
+        <w:t>) :</w:t>
+      </w:r>
+      <w:proofErr w:type="gramEnd"/>
+      <w:r>
+        <w:t xml:space="preserve"> (1, 1)</w:t>
       </w:r>
     </w:p>
     <w:p>
@@ -4264,7 +4357,15 @@
       </w:r>
       <w:proofErr w:type="spellEnd"/>
       <w:r>
-        <w:t xml:space="preserve"> (0, 1) : (1, 1)</w:t>
+        <w:t xml:space="preserve"> (0, 1</w:t>
+      </w:r>
+      <w:proofErr w:type="gramStart"/>
+      <w:r>
+        <w:t>) :</w:t>
+      </w:r>
+      <w:proofErr w:type="gramEnd"/>
+      <w:r>
+        <w:t xml:space="preserve"> (1, 1)</w:t>
       </w:r>
     </w:p>
     <w:p>
@@ -4614,11 +4715,23 @@
           <w:b/>
           <w:bCs/>
         </w:rPr>
-        <w:t>Historial_Medico</w:t>
-      </w:r>
-      <w:proofErr w:type="spellEnd"/>
-      <w:r>
-        <w:t xml:space="preserve"> : </w:t>
+        <w:t>Historial_</w:t>
+      </w:r>
+      <w:proofErr w:type="gramStart"/>
+      <w:r>
+        <w:rPr>
+          <w:b/>
+          <w:bCs/>
+        </w:rPr>
+        <w:t>Medico</w:t>
+      </w:r>
+      <w:proofErr w:type="spellEnd"/>
+      <w:r>
+        <w:t xml:space="preserve"> :</w:t>
+      </w:r>
+      <w:proofErr w:type="gramEnd"/>
+      <w:r>
+        <w:t xml:space="preserve"> </w:t>
       </w:r>
       <w:proofErr w:type="spellStart"/>
       <w:r>
@@ -4759,7 +4872,6 @@
       <w:pPr>
         <w:pStyle w:val="Ttulo2"/>
       </w:pPr>
-      <w:bookmarkStart w:id="21" w:name="_Toc241213565"/>
     </w:p>
     <w:p>
       <w:pPr>
@@ -4784,12 +4896,576 @@
           <w:numId w:val="16"/>
         </w:numPr>
       </w:pPr>
+      <w:bookmarkStart w:id="21" w:name="_Toc241264850"/>
       <w:r>
         <w:t>diagramas de Casos de Uso</w:t>
       </w:r>
       <w:bookmarkEnd w:id="20"/>
       <w:bookmarkEnd w:id="21"/>
     </w:p>
+    <w:p>
+      <w:pPr>
+        <w:rPr>
+          <w:lang w:val="es-ES"/>
+        </w:rPr>
+      </w:pPr>
+      <w:r>
+        <w:rPr>
+          <w:b/>
+          <w:bCs/>
+          <w:lang w:val="es-ES"/>
+        </w:rPr>
+        <w:t xml:space="preserve">1. Actor: Administrativo / Recepcionista (Aplicación de Escritorio - </w:t>
+      </w:r>
+      <w:proofErr w:type="spellStart"/>
+      <w:r>
+        <w:rPr>
+          <w:b/>
+          <w:bCs/>
+          <w:lang w:val="es-ES"/>
+        </w:rPr>
+        <w:t>JavaFX</w:t>
+      </w:r>
+      <w:proofErr w:type="spellEnd"/>
+      <w:r>
+        <w:rPr>
+          <w:b/>
+          <w:bCs/>
+          <w:lang w:val="es-ES"/>
+        </w:rPr>
+        <w:t>)</w:t>
+      </w:r>
+      <w:r>
+        <w:rPr>
+          <w:lang w:val="es-ES"/>
+        </w:rPr>
+        <w:t xml:space="preserve"> Este perfil se encarga de la gestión inicial y del flujo organizativo de la clínica. Sus casos de uso principales son:</w:t>
+      </w:r>
+    </w:p>
+    <w:p>
+      <w:pPr>
+        <w:numPr>
+          <w:ilvl w:val="0"/>
+          <w:numId w:val="20"/>
+        </w:numPr>
+        <w:rPr>
+          <w:lang w:val="es-ES"/>
+        </w:rPr>
+      </w:pPr>
+      <w:r>
+        <w:rPr>
+          <w:b/>
+          <w:bCs/>
+          <w:lang w:val="es-ES"/>
+        </w:rPr>
+        <w:t>CU-A01. Iniciar sesión:</w:t>
+      </w:r>
+      <w:r>
+        <w:rPr>
+          <w:lang w:val="es-ES"/>
+        </w:rPr>
+        <w:t xml:space="preserve"> Acceder al sistema introduciendo sus credenciales, que serán validadas por el servidor.</w:t>
+      </w:r>
+    </w:p>
+    <w:p>
+      <w:pPr>
+        <w:numPr>
+          <w:ilvl w:val="0"/>
+          <w:numId w:val="20"/>
+        </w:numPr>
+        <w:rPr>
+          <w:lang w:val="es-ES"/>
+        </w:rPr>
+      </w:pPr>
+      <w:r>
+        <w:rPr>
+          <w:b/>
+          <w:bCs/>
+          <w:lang w:val="es-ES"/>
+        </w:rPr>
+        <w:t>CU-</w:t>
+      </w:r>
+      <w:r>
+        <w:rPr>
+          <w:b/>
+          <w:bCs/>
+          <w:lang w:val="es-ES"/>
+        </w:rPr>
+        <w:t>A</w:t>
+      </w:r>
+      <w:r>
+        <w:rPr>
+          <w:b/>
+          <w:bCs/>
+          <w:lang w:val="es-ES"/>
+        </w:rPr>
+        <w:t>02. Consultar Agenda Laboral:</w:t>
+      </w:r>
+      <w:r>
+        <w:rPr>
+          <w:lang w:val="es-ES"/>
+        </w:rPr>
+        <w:t xml:space="preserve"> Visualizar su horario y </w:t>
+      </w:r>
+      <w:r>
+        <w:rPr>
+          <w:lang w:val="es-ES"/>
+        </w:rPr>
+        <w:t>el de todos los trabajadores</w:t>
+      </w:r>
+    </w:p>
+    <w:p>
+      <w:pPr>
+        <w:numPr>
+          <w:ilvl w:val="0"/>
+          <w:numId w:val="20"/>
+        </w:numPr>
+        <w:rPr>
+          <w:lang w:val="es-ES"/>
+        </w:rPr>
+      </w:pPr>
+      <w:r>
+        <w:rPr>
+          <w:b/>
+          <w:bCs/>
+          <w:lang w:val="es-ES"/>
+        </w:rPr>
+        <w:lastRenderedPageBreak/>
+        <w:t>CU-A0</w:t>
+      </w:r>
+      <w:r>
+        <w:rPr>
+          <w:b/>
+          <w:bCs/>
+          <w:lang w:val="es-ES"/>
+        </w:rPr>
+        <w:t>3</w:t>
+      </w:r>
+      <w:r>
+        <w:rPr>
+          <w:b/>
+          <w:bCs/>
+          <w:lang w:val="es-ES"/>
+        </w:rPr>
+        <w:t>. Gestión de Pacientes (CRUD):</w:t>
+      </w:r>
+      <w:r>
+        <w:rPr>
+          <w:lang w:val="es-ES"/>
+        </w:rPr>
+        <w:t xml:space="preserve"> Dar de alta a nuevos pacientes, consultar sus datos personales, modificarlos o darlos de baja.</w:t>
+      </w:r>
+    </w:p>
+    <w:p>
+      <w:pPr>
+        <w:numPr>
+          <w:ilvl w:val="0"/>
+          <w:numId w:val="20"/>
+        </w:numPr>
+        <w:rPr>
+          <w:lang w:val="es-ES"/>
+        </w:rPr>
+      </w:pPr>
+      <w:r>
+        <w:rPr>
+          <w:b/>
+          <w:bCs/>
+          <w:lang w:val="es-ES"/>
+        </w:rPr>
+        <w:t>CU-A0</w:t>
+      </w:r>
+      <w:r>
+        <w:rPr>
+          <w:b/>
+          <w:bCs/>
+          <w:lang w:val="es-ES"/>
+        </w:rPr>
+        <w:t>4</w:t>
+      </w:r>
+      <w:r>
+        <w:rPr>
+          <w:b/>
+          <w:bCs/>
+          <w:lang w:val="es-ES"/>
+        </w:rPr>
+        <w:t>. Gestión de Citas:</w:t>
+      </w:r>
+      <w:r>
+        <w:rPr>
+          <w:lang w:val="es-ES"/>
+        </w:rPr>
+        <w:t xml:space="preserve"> Consultar la disponibilidad de los médicos, asignar una nueva cita a un paciente, modificar la fecha/hora o cancelarla.</w:t>
+      </w:r>
+    </w:p>
+    <w:p>
+      <w:pPr>
+        <w:numPr>
+          <w:ilvl w:val="0"/>
+          <w:numId w:val="20"/>
+        </w:numPr>
+        <w:rPr>
+          <w:lang w:val="es-ES"/>
+        </w:rPr>
+      </w:pPr>
+      <w:r>
+        <w:rPr>
+          <w:b/>
+          <w:bCs/>
+          <w:lang w:val="es-ES"/>
+        </w:rPr>
+        <w:t>CU-A0</w:t>
+      </w:r>
+      <w:r>
+        <w:rPr>
+          <w:b/>
+          <w:bCs/>
+          <w:lang w:val="es-ES"/>
+        </w:rPr>
+        <w:t>5</w:t>
+      </w:r>
+      <w:r>
+        <w:rPr>
+          <w:b/>
+          <w:bCs/>
+          <w:lang w:val="es-ES"/>
+        </w:rPr>
+        <w:t>. Generar Pulsera QR:</w:t>
+      </w:r>
+      <w:r>
+        <w:rPr>
+          <w:lang w:val="es-ES"/>
+        </w:rPr>
+        <w:t xml:space="preserve"> Una vez el paciente llega a la clínica, el administrativo genera e imprime la pulsera con el código QR identificativo para su acceso a planta.</w:t>
+      </w:r>
+    </w:p>
+    <w:p>
+      <w:pPr>
+        <w:rPr>
+          <w:lang w:val="es-ES"/>
+        </w:rPr>
+      </w:pPr>
+      <w:r>
+        <w:rPr>
+          <w:b/>
+          <w:bCs/>
+          <w:lang w:val="es-ES"/>
+        </w:rPr>
+        <w:t xml:space="preserve">2. Actor: Médico (Aplicación de Escritorio - </w:t>
+      </w:r>
+      <w:proofErr w:type="spellStart"/>
+      <w:r>
+        <w:rPr>
+          <w:b/>
+          <w:bCs/>
+          <w:lang w:val="es-ES"/>
+        </w:rPr>
+        <w:t>JavaFX</w:t>
+      </w:r>
+      <w:proofErr w:type="spellEnd"/>
+      <w:r>
+        <w:rPr>
+          <w:b/>
+          <w:bCs/>
+          <w:lang w:val="es-ES"/>
+        </w:rPr>
+        <w:t>)</w:t>
+      </w:r>
+      <w:r>
+        <w:rPr>
+          <w:lang w:val="es-ES"/>
+        </w:rPr>
+        <w:t xml:space="preserve"> El personal médico requiere un entorno de escritorio para poder redactar diagnósticos extensos y revisar historiales con comodidad. Sus casos de uso principales son:</w:t>
+      </w:r>
+    </w:p>
+    <w:p>
+      <w:pPr>
+        <w:numPr>
+          <w:ilvl w:val="0"/>
+          <w:numId w:val="21"/>
+        </w:numPr>
+        <w:rPr>
+          <w:lang w:val="es-ES"/>
+        </w:rPr>
+      </w:pPr>
+      <w:r>
+        <w:rPr>
+          <w:b/>
+          <w:bCs/>
+          <w:lang w:val="es-ES"/>
+        </w:rPr>
+        <w:t>CU-M01. Iniciar sesión:</w:t>
+      </w:r>
+      <w:r>
+        <w:rPr>
+          <w:lang w:val="es-ES"/>
+        </w:rPr>
+        <w:t xml:space="preserve"> Acceso al sistema bajo el rol de Médico.</w:t>
+      </w:r>
+    </w:p>
+    <w:p>
+      <w:pPr>
+        <w:numPr>
+          <w:ilvl w:val="0"/>
+          <w:numId w:val="21"/>
+        </w:numPr>
+        <w:rPr>
+          <w:lang w:val="es-ES"/>
+        </w:rPr>
+      </w:pPr>
+      <w:r>
+        <w:rPr>
+          <w:b/>
+          <w:bCs/>
+          <w:lang w:val="es-ES"/>
+        </w:rPr>
+        <w:t>CU-M02. Consultar Agenda Laboral:</w:t>
+      </w:r>
+      <w:r>
+        <w:rPr>
+          <w:lang w:val="es-ES"/>
+        </w:rPr>
+        <w:t xml:space="preserve"> Visualizar su horario y el listado de pacientes que tiene citados para el día en curso.</w:t>
+      </w:r>
+    </w:p>
+    <w:p>
+      <w:pPr>
+        <w:numPr>
+          <w:ilvl w:val="0"/>
+          <w:numId w:val="21"/>
+        </w:numPr>
+        <w:rPr>
+          <w:lang w:val="es-ES"/>
+        </w:rPr>
+      </w:pPr>
+      <w:r>
+        <w:rPr>
+          <w:b/>
+          <w:bCs/>
+          <w:lang w:val="es-ES"/>
+        </w:rPr>
+        <w:t>CU-M03. Consultar Historial Clínico:</w:t>
+      </w:r>
+      <w:r>
+        <w:rPr>
+          <w:lang w:val="es-ES"/>
+        </w:rPr>
+        <w:t xml:space="preserve"> Acceder al registro médico completo de un paciente asignado.</w:t>
+      </w:r>
+    </w:p>
+    <w:p>
+      <w:pPr>
+        <w:numPr>
+          <w:ilvl w:val="0"/>
+          <w:numId w:val="21"/>
+        </w:numPr>
+        <w:rPr>
+          <w:lang w:val="es-ES"/>
+        </w:rPr>
+      </w:pPr>
+      <w:r>
+        <w:rPr>
+          <w:b/>
+          <w:bCs/>
+          <w:lang w:val="es-ES"/>
+        </w:rPr>
+        <w:t>CU-M04. Registrar Diagnóstico/Tratamiento:</w:t>
+      </w:r>
+      <w:r>
+        <w:rPr>
+          <w:lang w:val="es-ES"/>
+        </w:rPr>
+        <w:t xml:space="preserve"> Tras la visita, escribir el informe médico, actualizar el diagnóstico y recetar tratamientos, guardando estos datos de forma persistente en el historial.</w:t>
+      </w:r>
+    </w:p>
+    <w:p>
+      <w:pPr>
+        <w:rPr>
+          <w:lang w:val="es-ES"/>
+        </w:rPr>
+      </w:pPr>
+      <w:r>
+        <w:rPr>
+          <w:b/>
+          <w:bCs/>
+          <w:lang w:val="es-ES"/>
+        </w:rPr>
+        <w:t>3. Actor: Enfermero/a (Aplicación Móvil - Android)</w:t>
+      </w:r>
+      <w:r>
+        <w:rPr>
+          <w:lang w:val="es-ES"/>
+        </w:rPr>
+        <w:t xml:space="preserve"> Este rol trabaja en movimiento (plantas, boxes, salas de extracción), por lo que interactúa exclusivamente con la aplicación móvil. Sus casos de uso principales son:</w:t>
+      </w:r>
+    </w:p>
+    <w:p>
+      <w:pPr>
+        <w:numPr>
+          <w:ilvl w:val="0"/>
+          <w:numId w:val="22"/>
+        </w:numPr>
+        <w:rPr>
+          <w:lang w:val="es-ES"/>
+        </w:rPr>
+      </w:pPr>
+      <w:r>
+        <w:rPr>
+          <w:b/>
+          <w:bCs/>
+          <w:lang w:val="es-ES"/>
+        </w:rPr>
+        <w:t>CU-E01. Iniciar sesión:</w:t>
+      </w:r>
+      <w:r>
+        <w:rPr>
+          <w:lang w:val="es-ES"/>
+        </w:rPr>
+        <w:t xml:space="preserve"> Acceso al sistema móvil mediante credenciales.</w:t>
+      </w:r>
+    </w:p>
+    <w:p>
+      <w:pPr>
+        <w:numPr>
+          <w:ilvl w:val="0"/>
+          <w:numId w:val="22"/>
+        </w:numPr>
+        <w:rPr>
+          <w:lang w:val="es-ES"/>
+        </w:rPr>
+      </w:pPr>
+      <w:r>
+        <w:rPr>
+          <w:b/>
+          <w:bCs/>
+          <w:lang w:val="es-ES"/>
+        </w:rPr>
+        <w:t>CU-E02. Escanear Código QR:</w:t>
+      </w:r>
+      <w:r>
+        <w:rPr>
+          <w:lang w:val="es-ES"/>
+        </w:rPr>
+        <w:t xml:space="preserve"> Utilizar la cámara del dispositivo móvil para leer la pulsera del paciente.</w:t>
+      </w:r>
+    </w:p>
+    <w:p>
+      <w:pPr>
+        <w:numPr>
+          <w:ilvl w:val="0"/>
+          <w:numId w:val="22"/>
+        </w:numPr>
+        <w:rPr>
+          <w:lang w:val="es-ES"/>
+        </w:rPr>
+      </w:pPr>
+      <w:r>
+        <w:rPr>
+          <w:b/>
+          <w:bCs/>
+          <w:lang w:val="es-ES"/>
+        </w:rPr>
+        <w:t>CU-E03. Consultar Ficha Rápida:</w:t>
+      </w:r>
+      <w:r>
+        <w:rPr>
+          <w:lang w:val="es-ES"/>
+        </w:rPr>
+        <w:t xml:space="preserve"> Tras el escaneo, visualizar instantáneamente la identidad del paciente, alergias destacadas y la prueba o visita que tiene pendiente.</w:t>
+      </w:r>
+    </w:p>
+    <w:p>
+      <w:pPr>
+        <w:numPr>
+          <w:ilvl w:val="0"/>
+          <w:numId w:val="22"/>
+        </w:numPr>
+        <w:rPr>
+          <w:lang w:val="es-ES"/>
+        </w:rPr>
+      </w:pPr>
+      <w:r>
+        <w:rPr>
+          <w:noProof/>
+        </w:rPr>
+        <w:lastRenderedPageBreak/>
+        <w:drawing>
+          <wp:anchor distT="0" distB="0" distL="114300" distR="114300" simplePos="0" relativeHeight="251661312" behindDoc="0" locked="0" layoutInCell="1" allowOverlap="1" wp14:anchorId="501AFA8D" wp14:editId="576F5CA0">
+            <wp:simplePos x="0" y="0"/>
+            <wp:positionH relativeFrom="margin">
+              <wp:align>center</wp:align>
+            </wp:positionH>
+            <wp:positionV relativeFrom="paragraph">
+              <wp:posOffset>791308</wp:posOffset>
+            </wp:positionV>
+            <wp:extent cx="7341870" cy="2888615"/>
+            <wp:effectExtent l="0" t="0" r="0" b="6985"/>
+            <wp:wrapSquare wrapText="bothSides"/>
+            <wp:docPr id="1570213695" name="Imagen 1"/>
+            <wp:cNvGraphicFramePr>
+              <a:graphicFrameLocks xmlns:a="http://schemas.openxmlformats.org/drawingml/2006/main" noChangeAspect="1"/>
+            </wp:cNvGraphicFramePr>
+            <a:graphic xmlns:a="http://schemas.openxmlformats.org/drawingml/2006/main">
+              <a:graphicData uri="http://schemas.openxmlformats.org/drawingml/2006/picture">
+                <pic:pic xmlns:pic="http://schemas.openxmlformats.org/drawingml/2006/picture">
+                  <pic:nvPicPr>
+                    <pic:cNvPr id="0" name="Picture 1"/>
+                    <pic:cNvPicPr>
+                      <a:picLocks noChangeAspect="1" noChangeArrowheads="1"/>
+                    </pic:cNvPicPr>
+                  </pic:nvPicPr>
+                  <pic:blipFill>
+                    <a:blip r:embed="rId11" cstate="print">
+                      <a:extLst>
+                        <a:ext uri="{28A0092B-C50C-407E-A947-70E740481C1C}">
+                          <a14:useLocalDpi xmlns:a14="http://schemas.microsoft.com/office/drawing/2010/main" val="0"/>
+                        </a:ext>
+                      </a:extLst>
+                    </a:blip>
+                    <a:srcRect/>
+                    <a:stretch>
+                      <a:fillRect/>
+                    </a:stretch>
+                  </pic:blipFill>
+                  <pic:spPr bwMode="auto">
+                    <a:xfrm>
+                      <a:off x="0" y="0"/>
+                      <a:ext cx="7341870" cy="2888615"/>
+                    </a:xfrm>
+                    <a:prstGeom prst="rect">
+                      <a:avLst/>
+                    </a:prstGeom>
+                    <a:noFill/>
+                    <a:ln>
+                      <a:noFill/>
+                    </a:ln>
+                  </pic:spPr>
+                </pic:pic>
+              </a:graphicData>
+            </a:graphic>
+            <wp14:sizeRelH relativeFrom="margin">
+              <wp14:pctWidth>0</wp14:pctWidth>
+            </wp14:sizeRelH>
+            <wp14:sizeRelV relativeFrom="margin">
+              <wp14:pctHeight>0</wp14:pctHeight>
+            </wp14:sizeRelV>
+          </wp:anchor>
+        </w:drawing>
+      </w:r>
+      <w:r>
+        <w:rPr>
+          <w:b/>
+          <w:bCs/>
+          <w:lang w:val="es-ES"/>
+        </w:rPr>
+        <w:t>CU-E04. Añadir Observaciones:</w:t>
+      </w:r>
+      <w:r>
+        <w:rPr>
+          <w:lang w:val="es-ES"/>
+        </w:rPr>
+        <w:t xml:space="preserve"> Registrar de forma rápida constantes vitales o confirmar la realización de una prueba (por ejemplo, una extracción de sangre) para que el médico la vea reflejada en su sistema</w:t>
+      </w:r>
+    </w:p>
     <w:p/>
     <w:p>
       <w:pPr>
@@ -4800,19 +5476,1586 @@
         </w:numPr>
       </w:pPr>
       <w:bookmarkStart w:id="22" w:name="_Toc241172018"/>
-      <w:bookmarkStart w:id="23" w:name="_Toc241213566"/>
+      <w:bookmarkStart w:id="23" w:name="_Toc241264851"/>
       <w:r>
         <w:t>diagrama de clases</w:t>
       </w:r>
       <w:bookmarkEnd w:id="22"/>
       <w:bookmarkEnd w:id="23"/>
     </w:p>
+    <w:p>
+      <w:pPr>
+        <w:rPr>
+          <w:lang w:val="es-ES"/>
+        </w:rPr>
+      </w:pPr>
+      <w:r>
+        <w:rPr>
+          <w:b/>
+          <w:bCs/>
+          <w:lang w:val="es-ES"/>
+        </w:rPr>
+        <w:t xml:space="preserve">1. Capa de Dominio (Entidades </w:t>
+      </w:r>
+      <w:proofErr w:type="spellStart"/>
+      <w:r>
+        <w:rPr>
+          <w:b/>
+          <w:bCs/>
+          <w:lang w:val="es-ES"/>
+        </w:rPr>
+        <w:t>Hibernate</w:t>
+      </w:r>
+      <w:proofErr w:type="spellEnd"/>
+      <w:r>
+        <w:rPr>
+          <w:b/>
+          <w:bCs/>
+          <w:lang w:val="es-ES"/>
+        </w:rPr>
+        <w:t>)</w:t>
+      </w:r>
+      <w:r>
+        <w:rPr>
+          <w:lang w:val="es-ES"/>
+        </w:rPr>
+        <w:t xml:space="preserve"> Representa el núcleo de la lógica de negocio y mapea exactamente las tablas de la base de datos relacional mediante el ORM </w:t>
+      </w:r>
+      <w:proofErr w:type="spellStart"/>
+      <w:r>
+        <w:rPr>
+          <w:lang w:val="es-ES"/>
+        </w:rPr>
+        <w:t>Hibernate</w:t>
+      </w:r>
+      <w:proofErr w:type="spellEnd"/>
+      <w:r>
+        <w:rPr>
+          <w:lang w:val="es-ES"/>
+        </w:rPr>
+        <w:t>. Estas clases son compartidas en la lógica del servidor.</w:t>
+      </w:r>
+    </w:p>
+    <w:p>
+      <w:pPr>
+        <w:numPr>
+          <w:ilvl w:val="0"/>
+          <w:numId w:val="23"/>
+        </w:numPr>
+        <w:rPr>
+          <w:lang w:val="es-ES"/>
+        </w:rPr>
+      </w:pPr>
+      <w:r>
+        <w:rPr>
+          <w:b/>
+          <w:bCs/>
+          <w:lang w:val="es-ES"/>
+        </w:rPr>
+        <w:t>Clase Trabajador</w:t>
+      </w:r>
+      <w:r>
+        <w:rPr>
+          <w:lang w:val="es-ES"/>
+        </w:rPr>
+        <w:t xml:space="preserve">: Atributos privados (id, </w:t>
+      </w:r>
+      <w:proofErr w:type="spellStart"/>
+      <w:r>
+        <w:rPr>
+          <w:lang w:val="es-ES"/>
+        </w:rPr>
+        <w:t>dni</w:t>
+      </w:r>
+      <w:proofErr w:type="spellEnd"/>
+      <w:r>
+        <w:rPr>
+          <w:lang w:val="es-ES"/>
+        </w:rPr>
+        <w:t xml:space="preserve">, nombre, apellidos, rol, </w:t>
+      </w:r>
+      <w:proofErr w:type="spellStart"/>
+      <w:r>
+        <w:rPr>
+          <w:lang w:val="es-ES"/>
+        </w:rPr>
+        <w:t>passwordHash</w:t>
+      </w:r>
+      <w:proofErr w:type="spellEnd"/>
+      <w:r>
+        <w:rPr>
+          <w:lang w:val="es-ES"/>
+        </w:rPr>
+        <w:t xml:space="preserve">). Métodos: </w:t>
+      </w:r>
+      <w:proofErr w:type="spellStart"/>
+      <w:r>
+        <w:rPr>
+          <w:i/>
+          <w:iCs/>
+          <w:lang w:val="es-ES"/>
+        </w:rPr>
+        <w:t>Getters</w:t>
+      </w:r>
+      <w:proofErr w:type="spellEnd"/>
+      <w:r>
+        <w:rPr>
+          <w:lang w:val="es-ES"/>
+        </w:rPr>
+        <w:t xml:space="preserve">, </w:t>
+      </w:r>
+      <w:r>
+        <w:rPr>
+          <w:i/>
+          <w:iCs/>
+          <w:lang w:val="es-ES"/>
+        </w:rPr>
+        <w:t>Setters</w:t>
+      </w:r>
+      <w:r>
+        <w:rPr>
+          <w:lang w:val="es-ES"/>
+        </w:rPr>
+        <w:t xml:space="preserve"> y </w:t>
+      </w:r>
+      <w:proofErr w:type="spellStart"/>
+      <w:proofErr w:type="gramStart"/>
+      <w:r>
+        <w:rPr>
+          <w:lang w:val="es-ES"/>
+        </w:rPr>
+        <w:t>validarCredenciales</w:t>
+      </w:r>
+      <w:proofErr w:type="spellEnd"/>
+      <w:r>
+        <w:rPr>
+          <w:lang w:val="es-ES"/>
+        </w:rPr>
+        <w:t>(</w:t>
+      </w:r>
+      <w:proofErr w:type="gramEnd"/>
+      <w:r>
+        <w:rPr>
+          <w:lang w:val="es-ES"/>
+        </w:rPr>
+        <w:t>).</w:t>
+      </w:r>
+    </w:p>
+    <w:p>
+      <w:pPr>
+        <w:numPr>
+          <w:ilvl w:val="0"/>
+          <w:numId w:val="23"/>
+        </w:numPr>
+        <w:rPr>
+          <w:lang w:val="es-ES"/>
+        </w:rPr>
+      </w:pPr>
+      <w:r>
+        <w:rPr>
+          <w:b/>
+          <w:bCs/>
+          <w:lang w:val="es-ES"/>
+        </w:rPr>
+        <w:t>Clase Paciente</w:t>
+      </w:r>
+      <w:r>
+        <w:rPr>
+          <w:lang w:val="es-ES"/>
+        </w:rPr>
+        <w:t xml:space="preserve">: Atributos privados (id, </w:t>
+      </w:r>
+      <w:proofErr w:type="spellStart"/>
+      <w:r>
+        <w:rPr>
+          <w:lang w:val="es-ES"/>
+        </w:rPr>
+        <w:t>dni</w:t>
+      </w:r>
+      <w:proofErr w:type="spellEnd"/>
+      <w:r>
+        <w:rPr>
+          <w:lang w:val="es-ES"/>
+        </w:rPr>
+        <w:t xml:space="preserve">, nombre, </w:t>
+      </w:r>
+      <w:proofErr w:type="spellStart"/>
+      <w:r>
+        <w:rPr>
+          <w:lang w:val="es-ES"/>
+        </w:rPr>
+        <w:t>telefono</w:t>
+      </w:r>
+      <w:proofErr w:type="spellEnd"/>
+      <w:r>
+        <w:rPr>
+          <w:lang w:val="es-ES"/>
+        </w:rPr>
+        <w:t xml:space="preserve">, email). Métodos: </w:t>
+      </w:r>
+      <w:proofErr w:type="spellStart"/>
+      <w:r>
+        <w:rPr>
+          <w:i/>
+          <w:iCs/>
+          <w:lang w:val="es-ES"/>
+        </w:rPr>
+        <w:t>Getters</w:t>
+      </w:r>
+      <w:proofErr w:type="spellEnd"/>
+      <w:r>
+        <w:rPr>
+          <w:lang w:val="es-ES"/>
+        </w:rPr>
+        <w:t xml:space="preserve"> y </w:t>
+      </w:r>
+      <w:r>
+        <w:rPr>
+          <w:i/>
+          <w:iCs/>
+          <w:lang w:val="es-ES"/>
+        </w:rPr>
+        <w:t>Setters</w:t>
+      </w:r>
+      <w:r>
+        <w:rPr>
+          <w:lang w:val="es-ES"/>
+        </w:rPr>
+        <w:t>.</w:t>
+      </w:r>
+    </w:p>
+    <w:p>
+      <w:pPr>
+        <w:numPr>
+          <w:ilvl w:val="0"/>
+          <w:numId w:val="23"/>
+        </w:numPr>
+        <w:rPr>
+          <w:lang w:val="es-ES"/>
+        </w:rPr>
+      </w:pPr>
+      <w:r>
+        <w:rPr>
+          <w:b/>
+          <w:bCs/>
+          <w:lang w:val="es-ES"/>
+        </w:rPr>
+        <w:t>Clase Cita</w:t>
+      </w:r>
+      <w:r>
+        <w:rPr>
+          <w:lang w:val="es-ES"/>
+        </w:rPr>
+        <w:t xml:space="preserve">: Atributos privados (id, </w:t>
+      </w:r>
+      <w:proofErr w:type="spellStart"/>
+      <w:r>
+        <w:rPr>
+          <w:lang w:val="es-ES"/>
+        </w:rPr>
+        <w:t>fechaHora</w:t>
+      </w:r>
+      <w:proofErr w:type="spellEnd"/>
+      <w:r>
+        <w:rPr>
+          <w:lang w:val="es-ES"/>
+        </w:rPr>
+        <w:t xml:space="preserve">, estado, motivo, </w:t>
+      </w:r>
+      <w:proofErr w:type="spellStart"/>
+      <w:r>
+        <w:rPr>
+          <w:lang w:val="es-ES"/>
+        </w:rPr>
+        <w:t>paciente_id</w:t>
+      </w:r>
+      <w:proofErr w:type="spellEnd"/>
+      <w:r>
+        <w:rPr>
+          <w:lang w:val="es-ES"/>
+        </w:rPr>
+        <w:t xml:space="preserve">, </w:t>
+      </w:r>
+      <w:proofErr w:type="spellStart"/>
+      <w:r>
+        <w:rPr>
+          <w:lang w:val="es-ES"/>
+        </w:rPr>
+        <w:t>trabajador_id</w:t>
+      </w:r>
+      <w:proofErr w:type="spellEnd"/>
+      <w:r>
+        <w:rPr>
+          <w:lang w:val="es-ES"/>
+        </w:rPr>
+        <w:t>).</w:t>
+      </w:r>
+    </w:p>
+    <w:p>
+      <w:pPr>
+        <w:numPr>
+          <w:ilvl w:val="0"/>
+          <w:numId w:val="23"/>
+        </w:numPr>
+        <w:rPr>
+          <w:lang w:val="es-ES"/>
+        </w:rPr>
+      </w:pPr>
+      <w:r>
+        <w:rPr>
+          <w:b/>
+          <w:bCs/>
+          <w:lang w:val="es-ES"/>
+        </w:rPr>
+        <w:t xml:space="preserve">Clase </w:t>
+      </w:r>
+      <w:proofErr w:type="spellStart"/>
+      <w:r>
+        <w:rPr>
+          <w:b/>
+          <w:bCs/>
+          <w:lang w:val="es-ES"/>
+        </w:rPr>
+        <w:t>HorarioLaboral</w:t>
+      </w:r>
+      <w:proofErr w:type="spellEnd"/>
+      <w:r>
+        <w:rPr>
+          <w:lang w:val="es-ES"/>
+        </w:rPr>
+        <w:t xml:space="preserve">: Atributos privados (id, </w:t>
+      </w:r>
+      <w:proofErr w:type="spellStart"/>
+      <w:r>
+        <w:rPr>
+          <w:lang w:val="es-ES"/>
+        </w:rPr>
+        <w:t>diaSemana</w:t>
+      </w:r>
+      <w:proofErr w:type="spellEnd"/>
+      <w:r>
+        <w:rPr>
+          <w:lang w:val="es-ES"/>
+        </w:rPr>
+        <w:t xml:space="preserve">, </w:t>
+      </w:r>
+      <w:proofErr w:type="spellStart"/>
+      <w:r>
+        <w:rPr>
+          <w:lang w:val="es-ES"/>
+        </w:rPr>
+        <w:t>horaInicio</w:t>
+      </w:r>
+      <w:proofErr w:type="spellEnd"/>
+      <w:r>
+        <w:rPr>
+          <w:lang w:val="es-ES"/>
+        </w:rPr>
+        <w:t xml:space="preserve">, </w:t>
+      </w:r>
+      <w:proofErr w:type="spellStart"/>
+      <w:r>
+        <w:rPr>
+          <w:lang w:val="es-ES"/>
+        </w:rPr>
+        <w:t>horaFin</w:t>
+      </w:r>
+      <w:proofErr w:type="spellEnd"/>
+      <w:r>
+        <w:rPr>
+          <w:lang w:val="es-ES"/>
+        </w:rPr>
+        <w:t xml:space="preserve">, </w:t>
+      </w:r>
+      <w:proofErr w:type="spellStart"/>
+      <w:r>
+        <w:rPr>
+          <w:lang w:val="es-ES"/>
+        </w:rPr>
+        <w:t>trabajador_id</w:t>
+      </w:r>
+      <w:proofErr w:type="spellEnd"/>
+      <w:r>
+        <w:rPr>
+          <w:lang w:val="es-ES"/>
+        </w:rPr>
+        <w:t>).</w:t>
+      </w:r>
+    </w:p>
     <w:p/>
     <w:p>
       <w:r>
-        <w:br w:type="page"/>
-      </w:r>
-    </w:p>
+        <w:rPr>
+          <w:noProof/>
+        </w:rPr>
+        <w:lastRenderedPageBreak/>
+        <w:drawing>
+          <wp:inline distT="0" distB="0" distL="0" distR="0" wp14:anchorId="73540EE4" wp14:editId="79EEBD34">
+            <wp:extent cx="3522785" cy="2122508"/>
+            <wp:effectExtent l="0" t="0" r="1905" b="0"/>
+            <wp:docPr id="632324260" name="Imagen 2"/>
+            <wp:cNvGraphicFramePr>
+              <a:graphicFrameLocks xmlns:a="http://schemas.openxmlformats.org/drawingml/2006/main" noChangeAspect="1"/>
+            </wp:cNvGraphicFramePr>
+            <a:graphic xmlns:a="http://schemas.openxmlformats.org/drawingml/2006/main">
+              <a:graphicData uri="http://schemas.openxmlformats.org/drawingml/2006/picture">
+                <pic:pic xmlns:pic="http://schemas.openxmlformats.org/drawingml/2006/picture">
+                  <pic:nvPicPr>
+                    <pic:cNvPr id="0" name="Picture 2"/>
+                    <pic:cNvPicPr>
+                      <a:picLocks noChangeAspect="1" noChangeArrowheads="1"/>
+                    </pic:cNvPicPr>
+                  </pic:nvPicPr>
+                  <pic:blipFill>
+                    <a:blip r:embed="rId12" cstate="print">
+                      <a:extLst>
+                        <a:ext uri="{28A0092B-C50C-407E-A947-70E740481C1C}">
+                          <a14:useLocalDpi xmlns:a14="http://schemas.microsoft.com/office/drawing/2010/main" val="0"/>
+                        </a:ext>
+                      </a:extLst>
+                    </a:blip>
+                    <a:srcRect/>
+                    <a:stretch>
+                      <a:fillRect/>
+                    </a:stretch>
+                  </pic:blipFill>
+                  <pic:spPr bwMode="auto">
+                    <a:xfrm>
+                      <a:off x="0" y="0"/>
+                      <a:ext cx="3531409" cy="2127704"/>
+                    </a:xfrm>
+                    <a:prstGeom prst="rect">
+                      <a:avLst/>
+                    </a:prstGeom>
+                    <a:noFill/>
+                    <a:ln>
+                      <a:noFill/>
+                    </a:ln>
+                  </pic:spPr>
+                </pic:pic>
+              </a:graphicData>
+            </a:graphic>
+          </wp:inline>
+        </w:drawing>
+      </w:r>
+    </w:p>
+    <w:p>
+      <w:pPr>
+        <w:rPr>
+          <w:lang w:val="es-ES"/>
+        </w:rPr>
+      </w:pPr>
+      <w:r>
+        <w:rPr>
+          <w:b/>
+          <w:bCs/>
+          <w:lang w:val="es-ES"/>
+        </w:rPr>
+        <w:t>2. Capa de (</w:t>
+      </w:r>
+      <w:proofErr w:type="spellStart"/>
+      <w:r>
+        <w:rPr>
+          <w:b/>
+          <w:bCs/>
+          <w:lang w:val="es-ES"/>
+        </w:rPr>
+        <w:t>Backend</w:t>
+      </w:r>
+      <w:proofErr w:type="spellEnd"/>
+      <w:r>
+        <w:rPr>
+          <w:b/>
+          <w:bCs/>
+          <w:lang w:val="es-ES"/>
+        </w:rPr>
+        <w:t>)</w:t>
+      </w:r>
+      <w:r>
+        <w:rPr>
+          <w:lang w:val="es-ES"/>
+        </w:rPr>
+        <w:t xml:space="preserve"> Se encarga de la concurrencia y la gestión de peticiones a la base de datos a través de Sockets TCP/IP.</w:t>
+      </w:r>
+    </w:p>
+    <w:p>
+      <w:pPr>
+        <w:numPr>
+          <w:ilvl w:val="0"/>
+          <w:numId w:val="24"/>
+        </w:numPr>
+        <w:rPr>
+          <w:lang w:val="es-ES"/>
+        </w:rPr>
+      </w:pPr>
+      <w:r>
+        <w:rPr>
+          <w:b/>
+          <w:bCs/>
+          <w:lang w:val="es-ES"/>
+        </w:rPr>
+        <w:t xml:space="preserve">Clase </w:t>
+      </w:r>
+      <w:proofErr w:type="spellStart"/>
+      <w:r>
+        <w:rPr>
+          <w:b/>
+          <w:bCs/>
+          <w:lang w:val="es-ES"/>
+        </w:rPr>
+        <w:t>ServidorTCP</w:t>
+      </w:r>
+      <w:proofErr w:type="spellEnd"/>
+      <w:r>
+        <w:rPr>
+          <w:lang w:val="es-ES"/>
+        </w:rPr>
+        <w:t xml:space="preserve">: Contiene el método </w:t>
+      </w:r>
+      <w:proofErr w:type="spellStart"/>
+      <w:proofErr w:type="gramStart"/>
+      <w:r>
+        <w:rPr>
+          <w:lang w:val="es-ES"/>
+        </w:rPr>
+        <w:t>main</w:t>
+      </w:r>
+      <w:proofErr w:type="spellEnd"/>
+      <w:r>
+        <w:rPr>
+          <w:lang w:val="es-ES"/>
+        </w:rPr>
+        <w:t>(</w:t>
+      </w:r>
+      <w:proofErr w:type="gramEnd"/>
+      <w:r>
+        <w:rPr>
+          <w:lang w:val="es-ES"/>
+        </w:rPr>
+        <w:t xml:space="preserve">) del servidor. Atributo </w:t>
+      </w:r>
+      <w:proofErr w:type="spellStart"/>
+      <w:r>
+        <w:rPr>
+          <w:lang w:val="es-ES"/>
+        </w:rPr>
+        <w:t>ServerSocket</w:t>
+      </w:r>
+      <w:proofErr w:type="spellEnd"/>
+      <w:r>
+        <w:rPr>
+          <w:lang w:val="es-ES"/>
+        </w:rPr>
+        <w:t>. Se encarga de escuchar conexiones entrantes en un puerto específico de forma infinita.</w:t>
+      </w:r>
+    </w:p>
+    <w:p>
+      <w:pPr>
+        <w:numPr>
+          <w:ilvl w:val="0"/>
+          <w:numId w:val="24"/>
+        </w:numPr>
+        <w:rPr>
+          <w:lang w:val="es-ES"/>
+        </w:rPr>
+      </w:pPr>
+      <w:r>
+        <w:rPr>
+          <w:b/>
+          <w:bCs/>
+          <w:lang w:val="es-ES"/>
+        </w:rPr>
+        <w:t xml:space="preserve">Clase </w:t>
+      </w:r>
+      <w:proofErr w:type="spellStart"/>
+      <w:r>
+        <w:rPr>
+          <w:b/>
+          <w:bCs/>
+          <w:lang w:val="es-ES"/>
+        </w:rPr>
+        <w:t>ManejadorCliente</w:t>
+      </w:r>
+      <w:proofErr w:type="spellEnd"/>
+      <w:r>
+        <w:rPr>
+          <w:b/>
+          <w:bCs/>
+          <w:lang w:val="es-ES"/>
+        </w:rPr>
+        <w:t xml:space="preserve"> (Hereda de </w:t>
+      </w:r>
+      <w:proofErr w:type="spellStart"/>
+      <w:r>
+        <w:rPr>
+          <w:b/>
+          <w:bCs/>
+          <w:lang w:val="es-ES"/>
+        </w:rPr>
+        <w:t>Thread</w:t>
+      </w:r>
+      <w:proofErr w:type="spellEnd"/>
+      <w:r>
+        <w:rPr>
+          <w:b/>
+          <w:bCs/>
+          <w:lang w:val="es-ES"/>
+        </w:rPr>
+        <w:t>)</w:t>
+      </w:r>
+      <w:r>
+        <w:rPr>
+          <w:lang w:val="es-ES"/>
+        </w:rPr>
+        <w:t xml:space="preserve">: Por cada cliente que se conecta, el servidor instancia un hilo de esta clase. Atributos: Socket, </w:t>
+      </w:r>
+      <w:proofErr w:type="spellStart"/>
+      <w:r>
+        <w:rPr>
+          <w:lang w:val="es-ES"/>
+        </w:rPr>
+        <w:t>ObjectInputStream</w:t>
+      </w:r>
+      <w:proofErr w:type="spellEnd"/>
+      <w:r>
+        <w:rPr>
+          <w:lang w:val="es-ES"/>
+        </w:rPr>
+        <w:t xml:space="preserve">, </w:t>
+      </w:r>
+      <w:proofErr w:type="spellStart"/>
+      <w:r>
+        <w:rPr>
+          <w:lang w:val="es-ES"/>
+        </w:rPr>
+        <w:t>ObjectOutputStream</w:t>
+      </w:r>
+      <w:proofErr w:type="spellEnd"/>
+      <w:r>
+        <w:rPr>
+          <w:lang w:val="es-ES"/>
+        </w:rPr>
+        <w:t xml:space="preserve">. Método principal: </w:t>
+      </w:r>
+      <w:proofErr w:type="gramStart"/>
+      <w:r>
+        <w:rPr>
+          <w:lang w:val="es-ES"/>
+        </w:rPr>
+        <w:t>run(</w:t>
+      </w:r>
+      <w:proofErr w:type="gramEnd"/>
+      <w:r>
+        <w:rPr>
+          <w:lang w:val="es-ES"/>
+        </w:rPr>
+        <w:t>), donde lee las peticiones del cliente y llama al DAO correspondiente.</w:t>
+      </w:r>
+    </w:p>
+    <w:p>
+      <w:pPr>
+        <w:numPr>
+          <w:ilvl w:val="0"/>
+          <w:numId w:val="24"/>
+        </w:numPr>
+        <w:rPr>
+          <w:lang w:val="es-ES"/>
+        </w:rPr>
+      </w:pPr>
+      <w:r>
+        <w:rPr>
+          <w:b/>
+          <w:bCs/>
+          <w:lang w:val="es-ES"/>
+        </w:rPr>
+        <w:t xml:space="preserve">Clases DAO (Data Access </w:t>
+      </w:r>
+      <w:proofErr w:type="spellStart"/>
+      <w:r>
+        <w:rPr>
+          <w:b/>
+          <w:bCs/>
+          <w:lang w:val="es-ES"/>
+        </w:rPr>
+        <w:t>Object</w:t>
+      </w:r>
+      <w:proofErr w:type="spellEnd"/>
+      <w:r>
+        <w:rPr>
+          <w:b/>
+          <w:bCs/>
+          <w:lang w:val="es-ES"/>
+        </w:rPr>
+        <w:t>)</w:t>
+      </w:r>
+      <w:r>
+        <w:rPr>
+          <w:lang w:val="es-ES"/>
+        </w:rPr>
+        <w:t xml:space="preserve">: </w:t>
+      </w:r>
+      <w:proofErr w:type="spellStart"/>
+      <w:r>
+        <w:rPr>
+          <w:lang w:val="es-ES"/>
+        </w:rPr>
+        <w:t>PacienteDAO</w:t>
+      </w:r>
+      <w:proofErr w:type="spellEnd"/>
+      <w:r>
+        <w:rPr>
+          <w:lang w:val="es-ES"/>
+        </w:rPr>
+        <w:t xml:space="preserve">, </w:t>
+      </w:r>
+      <w:proofErr w:type="spellStart"/>
+      <w:r>
+        <w:rPr>
+          <w:lang w:val="es-ES"/>
+        </w:rPr>
+        <w:t>TrabajadorDAO</w:t>
+      </w:r>
+      <w:proofErr w:type="spellEnd"/>
+      <w:r>
+        <w:rPr>
+          <w:lang w:val="es-ES"/>
+        </w:rPr>
+        <w:t xml:space="preserve">, </w:t>
+      </w:r>
+      <w:proofErr w:type="spellStart"/>
+      <w:r>
+        <w:rPr>
+          <w:lang w:val="es-ES"/>
+        </w:rPr>
+        <w:t>CitaDAO</w:t>
+      </w:r>
+      <w:proofErr w:type="spellEnd"/>
+      <w:r>
+        <w:rPr>
+          <w:lang w:val="es-ES"/>
+        </w:rPr>
+        <w:t xml:space="preserve">. Contienen los métodos que interactúan con </w:t>
+      </w:r>
+      <w:proofErr w:type="spellStart"/>
+      <w:r>
+        <w:rPr>
+          <w:lang w:val="es-ES"/>
+        </w:rPr>
+        <w:t>Hibernate</w:t>
+      </w:r>
+      <w:proofErr w:type="spellEnd"/>
+      <w:r>
+        <w:rPr>
+          <w:lang w:val="es-ES"/>
+        </w:rPr>
+        <w:t xml:space="preserve"> (</w:t>
+      </w:r>
+      <w:proofErr w:type="spellStart"/>
+      <w:proofErr w:type="gramStart"/>
+      <w:r>
+        <w:rPr>
+          <w:lang w:val="es-ES"/>
+        </w:rPr>
+        <w:t>save</w:t>
+      </w:r>
+      <w:proofErr w:type="spellEnd"/>
+      <w:r>
+        <w:rPr>
+          <w:lang w:val="es-ES"/>
+        </w:rPr>
+        <w:t>(</w:t>
+      </w:r>
+      <w:proofErr w:type="gramEnd"/>
+      <w:r>
+        <w:rPr>
+          <w:lang w:val="es-ES"/>
+        </w:rPr>
+        <w:t xml:space="preserve">), </w:t>
+      </w:r>
+      <w:proofErr w:type="spellStart"/>
+      <w:proofErr w:type="gramStart"/>
+      <w:r>
+        <w:rPr>
+          <w:lang w:val="es-ES"/>
+        </w:rPr>
+        <w:t>update</w:t>
+      </w:r>
+      <w:proofErr w:type="spellEnd"/>
+      <w:r>
+        <w:rPr>
+          <w:lang w:val="es-ES"/>
+        </w:rPr>
+        <w:t>(</w:t>
+      </w:r>
+      <w:proofErr w:type="gramEnd"/>
+      <w:r>
+        <w:rPr>
+          <w:lang w:val="es-ES"/>
+        </w:rPr>
+        <w:t xml:space="preserve">), </w:t>
+      </w:r>
+      <w:proofErr w:type="spellStart"/>
+      <w:proofErr w:type="gramStart"/>
+      <w:r>
+        <w:rPr>
+          <w:lang w:val="es-ES"/>
+        </w:rPr>
+        <w:t>delete</w:t>
+      </w:r>
+      <w:proofErr w:type="spellEnd"/>
+      <w:r>
+        <w:rPr>
+          <w:lang w:val="es-ES"/>
+        </w:rPr>
+        <w:t>(</w:t>
+      </w:r>
+      <w:proofErr w:type="gramEnd"/>
+      <w:r>
+        <w:rPr>
+          <w:lang w:val="es-ES"/>
+        </w:rPr>
+        <w:t xml:space="preserve">), </w:t>
+      </w:r>
+      <w:proofErr w:type="spellStart"/>
+      <w:proofErr w:type="gramStart"/>
+      <w:r>
+        <w:rPr>
+          <w:lang w:val="es-ES"/>
+        </w:rPr>
+        <w:t>findById</w:t>
+      </w:r>
+      <w:proofErr w:type="spellEnd"/>
+      <w:r>
+        <w:rPr>
+          <w:lang w:val="es-ES"/>
+        </w:rPr>
+        <w:t>(</w:t>
+      </w:r>
+      <w:proofErr w:type="gramEnd"/>
+      <w:r>
+        <w:rPr>
+          <w:lang w:val="es-ES"/>
+        </w:rPr>
+        <w:t>)).</w:t>
+      </w:r>
+    </w:p>
+    <w:p>
+      <w:pPr>
+        <w:numPr>
+          <w:ilvl w:val="0"/>
+          <w:numId w:val="24"/>
+        </w:numPr>
+        <w:rPr>
+          <w:lang w:val="es-ES"/>
+        </w:rPr>
+      </w:pPr>
+      <w:r>
+        <w:rPr>
+          <w:b/>
+          <w:bCs/>
+          <w:noProof/>
+          <w:lang w:val="es-ES"/>
+        </w:rPr>
+        <w:drawing>
+          <wp:anchor distT="0" distB="0" distL="114300" distR="114300" simplePos="0" relativeHeight="251662336" behindDoc="0" locked="0" layoutInCell="1" allowOverlap="1" wp14:anchorId="1FA178D7" wp14:editId="0BB13C4E">
+            <wp:simplePos x="0" y="0"/>
+            <wp:positionH relativeFrom="margin">
+              <wp:posOffset>1043305</wp:posOffset>
+            </wp:positionH>
+            <wp:positionV relativeFrom="paragraph">
+              <wp:posOffset>970915</wp:posOffset>
+            </wp:positionV>
+            <wp:extent cx="1723390" cy="2155190"/>
+            <wp:effectExtent l="0" t="0" r="0" b="0"/>
+            <wp:wrapSquare wrapText="bothSides"/>
+            <wp:docPr id="216311730" name="Imagen 3"/>
+            <wp:cNvGraphicFramePr>
+              <a:graphicFrameLocks xmlns:a="http://schemas.openxmlformats.org/drawingml/2006/main" noChangeAspect="1"/>
+            </wp:cNvGraphicFramePr>
+            <a:graphic xmlns:a="http://schemas.openxmlformats.org/drawingml/2006/main">
+              <a:graphicData uri="http://schemas.openxmlformats.org/drawingml/2006/picture">
+                <pic:pic xmlns:pic="http://schemas.openxmlformats.org/drawingml/2006/picture">
+                  <pic:nvPicPr>
+                    <pic:cNvPr id="0" name="Picture 3"/>
+                    <pic:cNvPicPr>
+                      <a:picLocks noChangeAspect="1" noChangeArrowheads="1"/>
+                    </pic:cNvPicPr>
+                  </pic:nvPicPr>
+                  <pic:blipFill>
+                    <a:blip r:embed="rId13" cstate="print">
+                      <a:extLst>
+                        <a:ext uri="{28A0092B-C50C-407E-A947-70E740481C1C}">
+                          <a14:useLocalDpi xmlns:a14="http://schemas.microsoft.com/office/drawing/2010/main" val="0"/>
+                        </a:ext>
+                      </a:extLst>
+                    </a:blip>
+                    <a:srcRect/>
+                    <a:stretch>
+                      <a:fillRect/>
+                    </a:stretch>
+                  </pic:blipFill>
+                  <pic:spPr bwMode="auto">
+                    <a:xfrm>
+                      <a:off x="0" y="0"/>
+                      <a:ext cx="1723390" cy="2155190"/>
+                    </a:xfrm>
+                    <a:prstGeom prst="rect">
+                      <a:avLst/>
+                    </a:prstGeom>
+                    <a:noFill/>
+                    <a:ln>
+                      <a:noFill/>
+                    </a:ln>
+                  </pic:spPr>
+                </pic:pic>
+              </a:graphicData>
+            </a:graphic>
+            <wp14:sizeRelH relativeFrom="margin">
+              <wp14:pctWidth>0</wp14:pctWidth>
+            </wp14:sizeRelH>
+            <wp14:sizeRelV relativeFrom="margin">
+              <wp14:pctHeight>0</wp14:pctHeight>
+            </wp14:sizeRelV>
+          </wp:anchor>
+        </w:drawing>
+      </w:r>
+      <w:r>
+        <w:rPr>
+          <w:b/>
+          <w:bCs/>
+          <w:lang w:val="es-ES"/>
+        </w:rPr>
+        <w:t xml:space="preserve">Clase </w:t>
+      </w:r>
+      <w:proofErr w:type="spellStart"/>
+      <w:r>
+        <w:rPr>
+          <w:b/>
+          <w:bCs/>
+          <w:lang w:val="es-ES"/>
+        </w:rPr>
+        <w:t>PaqueteRed</w:t>
+      </w:r>
+      <w:proofErr w:type="spellEnd"/>
+      <w:r>
+        <w:rPr>
+          <w:b/>
+          <w:bCs/>
+          <w:lang w:val="es-ES"/>
+        </w:rPr>
+        <w:t xml:space="preserve"> (Implementa </w:t>
+      </w:r>
+      <w:proofErr w:type="spellStart"/>
+      <w:r>
+        <w:rPr>
+          <w:b/>
+          <w:bCs/>
+          <w:lang w:val="es-ES"/>
+        </w:rPr>
+        <w:t>Serializable</w:t>
+      </w:r>
+      <w:proofErr w:type="spellEnd"/>
+      <w:r>
+        <w:rPr>
+          <w:b/>
+          <w:bCs/>
+          <w:lang w:val="es-ES"/>
+        </w:rPr>
+        <w:t>)</w:t>
+      </w:r>
+      <w:r>
+        <w:rPr>
+          <w:lang w:val="es-ES"/>
+        </w:rPr>
+        <w:t xml:space="preserve">: Es el objeto vital que viaja por la red entre los clientes y el servidor. Atributos: String </w:t>
+      </w:r>
+      <w:proofErr w:type="spellStart"/>
+      <w:r>
+        <w:rPr>
+          <w:lang w:val="es-ES"/>
+        </w:rPr>
+        <w:t>accion</w:t>
+      </w:r>
+      <w:proofErr w:type="spellEnd"/>
+      <w:r>
+        <w:rPr>
+          <w:lang w:val="es-ES"/>
+        </w:rPr>
+        <w:t xml:space="preserve"> (</w:t>
+      </w:r>
+      <w:proofErr w:type="spellStart"/>
+      <w:r>
+        <w:rPr>
+          <w:lang w:val="es-ES"/>
+        </w:rPr>
+        <w:t>ej</w:t>
+      </w:r>
+      <w:proofErr w:type="spellEnd"/>
+      <w:r>
+        <w:rPr>
+          <w:lang w:val="es-ES"/>
+        </w:rPr>
+        <w:t xml:space="preserve">: "LOGIN", "GET_PACIENTES") y </w:t>
+      </w:r>
+      <w:proofErr w:type="spellStart"/>
+      <w:r>
+        <w:rPr>
+          <w:lang w:val="es-ES"/>
+        </w:rPr>
+        <w:t>Object</w:t>
+      </w:r>
+      <w:proofErr w:type="spellEnd"/>
+      <w:r>
+        <w:rPr>
+          <w:lang w:val="es-ES"/>
+        </w:rPr>
+        <w:t xml:space="preserve"> </w:t>
+      </w:r>
+      <w:proofErr w:type="spellStart"/>
+      <w:r>
+        <w:rPr>
+          <w:lang w:val="es-ES"/>
+        </w:rPr>
+        <w:t>payload</w:t>
+      </w:r>
+      <w:proofErr w:type="spellEnd"/>
+      <w:r>
+        <w:rPr>
+          <w:lang w:val="es-ES"/>
+        </w:rPr>
+        <w:t xml:space="preserve"> (los datos que se envían, como un objeto Paciente o un </w:t>
+      </w:r>
+      <w:proofErr w:type="spellStart"/>
+      <w:r>
+        <w:rPr>
+          <w:lang w:val="es-ES"/>
+        </w:rPr>
+        <w:t>ArrayList</w:t>
+      </w:r>
+      <w:proofErr w:type="spellEnd"/>
+      <w:r>
+        <w:rPr>
+          <w:lang w:val="es-ES"/>
+        </w:rPr>
+        <w:t>).</w:t>
+      </w:r>
+    </w:p>
+    <w:p/>
+    <w:p/>
+    <w:p/>
+    <w:p/>
+    <w:p/>
+    <w:p/>
+    <w:p/>
+    <w:p>
+      <w:pPr>
+        <w:rPr>
+          <w:lang w:val="es-ES"/>
+        </w:rPr>
+      </w:pPr>
+      <w:r>
+        <w:rPr>
+          <w:b/>
+          <w:bCs/>
+          <w:lang w:val="es-ES"/>
+        </w:rPr>
+        <w:lastRenderedPageBreak/>
+        <w:t xml:space="preserve">3. Capa de Cliente (Ejemplo Desktop </w:t>
+      </w:r>
+      <w:proofErr w:type="spellStart"/>
+      <w:r>
+        <w:rPr>
+          <w:b/>
+          <w:bCs/>
+          <w:lang w:val="es-ES"/>
+        </w:rPr>
+        <w:t>JavaFX</w:t>
+      </w:r>
+      <w:proofErr w:type="spellEnd"/>
+      <w:r>
+        <w:rPr>
+          <w:b/>
+          <w:bCs/>
+          <w:lang w:val="es-ES"/>
+        </w:rPr>
+        <w:t>)</w:t>
+      </w:r>
+      <w:r>
+        <w:rPr>
+          <w:lang w:val="es-ES"/>
+        </w:rPr>
+        <w:t xml:space="preserve"> Gestiona la interfaz de usuario, valida los datos de entrada y envía las peticiones al servidor.</w:t>
+      </w:r>
+    </w:p>
+    <w:p>
+      <w:pPr>
+        <w:numPr>
+          <w:ilvl w:val="0"/>
+          <w:numId w:val="25"/>
+        </w:numPr>
+        <w:rPr>
+          <w:lang w:val="es-ES"/>
+        </w:rPr>
+      </w:pPr>
+      <w:r>
+        <w:rPr>
+          <w:b/>
+          <w:bCs/>
+          <w:lang w:val="es-ES"/>
+        </w:rPr>
+        <w:t xml:space="preserve">Clase </w:t>
+      </w:r>
+      <w:proofErr w:type="spellStart"/>
+      <w:r>
+        <w:rPr>
+          <w:b/>
+          <w:bCs/>
+          <w:lang w:val="es-ES"/>
+        </w:rPr>
+        <w:t>ClienteSocket</w:t>
+      </w:r>
+      <w:proofErr w:type="spellEnd"/>
+      <w:r>
+        <w:rPr>
+          <w:lang w:val="es-ES"/>
+        </w:rPr>
+        <w:t xml:space="preserve">: Patrón </w:t>
+      </w:r>
+      <w:r>
+        <w:rPr>
+          <w:i/>
+          <w:iCs/>
+          <w:lang w:val="es-ES"/>
+        </w:rPr>
+        <w:t>Singleton</w:t>
+      </w:r>
+      <w:r>
+        <w:rPr>
+          <w:lang w:val="es-ES"/>
+        </w:rPr>
+        <w:t xml:space="preserve">. Mantiene la conexión abierta con el servidor. Métodos: </w:t>
+      </w:r>
+      <w:proofErr w:type="gramStart"/>
+      <w:r>
+        <w:rPr>
+          <w:lang w:val="es-ES"/>
+        </w:rPr>
+        <w:t>conectar(</w:t>
+      </w:r>
+      <w:proofErr w:type="gramEnd"/>
+      <w:r>
+        <w:rPr>
+          <w:lang w:val="es-ES"/>
+        </w:rPr>
+        <w:t xml:space="preserve">), </w:t>
+      </w:r>
+      <w:proofErr w:type="spellStart"/>
+      <w:proofErr w:type="gramStart"/>
+      <w:r>
+        <w:rPr>
+          <w:lang w:val="es-ES"/>
+        </w:rPr>
+        <w:t>enviarPeticion</w:t>
+      </w:r>
+      <w:proofErr w:type="spellEnd"/>
+      <w:r>
+        <w:rPr>
+          <w:lang w:val="es-ES"/>
+        </w:rPr>
+        <w:t>(</w:t>
+      </w:r>
+      <w:proofErr w:type="spellStart"/>
+      <w:proofErr w:type="gramEnd"/>
+      <w:r>
+        <w:rPr>
+          <w:lang w:val="es-ES"/>
+        </w:rPr>
+        <w:t>PaqueteRed</w:t>
+      </w:r>
+      <w:proofErr w:type="spellEnd"/>
+      <w:r>
+        <w:rPr>
+          <w:lang w:val="es-ES"/>
+        </w:rPr>
+        <w:t xml:space="preserve"> p), </w:t>
+      </w:r>
+      <w:proofErr w:type="spellStart"/>
+      <w:proofErr w:type="gramStart"/>
+      <w:r>
+        <w:rPr>
+          <w:lang w:val="es-ES"/>
+        </w:rPr>
+        <w:t>recibirRespuesta</w:t>
+      </w:r>
+      <w:proofErr w:type="spellEnd"/>
+      <w:r>
+        <w:rPr>
+          <w:lang w:val="es-ES"/>
+        </w:rPr>
+        <w:t>(</w:t>
+      </w:r>
+      <w:proofErr w:type="gramEnd"/>
+      <w:r>
+        <w:rPr>
+          <w:lang w:val="es-ES"/>
+        </w:rPr>
+        <w:t>).</w:t>
+      </w:r>
+    </w:p>
+    <w:p>
+      <w:pPr>
+        <w:numPr>
+          <w:ilvl w:val="0"/>
+          <w:numId w:val="25"/>
+        </w:numPr>
+        <w:rPr>
+          <w:lang w:val="es-ES"/>
+        </w:rPr>
+      </w:pPr>
+      <w:r>
+        <w:rPr>
+          <w:b/>
+          <w:bCs/>
+          <w:lang w:val="es-ES"/>
+        </w:rPr>
+        <w:t>Clases Modelos Locales (Data Transfer):</w:t>
+      </w:r>
+      <w:r>
+        <w:rPr>
+          <w:lang w:val="es-ES"/>
+        </w:rPr>
+        <w:t xml:space="preserve"> Clases réplica de la capa de dominio (Paciente, Cita) que se utilizan temporalmente en el cliente para estructurar la información antes de enviarla o tras recibirla.</w:t>
+      </w:r>
+    </w:p>
+    <w:p>
+      <w:pPr>
+        <w:numPr>
+          <w:ilvl w:val="0"/>
+          <w:numId w:val="25"/>
+        </w:numPr>
+        <w:rPr>
+          <w:lang w:val="es-ES"/>
+        </w:rPr>
+      </w:pPr>
+      <w:r>
+        <w:rPr>
+          <w:b/>
+          <w:bCs/>
+          <w:lang w:val="es-ES"/>
+        </w:rPr>
+        <w:t>Controladores Principales (</w:t>
+      </w:r>
+      <w:proofErr w:type="spellStart"/>
+      <w:r>
+        <w:rPr>
+          <w:b/>
+          <w:bCs/>
+          <w:lang w:val="es-ES"/>
+        </w:rPr>
+        <w:t>LoginController</w:t>
+      </w:r>
+      <w:proofErr w:type="spellEnd"/>
+      <w:r>
+        <w:rPr>
+          <w:b/>
+          <w:bCs/>
+          <w:lang w:val="es-ES"/>
+        </w:rPr>
+        <w:t xml:space="preserve">, </w:t>
+      </w:r>
+      <w:proofErr w:type="spellStart"/>
+      <w:r>
+        <w:rPr>
+          <w:b/>
+          <w:bCs/>
+          <w:lang w:val="es-ES"/>
+        </w:rPr>
+        <w:t>DashboardController</w:t>
+      </w:r>
+      <w:proofErr w:type="spellEnd"/>
+      <w:r>
+        <w:rPr>
+          <w:b/>
+          <w:bCs/>
+          <w:lang w:val="es-ES"/>
+        </w:rPr>
+        <w:t>)</w:t>
+      </w:r>
+      <w:r>
+        <w:rPr>
+          <w:lang w:val="es-ES"/>
+        </w:rPr>
+        <w:t>: Clases que enlazan los archivos FXML (la interfaz principal) con el código Java.</w:t>
+      </w:r>
+    </w:p>
+    <w:p>
+      <w:pPr>
+        <w:numPr>
+          <w:ilvl w:val="0"/>
+          <w:numId w:val="25"/>
+        </w:numPr>
+        <w:rPr>
+          <w:lang w:val="es-ES"/>
+        </w:rPr>
+      </w:pPr>
+      <w:r>
+        <w:rPr>
+          <w:b/>
+          <w:bCs/>
+          <w:lang w:val="es-ES"/>
+        </w:rPr>
+        <w:t>Controladores de Gestión (</w:t>
+      </w:r>
+      <w:proofErr w:type="spellStart"/>
+      <w:r>
+        <w:rPr>
+          <w:b/>
+          <w:bCs/>
+          <w:lang w:val="es-ES"/>
+        </w:rPr>
+        <w:t>Ej</w:t>
+      </w:r>
+      <w:proofErr w:type="spellEnd"/>
+      <w:r>
+        <w:rPr>
+          <w:b/>
+          <w:bCs/>
+          <w:lang w:val="es-ES"/>
+        </w:rPr>
+        <w:t xml:space="preserve">: </w:t>
+      </w:r>
+      <w:proofErr w:type="spellStart"/>
+      <w:r>
+        <w:rPr>
+          <w:b/>
+          <w:bCs/>
+          <w:lang w:val="es-ES"/>
+        </w:rPr>
+        <w:t>PacienteFormController</w:t>
+      </w:r>
+      <w:proofErr w:type="spellEnd"/>
+      <w:r>
+        <w:rPr>
+          <w:b/>
+          <w:bCs/>
+          <w:lang w:val="es-ES"/>
+        </w:rPr>
+        <w:t>)</w:t>
+      </w:r>
+      <w:r>
+        <w:rPr>
+          <w:lang w:val="es-ES"/>
+        </w:rPr>
+        <w:t>: Clase encargada de la lógica de creación y modificación de registros.</w:t>
+      </w:r>
+    </w:p>
+    <w:p>
+      <w:pPr>
+        <w:numPr>
+          <w:ilvl w:val="1"/>
+          <w:numId w:val="25"/>
+        </w:numPr>
+        <w:rPr>
+          <w:lang w:val="es-ES"/>
+        </w:rPr>
+      </w:pPr>
+      <w:r>
+        <w:rPr>
+          <w:b/>
+          <w:bCs/>
+          <w:lang w:val="es-ES"/>
+        </w:rPr>
+        <w:t>Atributos:</w:t>
+      </w:r>
+      <w:r>
+        <w:rPr>
+          <w:lang w:val="es-ES"/>
+        </w:rPr>
+        <w:t xml:space="preserve"> Elementos de la interfaz gráfica (</w:t>
+      </w:r>
+      <w:proofErr w:type="spellStart"/>
+      <w:r>
+        <w:rPr>
+          <w:lang w:val="es-ES"/>
+        </w:rPr>
+        <w:t>TextField</w:t>
+      </w:r>
+      <w:proofErr w:type="spellEnd"/>
+      <w:r>
+        <w:rPr>
+          <w:lang w:val="es-ES"/>
+        </w:rPr>
+        <w:t xml:space="preserve"> </w:t>
+      </w:r>
+      <w:proofErr w:type="spellStart"/>
+      <w:r>
+        <w:rPr>
+          <w:lang w:val="es-ES"/>
+        </w:rPr>
+        <w:t>txtDni</w:t>
+      </w:r>
+      <w:proofErr w:type="spellEnd"/>
+      <w:r>
+        <w:rPr>
+          <w:lang w:val="es-ES"/>
+        </w:rPr>
+        <w:t xml:space="preserve">, </w:t>
+      </w:r>
+      <w:proofErr w:type="spellStart"/>
+      <w:r>
+        <w:rPr>
+          <w:lang w:val="es-ES"/>
+        </w:rPr>
+        <w:t>TextField</w:t>
+      </w:r>
+      <w:proofErr w:type="spellEnd"/>
+      <w:r>
+        <w:rPr>
+          <w:lang w:val="es-ES"/>
+        </w:rPr>
+        <w:t xml:space="preserve"> </w:t>
+      </w:r>
+      <w:proofErr w:type="spellStart"/>
+      <w:r>
+        <w:rPr>
+          <w:lang w:val="es-ES"/>
+        </w:rPr>
+        <w:t>txtNombre</w:t>
+      </w:r>
+      <w:proofErr w:type="spellEnd"/>
+      <w:r>
+        <w:rPr>
+          <w:lang w:val="es-ES"/>
+        </w:rPr>
+        <w:t xml:space="preserve">, Button </w:t>
+      </w:r>
+      <w:proofErr w:type="spellStart"/>
+      <w:r>
+        <w:rPr>
+          <w:lang w:val="es-ES"/>
+        </w:rPr>
+        <w:t>btnGuardar</w:t>
+      </w:r>
+      <w:proofErr w:type="spellEnd"/>
+      <w:r>
+        <w:rPr>
+          <w:lang w:val="es-ES"/>
+        </w:rPr>
+        <w:t>).</w:t>
+      </w:r>
+    </w:p>
+    <w:p>
+      <w:pPr>
+        <w:numPr>
+          <w:ilvl w:val="1"/>
+          <w:numId w:val="25"/>
+        </w:numPr>
+        <w:rPr>
+          <w:lang w:val="es-ES"/>
+        </w:rPr>
+      </w:pPr>
+      <w:r>
+        <w:rPr>
+          <w:b/>
+          <w:bCs/>
+          <w:lang w:val="es-ES"/>
+        </w:rPr>
+        <w:t>Métodos principales:</w:t>
+      </w:r>
+      <w:r>
+        <w:rPr>
+          <w:lang w:val="es-ES"/>
+        </w:rPr>
+        <w:t xml:space="preserve"> </w:t>
+      </w:r>
+      <w:proofErr w:type="spellStart"/>
+      <w:proofErr w:type="gramStart"/>
+      <w:r>
+        <w:rPr>
+          <w:lang w:val="es-ES"/>
+        </w:rPr>
+        <w:t>validarFormulario</w:t>
+      </w:r>
+      <w:proofErr w:type="spellEnd"/>
+      <w:r>
+        <w:rPr>
+          <w:lang w:val="es-ES"/>
+        </w:rPr>
+        <w:t>(</w:t>
+      </w:r>
+      <w:proofErr w:type="gramEnd"/>
+      <w:r>
+        <w:rPr>
+          <w:lang w:val="es-ES"/>
+        </w:rPr>
+        <w:t xml:space="preserve">) (asegura que no haya campos vacíos) y </w:t>
+      </w:r>
+      <w:proofErr w:type="spellStart"/>
+      <w:proofErr w:type="gramStart"/>
+      <w:r>
+        <w:rPr>
+          <w:lang w:val="es-ES"/>
+        </w:rPr>
+        <w:t>guardarPaciente</w:t>
+      </w:r>
+      <w:proofErr w:type="spellEnd"/>
+      <w:r>
+        <w:rPr>
+          <w:lang w:val="es-ES"/>
+        </w:rPr>
+        <w:t>(</w:t>
+      </w:r>
+      <w:proofErr w:type="gramEnd"/>
+      <w:r>
+        <w:rPr>
+          <w:lang w:val="es-ES"/>
+        </w:rPr>
+        <w:t xml:space="preserve">). Este último captura los datos, instancia un objeto Paciente, crea un </w:t>
+      </w:r>
+      <w:proofErr w:type="spellStart"/>
+      <w:r>
+        <w:rPr>
+          <w:lang w:val="es-ES"/>
+        </w:rPr>
+        <w:t>PaqueteRed</w:t>
+      </w:r>
+      <w:proofErr w:type="spellEnd"/>
+      <w:r>
+        <w:rPr>
+          <w:lang w:val="es-ES"/>
+        </w:rPr>
+        <w:t xml:space="preserve"> con la instrucción "INSERTAR_PACIENTE" y lo transmite al </w:t>
+      </w:r>
+      <w:proofErr w:type="spellStart"/>
+      <w:r>
+        <w:rPr>
+          <w:lang w:val="es-ES"/>
+        </w:rPr>
+        <w:t>backend</w:t>
+      </w:r>
+      <w:proofErr w:type="spellEnd"/>
+      <w:r>
+        <w:rPr>
+          <w:lang w:val="es-ES"/>
+        </w:rPr>
+        <w:t xml:space="preserve"> a través de </w:t>
+      </w:r>
+      <w:proofErr w:type="spellStart"/>
+      <w:r>
+        <w:rPr>
+          <w:lang w:val="es-ES"/>
+        </w:rPr>
+        <w:t>ClienteSocket</w:t>
+      </w:r>
+      <w:proofErr w:type="spellEnd"/>
+      <w:r>
+        <w:rPr>
+          <w:lang w:val="es-ES"/>
+        </w:rPr>
+        <w:t>.</w:t>
+      </w:r>
+    </w:p>
+    <w:p/>
     <w:p>
       <w:pPr>
         <w:pStyle w:val="Ttulo1"/>
@@ -4821,9 +7064,8 @@
           <w:numId w:val="1"/>
         </w:numPr>
       </w:pPr>
-      <w:bookmarkStart w:id="24" w:name="_Toc241213567"/>
-      <w:r>
-        <w:lastRenderedPageBreak/>
+      <w:bookmarkStart w:id="24" w:name="_Toc241264852"/>
+      <w:r>
         <w:t>Despliegue y pruebas</w:t>
       </w:r>
       <w:bookmarkEnd w:id="24"/>
@@ -4850,7 +7092,7 @@
           <w:numId w:val="1"/>
         </w:numPr>
       </w:pPr>
-      <w:bookmarkStart w:id="25" w:name="_Toc241213568"/>
+      <w:bookmarkStart w:id="25" w:name="_Toc241264853"/>
       <w:r>
         <w:lastRenderedPageBreak/>
         <w:t>Conclusiones</w:t>
@@ -4878,7 +7120,7 @@
           <w:numId w:val="1"/>
         </w:numPr>
       </w:pPr>
-      <w:bookmarkStart w:id="26" w:name="_Toc241213569"/>
+      <w:bookmarkStart w:id="26" w:name="_Toc241264854"/>
       <w:r>
         <w:lastRenderedPageBreak/>
         <w:t>Vías futuras</w:t>
@@ -4906,7 +7148,7 @@
           <w:numId w:val="1"/>
         </w:numPr>
       </w:pPr>
-      <w:bookmarkStart w:id="27" w:name="_Toc241213570"/>
+      <w:bookmarkStart w:id="27" w:name="_Toc241264855"/>
       <w:r>
         <w:lastRenderedPageBreak/>
         <w:t>Bibliografía/Webgrafía</w:t>
@@ -4934,7 +7176,7 @@
           <w:numId w:val="1"/>
         </w:numPr>
       </w:pPr>
-      <w:bookmarkStart w:id="28" w:name="_Toc241213571"/>
+      <w:bookmarkStart w:id="28" w:name="_Toc241264856"/>
       <w:r>
         <w:lastRenderedPageBreak/>
         <w:t>Anexos</w:t>
@@ -4949,7 +7191,7 @@
           <w:numId w:val="1"/>
         </w:numPr>
       </w:pPr>
-      <w:bookmarkStart w:id="29" w:name="_Toc241213572"/>
+      <w:bookmarkStart w:id="29" w:name="_Toc241264857"/>
       <w:r>
         <w:t>Manual de Instalación</w:t>
       </w:r>
@@ -4964,7 +7206,7 @@
           <w:numId w:val="1"/>
         </w:numPr>
       </w:pPr>
-      <w:bookmarkStart w:id="30" w:name="_Toc241213573"/>
+      <w:bookmarkStart w:id="30" w:name="_Toc241264858"/>
       <w:r>
         <w:t>Manual de Usuario</w:t>
       </w:r>
@@ -5058,8 +7300,8 @@
       </w:r>
     </w:p>
     <w:sectPr>
-      <w:headerReference w:type="default" r:id="rId11"/>
-      <w:headerReference w:type="first" r:id="rId12"/>
+      <w:headerReference w:type="default" r:id="rId14"/>
+      <w:headerReference w:type="first" r:id="rId15"/>
       <w:pgSz w:w="11909" w:h="16834"/>
       <w:pgMar w:top="1440" w:right="1440" w:bottom="1440" w:left="1440" w:header="720" w:footer="0" w:gutter="0"/>
       <w:pgNumType w:start="1"/>
@@ -5238,6 +7480,155 @@
 <file path=word/numbering.xml><?xml version="1.0" encoding="utf-8"?>
 <w:numbering xmlns:wpc="http://schemas.microsoft.com/office/word/2010/wordprocessingCanvas" xmlns:cx="http://schemas.microsoft.com/office/drawing/2014/chartex" xmlns:cx1="http://schemas.microsoft.com/office/drawing/2015/9/8/chartex" xmlns:cx2="http://schemas.microsoft.com/office/drawing/2015/10/21/chartex" xmlns:cx3="http://schemas.microsoft.com/office/drawing/2016/5/9/chartex" xmlns:cx4="http://schemas.microsoft.com/office/drawing/2016/5/10/chartex" xmlns:cx5="http://schemas.microsoft.com/office/drawing/2016/5/11/chartex" xmlns:cx6="http://schemas.microsoft.com/office/drawing/2016/5/12/chartex" xmlns:cx7="http://schemas.microsoft.com/office/drawing/2016/5/13/chartex" xmlns:cx8="http://schemas.microsoft.com/office/drawing/2016/5/14/chartex" xmlns:mc="http://schemas.openxmlformats.org/markup-compatibility/2006" xmlns:aink="http://schemas.microsoft.com/office/drawing/2016/ink" xmlns:am3d="http://schemas.microsoft.com/office/drawing/2017/model3d" xmlns:o="urn:schemas-microsoft-com:office:office" xmlns:oel="http://schemas.microsoft.com/office/2019/extlst" xmlns:r="http://schemas.openxmlformats.org/officeDocument/2006/relationships" xmlns:m="http://schemas.openxmlformats.org/officeDocument/2006/math" xmlns:v="urn:schemas-microsoft-com:vml" xmlns:wp14="http://schemas.microsoft.com/office/word/2010/wordprocessingDrawing" xmlns:wp="http://schemas.openxmlformats.org/drawingml/2006/wordprocessingDrawing" xmlns:w10="urn:schemas-microsoft-com:office:word" xmlns:w="http://schemas.openxmlformats.org/wordprocessingml/2006/main" xmlns:w14="http://schemas.microsoft.com/office/word/2010/wordml" xmlns:w15="http://schemas.microsoft.com/office/word/2012/wordml" xmlns:w16cex="http://schemas.microsoft.com/office/word/2018/wordml/cex" xmlns:w16cid="http://schemas.microsoft.com/office/word/2016/wordml/cid" xmlns:w16="http://schemas.microsoft.com/office/word/2018/wordml" xmlns:w16du="http://schemas.microsoft.com/office/word/2023/wordml/word16du" xmlns:w16sdtdh="http://schemas.microsoft.com/office/word/2020/wordml/sdtdatahash" xmlns:w16sdtfl="http://schemas.microsoft.com/office/word/2024/wordml/sdtformatlock" xmlns:w16se="http://schemas.microsoft.com/office/word/2015/wordml/symex" xmlns:wpg="http://schemas.microsoft.com/office/word/2010/wordprocessingGroup" xmlns:wpi="http://schemas.microsoft.com/office/word/2010/wordprocessingInk" xmlns:wne="http://schemas.microsoft.com/office/word/2006/wordml" xmlns:wps="http://schemas.microsoft.com/office/word/2010/wordprocessingShape" mc:Ignorable="w14 w15 w16se w16cid w16 w16cex w16sdtdh w16sdtfl w16du wp14">
   <w:abstractNum w:abstractNumId="0" w15:restartNumberingAfterBreak="0">
+    <w:nsid w:val="03823916"/>
+    <w:multiLevelType w:val="multilevel"/>
+    <w:tmpl w:val="97B20CA4"/>
+    <w:lvl w:ilvl="0">
+      <w:start w:val="1"/>
+      <w:numFmt w:val="bullet"/>
+      <w:lvlText w:val=""/>
+      <w:lvlJc w:val="left"/>
+      <w:pPr>
+        <w:tabs>
+          <w:tab w:val="num" w:pos="720"/>
+        </w:tabs>
+        <w:ind w:left="720" w:hanging="360"/>
+      </w:pPr>
+      <w:rPr>
+        <w:rFonts w:ascii="Symbol" w:hAnsi="Symbol" w:hint="default"/>
+        <w:sz w:val="20"/>
+      </w:rPr>
+    </w:lvl>
+    <w:lvl w:ilvl="1" w:tentative="1">
+      <w:start w:val="1"/>
+      <w:numFmt w:val="bullet"/>
+      <w:lvlText w:val="o"/>
+      <w:lvlJc w:val="left"/>
+      <w:pPr>
+        <w:tabs>
+          <w:tab w:val="num" w:pos="1440"/>
+        </w:tabs>
+        <w:ind w:left="1440" w:hanging="360"/>
+      </w:pPr>
+      <w:rPr>
+        <w:rFonts w:ascii="Courier New" w:hAnsi="Courier New" w:hint="default"/>
+        <w:sz w:val="20"/>
+      </w:rPr>
+    </w:lvl>
+    <w:lvl w:ilvl="2" w:tentative="1">
+      <w:start w:val="1"/>
+      <w:numFmt w:val="bullet"/>
+      <w:lvlText w:val=""/>
+      <w:lvlJc w:val="left"/>
+      <w:pPr>
+        <w:tabs>
+          <w:tab w:val="num" w:pos="2160"/>
+        </w:tabs>
+        <w:ind w:left="2160" w:hanging="360"/>
+      </w:pPr>
+      <w:rPr>
+        <w:rFonts w:ascii="Wingdings" w:hAnsi="Wingdings" w:hint="default"/>
+        <w:sz w:val="20"/>
+      </w:rPr>
+    </w:lvl>
+    <w:lvl w:ilvl="3" w:tentative="1">
+      <w:start w:val="1"/>
+      <w:numFmt w:val="bullet"/>
+      <w:lvlText w:val=""/>
+      <w:lvlJc w:val="left"/>
+      <w:pPr>
+        <w:tabs>
+          <w:tab w:val="num" w:pos="2880"/>
+        </w:tabs>
+        <w:ind w:left="2880" w:hanging="360"/>
+      </w:pPr>
+      <w:rPr>
+        <w:rFonts w:ascii="Wingdings" w:hAnsi="Wingdings" w:hint="default"/>
+        <w:sz w:val="20"/>
+      </w:rPr>
+    </w:lvl>
+    <w:lvl w:ilvl="4" w:tentative="1">
+      <w:start w:val="1"/>
+      <w:numFmt w:val="bullet"/>
+      <w:lvlText w:val=""/>
+      <w:lvlJc w:val="left"/>
+      <w:pPr>
+        <w:tabs>
+          <w:tab w:val="num" w:pos="3600"/>
+        </w:tabs>
+        <w:ind w:left="3600" w:hanging="360"/>
+      </w:pPr>
+      <w:rPr>
+        <w:rFonts w:ascii="Wingdings" w:hAnsi="Wingdings" w:hint="default"/>
+        <w:sz w:val="20"/>
+      </w:rPr>
+    </w:lvl>
+    <w:lvl w:ilvl="5" w:tentative="1">
+      <w:start w:val="1"/>
+      <w:numFmt w:val="bullet"/>
+      <w:lvlText w:val=""/>
+      <w:lvlJc w:val="left"/>
+      <w:pPr>
+        <w:tabs>
+          <w:tab w:val="num" w:pos="4320"/>
+        </w:tabs>
+        <w:ind w:left="4320" w:hanging="360"/>
+      </w:pPr>
+      <w:rPr>
+        <w:rFonts w:ascii="Wingdings" w:hAnsi="Wingdings" w:hint="default"/>
+        <w:sz w:val="20"/>
+      </w:rPr>
+    </w:lvl>
+    <w:lvl w:ilvl="6" w:tentative="1">
+      <w:start w:val="1"/>
+      <w:numFmt w:val="bullet"/>
+      <w:lvlText w:val=""/>
+      <w:lvlJc w:val="left"/>
+      <w:pPr>
+        <w:tabs>
+          <w:tab w:val="num" w:pos="5040"/>
+        </w:tabs>
+        <w:ind w:left="5040" w:hanging="360"/>
+      </w:pPr>
+      <w:rPr>
+        <w:rFonts w:ascii="Wingdings" w:hAnsi="Wingdings" w:hint="default"/>
+        <w:sz w:val="20"/>
+      </w:rPr>
+    </w:lvl>
+    <w:lvl w:ilvl="7" w:tentative="1">
+      <w:start w:val="1"/>
+      <w:numFmt w:val="bullet"/>
+      <w:lvlText w:val=""/>
+      <w:lvlJc w:val="left"/>
+      <w:pPr>
+        <w:tabs>
+          <w:tab w:val="num" w:pos="5760"/>
+        </w:tabs>
+        <w:ind w:left="5760" w:hanging="360"/>
+      </w:pPr>
+      <w:rPr>
+        <w:rFonts w:ascii="Wingdings" w:hAnsi="Wingdings" w:hint="default"/>
+        <w:sz w:val="20"/>
+      </w:rPr>
+    </w:lvl>
+    <w:lvl w:ilvl="8" w:tentative="1">
+      <w:start w:val="1"/>
+      <w:numFmt w:val="bullet"/>
+      <w:lvlText w:val=""/>
+      <w:lvlJc w:val="left"/>
+      <w:pPr>
+        <w:tabs>
+          <w:tab w:val="num" w:pos="6480"/>
+        </w:tabs>
+        <w:ind w:left="6480" w:hanging="360"/>
+      </w:pPr>
+      <w:rPr>
+        <w:rFonts w:ascii="Wingdings" w:hAnsi="Wingdings" w:hint="default"/>
+        <w:sz w:val="20"/>
+      </w:rPr>
+    </w:lvl>
+  </w:abstractNum>
+  <w:abstractNum w:abstractNumId="1" w15:restartNumberingAfterBreak="0">
     <w:nsid w:val="0B8E0180"/>
     <w:multiLevelType w:val="hybridMultilevel"/>
     <w:tmpl w:val="6B3AEBDC"/>
@@ -5350,7 +7741,7 @@
       </w:rPr>
     </w:lvl>
   </w:abstractNum>
-  <w:abstractNum w:abstractNumId="1" w15:restartNumberingAfterBreak="0">
+  <w:abstractNum w:abstractNumId="2" w15:restartNumberingAfterBreak="0">
     <w:nsid w:val="0CCA643E"/>
     <w:multiLevelType w:val="hybridMultilevel"/>
     <w:tmpl w:val="1136A8DA"/>
@@ -5439,7 +7830,7 @@
       </w:pPr>
     </w:lvl>
   </w:abstractNum>
-  <w:abstractNum w:abstractNumId="2" w15:restartNumberingAfterBreak="0">
+  <w:abstractNum w:abstractNumId="3" w15:restartNumberingAfterBreak="0">
     <w:nsid w:val="11935620"/>
     <w:multiLevelType w:val="hybridMultilevel"/>
     <w:tmpl w:val="7F28A674"/>
@@ -5528,7 +7919,7 @@
       </w:pPr>
     </w:lvl>
   </w:abstractNum>
-  <w:abstractNum w:abstractNumId="3" w15:restartNumberingAfterBreak="0">
+  <w:abstractNum w:abstractNumId="4" w15:restartNumberingAfterBreak="0">
     <w:nsid w:val="13A67678"/>
     <w:multiLevelType w:val="hybridMultilevel"/>
     <w:tmpl w:val="64DA93DC"/>
@@ -5617,7 +8008,156 @@
       </w:pPr>
     </w:lvl>
   </w:abstractNum>
-  <w:abstractNum w:abstractNumId="4" w15:restartNumberingAfterBreak="0">
+  <w:abstractNum w:abstractNumId="5" w15:restartNumberingAfterBreak="0">
+    <w:nsid w:val="16BE1A08"/>
+    <w:multiLevelType w:val="multilevel"/>
+    <w:tmpl w:val="CAFE20EE"/>
+    <w:lvl w:ilvl="0">
+      <w:start w:val="1"/>
+      <w:numFmt w:val="bullet"/>
+      <w:lvlText w:val=""/>
+      <w:lvlJc w:val="left"/>
+      <w:pPr>
+        <w:tabs>
+          <w:tab w:val="num" w:pos="720"/>
+        </w:tabs>
+        <w:ind w:left="720" w:hanging="360"/>
+      </w:pPr>
+      <w:rPr>
+        <w:rFonts w:ascii="Symbol" w:hAnsi="Symbol" w:hint="default"/>
+        <w:sz w:val="20"/>
+      </w:rPr>
+    </w:lvl>
+    <w:lvl w:ilvl="1" w:tentative="1">
+      <w:start w:val="1"/>
+      <w:numFmt w:val="bullet"/>
+      <w:lvlText w:val="o"/>
+      <w:lvlJc w:val="left"/>
+      <w:pPr>
+        <w:tabs>
+          <w:tab w:val="num" w:pos="1440"/>
+        </w:tabs>
+        <w:ind w:left="1440" w:hanging="360"/>
+      </w:pPr>
+      <w:rPr>
+        <w:rFonts w:ascii="Courier New" w:hAnsi="Courier New" w:hint="default"/>
+        <w:sz w:val="20"/>
+      </w:rPr>
+    </w:lvl>
+    <w:lvl w:ilvl="2" w:tentative="1">
+      <w:start w:val="1"/>
+      <w:numFmt w:val="bullet"/>
+      <w:lvlText w:val=""/>
+      <w:lvlJc w:val="left"/>
+      <w:pPr>
+        <w:tabs>
+          <w:tab w:val="num" w:pos="2160"/>
+        </w:tabs>
+        <w:ind w:left="2160" w:hanging="360"/>
+      </w:pPr>
+      <w:rPr>
+        <w:rFonts w:ascii="Wingdings" w:hAnsi="Wingdings" w:hint="default"/>
+        <w:sz w:val="20"/>
+      </w:rPr>
+    </w:lvl>
+    <w:lvl w:ilvl="3" w:tentative="1">
+      <w:start w:val="1"/>
+      <w:numFmt w:val="bullet"/>
+      <w:lvlText w:val=""/>
+      <w:lvlJc w:val="left"/>
+      <w:pPr>
+        <w:tabs>
+          <w:tab w:val="num" w:pos="2880"/>
+        </w:tabs>
+        <w:ind w:left="2880" w:hanging="360"/>
+      </w:pPr>
+      <w:rPr>
+        <w:rFonts w:ascii="Wingdings" w:hAnsi="Wingdings" w:hint="default"/>
+        <w:sz w:val="20"/>
+      </w:rPr>
+    </w:lvl>
+    <w:lvl w:ilvl="4" w:tentative="1">
+      <w:start w:val="1"/>
+      <w:numFmt w:val="bullet"/>
+      <w:lvlText w:val=""/>
+      <w:lvlJc w:val="left"/>
+      <w:pPr>
+        <w:tabs>
+          <w:tab w:val="num" w:pos="3600"/>
+        </w:tabs>
+        <w:ind w:left="3600" w:hanging="360"/>
+      </w:pPr>
+      <w:rPr>
+        <w:rFonts w:ascii="Wingdings" w:hAnsi="Wingdings" w:hint="default"/>
+        <w:sz w:val="20"/>
+      </w:rPr>
+    </w:lvl>
+    <w:lvl w:ilvl="5" w:tentative="1">
+      <w:start w:val="1"/>
+      <w:numFmt w:val="bullet"/>
+      <w:lvlText w:val=""/>
+      <w:lvlJc w:val="left"/>
+      <w:pPr>
+        <w:tabs>
+          <w:tab w:val="num" w:pos="4320"/>
+        </w:tabs>
+        <w:ind w:left="4320" w:hanging="360"/>
+      </w:pPr>
+      <w:rPr>
+        <w:rFonts w:ascii="Wingdings" w:hAnsi="Wingdings" w:hint="default"/>
+        <w:sz w:val="20"/>
+      </w:rPr>
+    </w:lvl>
+    <w:lvl w:ilvl="6" w:tentative="1">
+      <w:start w:val="1"/>
+      <w:numFmt w:val="bullet"/>
+      <w:lvlText w:val=""/>
+      <w:lvlJc w:val="left"/>
+      <w:pPr>
+        <w:tabs>
+          <w:tab w:val="num" w:pos="5040"/>
+        </w:tabs>
+        <w:ind w:left="5040" w:hanging="360"/>
+      </w:pPr>
+      <w:rPr>
+        <w:rFonts w:ascii="Wingdings" w:hAnsi="Wingdings" w:hint="default"/>
+        <w:sz w:val="20"/>
+      </w:rPr>
+    </w:lvl>
+    <w:lvl w:ilvl="7" w:tentative="1">
+      <w:start w:val="1"/>
+      <w:numFmt w:val="bullet"/>
+      <w:lvlText w:val=""/>
+      <w:lvlJc w:val="left"/>
+      <w:pPr>
+        <w:tabs>
+          <w:tab w:val="num" w:pos="5760"/>
+        </w:tabs>
+        <w:ind w:left="5760" w:hanging="360"/>
+      </w:pPr>
+      <w:rPr>
+        <w:rFonts w:ascii="Wingdings" w:hAnsi="Wingdings" w:hint="default"/>
+        <w:sz w:val="20"/>
+      </w:rPr>
+    </w:lvl>
+    <w:lvl w:ilvl="8" w:tentative="1">
+      <w:start w:val="1"/>
+      <w:numFmt w:val="bullet"/>
+      <w:lvlText w:val=""/>
+      <w:lvlJc w:val="left"/>
+      <w:pPr>
+        <w:tabs>
+          <w:tab w:val="num" w:pos="6480"/>
+        </w:tabs>
+        <w:ind w:left="6480" w:hanging="360"/>
+      </w:pPr>
+      <w:rPr>
+        <w:rFonts w:ascii="Wingdings" w:hAnsi="Wingdings" w:hint="default"/>
+        <w:sz w:val="20"/>
+      </w:rPr>
+    </w:lvl>
+  </w:abstractNum>
+  <w:abstractNum w:abstractNumId="6" w15:restartNumberingAfterBreak="0">
     <w:nsid w:val="19F80738"/>
     <w:multiLevelType w:val="hybridMultilevel"/>
     <w:tmpl w:val="41D4C086"/>
@@ -5706,7 +8246,7 @@
       </w:pPr>
     </w:lvl>
   </w:abstractNum>
-  <w:abstractNum w:abstractNumId="5" w15:restartNumberingAfterBreak="0">
+  <w:abstractNum w:abstractNumId="7" w15:restartNumberingAfterBreak="0">
     <w:nsid w:val="1C1805AA"/>
     <w:multiLevelType w:val="hybridMultilevel"/>
     <w:tmpl w:val="1264E3F2"/>
@@ -5819,7 +8359,7 @@
       </w:rPr>
     </w:lvl>
   </w:abstractNum>
-  <w:abstractNum w:abstractNumId="6" w15:restartNumberingAfterBreak="0">
+  <w:abstractNum w:abstractNumId="8" w15:restartNumberingAfterBreak="0">
     <w:nsid w:val="1E497B12"/>
     <w:multiLevelType w:val="hybridMultilevel"/>
     <w:tmpl w:val="5F4C6ECC"/>
@@ -5932,7 +8472,7 @@
       </w:rPr>
     </w:lvl>
   </w:abstractNum>
-  <w:abstractNum w:abstractNumId="7" w15:restartNumberingAfterBreak="0">
+  <w:abstractNum w:abstractNumId="9" w15:restartNumberingAfterBreak="0">
     <w:nsid w:val="1EBC368F"/>
     <w:multiLevelType w:val="multilevel"/>
     <w:tmpl w:val="72DE3258"/>
@@ -6018,7 +8558,7 @@
       </w:pPr>
     </w:lvl>
   </w:abstractNum>
-  <w:abstractNum w:abstractNumId="8" w15:restartNumberingAfterBreak="0">
+  <w:abstractNum w:abstractNumId="10" w15:restartNumberingAfterBreak="0">
     <w:nsid w:val="25520362"/>
     <w:multiLevelType w:val="hybridMultilevel"/>
     <w:tmpl w:val="E2BE0E44"/>
@@ -6107,7 +8647,7 @@
       </w:pPr>
     </w:lvl>
   </w:abstractNum>
-  <w:abstractNum w:abstractNumId="9" w15:restartNumberingAfterBreak="0">
+  <w:abstractNum w:abstractNumId="11" w15:restartNumberingAfterBreak="0">
     <w:nsid w:val="25A868CF"/>
     <w:multiLevelType w:val="hybridMultilevel"/>
     <w:tmpl w:val="1F3EFD98"/>
@@ -6193,7 +8733,156 @@
       </w:pPr>
     </w:lvl>
   </w:abstractNum>
-  <w:abstractNum w:abstractNumId="10" w15:restartNumberingAfterBreak="0">
+  <w:abstractNum w:abstractNumId="12" w15:restartNumberingAfterBreak="0">
+    <w:nsid w:val="27C85B7D"/>
+    <w:multiLevelType w:val="multilevel"/>
+    <w:tmpl w:val="3564B36C"/>
+    <w:lvl w:ilvl="0">
+      <w:start w:val="1"/>
+      <w:numFmt w:val="bullet"/>
+      <w:lvlText w:val=""/>
+      <w:lvlJc w:val="left"/>
+      <w:pPr>
+        <w:tabs>
+          <w:tab w:val="num" w:pos="720"/>
+        </w:tabs>
+        <w:ind w:left="720" w:hanging="360"/>
+      </w:pPr>
+      <w:rPr>
+        <w:rFonts w:ascii="Symbol" w:hAnsi="Symbol" w:hint="default"/>
+        <w:sz w:val="20"/>
+      </w:rPr>
+    </w:lvl>
+    <w:lvl w:ilvl="1" w:tentative="1">
+      <w:start w:val="1"/>
+      <w:numFmt w:val="bullet"/>
+      <w:lvlText w:val="o"/>
+      <w:lvlJc w:val="left"/>
+      <w:pPr>
+        <w:tabs>
+          <w:tab w:val="num" w:pos="1440"/>
+        </w:tabs>
+        <w:ind w:left="1440" w:hanging="360"/>
+      </w:pPr>
+      <w:rPr>
+        <w:rFonts w:ascii="Courier New" w:hAnsi="Courier New" w:hint="default"/>
+        <w:sz w:val="20"/>
+      </w:rPr>
+    </w:lvl>
+    <w:lvl w:ilvl="2" w:tentative="1">
+      <w:start w:val="1"/>
+      <w:numFmt w:val="bullet"/>
+      <w:lvlText w:val=""/>
+      <w:lvlJc w:val="left"/>
+      <w:pPr>
+        <w:tabs>
+          <w:tab w:val="num" w:pos="2160"/>
+        </w:tabs>
+        <w:ind w:left="2160" w:hanging="360"/>
+      </w:pPr>
+      <w:rPr>
+        <w:rFonts w:ascii="Wingdings" w:hAnsi="Wingdings" w:hint="default"/>
+        <w:sz w:val="20"/>
+      </w:rPr>
+    </w:lvl>
+    <w:lvl w:ilvl="3" w:tentative="1">
+      <w:start w:val="1"/>
+      <w:numFmt w:val="bullet"/>
+      <w:lvlText w:val=""/>
+      <w:lvlJc w:val="left"/>
+      <w:pPr>
+        <w:tabs>
+          <w:tab w:val="num" w:pos="2880"/>
+        </w:tabs>
+        <w:ind w:left="2880" w:hanging="360"/>
+      </w:pPr>
+      <w:rPr>
+        <w:rFonts w:ascii="Wingdings" w:hAnsi="Wingdings" w:hint="default"/>
+        <w:sz w:val="20"/>
+      </w:rPr>
+    </w:lvl>
+    <w:lvl w:ilvl="4" w:tentative="1">
+      <w:start w:val="1"/>
+      <w:numFmt w:val="bullet"/>
+      <w:lvlText w:val=""/>
+      <w:lvlJc w:val="left"/>
+      <w:pPr>
+        <w:tabs>
+          <w:tab w:val="num" w:pos="3600"/>
+        </w:tabs>
+        <w:ind w:left="3600" w:hanging="360"/>
+      </w:pPr>
+      <w:rPr>
+        <w:rFonts w:ascii="Wingdings" w:hAnsi="Wingdings" w:hint="default"/>
+        <w:sz w:val="20"/>
+      </w:rPr>
+    </w:lvl>
+    <w:lvl w:ilvl="5" w:tentative="1">
+      <w:start w:val="1"/>
+      <w:numFmt w:val="bullet"/>
+      <w:lvlText w:val=""/>
+      <w:lvlJc w:val="left"/>
+      <w:pPr>
+        <w:tabs>
+          <w:tab w:val="num" w:pos="4320"/>
+        </w:tabs>
+        <w:ind w:left="4320" w:hanging="360"/>
+      </w:pPr>
+      <w:rPr>
+        <w:rFonts w:ascii="Wingdings" w:hAnsi="Wingdings" w:hint="default"/>
+        <w:sz w:val="20"/>
+      </w:rPr>
+    </w:lvl>
+    <w:lvl w:ilvl="6" w:tentative="1">
+      <w:start w:val="1"/>
+      <w:numFmt w:val="bullet"/>
+      <w:lvlText w:val=""/>
+      <w:lvlJc w:val="left"/>
+      <w:pPr>
+        <w:tabs>
+          <w:tab w:val="num" w:pos="5040"/>
+        </w:tabs>
+        <w:ind w:left="5040" w:hanging="360"/>
+      </w:pPr>
+      <w:rPr>
+        <w:rFonts w:ascii="Wingdings" w:hAnsi="Wingdings" w:hint="default"/>
+        <w:sz w:val="20"/>
+      </w:rPr>
+    </w:lvl>
+    <w:lvl w:ilvl="7" w:tentative="1">
+      <w:start w:val="1"/>
+      <w:numFmt w:val="bullet"/>
+      <w:lvlText w:val=""/>
+      <w:lvlJc w:val="left"/>
+      <w:pPr>
+        <w:tabs>
+          <w:tab w:val="num" w:pos="5760"/>
+        </w:tabs>
+        <w:ind w:left="5760" w:hanging="360"/>
+      </w:pPr>
+      <w:rPr>
+        <w:rFonts w:ascii="Wingdings" w:hAnsi="Wingdings" w:hint="default"/>
+        <w:sz w:val="20"/>
+      </w:rPr>
+    </w:lvl>
+    <w:lvl w:ilvl="8" w:tentative="1">
+      <w:start w:val="1"/>
+      <w:numFmt w:val="bullet"/>
+      <w:lvlText w:val=""/>
+      <w:lvlJc w:val="left"/>
+      <w:pPr>
+        <w:tabs>
+          <w:tab w:val="num" w:pos="6480"/>
+        </w:tabs>
+        <w:ind w:left="6480" w:hanging="360"/>
+      </w:pPr>
+      <w:rPr>
+        <w:rFonts w:ascii="Wingdings" w:hAnsi="Wingdings" w:hint="default"/>
+        <w:sz w:val="20"/>
+      </w:rPr>
+    </w:lvl>
+  </w:abstractNum>
+  <w:abstractNum w:abstractNumId="13" w15:restartNumberingAfterBreak="0">
     <w:nsid w:val="315F43C4"/>
     <w:multiLevelType w:val="multilevel"/>
     <w:tmpl w:val="40069E20"/>
@@ -6306,7 +8995,7 @@
       </w:rPr>
     </w:lvl>
   </w:abstractNum>
-  <w:abstractNum w:abstractNumId="11" w15:restartNumberingAfterBreak="0">
+  <w:abstractNum w:abstractNumId="14" w15:restartNumberingAfterBreak="0">
     <w:nsid w:val="3B49303B"/>
     <w:multiLevelType w:val="hybridMultilevel"/>
     <w:tmpl w:val="EABE4226"/>
@@ -6419,7 +9108,7 @@
       </w:rPr>
     </w:lvl>
   </w:abstractNum>
-  <w:abstractNum w:abstractNumId="12" w15:restartNumberingAfterBreak="0">
+  <w:abstractNum w:abstractNumId="15" w15:restartNumberingAfterBreak="0">
     <w:nsid w:val="4F8F57FB"/>
     <w:multiLevelType w:val="hybridMultilevel"/>
     <w:tmpl w:val="0602BD0A"/>
@@ -6508,7 +9197,7 @@
       </w:pPr>
     </w:lvl>
   </w:abstractNum>
-  <w:abstractNum w:abstractNumId="13" w15:restartNumberingAfterBreak="0">
+  <w:abstractNum w:abstractNumId="16" w15:restartNumberingAfterBreak="0">
     <w:nsid w:val="505937FD"/>
     <w:multiLevelType w:val="hybridMultilevel"/>
     <w:tmpl w:val="41E8B920"/>
@@ -6594,7 +9283,7 @@
       </w:pPr>
     </w:lvl>
   </w:abstractNum>
-  <w:abstractNum w:abstractNumId="14" w15:restartNumberingAfterBreak="0">
+  <w:abstractNum w:abstractNumId="17" w15:restartNumberingAfterBreak="0">
     <w:nsid w:val="51555E00"/>
     <w:multiLevelType w:val="multilevel"/>
     <w:tmpl w:val="D41E289C"/>
@@ -6680,7 +9369,156 @@
       </w:pPr>
     </w:lvl>
   </w:abstractNum>
-  <w:abstractNum w:abstractNumId="15" w15:restartNumberingAfterBreak="0">
+  <w:abstractNum w:abstractNumId="18" w15:restartNumberingAfterBreak="0">
+    <w:nsid w:val="518468B8"/>
+    <w:multiLevelType w:val="multilevel"/>
+    <w:tmpl w:val="56E2AEBE"/>
+    <w:lvl w:ilvl="0">
+      <w:start w:val="1"/>
+      <w:numFmt w:val="bullet"/>
+      <w:lvlText w:val=""/>
+      <w:lvlJc w:val="left"/>
+      <w:pPr>
+        <w:tabs>
+          <w:tab w:val="num" w:pos="720"/>
+        </w:tabs>
+        <w:ind w:left="720" w:hanging="360"/>
+      </w:pPr>
+      <w:rPr>
+        <w:rFonts w:ascii="Symbol" w:hAnsi="Symbol" w:hint="default"/>
+        <w:sz w:val="20"/>
+      </w:rPr>
+    </w:lvl>
+    <w:lvl w:ilvl="1" w:tentative="1">
+      <w:start w:val="1"/>
+      <w:numFmt w:val="bullet"/>
+      <w:lvlText w:val="o"/>
+      <w:lvlJc w:val="left"/>
+      <w:pPr>
+        <w:tabs>
+          <w:tab w:val="num" w:pos="1440"/>
+        </w:tabs>
+        <w:ind w:left="1440" w:hanging="360"/>
+      </w:pPr>
+      <w:rPr>
+        <w:rFonts w:ascii="Courier New" w:hAnsi="Courier New" w:hint="default"/>
+        <w:sz w:val="20"/>
+      </w:rPr>
+    </w:lvl>
+    <w:lvl w:ilvl="2" w:tentative="1">
+      <w:start w:val="1"/>
+      <w:numFmt w:val="bullet"/>
+      <w:lvlText w:val=""/>
+      <w:lvlJc w:val="left"/>
+      <w:pPr>
+        <w:tabs>
+          <w:tab w:val="num" w:pos="2160"/>
+        </w:tabs>
+        <w:ind w:left="2160" w:hanging="360"/>
+      </w:pPr>
+      <w:rPr>
+        <w:rFonts w:ascii="Wingdings" w:hAnsi="Wingdings" w:hint="default"/>
+        <w:sz w:val="20"/>
+      </w:rPr>
+    </w:lvl>
+    <w:lvl w:ilvl="3" w:tentative="1">
+      <w:start w:val="1"/>
+      <w:numFmt w:val="bullet"/>
+      <w:lvlText w:val=""/>
+      <w:lvlJc w:val="left"/>
+      <w:pPr>
+        <w:tabs>
+          <w:tab w:val="num" w:pos="2880"/>
+        </w:tabs>
+        <w:ind w:left="2880" w:hanging="360"/>
+      </w:pPr>
+      <w:rPr>
+        <w:rFonts w:ascii="Wingdings" w:hAnsi="Wingdings" w:hint="default"/>
+        <w:sz w:val="20"/>
+      </w:rPr>
+    </w:lvl>
+    <w:lvl w:ilvl="4" w:tentative="1">
+      <w:start w:val="1"/>
+      <w:numFmt w:val="bullet"/>
+      <w:lvlText w:val=""/>
+      <w:lvlJc w:val="left"/>
+      <w:pPr>
+        <w:tabs>
+          <w:tab w:val="num" w:pos="3600"/>
+        </w:tabs>
+        <w:ind w:left="3600" w:hanging="360"/>
+      </w:pPr>
+      <w:rPr>
+        <w:rFonts w:ascii="Wingdings" w:hAnsi="Wingdings" w:hint="default"/>
+        <w:sz w:val="20"/>
+      </w:rPr>
+    </w:lvl>
+    <w:lvl w:ilvl="5" w:tentative="1">
+      <w:start w:val="1"/>
+      <w:numFmt w:val="bullet"/>
+      <w:lvlText w:val=""/>
+      <w:lvlJc w:val="left"/>
+      <w:pPr>
+        <w:tabs>
+          <w:tab w:val="num" w:pos="4320"/>
+        </w:tabs>
+        <w:ind w:left="4320" w:hanging="360"/>
+      </w:pPr>
+      <w:rPr>
+        <w:rFonts w:ascii="Wingdings" w:hAnsi="Wingdings" w:hint="default"/>
+        <w:sz w:val="20"/>
+      </w:rPr>
+    </w:lvl>
+    <w:lvl w:ilvl="6" w:tentative="1">
+      <w:start w:val="1"/>
+      <w:numFmt w:val="bullet"/>
+      <w:lvlText w:val=""/>
+      <w:lvlJc w:val="left"/>
+      <w:pPr>
+        <w:tabs>
+          <w:tab w:val="num" w:pos="5040"/>
+        </w:tabs>
+        <w:ind w:left="5040" w:hanging="360"/>
+      </w:pPr>
+      <w:rPr>
+        <w:rFonts w:ascii="Wingdings" w:hAnsi="Wingdings" w:hint="default"/>
+        <w:sz w:val="20"/>
+      </w:rPr>
+    </w:lvl>
+    <w:lvl w:ilvl="7" w:tentative="1">
+      <w:start w:val="1"/>
+      <w:numFmt w:val="bullet"/>
+      <w:lvlText w:val=""/>
+      <w:lvlJc w:val="left"/>
+      <w:pPr>
+        <w:tabs>
+          <w:tab w:val="num" w:pos="5760"/>
+        </w:tabs>
+        <w:ind w:left="5760" w:hanging="360"/>
+      </w:pPr>
+      <w:rPr>
+        <w:rFonts w:ascii="Wingdings" w:hAnsi="Wingdings" w:hint="default"/>
+        <w:sz w:val="20"/>
+      </w:rPr>
+    </w:lvl>
+    <w:lvl w:ilvl="8" w:tentative="1">
+      <w:start w:val="1"/>
+      <w:numFmt w:val="bullet"/>
+      <w:lvlText w:val=""/>
+      <w:lvlJc w:val="left"/>
+      <w:pPr>
+        <w:tabs>
+          <w:tab w:val="num" w:pos="6480"/>
+        </w:tabs>
+        <w:ind w:left="6480" w:hanging="360"/>
+      </w:pPr>
+      <w:rPr>
+        <w:rFonts w:ascii="Wingdings" w:hAnsi="Wingdings" w:hint="default"/>
+        <w:sz w:val="20"/>
+      </w:rPr>
+    </w:lvl>
+  </w:abstractNum>
+  <w:abstractNum w:abstractNumId="19" w15:restartNumberingAfterBreak="0">
     <w:nsid w:val="53633302"/>
     <w:multiLevelType w:val="hybridMultilevel"/>
     <w:tmpl w:val="243459B8"/>
@@ -6769,7 +9607,7 @@
       </w:pPr>
     </w:lvl>
   </w:abstractNum>
-  <w:abstractNum w:abstractNumId="16" w15:restartNumberingAfterBreak="0">
+  <w:abstractNum w:abstractNumId="20" w15:restartNumberingAfterBreak="0">
     <w:nsid w:val="54C37510"/>
     <w:multiLevelType w:val="hybridMultilevel"/>
     <w:tmpl w:val="6142A5C4"/>
@@ -6882,7 +9720,156 @@
       </w:rPr>
     </w:lvl>
   </w:abstractNum>
-  <w:abstractNum w:abstractNumId="17" w15:restartNumberingAfterBreak="0">
+  <w:abstractNum w:abstractNumId="21" w15:restartNumberingAfterBreak="0">
+    <w:nsid w:val="756865E3"/>
+    <w:multiLevelType w:val="multilevel"/>
+    <w:tmpl w:val="FE96619C"/>
+    <w:lvl w:ilvl="0">
+      <w:start w:val="1"/>
+      <w:numFmt w:val="bullet"/>
+      <w:lvlText w:val=""/>
+      <w:lvlJc w:val="left"/>
+      <w:pPr>
+        <w:tabs>
+          <w:tab w:val="num" w:pos="720"/>
+        </w:tabs>
+        <w:ind w:left="720" w:hanging="360"/>
+      </w:pPr>
+      <w:rPr>
+        <w:rFonts w:ascii="Symbol" w:hAnsi="Symbol" w:hint="default"/>
+        <w:sz w:val="20"/>
+      </w:rPr>
+    </w:lvl>
+    <w:lvl w:ilvl="1" w:tentative="1">
+      <w:start w:val="1"/>
+      <w:numFmt w:val="bullet"/>
+      <w:lvlText w:val="o"/>
+      <w:lvlJc w:val="left"/>
+      <w:pPr>
+        <w:tabs>
+          <w:tab w:val="num" w:pos="1440"/>
+        </w:tabs>
+        <w:ind w:left="1440" w:hanging="360"/>
+      </w:pPr>
+      <w:rPr>
+        <w:rFonts w:ascii="Courier New" w:hAnsi="Courier New" w:hint="default"/>
+        <w:sz w:val="20"/>
+      </w:rPr>
+    </w:lvl>
+    <w:lvl w:ilvl="2" w:tentative="1">
+      <w:start w:val="1"/>
+      <w:numFmt w:val="bullet"/>
+      <w:lvlText w:val=""/>
+      <w:lvlJc w:val="left"/>
+      <w:pPr>
+        <w:tabs>
+          <w:tab w:val="num" w:pos="2160"/>
+        </w:tabs>
+        <w:ind w:left="2160" w:hanging="360"/>
+      </w:pPr>
+      <w:rPr>
+        <w:rFonts w:ascii="Wingdings" w:hAnsi="Wingdings" w:hint="default"/>
+        <w:sz w:val="20"/>
+      </w:rPr>
+    </w:lvl>
+    <w:lvl w:ilvl="3" w:tentative="1">
+      <w:start w:val="1"/>
+      <w:numFmt w:val="bullet"/>
+      <w:lvlText w:val=""/>
+      <w:lvlJc w:val="left"/>
+      <w:pPr>
+        <w:tabs>
+          <w:tab w:val="num" w:pos="2880"/>
+        </w:tabs>
+        <w:ind w:left="2880" w:hanging="360"/>
+      </w:pPr>
+      <w:rPr>
+        <w:rFonts w:ascii="Wingdings" w:hAnsi="Wingdings" w:hint="default"/>
+        <w:sz w:val="20"/>
+      </w:rPr>
+    </w:lvl>
+    <w:lvl w:ilvl="4" w:tentative="1">
+      <w:start w:val="1"/>
+      <w:numFmt w:val="bullet"/>
+      <w:lvlText w:val=""/>
+      <w:lvlJc w:val="left"/>
+      <w:pPr>
+        <w:tabs>
+          <w:tab w:val="num" w:pos="3600"/>
+        </w:tabs>
+        <w:ind w:left="3600" w:hanging="360"/>
+      </w:pPr>
+      <w:rPr>
+        <w:rFonts w:ascii="Wingdings" w:hAnsi="Wingdings" w:hint="default"/>
+        <w:sz w:val="20"/>
+      </w:rPr>
+    </w:lvl>
+    <w:lvl w:ilvl="5" w:tentative="1">
+      <w:start w:val="1"/>
+      <w:numFmt w:val="bullet"/>
+      <w:lvlText w:val=""/>
+      <w:lvlJc w:val="left"/>
+      <w:pPr>
+        <w:tabs>
+          <w:tab w:val="num" w:pos="4320"/>
+        </w:tabs>
+        <w:ind w:left="4320" w:hanging="360"/>
+      </w:pPr>
+      <w:rPr>
+        <w:rFonts w:ascii="Wingdings" w:hAnsi="Wingdings" w:hint="default"/>
+        <w:sz w:val="20"/>
+      </w:rPr>
+    </w:lvl>
+    <w:lvl w:ilvl="6" w:tentative="1">
+      <w:start w:val="1"/>
+      <w:numFmt w:val="bullet"/>
+      <w:lvlText w:val=""/>
+      <w:lvlJc w:val="left"/>
+      <w:pPr>
+        <w:tabs>
+          <w:tab w:val="num" w:pos="5040"/>
+        </w:tabs>
+        <w:ind w:left="5040" w:hanging="360"/>
+      </w:pPr>
+      <w:rPr>
+        <w:rFonts w:ascii="Wingdings" w:hAnsi="Wingdings" w:hint="default"/>
+        <w:sz w:val="20"/>
+      </w:rPr>
+    </w:lvl>
+    <w:lvl w:ilvl="7" w:tentative="1">
+      <w:start w:val="1"/>
+      <w:numFmt w:val="bullet"/>
+      <w:lvlText w:val=""/>
+      <w:lvlJc w:val="left"/>
+      <w:pPr>
+        <w:tabs>
+          <w:tab w:val="num" w:pos="5760"/>
+        </w:tabs>
+        <w:ind w:left="5760" w:hanging="360"/>
+      </w:pPr>
+      <w:rPr>
+        <w:rFonts w:ascii="Wingdings" w:hAnsi="Wingdings" w:hint="default"/>
+        <w:sz w:val="20"/>
+      </w:rPr>
+    </w:lvl>
+    <w:lvl w:ilvl="8" w:tentative="1">
+      <w:start w:val="1"/>
+      <w:numFmt w:val="bullet"/>
+      <w:lvlText w:val=""/>
+      <w:lvlJc w:val="left"/>
+      <w:pPr>
+        <w:tabs>
+          <w:tab w:val="num" w:pos="6480"/>
+        </w:tabs>
+        <w:ind w:left="6480" w:hanging="360"/>
+      </w:pPr>
+      <w:rPr>
+        <w:rFonts w:ascii="Wingdings" w:hAnsi="Wingdings" w:hint="default"/>
+        <w:sz w:val="20"/>
+      </w:rPr>
+    </w:lvl>
+  </w:abstractNum>
+  <w:abstractNum w:abstractNumId="22" w15:restartNumberingAfterBreak="0">
     <w:nsid w:val="769A48FF"/>
     <w:multiLevelType w:val="multilevel"/>
     <w:tmpl w:val="B284F9E6"/>
@@ -6984,7 +9971,7 @@
       </w:rPr>
     </w:lvl>
   </w:abstractNum>
-  <w:abstractNum w:abstractNumId="18" w15:restartNumberingAfterBreak="0">
+  <w:abstractNum w:abstractNumId="23" w15:restartNumberingAfterBreak="0">
     <w:nsid w:val="7C6A485C"/>
     <w:multiLevelType w:val="hybridMultilevel"/>
     <w:tmpl w:val="50066974"/>
@@ -7097,17 +10084,166 @@
       </w:rPr>
     </w:lvl>
   </w:abstractNum>
+  <w:abstractNum w:abstractNumId="24" w15:restartNumberingAfterBreak="0">
+    <w:nsid w:val="7FFA5EFB"/>
+    <w:multiLevelType w:val="multilevel"/>
+    <w:tmpl w:val="3DA2E75C"/>
+    <w:lvl w:ilvl="0">
+      <w:start w:val="1"/>
+      <w:numFmt w:val="bullet"/>
+      <w:lvlText w:val=""/>
+      <w:lvlJc w:val="left"/>
+      <w:pPr>
+        <w:tabs>
+          <w:tab w:val="num" w:pos="720"/>
+        </w:tabs>
+        <w:ind w:left="720" w:hanging="360"/>
+      </w:pPr>
+      <w:rPr>
+        <w:rFonts w:ascii="Symbol" w:hAnsi="Symbol" w:hint="default"/>
+        <w:sz w:val="20"/>
+      </w:rPr>
+    </w:lvl>
+    <w:lvl w:ilvl="1">
+      <w:start w:val="1"/>
+      <w:numFmt w:val="bullet"/>
+      <w:lvlText w:val="o"/>
+      <w:lvlJc w:val="left"/>
+      <w:pPr>
+        <w:tabs>
+          <w:tab w:val="num" w:pos="1440"/>
+        </w:tabs>
+        <w:ind w:left="1440" w:hanging="360"/>
+      </w:pPr>
+      <w:rPr>
+        <w:rFonts w:ascii="Courier New" w:hAnsi="Courier New" w:hint="default"/>
+        <w:sz w:val="20"/>
+      </w:rPr>
+    </w:lvl>
+    <w:lvl w:ilvl="2" w:tentative="1">
+      <w:start w:val="1"/>
+      <w:numFmt w:val="bullet"/>
+      <w:lvlText w:val=""/>
+      <w:lvlJc w:val="left"/>
+      <w:pPr>
+        <w:tabs>
+          <w:tab w:val="num" w:pos="2160"/>
+        </w:tabs>
+        <w:ind w:left="2160" w:hanging="360"/>
+      </w:pPr>
+      <w:rPr>
+        <w:rFonts w:ascii="Wingdings" w:hAnsi="Wingdings" w:hint="default"/>
+        <w:sz w:val="20"/>
+      </w:rPr>
+    </w:lvl>
+    <w:lvl w:ilvl="3" w:tentative="1">
+      <w:start w:val="1"/>
+      <w:numFmt w:val="bullet"/>
+      <w:lvlText w:val=""/>
+      <w:lvlJc w:val="left"/>
+      <w:pPr>
+        <w:tabs>
+          <w:tab w:val="num" w:pos="2880"/>
+        </w:tabs>
+        <w:ind w:left="2880" w:hanging="360"/>
+      </w:pPr>
+      <w:rPr>
+        <w:rFonts w:ascii="Wingdings" w:hAnsi="Wingdings" w:hint="default"/>
+        <w:sz w:val="20"/>
+      </w:rPr>
+    </w:lvl>
+    <w:lvl w:ilvl="4" w:tentative="1">
+      <w:start w:val="1"/>
+      <w:numFmt w:val="bullet"/>
+      <w:lvlText w:val=""/>
+      <w:lvlJc w:val="left"/>
+      <w:pPr>
+        <w:tabs>
+          <w:tab w:val="num" w:pos="3600"/>
+        </w:tabs>
+        <w:ind w:left="3600" w:hanging="360"/>
+      </w:pPr>
+      <w:rPr>
+        <w:rFonts w:ascii="Wingdings" w:hAnsi="Wingdings" w:hint="default"/>
+        <w:sz w:val="20"/>
+      </w:rPr>
+    </w:lvl>
+    <w:lvl w:ilvl="5" w:tentative="1">
+      <w:start w:val="1"/>
+      <w:numFmt w:val="bullet"/>
+      <w:lvlText w:val=""/>
+      <w:lvlJc w:val="left"/>
+      <w:pPr>
+        <w:tabs>
+          <w:tab w:val="num" w:pos="4320"/>
+        </w:tabs>
+        <w:ind w:left="4320" w:hanging="360"/>
+      </w:pPr>
+      <w:rPr>
+        <w:rFonts w:ascii="Wingdings" w:hAnsi="Wingdings" w:hint="default"/>
+        <w:sz w:val="20"/>
+      </w:rPr>
+    </w:lvl>
+    <w:lvl w:ilvl="6" w:tentative="1">
+      <w:start w:val="1"/>
+      <w:numFmt w:val="bullet"/>
+      <w:lvlText w:val=""/>
+      <w:lvlJc w:val="left"/>
+      <w:pPr>
+        <w:tabs>
+          <w:tab w:val="num" w:pos="5040"/>
+        </w:tabs>
+        <w:ind w:left="5040" w:hanging="360"/>
+      </w:pPr>
+      <w:rPr>
+        <w:rFonts w:ascii="Wingdings" w:hAnsi="Wingdings" w:hint="default"/>
+        <w:sz w:val="20"/>
+      </w:rPr>
+    </w:lvl>
+    <w:lvl w:ilvl="7" w:tentative="1">
+      <w:start w:val="1"/>
+      <w:numFmt w:val="bullet"/>
+      <w:lvlText w:val=""/>
+      <w:lvlJc w:val="left"/>
+      <w:pPr>
+        <w:tabs>
+          <w:tab w:val="num" w:pos="5760"/>
+        </w:tabs>
+        <w:ind w:left="5760" w:hanging="360"/>
+      </w:pPr>
+      <w:rPr>
+        <w:rFonts w:ascii="Wingdings" w:hAnsi="Wingdings" w:hint="default"/>
+        <w:sz w:val="20"/>
+      </w:rPr>
+    </w:lvl>
+    <w:lvl w:ilvl="8" w:tentative="1">
+      <w:start w:val="1"/>
+      <w:numFmt w:val="bullet"/>
+      <w:lvlText w:val=""/>
+      <w:lvlJc w:val="left"/>
+      <w:pPr>
+        <w:tabs>
+          <w:tab w:val="num" w:pos="6480"/>
+        </w:tabs>
+        <w:ind w:left="6480" w:hanging="360"/>
+      </w:pPr>
+      <w:rPr>
+        <w:rFonts w:ascii="Wingdings" w:hAnsi="Wingdings" w:hint="default"/>
+        <w:sz w:val="20"/>
+      </w:rPr>
+    </w:lvl>
+  </w:abstractNum>
   <w:num w:numId="1" w16cid:durableId="1808430329">
-    <w:abstractNumId w:val="7"/>
+    <w:abstractNumId w:val="9"/>
   </w:num>
   <w:num w:numId="2" w16cid:durableId="525365372">
-    <w:abstractNumId w:val="14"/>
+    <w:abstractNumId w:val="17"/>
   </w:num>
   <w:num w:numId="3" w16cid:durableId="1664620931">
-    <w:abstractNumId w:val="10"/>
+    <w:abstractNumId w:val="13"/>
   </w:num>
   <w:num w:numId="4" w16cid:durableId="758406701">
-    <w:abstractNumId w:val="17"/>
+    <w:abstractNumId w:val="22"/>
     <w:lvlOverride w:ilvl="0">
       <w:startOverride w:val="1"/>
     </w:lvlOverride>
@@ -7121,49 +10257,67 @@
     <w:lvlOverride w:ilvl="8"/>
   </w:num>
   <w:num w:numId="5" w16cid:durableId="1343505807">
+    <w:abstractNumId w:val="14"/>
+  </w:num>
+  <w:num w:numId="6" w16cid:durableId="1064061498">
+    <w:abstractNumId w:val="16"/>
+  </w:num>
+  <w:num w:numId="7" w16cid:durableId="914556358">
+    <w:abstractNumId w:val="4"/>
+  </w:num>
+  <w:num w:numId="8" w16cid:durableId="1938826045">
     <w:abstractNumId w:val="11"/>
   </w:num>
-  <w:num w:numId="6" w16cid:durableId="1064061498">
-    <w:abstractNumId w:val="13"/>
+  <w:num w:numId="9" w16cid:durableId="236747927">
+    <w:abstractNumId w:val="1"/>
   </w:num>
-  <w:num w:numId="7" w16cid:durableId="914556358">
+  <w:num w:numId="10" w16cid:durableId="629289006">
+    <w:abstractNumId w:val="8"/>
+  </w:num>
+  <w:num w:numId="11" w16cid:durableId="785658104">
+    <w:abstractNumId w:val="20"/>
+  </w:num>
+  <w:num w:numId="12" w16cid:durableId="1707293142">
+    <w:abstractNumId w:val="2"/>
+  </w:num>
+  <w:num w:numId="13" w16cid:durableId="1972981288">
     <w:abstractNumId w:val="3"/>
   </w:num>
-  <w:num w:numId="8" w16cid:durableId="1938826045">
-    <w:abstractNumId w:val="9"/>
+  <w:num w:numId="14" w16cid:durableId="253168290">
+    <w:abstractNumId w:val="6"/>
   </w:num>
-  <w:num w:numId="9" w16cid:durableId="236747927">
+  <w:num w:numId="15" w16cid:durableId="680670810">
+    <w:abstractNumId w:val="19"/>
+  </w:num>
+  <w:num w:numId="16" w16cid:durableId="237444939">
+    <w:abstractNumId w:val="10"/>
+  </w:num>
+  <w:num w:numId="17" w16cid:durableId="1765415652">
+    <w:abstractNumId w:val="15"/>
+  </w:num>
+  <w:num w:numId="18" w16cid:durableId="767429265">
+    <w:abstractNumId w:val="23"/>
+  </w:num>
+  <w:num w:numId="19" w16cid:durableId="1629237298">
+    <w:abstractNumId w:val="7"/>
+  </w:num>
+  <w:num w:numId="20" w16cid:durableId="948513654">
     <w:abstractNumId w:val="0"/>
   </w:num>
-  <w:num w:numId="10" w16cid:durableId="629289006">
-    <w:abstractNumId w:val="6"/>
+  <w:num w:numId="21" w16cid:durableId="1214191891">
+    <w:abstractNumId w:val="5"/>
   </w:num>
-  <w:num w:numId="11" w16cid:durableId="785658104">
-    <w:abstractNumId w:val="16"/>
-  </w:num>
-  <w:num w:numId="12" w16cid:durableId="1707293142">
-    <w:abstractNumId w:val="1"/>
-  </w:num>
-  <w:num w:numId="13" w16cid:durableId="1972981288">
-    <w:abstractNumId w:val="2"/>
-  </w:num>
-  <w:num w:numId="14" w16cid:durableId="253168290">
-    <w:abstractNumId w:val="4"/>
-  </w:num>
-  <w:num w:numId="15" w16cid:durableId="680670810">
-    <w:abstractNumId w:val="15"/>
-  </w:num>
-  <w:num w:numId="16" w16cid:durableId="237444939">
-    <w:abstractNumId w:val="8"/>
-  </w:num>
-  <w:num w:numId="17" w16cid:durableId="1765415652">
+  <w:num w:numId="22" w16cid:durableId="1992519285">
     <w:abstractNumId w:val="12"/>
   </w:num>
-  <w:num w:numId="18" w16cid:durableId="767429265">
+  <w:num w:numId="23" w16cid:durableId="2041280235">
+    <w:abstractNumId w:val="21"/>
+  </w:num>
+  <w:num w:numId="24" w16cid:durableId="474296130">
     <w:abstractNumId w:val="18"/>
   </w:num>
-  <w:num w:numId="19" w16cid:durableId="1629237298">
-    <w:abstractNumId w:val="5"/>
+  <w:num w:numId="25" w16cid:durableId="953052016">
+    <w:abstractNumId w:val="24"/>
   </w:num>
 </w:numbering>
 </file>
@@ -7567,7 +10721,7 @@
   <w:style w:type="paragraph" w:default="1" w:styleId="Normal">
     <w:name w:val="Normal"/>
     <w:qFormat/>
-    <w:rsid w:val="005D5697"/>
+    <w:rsid w:val="006932F1"/>
     <w:pPr>
       <w:spacing w:after="120"/>
     </w:pPr>

--- a/docs/Material didáctico/DAM Plantilla memoria escrita.docx
+++ b/docs/Material didáctico/DAM Plantilla memoria escrita.docx
@@ -4983,15 +4983,33 @@
           <w:bCs/>
           <w:lang w:val="es-ES"/>
         </w:rPr>
-        <w:t>CU-</w:t>
-      </w:r>
+        <w:t>CU-A02. Consultar Agenda Laboral:</w:t>
+      </w:r>
+      <w:r>
+        <w:rPr>
+          <w:lang w:val="es-ES"/>
+        </w:rPr>
+        <w:t xml:space="preserve"> Visualizar su horario y el de todos los trabajadores</w:t>
+      </w:r>
+    </w:p>
+    <w:p>
+      <w:pPr>
+        <w:numPr>
+          <w:ilvl w:val="0"/>
+          <w:numId w:val="20"/>
+        </w:numPr>
+        <w:rPr>
+          <w:lang w:val="es-ES"/>
+        </w:rPr>
+      </w:pPr>
       <w:r>
         <w:rPr>
           <w:b/>
           <w:bCs/>
           <w:lang w:val="es-ES"/>
         </w:rPr>
-        <w:t>A</w:t>
+        <w:lastRenderedPageBreak/>
+        <w:t>CU-A0</w:t>
       </w:r>
       <w:r>
         <w:rPr>
@@ -4999,19 +5017,21 @@
           <w:bCs/>
           <w:lang w:val="es-ES"/>
         </w:rPr>
-        <w:t>02. Consultar Agenda Laboral:</w:t>
-      </w:r>
-      <w:r>
-        <w:rPr>
-          <w:lang w:val="es-ES"/>
-        </w:rPr>
-        <w:t xml:space="preserve"> Visualizar su horario y </w:t>
-      </w:r>
-      <w:r>
-        <w:rPr>
-          <w:lang w:val="es-ES"/>
-        </w:rPr>
-        <w:t>el de todos los trabajadores</w:t>
+        <w:t>3</w:t>
+      </w:r>
+      <w:r>
+        <w:rPr>
+          <w:b/>
+          <w:bCs/>
+          <w:lang w:val="es-ES"/>
+        </w:rPr>
+        <w:t>. Gestión de Pacientes (CRUD):</w:t>
+      </w:r>
+      <w:r>
+        <w:rPr>
+          <w:lang w:val="es-ES"/>
+        </w:rPr>
+        <w:t xml:space="preserve"> Dar de alta a nuevos pacientes, consultar sus datos personales, modificarlos o darlos de baja.</w:t>
       </w:r>
     </w:p>
     <w:p>
@@ -5030,7 +5050,6 @@
           <w:bCs/>
           <w:lang w:val="es-ES"/>
         </w:rPr>
-        <w:lastRenderedPageBreak/>
         <w:t>CU-A0</w:t>
       </w:r>
       <w:r>
@@ -5039,7 +5058,7 @@
           <w:bCs/>
           <w:lang w:val="es-ES"/>
         </w:rPr>
-        <w:t>3</w:t>
+        <w:t>4</w:t>
       </w:r>
       <w:r>
         <w:rPr>
@@ -5047,13 +5066,13 @@
           <w:bCs/>
           <w:lang w:val="es-ES"/>
         </w:rPr>
-        <w:t>. Gestión de Pacientes (CRUD):</w:t>
-      </w:r>
-      <w:r>
-        <w:rPr>
-          <w:lang w:val="es-ES"/>
-        </w:rPr>
-        <w:t xml:space="preserve"> Dar de alta a nuevos pacientes, consultar sus datos personales, modificarlos o darlos de baja.</w:t>
+        <w:t>. Gestión de Citas:</w:t>
+      </w:r>
+      <w:r>
+        <w:rPr>
+          <w:lang w:val="es-ES"/>
+        </w:rPr>
+        <w:t xml:space="preserve"> Consultar la disponibilidad de los médicos, asignar una nueva cita a un paciente, modificar la fecha/hora o cancelarla.</w:t>
       </w:r>
     </w:p>
     <w:p>
@@ -5080,7 +5099,7 @@
           <w:bCs/>
           <w:lang w:val="es-ES"/>
         </w:rPr>
-        <w:t>4</w:t>
+        <w:t>5</w:t>
       </w:r>
       <w:r>
         <w:rPr>
@@ -5088,21 +5107,17 @@
           <w:bCs/>
           <w:lang w:val="es-ES"/>
         </w:rPr>
-        <w:t>. Gestión de Citas:</w:t>
-      </w:r>
-      <w:r>
-        <w:rPr>
-          <w:lang w:val="es-ES"/>
-        </w:rPr>
-        <w:t xml:space="preserve"> Consultar la disponibilidad de los médicos, asignar una nueva cita a un paciente, modificar la fecha/hora o cancelarla.</w:t>
-      </w:r>
-    </w:p>
-    <w:p>
-      <w:pPr>
-        <w:numPr>
-          <w:ilvl w:val="0"/>
-          <w:numId w:val="20"/>
-        </w:numPr>
+        <w:t>. Generar Pulsera QR:</w:t>
+      </w:r>
+      <w:r>
+        <w:rPr>
+          <w:lang w:val="es-ES"/>
+        </w:rPr>
+        <w:t xml:space="preserve"> Una vez el paciente llega a la clínica, el administrativo genera e imprime la pulsera con el código QR identificativo para su acceso a planta.</w:t>
+      </w:r>
+    </w:p>
+    <w:p>
+      <w:pPr>
         <w:rPr>
           <w:lang w:val="es-ES"/>
         </w:rPr>
@@ -5113,33 +5128,39 @@
           <w:bCs/>
           <w:lang w:val="es-ES"/>
         </w:rPr>
-        <w:t>CU-A0</w:t>
-      </w:r>
+        <w:t xml:space="preserve">2. Actor: Médico (Aplicación de Escritorio - </w:t>
+      </w:r>
+      <w:proofErr w:type="spellStart"/>
       <w:r>
         <w:rPr>
           <w:b/>
           <w:bCs/>
           <w:lang w:val="es-ES"/>
         </w:rPr>
-        <w:t>5</w:t>
-      </w:r>
+        <w:t>JavaFX</w:t>
+      </w:r>
+      <w:proofErr w:type="spellEnd"/>
       <w:r>
         <w:rPr>
           <w:b/>
           <w:bCs/>
           <w:lang w:val="es-ES"/>
         </w:rPr>
-        <w:t>. Generar Pulsera QR:</w:t>
-      </w:r>
-      <w:r>
-        <w:rPr>
-          <w:lang w:val="es-ES"/>
-        </w:rPr>
-        <w:t xml:space="preserve"> Una vez el paciente llega a la clínica, el administrativo genera e imprime la pulsera con el código QR identificativo para su acceso a planta.</w:t>
-      </w:r>
-    </w:p>
-    <w:p>
-      <w:pPr>
+        <w:t>)</w:t>
+      </w:r>
+      <w:r>
+        <w:rPr>
+          <w:lang w:val="es-ES"/>
+        </w:rPr>
+        <w:t xml:space="preserve"> El personal médico requiere un entorno de escritorio para poder redactar diagnósticos extensos y revisar historiales con comodidad. Sus casos de uso principales son:</w:t>
+      </w:r>
+    </w:p>
+    <w:p>
+      <w:pPr>
+        <w:numPr>
+          <w:ilvl w:val="0"/>
+          <w:numId w:val="21"/>
+        </w:numPr>
         <w:rPr>
           <w:lang w:val="es-ES"/>
         </w:rPr>
@@ -5150,31 +5171,63 @@
           <w:bCs/>
           <w:lang w:val="es-ES"/>
         </w:rPr>
-        <w:t xml:space="preserve">2. Actor: Médico (Aplicación de Escritorio - </w:t>
-      </w:r>
-      <w:proofErr w:type="spellStart"/>
+        <w:t>CU-M01. Iniciar sesión:</w:t>
+      </w:r>
+      <w:r>
+        <w:rPr>
+          <w:lang w:val="es-ES"/>
+        </w:rPr>
+        <w:t xml:space="preserve"> Acceso al sistema bajo el rol de Médico.</w:t>
+      </w:r>
+    </w:p>
+    <w:p>
+      <w:pPr>
+        <w:numPr>
+          <w:ilvl w:val="0"/>
+          <w:numId w:val="21"/>
+        </w:numPr>
+        <w:rPr>
+          <w:lang w:val="es-ES"/>
+        </w:rPr>
+      </w:pPr>
       <w:r>
         <w:rPr>
           <w:b/>
           <w:bCs/>
           <w:lang w:val="es-ES"/>
         </w:rPr>
-        <w:t>JavaFX</w:t>
-      </w:r>
-      <w:proofErr w:type="spellEnd"/>
+        <w:t>CU-M02. Consultar Agenda Laboral:</w:t>
+      </w:r>
+      <w:r>
+        <w:rPr>
+          <w:lang w:val="es-ES"/>
+        </w:rPr>
+        <w:t xml:space="preserve"> Visualizar su horario y el listado de pacientes que tiene citados para el día en curso.</w:t>
+      </w:r>
+    </w:p>
+    <w:p>
+      <w:pPr>
+        <w:numPr>
+          <w:ilvl w:val="0"/>
+          <w:numId w:val="21"/>
+        </w:numPr>
+        <w:rPr>
+          <w:lang w:val="es-ES"/>
+        </w:rPr>
+      </w:pPr>
       <w:r>
         <w:rPr>
           <w:b/>
           <w:bCs/>
           <w:lang w:val="es-ES"/>
         </w:rPr>
-        <w:t>)</w:t>
-      </w:r>
-      <w:r>
-        <w:rPr>
-          <w:lang w:val="es-ES"/>
-        </w:rPr>
-        <w:t xml:space="preserve"> El personal médico requiere un entorno de escritorio para poder redactar diagnósticos extensos y revisar historiales con comodidad. Sus casos de uso principales son:</w:t>
+        <w:t>CU-M03. Consultar Historial Clínico:</w:t>
+      </w:r>
+      <w:r>
+        <w:rPr>
+          <w:lang w:val="es-ES"/>
+        </w:rPr>
+        <w:t xml:space="preserve"> Acceder al registro médico completo de un paciente asignado.</w:t>
       </w:r>
     </w:p>
     <w:p>
@@ -5193,21 +5246,17 @@
           <w:bCs/>
           <w:lang w:val="es-ES"/>
         </w:rPr>
-        <w:t>CU-M01. Iniciar sesión:</w:t>
-      </w:r>
-      <w:r>
-        <w:rPr>
-          <w:lang w:val="es-ES"/>
-        </w:rPr>
-        <w:t xml:space="preserve"> Acceso al sistema bajo el rol de Médico.</w:t>
-      </w:r>
-    </w:p>
-    <w:p>
-      <w:pPr>
-        <w:numPr>
-          <w:ilvl w:val="0"/>
-          <w:numId w:val="21"/>
-        </w:numPr>
+        <w:t>CU-M04. Registrar Diagnóstico/Tratamiento:</w:t>
+      </w:r>
+      <w:r>
+        <w:rPr>
+          <w:lang w:val="es-ES"/>
+        </w:rPr>
+        <w:t xml:space="preserve"> Tras la visita, escribir el informe médico, actualizar el diagnóstico y recetar tratamientos, guardando estos datos de forma persistente en el historial.</w:t>
+      </w:r>
+    </w:p>
+    <w:p>
+      <w:pPr>
         <w:rPr>
           <w:lang w:val="es-ES"/>
         </w:rPr>
@@ -5218,20 +5267,20 @@
           <w:bCs/>
           <w:lang w:val="es-ES"/>
         </w:rPr>
-        <w:t>CU-M02. Consultar Agenda Laboral:</w:t>
-      </w:r>
-      <w:r>
-        <w:rPr>
-          <w:lang w:val="es-ES"/>
-        </w:rPr>
-        <w:t xml:space="preserve"> Visualizar su horario y el listado de pacientes que tiene citados para el día en curso.</w:t>
+        <w:t>3. Actor: Enfermero/a (Aplicación Móvil - Android)</w:t>
+      </w:r>
+      <w:r>
+        <w:rPr>
+          <w:lang w:val="es-ES"/>
+        </w:rPr>
+        <w:t xml:space="preserve"> Este rol trabaja en movimiento (plantas, boxes, salas de extracción), por lo que interactúa exclusivamente con la aplicación móvil. Sus casos de uso principales son:</w:t>
       </w:r>
     </w:p>
     <w:p>
       <w:pPr>
         <w:numPr>
           <w:ilvl w:val="0"/>
-          <w:numId w:val="21"/>
+          <w:numId w:val="22"/>
         </w:numPr>
         <w:rPr>
           <w:lang w:val="es-ES"/>
@@ -5243,20 +5292,20 @@
           <w:bCs/>
           <w:lang w:val="es-ES"/>
         </w:rPr>
-        <w:t>CU-M03. Consultar Historial Clínico:</w:t>
-      </w:r>
-      <w:r>
-        <w:rPr>
-          <w:lang w:val="es-ES"/>
-        </w:rPr>
-        <w:t xml:space="preserve"> Acceder al registro médico completo de un paciente asignado.</w:t>
+        <w:t>CU-E01. Iniciar sesión:</w:t>
+      </w:r>
+      <w:r>
+        <w:rPr>
+          <w:lang w:val="es-ES"/>
+        </w:rPr>
+        <w:t xml:space="preserve"> Acceso al sistema móvil mediante credenciales.</w:t>
       </w:r>
     </w:p>
     <w:p>
       <w:pPr>
         <w:numPr>
           <w:ilvl w:val="0"/>
-          <w:numId w:val="21"/>
+          <w:numId w:val="22"/>
         </w:numPr>
         <w:rPr>
           <w:lang w:val="es-ES"/>
@@ -5268,17 +5317,21 @@
           <w:bCs/>
           <w:lang w:val="es-ES"/>
         </w:rPr>
-        <w:t>CU-M04. Registrar Diagnóstico/Tratamiento:</w:t>
-      </w:r>
-      <w:r>
-        <w:rPr>
-          <w:lang w:val="es-ES"/>
-        </w:rPr>
-        <w:t xml:space="preserve"> Tras la visita, escribir el informe médico, actualizar el diagnóstico y recetar tratamientos, guardando estos datos de forma persistente en el historial.</w:t>
-      </w:r>
-    </w:p>
-    <w:p>
-      <w:pPr>
+        <w:t>CU-E02. Escanear Código QR:</w:t>
+      </w:r>
+      <w:r>
+        <w:rPr>
+          <w:lang w:val="es-ES"/>
+        </w:rPr>
+        <w:t xml:space="preserve"> Utilizar la cámara del dispositivo móvil para leer la pulsera del paciente.</w:t>
+      </w:r>
+    </w:p>
+    <w:p>
+      <w:pPr>
+        <w:numPr>
+          <w:ilvl w:val="0"/>
+          <w:numId w:val="22"/>
+        </w:numPr>
         <w:rPr>
           <w:lang w:val="es-ES"/>
         </w:rPr>
@@ -5289,13 +5342,13 @@
           <w:bCs/>
           <w:lang w:val="es-ES"/>
         </w:rPr>
-        <w:t>3. Actor: Enfermero/a (Aplicación Móvil - Android)</w:t>
-      </w:r>
-      <w:r>
-        <w:rPr>
-          <w:lang w:val="es-ES"/>
-        </w:rPr>
-        <w:t xml:space="preserve"> Este rol trabaja en movimiento (plantas, boxes, salas de extracción), por lo que interactúa exclusivamente con la aplicación móvil. Sus casos de uso principales son:</w:t>
+        <w:t>CU-E03. Consultar Ficha Rápida:</w:t>
+      </w:r>
+      <w:r>
+        <w:rPr>
+          <w:lang w:val="es-ES"/>
+        </w:rPr>
+        <w:t xml:space="preserve"> Tras el escaneo, visualizar instantáneamente la identidad del paciente, alergias destacadas y la prueba o visita que tiene pendiente.</w:t>
       </w:r>
     </w:p>
     <w:p>
@@ -5310,92 +5363,17 @@
       </w:pPr>
       <w:r>
         <w:rPr>
-          <w:b/>
-          <w:bCs/>
-          <w:lang w:val="es-ES"/>
-        </w:rPr>
-        <w:t>CU-E01. Iniciar sesión:</w:t>
-      </w:r>
-      <w:r>
-        <w:rPr>
-          <w:lang w:val="es-ES"/>
-        </w:rPr>
-        <w:t xml:space="preserve"> Acceso al sistema móvil mediante credenciales.</w:t>
-      </w:r>
-    </w:p>
-    <w:p>
-      <w:pPr>
-        <w:numPr>
-          <w:ilvl w:val="0"/>
-          <w:numId w:val="22"/>
-        </w:numPr>
-        <w:rPr>
-          <w:lang w:val="es-ES"/>
-        </w:rPr>
-      </w:pPr>
-      <w:r>
-        <w:rPr>
-          <w:b/>
-          <w:bCs/>
-          <w:lang w:val="es-ES"/>
-        </w:rPr>
-        <w:t>CU-E02. Escanear Código QR:</w:t>
-      </w:r>
-      <w:r>
-        <w:rPr>
-          <w:lang w:val="es-ES"/>
-        </w:rPr>
-        <w:t xml:space="preserve"> Utilizar la cámara del dispositivo móvil para leer la pulsera del paciente.</w:t>
-      </w:r>
-    </w:p>
-    <w:p>
-      <w:pPr>
-        <w:numPr>
-          <w:ilvl w:val="0"/>
-          <w:numId w:val="22"/>
-        </w:numPr>
-        <w:rPr>
-          <w:lang w:val="es-ES"/>
-        </w:rPr>
-      </w:pPr>
-      <w:r>
-        <w:rPr>
-          <w:b/>
-          <w:bCs/>
-          <w:lang w:val="es-ES"/>
-        </w:rPr>
-        <w:t>CU-E03. Consultar Ficha Rápida:</w:t>
-      </w:r>
-      <w:r>
-        <w:rPr>
-          <w:lang w:val="es-ES"/>
-        </w:rPr>
-        <w:t xml:space="preserve"> Tras el escaneo, visualizar instantáneamente la identidad del paciente, alergias destacadas y la prueba o visita que tiene pendiente.</w:t>
-      </w:r>
-    </w:p>
-    <w:p>
-      <w:pPr>
-        <w:numPr>
-          <w:ilvl w:val="0"/>
-          <w:numId w:val="22"/>
-        </w:numPr>
-        <w:rPr>
-          <w:lang w:val="es-ES"/>
-        </w:rPr>
-      </w:pPr>
-      <w:r>
-        <w:rPr>
           <w:noProof/>
         </w:rPr>
         <w:lastRenderedPageBreak/>
         <w:drawing>
-          <wp:anchor distT="0" distB="0" distL="114300" distR="114300" simplePos="0" relativeHeight="251661312" behindDoc="0" locked="0" layoutInCell="1" allowOverlap="1" wp14:anchorId="501AFA8D" wp14:editId="576F5CA0">
+          <wp:anchor distT="0" distB="0" distL="114300" distR="114300" simplePos="0" relativeHeight="251661312" behindDoc="0" locked="0" layoutInCell="1" allowOverlap="1" wp14:anchorId="501AFA8D" wp14:editId="6A62AFFD">
             <wp:simplePos x="0" y="0"/>
             <wp:positionH relativeFrom="margin">
-              <wp:align>center</wp:align>
+              <wp:posOffset>-804545</wp:posOffset>
             </wp:positionH>
             <wp:positionV relativeFrom="paragraph">
-              <wp:posOffset>791308</wp:posOffset>
+              <wp:posOffset>797560</wp:posOffset>
             </wp:positionV>
             <wp:extent cx="7341870" cy="2888615"/>
             <wp:effectExtent l="0" t="0" r="0" b="6985"/>
@@ -5882,7 +5860,6 @@
         <w:t>).</w:t>
       </w:r>
     </w:p>
-    <w:p/>
     <w:p>
       <w:r>
         <w:rPr>
@@ -5890,7 +5867,7 @@
         </w:rPr>
         <w:lastRenderedPageBreak/>
         <w:drawing>
-          <wp:inline distT="0" distB="0" distL="0" distR="0" wp14:anchorId="73540EE4" wp14:editId="79EEBD34">
+          <wp:inline distT="0" distB="0" distL="0" distR="0" wp14:anchorId="583A0BEE" wp14:editId="45E886E5">
             <wp:extent cx="3522785" cy="2122508"/>
             <wp:effectExtent l="0" t="0" r="1905" b="0"/>
             <wp:docPr id="632324260" name="Imagen 2"/>
@@ -5939,6 +5916,7 @@
         </w:drawing>
       </w:r>
     </w:p>
+    <w:p/>
     <w:p>
       <w:pPr>
         <w:rPr>
@@ -6357,16 +6335,16 @@
           <w:lang w:val="es-ES"/>
         </w:rPr>
         <w:drawing>
-          <wp:anchor distT="0" distB="0" distL="114300" distR="114300" simplePos="0" relativeHeight="251662336" behindDoc="0" locked="0" layoutInCell="1" allowOverlap="1" wp14:anchorId="1FA178D7" wp14:editId="0BB13C4E">
+          <wp:anchor distT="0" distB="0" distL="114300" distR="114300" simplePos="0" relativeHeight="251662336" behindDoc="0" locked="0" layoutInCell="1" allowOverlap="1" wp14:anchorId="1FA178D7" wp14:editId="68F40DB8">
             <wp:simplePos x="0" y="0"/>
             <wp:positionH relativeFrom="margin">
-              <wp:posOffset>1043305</wp:posOffset>
+              <wp:posOffset>2203449</wp:posOffset>
             </wp:positionH>
             <wp:positionV relativeFrom="paragraph">
-              <wp:posOffset>970915</wp:posOffset>
+              <wp:posOffset>659130</wp:posOffset>
             </wp:positionV>
-            <wp:extent cx="1723390" cy="2155190"/>
-            <wp:effectExtent l="0" t="0" r="0" b="0"/>
+            <wp:extent cx="1715707" cy="2146300"/>
+            <wp:effectExtent l="0" t="0" r="0" b="6350"/>
             <wp:wrapSquare wrapText="bothSides"/>
             <wp:docPr id="216311730" name="Imagen 3"/>
             <wp:cNvGraphicFramePr>
@@ -6397,7 +6375,7 @@
                   <pic:spPr bwMode="auto">
                     <a:xfrm>
                       <a:off x="0" y="0"/>
-                      <a:ext cx="1723390" cy="2155190"/>
+                      <a:ext cx="1724391" cy="2157163"/>
                     </a:xfrm>
                     <a:prstGeom prst="rect">
                       <a:avLst/>
@@ -6559,7 +6537,6 @@
           <w:bCs/>
           <w:lang w:val="es-ES"/>
         </w:rPr>
-        <w:lastRenderedPageBreak/>
         <w:t xml:space="preserve">3. Capa de Cliente (Ejemplo Desktop </w:t>
       </w:r>
       <w:proofErr w:type="spellStart"/>
@@ -6956,6 +6933,73 @@
       </w:pPr>
       <w:r>
         <w:rPr>
+          <w:noProof/>
+        </w:rPr>
+        <w:drawing>
+          <wp:anchor distT="0" distB="0" distL="114300" distR="114300" simplePos="0" relativeHeight="251663360" behindDoc="0" locked="0" layoutInCell="1" allowOverlap="1" wp14:anchorId="7DBD62C9" wp14:editId="36FE8B64">
+            <wp:simplePos x="0" y="0"/>
+            <wp:positionH relativeFrom="margin">
+              <wp:posOffset>539750</wp:posOffset>
+            </wp:positionH>
+            <wp:positionV relativeFrom="paragraph">
+              <wp:posOffset>982980</wp:posOffset>
+            </wp:positionV>
+            <wp:extent cx="3467100" cy="3527425"/>
+            <wp:effectExtent l="0" t="0" r="0" b="0"/>
+            <wp:wrapSquare wrapText="bothSides"/>
+            <wp:docPr id="1211809784" name="Imagen 1"/>
+            <wp:cNvGraphicFramePr>
+              <a:graphicFrameLocks xmlns:a="http://schemas.openxmlformats.org/drawingml/2006/main" noChangeAspect="1"/>
+            </wp:cNvGraphicFramePr>
+            <a:graphic xmlns:a="http://schemas.openxmlformats.org/drawingml/2006/main">
+              <a:graphicData uri="http://schemas.openxmlformats.org/drawingml/2006/picture">
+                <pic:pic xmlns:pic="http://schemas.openxmlformats.org/drawingml/2006/picture">
+                  <pic:nvPicPr>
+                    <pic:cNvPr id="0" name="Picture 1"/>
+                    <pic:cNvPicPr>
+                      <a:picLocks noChangeAspect="1" noChangeArrowheads="1"/>
+                    </pic:cNvPicPr>
+                  </pic:nvPicPr>
+                  <pic:blipFill>
+                    <a:blip r:embed="rId14" cstate="print">
+                      <a:extLst>
+                        <a:ext uri="{28A0092B-C50C-407E-A947-70E740481C1C}">
+                          <a14:useLocalDpi xmlns:a14="http://schemas.microsoft.com/office/drawing/2010/main" val="0"/>
+                        </a:ext>
+                      </a:extLst>
+                    </a:blip>
+                    <a:srcRect/>
+                    <a:stretch>
+                      <a:fillRect/>
+                    </a:stretch>
+                  </pic:blipFill>
+                  <pic:spPr bwMode="auto">
+                    <a:xfrm>
+                      <a:off x="0" y="0"/>
+                      <a:ext cx="3467100" cy="3527425"/>
+                    </a:xfrm>
+                    <a:prstGeom prst="rect">
+                      <a:avLst/>
+                    </a:prstGeom>
+                    <a:noFill/>
+                    <a:ln>
+                      <a:noFill/>
+                    </a:ln>
+                  </pic:spPr>
+                </pic:pic>
+              </a:graphicData>
+            </a:graphic>
+            <wp14:sizeRelH relativeFrom="margin">
+              <wp14:pctWidth>0</wp14:pctWidth>
+            </wp14:sizeRelH>
+            <wp14:sizeRelV relativeFrom="margin">
+              <wp14:pctHeight>0</wp14:pctHeight>
+            </wp14:sizeRelV>
+          </wp:anchor>
+        </w:drawing>
+      </w:r>
+      <w:r>
+        <w:rPr>
           <w:b/>
           <w:bCs/>
           <w:lang w:val="es-ES"/>
@@ -7053,6 +7097,343 @@
           <w:lang w:val="es-ES"/>
         </w:rPr>
         <w:t>.</w:t>
+      </w:r>
+    </w:p>
+    <w:p/>
+    <w:p>
+      <w:r>
+        <w:br/>
+      </w:r>
+    </w:p>
+    <w:p/>
+    <w:p/>
+    <w:p/>
+    <w:p/>
+    <w:p/>
+    <w:p/>
+    <w:p/>
+    <w:p/>
+    <w:p/>
+    <w:p/>
+    <w:p>
+      <w:pPr>
+        <w:pStyle w:val="Ttulo2"/>
+      </w:pPr>
+      <w:r>
+        <w:lastRenderedPageBreak/>
+        <w:t xml:space="preserve">7.5 </w:t>
+      </w:r>
+      <w:proofErr w:type="spellStart"/>
+      <w:r>
+        <w:t>Wireframe</w:t>
+      </w:r>
+      <w:proofErr w:type="spellEnd"/>
+    </w:p>
+    <w:p>
+      <w:proofErr w:type="spellStart"/>
+      <w:r>
+        <w:t>Wireframe</w:t>
+      </w:r>
+      <w:proofErr w:type="spellEnd"/>
+      <w:r>
+        <w:t xml:space="preserve"> App Android (Enfermera):</w:t>
+      </w:r>
+    </w:p>
+    <w:p>
+      <w:pPr>
+        <w:pStyle w:val="Prrafodelista"/>
+        <w:numPr>
+          <w:ilvl w:val="0"/>
+          <w:numId w:val="26"/>
+        </w:numPr>
+      </w:pPr>
+      <w:r>
+        <w:t>Pantalla de Login.</w:t>
+      </w:r>
+    </w:p>
+    <w:p>
+      <w:pPr>
+        <w:pStyle w:val="Prrafodelista"/>
+        <w:numPr>
+          <w:ilvl w:val="0"/>
+          <w:numId w:val="26"/>
+        </w:numPr>
+      </w:pPr>
+      <w:r>
+        <w:t>Pantalla principal con el botón gigante de "Escanear QR".</w:t>
+      </w:r>
+    </w:p>
+    <w:p>
+      <w:pPr>
+        <w:pStyle w:val="Prrafodelista"/>
+        <w:numPr>
+          <w:ilvl w:val="0"/>
+          <w:numId w:val="26"/>
+        </w:numPr>
+      </w:pPr>
+      <w:r>
+        <w:rPr>
+          <w:noProof/>
+        </w:rPr>
+        <w:drawing>
+          <wp:anchor distT="0" distB="0" distL="114300" distR="114300" simplePos="0" relativeHeight="251666432" behindDoc="0" locked="0" layoutInCell="1" allowOverlap="1" wp14:anchorId="618DC9BF" wp14:editId="47D19E8C">
+            <wp:simplePos x="0" y="0"/>
+            <wp:positionH relativeFrom="column">
+              <wp:posOffset>1577340</wp:posOffset>
+            </wp:positionH>
+            <wp:positionV relativeFrom="paragraph">
+              <wp:posOffset>283210</wp:posOffset>
+            </wp:positionV>
+            <wp:extent cx="1556385" cy="3371850"/>
+            <wp:effectExtent l="0" t="0" r="0" b="0"/>
+            <wp:wrapSquare wrapText="bothSides"/>
+            <wp:docPr id="299922564" name="Imagen 2"/>
+            <wp:cNvGraphicFramePr>
+              <a:graphicFrameLocks xmlns:a="http://schemas.openxmlformats.org/drawingml/2006/main" noChangeAspect="1"/>
+            </wp:cNvGraphicFramePr>
+            <a:graphic xmlns:a="http://schemas.openxmlformats.org/drawingml/2006/main">
+              <a:graphicData uri="http://schemas.openxmlformats.org/drawingml/2006/picture">
+                <pic:pic xmlns:pic="http://schemas.openxmlformats.org/drawingml/2006/picture">
+                  <pic:nvPicPr>
+                    <pic:cNvPr id="0" name="Picture 2"/>
+                    <pic:cNvPicPr>
+                      <a:picLocks noChangeAspect="1" noChangeArrowheads="1"/>
+                    </pic:cNvPicPr>
+                  </pic:nvPicPr>
+                  <pic:blipFill>
+                    <a:blip r:embed="rId15">
+                      <a:extLst>
+                        <a:ext uri="{28A0092B-C50C-407E-A947-70E740481C1C}">
+                          <a14:useLocalDpi xmlns:a14="http://schemas.microsoft.com/office/drawing/2010/main" val="0"/>
+                        </a:ext>
+                      </a:extLst>
+                    </a:blip>
+                    <a:srcRect/>
+                    <a:stretch>
+                      <a:fillRect/>
+                    </a:stretch>
+                  </pic:blipFill>
+                  <pic:spPr bwMode="auto">
+                    <a:xfrm flipH="1">
+                      <a:off x="0" y="0"/>
+                      <a:ext cx="1556385" cy="3371850"/>
+                    </a:xfrm>
+                    <a:prstGeom prst="rect">
+                      <a:avLst/>
+                    </a:prstGeom>
+                    <a:noFill/>
+                    <a:ln>
+                      <a:noFill/>
+                    </a:ln>
+                  </pic:spPr>
+                </pic:pic>
+              </a:graphicData>
+            </a:graphic>
+          </wp:anchor>
+        </w:drawing>
+      </w:r>
+      <w:r>
+        <w:t>Pantalla del resultado del escáner (Ficha rápida del paciente).</w:t>
+      </w:r>
+    </w:p>
+    <w:p>
+      <w:r>
+        <w:rPr>
+          <w:noProof/>
+        </w:rPr>
+        <w:drawing>
+          <wp:anchor distT="0" distB="0" distL="114300" distR="114300" simplePos="0" relativeHeight="251665408" behindDoc="0" locked="0" layoutInCell="1" allowOverlap="1" wp14:anchorId="6A7ECAE7" wp14:editId="3DF75FD8">
+            <wp:simplePos x="0" y="0"/>
+            <wp:positionH relativeFrom="column">
+              <wp:posOffset>3341370</wp:posOffset>
+            </wp:positionH>
+            <wp:positionV relativeFrom="paragraph">
+              <wp:posOffset>34290</wp:posOffset>
+            </wp:positionV>
+            <wp:extent cx="1512638" cy="3276600"/>
+            <wp:effectExtent l="0" t="0" r="0" b="0"/>
+            <wp:wrapSquare wrapText="bothSides"/>
+            <wp:docPr id="271965869" name="Imagen 3"/>
+            <wp:cNvGraphicFramePr>
+              <a:graphicFrameLocks xmlns:a="http://schemas.openxmlformats.org/drawingml/2006/main" noChangeAspect="1"/>
+            </wp:cNvGraphicFramePr>
+            <a:graphic xmlns:a="http://schemas.openxmlformats.org/drawingml/2006/main">
+              <a:graphicData uri="http://schemas.openxmlformats.org/drawingml/2006/picture">
+                <pic:pic xmlns:pic="http://schemas.openxmlformats.org/drawingml/2006/picture">
+                  <pic:nvPicPr>
+                    <pic:cNvPr id="0" name="Picture 3"/>
+                    <pic:cNvPicPr>
+                      <a:picLocks noChangeAspect="1" noChangeArrowheads="1"/>
+                    </pic:cNvPicPr>
+                  </pic:nvPicPr>
+                  <pic:blipFill>
+                    <a:blip r:embed="rId16" cstate="print">
+                      <a:extLst>
+                        <a:ext uri="{28A0092B-C50C-407E-A947-70E740481C1C}">
+                          <a14:useLocalDpi xmlns:a14="http://schemas.microsoft.com/office/drawing/2010/main" val="0"/>
+                        </a:ext>
+                      </a:extLst>
+                    </a:blip>
+                    <a:srcRect/>
+                    <a:stretch>
+                      <a:fillRect/>
+                    </a:stretch>
+                  </pic:blipFill>
+                  <pic:spPr bwMode="auto">
+                    <a:xfrm>
+                      <a:off x="0" y="0"/>
+                      <a:ext cx="1512638" cy="3276600"/>
+                    </a:xfrm>
+                    <a:prstGeom prst="rect">
+                      <a:avLst/>
+                    </a:prstGeom>
+                    <a:noFill/>
+                    <a:ln>
+                      <a:noFill/>
+                    </a:ln>
+                  </pic:spPr>
+                </pic:pic>
+              </a:graphicData>
+            </a:graphic>
+            <wp14:sizeRelH relativeFrom="margin">
+              <wp14:pctWidth>0</wp14:pctWidth>
+            </wp14:sizeRelH>
+            <wp14:sizeRelV relativeFrom="margin">
+              <wp14:pctHeight>0</wp14:pctHeight>
+            </wp14:sizeRelV>
+          </wp:anchor>
+        </w:drawing>
+      </w:r>
+      <w:r>
+        <w:rPr>
+          <w:noProof/>
+        </w:rPr>
+        <w:drawing>
+          <wp:anchor distT="0" distB="0" distL="114300" distR="114300" simplePos="0" relativeHeight="251664384" behindDoc="0" locked="0" layoutInCell="1" allowOverlap="1" wp14:anchorId="524228E2" wp14:editId="213D0BB8">
+            <wp:simplePos x="0" y="0"/>
+            <wp:positionH relativeFrom="margin">
+              <wp:posOffset>-22860</wp:posOffset>
+            </wp:positionH>
+            <wp:positionV relativeFrom="paragraph">
+              <wp:posOffset>132080</wp:posOffset>
+            </wp:positionV>
+            <wp:extent cx="1356995" cy="2939415"/>
+            <wp:effectExtent l="0" t="0" r="0" b="0"/>
+            <wp:wrapSquare wrapText="bothSides"/>
+            <wp:docPr id="1218114558" name="Imagen 4"/>
+            <wp:cNvGraphicFramePr>
+              <a:graphicFrameLocks xmlns:a="http://schemas.openxmlformats.org/drawingml/2006/main" noChangeAspect="1"/>
+            </wp:cNvGraphicFramePr>
+            <a:graphic xmlns:a="http://schemas.openxmlformats.org/drawingml/2006/main">
+              <a:graphicData uri="http://schemas.openxmlformats.org/drawingml/2006/picture">
+                <pic:pic xmlns:pic="http://schemas.openxmlformats.org/drawingml/2006/picture">
+                  <pic:nvPicPr>
+                    <pic:cNvPr id="0" name="Picture 4"/>
+                    <pic:cNvPicPr>
+                      <a:picLocks noChangeAspect="1" noChangeArrowheads="1"/>
+                    </pic:cNvPicPr>
+                  </pic:nvPicPr>
+                  <pic:blipFill>
+                    <a:blip r:embed="rId17" cstate="print">
+                      <a:extLst>
+                        <a:ext uri="{28A0092B-C50C-407E-A947-70E740481C1C}">
+                          <a14:useLocalDpi xmlns:a14="http://schemas.microsoft.com/office/drawing/2010/main" val="0"/>
+                        </a:ext>
+                      </a:extLst>
+                    </a:blip>
+                    <a:srcRect/>
+                    <a:stretch>
+                      <a:fillRect/>
+                    </a:stretch>
+                  </pic:blipFill>
+                  <pic:spPr bwMode="auto">
+                    <a:xfrm>
+                      <a:off x="0" y="0"/>
+                      <a:ext cx="1356995" cy="2939415"/>
+                    </a:xfrm>
+                    <a:prstGeom prst="rect">
+                      <a:avLst/>
+                    </a:prstGeom>
+                    <a:noFill/>
+                    <a:ln>
+                      <a:noFill/>
+                    </a:ln>
+                  </pic:spPr>
+                </pic:pic>
+              </a:graphicData>
+            </a:graphic>
+            <wp14:sizeRelH relativeFrom="margin">
+              <wp14:pctWidth>0</wp14:pctWidth>
+            </wp14:sizeRelH>
+            <wp14:sizeRelV relativeFrom="margin">
+              <wp14:pctHeight>0</wp14:pctHeight>
+            </wp14:sizeRelV>
+          </wp:anchor>
+        </w:drawing>
+      </w:r>
+    </w:p>
+    <w:p/>
+    <w:p/>
+    <w:p/>
+    <w:p/>
+    <w:p/>
+    <w:p/>
+    <w:p/>
+    <w:p/>
+    <w:p/>
+    <w:p/>
+    <w:p>
+      <w:proofErr w:type="spellStart"/>
+      <w:r>
+        <w:t>Wireframe</w:t>
+      </w:r>
+      <w:proofErr w:type="spellEnd"/>
+      <w:r>
+        <w:t xml:space="preserve"> App Escritorio (Administrativo/Médico):</w:t>
+      </w:r>
+    </w:p>
+    <w:p>
+      <w:pPr>
+        <w:pStyle w:val="Prrafodelista"/>
+        <w:numPr>
+          <w:ilvl w:val="0"/>
+          <w:numId w:val="27"/>
+        </w:numPr>
+      </w:pPr>
+      <w:r>
+        <w:t>Pantalla de Login.</w:t>
+      </w:r>
+    </w:p>
+    <w:p>
+      <w:pPr>
+        <w:pStyle w:val="Prrafodelista"/>
+        <w:numPr>
+          <w:ilvl w:val="0"/>
+          <w:numId w:val="27"/>
+        </w:numPr>
+      </w:pPr>
+      <w:r>
+        <w:t>Menú principal (</w:t>
+      </w:r>
+      <w:proofErr w:type="spellStart"/>
+      <w:r>
+        <w:t>Dashboard</w:t>
+      </w:r>
+      <w:proofErr w:type="spellEnd"/>
+      <w:r>
+        <w:t>) con el panel lateral de navegación.</w:t>
+      </w:r>
+    </w:p>
+    <w:p>
+      <w:pPr>
+        <w:pStyle w:val="Prrafodelista"/>
+        <w:numPr>
+          <w:ilvl w:val="0"/>
+          <w:numId w:val="27"/>
+        </w:numPr>
+      </w:pPr>
+      <w:r>
+        <w:t>Pantalla de gestión de turnos/agenda laboral.</w:t>
       </w:r>
     </w:p>
     <w:p/>
@@ -7300,8 +7681,8 @@
       </w:r>
     </w:p>
     <w:sectPr>
-      <w:headerReference w:type="default" r:id="rId14"/>
-      <w:headerReference w:type="first" r:id="rId15"/>
+      <w:headerReference w:type="default" r:id="rId18"/>
+      <w:headerReference w:type="first" r:id="rId19"/>
       <w:pgSz w:w="11909" w:h="16834"/>
       <w:pgMar w:top="1440" w:right="1440" w:bottom="1440" w:left="1440" w:header="720" w:footer="0" w:gutter="0"/>
       <w:pgNumType w:start="1"/>
@@ -7629,6 +8010,119 @@
     </w:lvl>
   </w:abstractNum>
   <w:abstractNum w:abstractNumId="1" w15:restartNumberingAfterBreak="0">
+    <w:nsid w:val="0B073621"/>
+    <w:multiLevelType w:val="hybridMultilevel"/>
+    <w:tmpl w:val="94FAA3E6"/>
+    <w:lvl w:ilvl="0" w:tplc="0C0A0001">
+      <w:start w:val="1"/>
+      <w:numFmt w:val="bullet"/>
+      <w:lvlText w:val=""/>
+      <w:lvlJc w:val="left"/>
+      <w:pPr>
+        <w:ind w:left="720" w:hanging="360"/>
+      </w:pPr>
+      <w:rPr>
+        <w:rFonts w:ascii="Symbol" w:hAnsi="Symbol" w:hint="default"/>
+      </w:rPr>
+    </w:lvl>
+    <w:lvl w:ilvl="1" w:tplc="0C0A0003" w:tentative="1">
+      <w:start w:val="1"/>
+      <w:numFmt w:val="bullet"/>
+      <w:lvlText w:val="o"/>
+      <w:lvlJc w:val="left"/>
+      <w:pPr>
+        <w:ind w:left="1440" w:hanging="360"/>
+      </w:pPr>
+      <w:rPr>
+        <w:rFonts w:ascii="Courier New" w:hAnsi="Courier New" w:cs="Courier New" w:hint="default"/>
+      </w:rPr>
+    </w:lvl>
+    <w:lvl w:ilvl="2" w:tplc="0C0A0005" w:tentative="1">
+      <w:start w:val="1"/>
+      <w:numFmt w:val="bullet"/>
+      <w:lvlText w:val=""/>
+      <w:lvlJc w:val="left"/>
+      <w:pPr>
+        <w:ind w:left="2160" w:hanging="360"/>
+      </w:pPr>
+      <w:rPr>
+        <w:rFonts w:ascii="Wingdings" w:hAnsi="Wingdings" w:hint="default"/>
+      </w:rPr>
+    </w:lvl>
+    <w:lvl w:ilvl="3" w:tplc="0C0A0001" w:tentative="1">
+      <w:start w:val="1"/>
+      <w:numFmt w:val="bullet"/>
+      <w:lvlText w:val=""/>
+      <w:lvlJc w:val="left"/>
+      <w:pPr>
+        <w:ind w:left="2880" w:hanging="360"/>
+      </w:pPr>
+      <w:rPr>
+        <w:rFonts w:ascii="Symbol" w:hAnsi="Symbol" w:hint="default"/>
+      </w:rPr>
+    </w:lvl>
+    <w:lvl w:ilvl="4" w:tplc="0C0A0003" w:tentative="1">
+      <w:start w:val="1"/>
+      <w:numFmt w:val="bullet"/>
+      <w:lvlText w:val="o"/>
+      <w:lvlJc w:val="left"/>
+      <w:pPr>
+        <w:ind w:left="3600" w:hanging="360"/>
+      </w:pPr>
+      <w:rPr>
+        <w:rFonts w:ascii="Courier New" w:hAnsi="Courier New" w:cs="Courier New" w:hint="default"/>
+      </w:rPr>
+    </w:lvl>
+    <w:lvl w:ilvl="5" w:tplc="0C0A0005" w:tentative="1">
+      <w:start w:val="1"/>
+      <w:numFmt w:val="bullet"/>
+      <w:lvlText w:val=""/>
+      <w:lvlJc w:val="left"/>
+      <w:pPr>
+        <w:ind w:left="4320" w:hanging="360"/>
+      </w:pPr>
+      <w:rPr>
+        <w:rFonts w:ascii="Wingdings" w:hAnsi="Wingdings" w:hint="default"/>
+      </w:rPr>
+    </w:lvl>
+    <w:lvl w:ilvl="6" w:tplc="0C0A0001" w:tentative="1">
+      <w:start w:val="1"/>
+      <w:numFmt w:val="bullet"/>
+      <w:lvlText w:val=""/>
+      <w:lvlJc w:val="left"/>
+      <w:pPr>
+        <w:ind w:left="5040" w:hanging="360"/>
+      </w:pPr>
+      <w:rPr>
+        <w:rFonts w:ascii="Symbol" w:hAnsi="Symbol" w:hint="default"/>
+      </w:rPr>
+    </w:lvl>
+    <w:lvl w:ilvl="7" w:tplc="0C0A0003" w:tentative="1">
+      <w:start w:val="1"/>
+      <w:numFmt w:val="bullet"/>
+      <w:lvlText w:val="o"/>
+      <w:lvlJc w:val="left"/>
+      <w:pPr>
+        <w:ind w:left="5760" w:hanging="360"/>
+      </w:pPr>
+      <w:rPr>
+        <w:rFonts w:ascii="Courier New" w:hAnsi="Courier New" w:cs="Courier New" w:hint="default"/>
+      </w:rPr>
+    </w:lvl>
+    <w:lvl w:ilvl="8" w:tplc="0C0A0005" w:tentative="1">
+      <w:start w:val="1"/>
+      <w:numFmt w:val="bullet"/>
+      <w:lvlText w:val=""/>
+      <w:lvlJc w:val="left"/>
+      <w:pPr>
+        <w:ind w:left="6480" w:hanging="360"/>
+      </w:pPr>
+      <w:rPr>
+        <w:rFonts w:ascii="Wingdings" w:hAnsi="Wingdings" w:hint="default"/>
+      </w:rPr>
+    </w:lvl>
+  </w:abstractNum>
+  <w:abstractNum w:abstractNumId="2" w15:restartNumberingAfterBreak="0">
     <w:nsid w:val="0B8E0180"/>
     <w:multiLevelType w:val="hybridMultilevel"/>
     <w:tmpl w:val="6B3AEBDC"/>
@@ -7741,7 +8235,7 @@
       </w:rPr>
     </w:lvl>
   </w:abstractNum>
-  <w:abstractNum w:abstractNumId="2" w15:restartNumberingAfterBreak="0">
+  <w:abstractNum w:abstractNumId="3" w15:restartNumberingAfterBreak="0">
     <w:nsid w:val="0CCA643E"/>
     <w:multiLevelType w:val="hybridMultilevel"/>
     <w:tmpl w:val="1136A8DA"/>
@@ -7830,7 +8324,7 @@
       </w:pPr>
     </w:lvl>
   </w:abstractNum>
-  <w:abstractNum w:abstractNumId="3" w15:restartNumberingAfterBreak="0">
+  <w:abstractNum w:abstractNumId="4" w15:restartNumberingAfterBreak="0">
     <w:nsid w:val="11935620"/>
     <w:multiLevelType w:val="hybridMultilevel"/>
     <w:tmpl w:val="7F28A674"/>
@@ -7919,7 +8413,7 @@
       </w:pPr>
     </w:lvl>
   </w:abstractNum>
-  <w:abstractNum w:abstractNumId="4" w15:restartNumberingAfterBreak="0">
+  <w:abstractNum w:abstractNumId="5" w15:restartNumberingAfterBreak="0">
     <w:nsid w:val="13A67678"/>
     <w:multiLevelType w:val="hybridMultilevel"/>
     <w:tmpl w:val="64DA93DC"/>
@@ -8008,7 +8502,7 @@
       </w:pPr>
     </w:lvl>
   </w:abstractNum>
-  <w:abstractNum w:abstractNumId="5" w15:restartNumberingAfterBreak="0">
+  <w:abstractNum w:abstractNumId="6" w15:restartNumberingAfterBreak="0">
     <w:nsid w:val="16BE1A08"/>
     <w:multiLevelType w:val="multilevel"/>
     <w:tmpl w:val="CAFE20EE"/>
@@ -8157,7 +8651,7 @@
       </w:rPr>
     </w:lvl>
   </w:abstractNum>
-  <w:abstractNum w:abstractNumId="6" w15:restartNumberingAfterBreak="0">
+  <w:abstractNum w:abstractNumId="7" w15:restartNumberingAfterBreak="0">
     <w:nsid w:val="19F80738"/>
     <w:multiLevelType w:val="hybridMultilevel"/>
     <w:tmpl w:val="41D4C086"/>
@@ -8246,7 +8740,7 @@
       </w:pPr>
     </w:lvl>
   </w:abstractNum>
-  <w:abstractNum w:abstractNumId="7" w15:restartNumberingAfterBreak="0">
+  <w:abstractNum w:abstractNumId="8" w15:restartNumberingAfterBreak="0">
     <w:nsid w:val="1C1805AA"/>
     <w:multiLevelType w:val="hybridMultilevel"/>
     <w:tmpl w:val="1264E3F2"/>
@@ -8359,7 +8853,7 @@
       </w:rPr>
     </w:lvl>
   </w:abstractNum>
-  <w:abstractNum w:abstractNumId="8" w15:restartNumberingAfterBreak="0">
+  <w:abstractNum w:abstractNumId="9" w15:restartNumberingAfterBreak="0">
     <w:nsid w:val="1E497B12"/>
     <w:multiLevelType w:val="hybridMultilevel"/>
     <w:tmpl w:val="5F4C6ECC"/>
@@ -8472,7 +8966,7 @@
       </w:rPr>
     </w:lvl>
   </w:abstractNum>
-  <w:abstractNum w:abstractNumId="9" w15:restartNumberingAfterBreak="0">
+  <w:abstractNum w:abstractNumId="10" w15:restartNumberingAfterBreak="0">
     <w:nsid w:val="1EBC368F"/>
     <w:multiLevelType w:val="multilevel"/>
     <w:tmpl w:val="72DE3258"/>
@@ -8558,7 +9052,7 @@
       </w:pPr>
     </w:lvl>
   </w:abstractNum>
-  <w:abstractNum w:abstractNumId="10" w15:restartNumberingAfterBreak="0">
+  <w:abstractNum w:abstractNumId="11" w15:restartNumberingAfterBreak="0">
     <w:nsid w:val="25520362"/>
     <w:multiLevelType w:val="hybridMultilevel"/>
     <w:tmpl w:val="E2BE0E44"/>
@@ -8647,7 +9141,7 @@
       </w:pPr>
     </w:lvl>
   </w:abstractNum>
-  <w:abstractNum w:abstractNumId="11" w15:restartNumberingAfterBreak="0">
+  <w:abstractNum w:abstractNumId="12" w15:restartNumberingAfterBreak="0">
     <w:nsid w:val="25A868CF"/>
     <w:multiLevelType w:val="hybridMultilevel"/>
     <w:tmpl w:val="1F3EFD98"/>
@@ -8733,7 +9227,7 @@
       </w:pPr>
     </w:lvl>
   </w:abstractNum>
-  <w:abstractNum w:abstractNumId="12" w15:restartNumberingAfterBreak="0">
+  <w:abstractNum w:abstractNumId="13" w15:restartNumberingAfterBreak="0">
     <w:nsid w:val="27C85B7D"/>
     <w:multiLevelType w:val="multilevel"/>
     <w:tmpl w:val="3564B36C"/>
@@ -8882,7 +9376,7 @@
       </w:rPr>
     </w:lvl>
   </w:abstractNum>
-  <w:abstractNum w:abstractNumId="13" w15:restartNumberingAfterBreak="0">
+  <w:abstractNum w:abstractNumId="14" w15:restartNumberingAfterBreak="0">
     <w:nsid w:val="315F43C4"/>
     <w:multiLevelType w:val="multilevel"/>
     <w:tmpl w:val="40069E20"/>
@@ -8995,7 +9489,7 @@
       </w:rPr>
     </w:lvl>
   </w:abstractNum>
-  <w:abstractNum w:abstractNumId="14" w15:restartNumberingAfterBreak="0">
+  <w:abstractNum w:abstractNumId="15" w15:restartNumberingAfterBreak="0">
     <w:nsid w:val="3B49303B"/>
     <w:multiLevelType w:val="hybridMultilevel"/>
     <w:tmpl w:val="EABE4226"/>
@@ -9108,7 +9602,7 @@
       </w:rPr>
     </w:lvl>
   </w:abstractNum>
-  <w:abstractNum w:abstractNumId="15" w15:restartNumberingAfterBreak="0">
+  <w:abstractNum w:abstractNumId="16" w15:restartNumberingAfterBreak="0">
     <w:nsid w:val="4F8F57FB"/>
     <w:multiLevelType w:val="hybridMultilevel"/>
     <w:tmpl w:val="0602BD0A"/>
@@ -9197,7 +9691,7 @@
       </w:pPr>
     </w:lvl>
   </w:abstractNum>
-  <w:abstractNum w:abstractNumId="16" w15:restartNumberingAfterBreak="0">
+  <w:abstractNum w:abstractNumId="17" w15:restartNumberingAfterBreak="0">
     <w:nsid w:val="505937FD"/>
     <w:multiLevelType w:val="hybridMultilevel"/>
     <w:tmpl w:val="41E8B920"/>
@@ -9283,7 +9777,7 @@
       </w:pPr>
     </w:lvl>
   </w:abstractNum>
-  <w:abstractNum w:abstractNumId="17" w15:restartNumberingAfterBreak="0">
+  <w:abstractNum w:abstractNumId="18" w15:restartNumberingAfterBreak="0">
     <w:nsid w:val="51555E00"/>
     <w:multiLevelType w:val="multilevel"/>
     <w:tmpl w:val="D41E289C"/>
@@ -9369,7 +9863,7 @@
       </w:pPr>
     </w:lvl>
   </w:abstractNum>
-  <w:abstractNum w:abstractNumId="18" w15:restartNumberingAfterBreak="0">
+  <w:abstractNum w:abstractNumId="19" w15:restartNumberingAfterBreak="0">
     <w:nsid w:val="518468B8"/>
     <w:multiLevelType w:val="multilevel"/>
     <w:tmpl w:val="56E2AEBE"/>
@@ -9518,7 +10012,7 @@
       </w:rPr>
     </w:lvl>
   </w:abstractNum>
-  <w:abstractNum w:abstractNumId="19" w15:restartNumberingAfterBreak="0">
+  <w:abstractNum w:abstractNumId="20" w15:restartNumberingAfterBreak="0">
     <w:nsid w:val="53633302"/>
     <w:multiLevelType w:val="hybridMultilevel"/>
     <w:tmpl w:val="243459B8"/>
@@ -9607,7 +10101,7 @@
       </w:pPr>
     </w:lvl>
   </w:abstractNum>
-  <w:abstractNum w:abstractNumId="20" w15:restartNumberingAfterBreak="0">
+  <w:abstractNum w:abstractNumId="21" w15:restartNumberingAfterBreak="0">
     <w:nsid w:val="54C37510"/>
     <w:multiLevelType w:val="hybridMultilevel"/>
     <w:tmpl w:val="6142A5C4"/>
@@ -9720,7 +10214,120 @@
       </w:rPr>
     </w:lvl>
   </w:abstractNum>
-  <w:abstractNum w:abstractNumId="21" w15:restartNumberingAfterBreak="0">
+  <w:abstractNum w:abstractNumId="22" w15:restartNumberingAfterBreak="0">
+    <w:nsid w:val="57F942FB"/>
+    <w:multiLevelType w:val="hybridMultilevel"/>
+    <w:tmpl w:val="D0E0B0E6"/>
+    <w:lvl w:ilvl="0" w:tplc="0C0A0001">
+      <w:start w:val="1"/>
+      <w:numFmt w:val="bullet"/>
+      <w:lvlText w:val=""/>
+      <w:lvlJc w:val="left"/>
+      <w:pPr>
+        <w:ind w:left="720" w:hanging="360"/>
+      </w:pPr>
+      <w:rPr>
+        <w:rFonts w:ascii="Symbol" w:hAnsi="Symbol" w:hint="default"/>
+      </w:rPr>
+    </w:lvl>
+    <w:lvl w:ilvl="1" w:tplc="0C0A0003" w:tentative="1">
+      <w:start w:val="1"/>
+      <w:numFmt w:val="bullet"/>
+      <w:lvlText w:val="o"/>
+      <w:lvlJc w:val="left"/>
+      <w:pPr>
+        <w:ind w:left="1440" w:hanging="360"/>
+      </w:pPr>
+      <w:rPr>
+        <w:rFonts w:ascii="Courier New" w:hAnsi="Courier New" w:cs="Courier New" w:hint="default"/>
+      </w:rPr>
+    </w:lvl>
+    <w:lvl w:ilvl="2" w:tplc="0C0A0005" w:tentative="1">
+      <w:start w:val="1"/>
+      <w:numFmt w:val="bullet"/>
+      <w:lvlText w:val=""/>
+      <w:lvlJc w:val="left"/>
+      <w:pPr>
+        <w:ind w:left="2160" w:hanging="360"/>
+      </w:pPr>
+      <w:rPr>
+        <w:rFonts w:ascii="Wingdings" w:hAnsi="Wingdings" w:hint="default"/>
+      </w:rPr>
+    </w:lvl>
+    <w:lvl w:ilvl="3" w:tplc="0C0A0001" w:tentative="1">
+      <w:start w:val="1"/>
+      <w:numFmt w:val="bullet"/>
+      <w:lvlText w:val=""/>
+      <w:lvlJc w:val="left"/>
+      <w:pPr>
+        <w:ind w:left="2880" w:hanging="360"/>
+      </w:pPr>
+      <w:rPr>
+        <w:rFonts w:ascii="Symbol" w:hAnsi="Symbol" w:hint="default"/>
+      </w:rPr>
+    </w:lvl>
+    <w:lvl w:ilvl="4" w:tplc="0C0A0003" w:tentative="1">
+      <w:start w:val="1"/>
+      <w:numFmt w:val="bullet"/>
+      <w:lvlText w:val="o"/>
+      <w:lvlJc w:val="left"/>
+      <w:pPr>
+        <w:ind w:left="3600" w:hanging="360"/>
+      </w:pPr>
+      <w:rPr>
+        <w:rFonts w:ascii="Courier New" w:hAnsi="Courier New" w:cs="Courier New" w:hint="default"/>
+      </w:rPr>
+    </w:lvl>
+    <w:lvl w:ilvl="5" w:tplc="0C0A0005" w:tentative="1">
+      <w:start w:val="1"/>
+      <w:numFmt w:val="bullet"/>
+      <w:lvlText w:val=""/>
+      <w:lvlJc w:val="left"/>
+      <w:pPr>
+        <w:ind w:left="4320" w:hanging="360"/>
+      </w:pPr>
+      <w:rPr>
+        <w:rFonts w:ascii="Wingdings" w:hAnsi="Wingdings" w:hint="default"/>
+      </w:rPr>
+    </w:lvl>
+    <w:lvl w:ilvl="6" w:tplc="0C0A0001" w:tentative="1">
+      <w:start w:val="1"/>
+      <w:numFmt w:val="bullet"/>
+      <w:lvlText w:val=""/>
+      <w:lvlJc w:val="left"/>
+      <w:pPr>
+        <w:ind w:left="5040" w:hanging="360"/>
+      </w:pPr>
+      <w:rPr>
+        <w:rFonts w:ascii="Symbol" w:hAnsi="Symbol" w:hint="default"/>
+      </w:rPr>
+    </w:lvl>
+    <w:lvl w:ilvl="7" w:tplc="0C0A0003" w:tentative="1">
+      <w:start w:val="1"/>
+      <w:numFmt w:val="bullet"/>
+      <w:lvlText w:val="o"/>
+      <w:lvlJc w:val="left"/>
+      <w:pPr>
+        <w:ind w:left="5760" w:hanging="360"/>
+      </w:pPr>
+      <w:rPr>
+        <w:rFonts w:ascii="Courier New" w:hAnsi="Courier New" w:cs="Courier New" w:hint="default"/>
+      </w:rPr>
+    </w:lvl>
+    <w:lvl w:ilvl="8" w:tplc="0C0A0005" w:tentative="1">
+      <w:start w:val="1"/>
+      <w:numFmt w:val="bullet"/>
+      <w:lvlText w:val=""/>
+      <w:lvlJc w:val="left"/>
+      <w:pPr>
+        <w:ind w:left="6480" w:hanging="360"/>
+      </w:pPr>
+      <w:rPr>
+        <w:rFonts w:ascii="Wingdings" w:hAnsi="Wingdings" w:hint="default"/>
+      </w:rPr>
+    </w:lvl>
+  </w:abstractNum>
+  <w:abstractNum w:abstractNumId="23" w15:restartNumberingAfterBreak="0">
     <w:nsid w:val="756865E3"/>
     <w:multiLevelType w:val="multilevel"/>
     <w:tmpl w:val="FE96619C"/>
@@ -9869,7 +10476,7 @@
       </w:rPr>
     </w:lvl>
   </w:abstractNum>
-  <w:abstractNum w:abstractNumId="22" w15:restartNumberingAfterBreak="0">
+  <w:abstractNum w:abstractNumId="24" w15:restartNumberingAfterBreak="0">
     <w:nsid w:val="769A48FF"/>
     <w:multiLevelType w:val="multilevel"/>
     <w:tmpl w:val="B284F9E6"/>
@@ -9971,7 +10578,7 @@
       </w:rPr>
     </w:lvl>
   </w:abstractNum>
-  <w:abstractNum w:abstractNumId="23" w15:restartNumberingAfterBreak="0">
+  <w:abstractNum w:abstractNumId="25" w15:restartNumberingAfterBreak="0">
     <w:nsid w:val="7C6A485C"/>
     <w:multiLevelType w:val="hybridMultilevel"/>
     <w:tmpl w:val="50066974"/>
@@ -10084,7 +10691,7 @@
       </w:rPr>
     </w:lvl>
   </w:abstractNum>
-  <w:abstractNum w:abstractNumId="24" w15:restartNumberingAfterBreak="0">
+  <w:abstractNum w:abstractNumId="26" w15:restartNumberingAfterBreak="0">
     <w:nsid w:val="7FFA5EFB"/>
     <w:multiLevelType w:val="multilevel"/>
     <w:tmpl w:val="3DA2E75C"/>
@@ -10234,16 +10841,16 @@
     </w:lvl>
   </w:abstractNum>
   <w:num w:numId="1" w16cid:durableId="1808430329">
-    <w:abstractNumId w:val="9"/>
+    <w:abstractNumId w:val="10"/>
   </w:num>
   <w:num w:numId="2" w16cid:durableId="525365372">
-    <w:abstractNumId w:val="17"/>
+    <w:abstractNumId w:val="18"/>
   </w:num>
   <w:num w:numId="3" w16cid:durableId="1664620931">
-    <w:abstractNumId w:val="13"/>
+    <w:abstractNumId w:val="14"/>
   </w:num>
   <w:num w:numId="4" w16cid:durableId="758406701">
-    <w:abstractNumId w:val="22"/>
+    <w:abstractNumId w:val="24"/>
     <w:lvlOverride w:ilvl="0">
       <w:startOverride w:val="1"/>
     </w:lvlOverride>
@@ -10257,67 +10864,73 @@
     <w:lvlOverride w:ilvl="8"/>
   </w:num>
   <w:num w:numId="5" w16cid:durableId="1343505807">
-    <w:abstractNumId w:val="14"/>
+    <w:abstractNumId w:val="15"/>
   </w:num>
   <w:num w:numId="6" w16cid:durableId="1064061498">
+    <w:abstractNumId w:val="17"/>
+  </w:num>
+  <w:num w:numId="7" w16cid:durableId="914556358">
+    <w:abstractNumId w:val="5"/>
+  </w:num>
+  <w:num w:numId="8" w16cid:durableId="1938826045">
+    <w:abstractNumId w:val="12"/>
+  </w:num>
+  <w:num w:numId="9" w16cid:durableId="236747927">
+    <w:abstractNumId w:val="2"/>
+  </w:num>
+  <w:num w:numId="10" w16cid:durableId="629289006">
+    <w:abstractNumId w:val="9"/>
+  </w:num>
+  <w:num w:numId="11" w16cid:durableId="785658104">
+    <w:abstractNumId w:val="21"/>
+  </w:num>
+  <w:num w:numId="12" w16cid:durableId="1707293142">
+    <w:abstractNumId w:val="3"/>
+  </w:num>
+  <w:num w:numId="13" w16cid:durableId="1972981288">
+    <w:abstractNumId w:val="4"/>
+  </w:num>
+  <w:num w:numId="14" w16cid:durableId="253168290">
+    <w:abstractNumId w:val="7"/>
+  </w:num>
+  <w:num w:numId="15" w16cid:durableId="680670810">
+    <w:abstractNumId w:val="20"/>
+  </w:num>
+  <w:num w:numId="16" w16cid:durableId="237444939">
+    <w:abstractNumId w:val="11"/>
+  </w:num>
+  <w:num w:numId="17" w16cid:durableId="1765415652">
     <w:abstractNumId w:val="16"/>
   </w:num>
-  <w:num w:numId="7" w16cid:durableId="914556358">
-    <w:abstractNumId w:val="4"/>
-  </w:num>
-  <w:num w:numId="8" w16cid:durableId="1938826045">
-    <w:abstractNumId w:val="11"/>
-  </w:num>
-  <w:num w:numId="9" w16cid:durableId="236747927">
-    <w:abstractNumId w:val="1"/>
-  </w:num>
-  <w:num w:numId="10" w16cid:durableId="629289006">
-    <w:abstractNumId w:val="8"/>
-  </w:num>
-  <w:num w:numId="11" w16cid:durableId="785658104">
-    <w:abstractNumId w:val="20"/>
-  </w:num>
-  <w:num w:numId="12" w16cid:durableId="1707293142">
-    <w:abstractNumId w:val="2"/>
-  </w:num>
-  <w:num w:numId="13" w16cid:durableId="1972981288">
-    <w:abstractNumId w:val="3"/>
-  </w:num>
-  <w:num w:numId="14" w16cid:durableId="253168290">
-    <w:abstractNumId w:val="6"/>
-  </w:num>
-  <w:num w:numId="15" w16cid:durableId="680670810">
-    <w:abstractNumId w:val="19"/>
-  </w:num>
-  <w:num w:numId="16" w16cid:durableId="237444939">
-    <w:abstractNumId w:val="10"/>
-  </w:num>
-  <w:num w:numId="17" w16cid:durableId="1765415652">
-    <w:abstractNumId w:val="15"/>
-  </w:num>
   <w:num w:numId="18" w16cid:durableId="767429265">
-    <w:abstractNumId w:val="23"/>
+    <w:abstractNumId w:val="25"/>
   </w:num>
   <w:num w:numId="19" w16cid:durableId="1629237298">
-    <w:abstractNumId w:val="7"/>
+    <w:abstractNumId w:val="8"/>
   </w:num>
   <w:num w:numId="20" w16cid:durableId="948513654">
     <w:abstractNumId w:val="0"/>
   </w:num>
   <w:num w:numId="21" w16cid:durableId="1214191891">
-    <w:abstractNumId w:val="5"/>
+    <w:abstractNumId w:val="6"/>
   </w:num>
   <w:num w:numId="22" w16cid:durableId="1992519285">
-    <w:abstractNumId w:val="12"/>
+    <w:abstractNumId w:val="13"/>
   </w:num>
   <w:num w:numId="23" w16cid:durableId="2041280235">
-    <w:abstractNumId w:val="21"/>
+    <w:abstractNumId w:val="23"/>
   </w:num>
   <w:num w:numId="24" w16cid:durableId="474296130">
-    <w:abstractNumId w:val="18"/>
+    <w:abstractNumId w:val="19"/>
   </w:num>
   <w:num w:numId="25" w16cid:durableId="953052016">
-    <w:abstractNumId w:val="24"/>
+    <w:abstractNumId w:val="26"/>
+  </w:num>
+  <w:num w:numId="26" w16cid:durableId="239216498">
+    <w:abstractNumId w:val="1"/>
+  </w:num>
+  <w:num w:numId="27" w16cid:durableId="1064180269">
+    <w:abstractNumId w:val="22"/>
   </w:num>
 </w:numbering>
 </file>
@@ -10847,6 +11460,7 @@
   <w:style w:type="character" w:default="1" w:styleId="Fuentedeprrafopredeter">
     <w:name w:val="Default Paragraph Font"/>
     <w:uiPriority w:val="1"/>
+    <w:semiHidden/>
     <w:unhideWhenUsed/>
   </w:style>
   <w:style w:type="table" w:default="1" w:styleId="Tablanormal">
@@ -11397,28 +12011,28 @@
 </file>
 
 <file path=customXml/item1.xml><?xml version="1.0" encoding="utf-8"?>
-<b:Sources xmlns:b="http://schemas.openxmlformats.org/officeDocument/2006/bibliography" xmlns="http://schemas.openxmlformats.org/officeDocument/2006/bibliography" SelectedStyle="\APASixthEditionOfficeOnline.xsl" StyleName="APA" Version="6"/>
-</file>
-
-<file path=customXml/item2.xml><?xml version="1.0" encoding="utf-8"?>
 <go:gDocsCustomXmlDataStorage xmlns:go="http://customooxmlschemas.google.com/" xmlns:r="http://schemas.openxmlformats.org/officeDocument/2006/relationships" uri="GoogleDocsCustomDataVersion2">
   <go:docsCustomData xmlns:go="http://customooxmlschemas.google.com/" roundtripDataSignature="AMtx7mjtTp76A7XcfsA3e8mJS6BPWqp4rA==">CgMxLjAyCGguZ2pkZ3hzMgloLjMwajB6bGwyCWguMWZvYjl0ZTIJaC4zem55c2g3MgloLjJldDkycDAyCGgudHlqY3d0MgloLjNkeTZ2a20yCWguMXQzaDVzZjIJaC40ZDM0b2c4MgloLjJzOGV5bzEyCWguMTdkcDh2dTIJaC4zcmRjcmpuMgloLjI2aW4xcmcyCGgubG54Yno5MgloLjM1bmt1bjIyCWguMWtzdjR1djIJaC40NHNpbmlvMgloLjJqeHN4cWgyCGguejMzN3lhMgloLjNqMnFxbTM4AHIhMW5lMFliWWRuQ3k4bG9vUWRRN2RCbXdrWjQzTkRTd0JD</go:docsCustomData>
 </go:gDocsCustomXmlDataStorage>
 </file>
 
-<file path=customXml/itemProps1.xml><?xml version="1.0" encoding="utf-8"?>
-<ds:datastoreItem xmlns:ds="http://schemas.openxmlformats.org/officeDocument/2006/customXml" ds:itemID="{E66D56AF-1747-4E2C-9179-14FD0640A7CF}">
-  <ds:schemaRefs>
-    <ds:schemaRef ds:uri="http://schemas.openxmlformats.org/officeDocument/2006/bibliography"/>
-  </ds:schemaRefs>
-</ds:datastoreItem>
+<file path=customXml/item2.xml><?xml version="1.0" encoding="utf-8"?>
+<b:Sources xmlns:b="http://schemas.openxmlformats.org/officeDocument/2006/bibliography" xmlns="http://schemas.openxmlformats.org/officeDocument/2006/bibliography" SelectedStyle="\APASixthEditionOfficeOnline.xsl" StyleName="APA" Version="6"/>
 </file>
 
-<file path=customXml/itemProps2.xml><?xml version="1.0" encoding="utf-8"?>
+<file path=customXml/itemProps1.xml><?xml version="1.0" encoding="utf-8"?>
 <ds:datastoreItem xmlns:ds="http://schemas.openxmlformats.org/officeDocument/2006/customXml" ds:itemID="{11111111-1234-1234-1234-123412341234}">
   <ds:schemaRefs>
     <ds:schemaRef ds:uri="http://customooxmlschemas.google.com/"/>
     <ds:schemaRef ds:uri="http://schemas.openxmlformats.org/officeDocument/2006/relationships"/>
   </ds:schemaRefs>
 </ds:datastoreItem>
+</file>
+
+<file path=customXml/itemProps2.xml><?xml version="1.0" encoding="utf-8"?>
+<ds:datastoreItem xmlns:ds="http://schemas.openxmlformats.org/officeDocument/2006/customXml" ds:itemID="{E66D56AF-1747-4E2C-9179-14FD0640A7CF}">
+  <ds:schemaRefs>
+    <ds:schemaRef ds:uri="http://schemas.openxmlformats.org/officeDocument/2006/bibliography"/>
+  </ds:schemaRefs>
+</ds:datastoreItem>
 </file>